--- a/US-Airline-Sector-Financial-Analysis.docx
+++ b/US-Airline-Sector-Financial-Analysis.docx
@@ -585,7 +585,7 @@
       </w:r>
     </w:p>
     <w:bookmarkEnd w:id="29"/>
-    <w:bookmarkStart w:id="60" w:name="united-airlines-ual-financial-analysis"/>
+    <w:bookmarkStart w:id="69" w:name="united-airlines-ual-financial-analysis"/>
     <w:p>
       <w:pPr>
         <w:pStyle w:val="Heading1"/>
@@ -1131,13 +1131,22 @@
     </w:p>
     <w:bookmarkEnd w:id="57"/>
     <w:bookmarkEnd w:id="58"/>
-    <w:bookmarkStart w:id="59" w:name="summary"/>
+    <w:bookmarkStart w:id="67" w:name="efficiency-and-performance-ratios"/>
     <w:p>
       <w:pPr>
         <w:pStyle w:val="Heading2"/>
       </w:pPr>
       <w:r>
-        <w:t xml:space="preserve">4.5 Summary</w:t>
+        <w:t xml:space="preserve">4.5 Efficiency and Performance Ratios</w:t>
+      </w:r>
+    </w:p>
+    <w:bookmarkStart w:id="62" w:name="return-on-assets-roa"/>
+    <w:p>
+      <w:pPr>
+        <w:pStyle w:val="Heading3"/>
+      </w:pPr>
+      <w:r>
+        <w:t xml:space="preserve">4.5.1 Return on Assets (ROA)</w:t>
       </w:r>
     </w:p>
     <w:p>
@@ -1145,43 +1154,7 @@
         <w:pStyle w:val="FirstParagraph"/>
       </w:pPr>
       <w:r>
-        <w:t xml:space="preserve">In summary, United Airlines has demonstrated a robust recovery from the pandemic-induced downturn, marked by a strong rebound in revenue and a return to profitability. The airline’s strategic focus on premium travel segments has paid off, enabling it to achieve healthy operating margins. However, the balance sheet remains highly leveraged, and the capital-intensive nature of the business continues to pressure free cash flow. Moving forward, UAL’s ability to sustain operational cash generation while managing its debt levels will be critical to its long-term financial health and competitive positioning in the evolving airline industry.</w:t>
-      </w:r>
-    </w:p>
-    <w:bookmarkEnd w:id="59"/>
-    <w:bookmarkEnd w:id="60"/>
-    <w:bookmarkStart w:id="91" w:name="jetblue-jblu-financial-analysis"/>
-    <w:p>
-      <w:pPr>
-        <w:pStyle w:val="Heading1"/>
-      </w:pPr>
-      <w:r>
-        <w:t xml:space="preserve">5. JetBlue (JBLU) Financial Analysis</w:t>
-      </w:r>
-    </w:p>
-    <w:p>
-      <w:pPr>
-        <w:pStyle w:val="FirstParagraph"/>
-      </w:pPr>
-      <w:r>
-        <w:t xml:space="preserve">JetBlue Airways occupies a competitive space between legacy carriers and ultra-low-cost operators. Analyzing its financial statements is crucial for understanding the strategic challenges and opportunities for airlines with this hybrid model. This section provides a time-series analysis of JetBlue’s key financial metrics, tracing its performance against the backdrop of an evolving industry.</w:t>
-      </w:r>
-    </w:p>
-    <w:bookmarkStart w:id="64" w:name="market-capitalization"/>
-    <w:p>
-      <w:pPr>
-        <w:pStyle w:val="Heading2"/>
-      </w:pPr>
-      <w:r>
-        <w:t xml:space="preserve">5.1 Market Capitalization</w:t>
-      </w:r>
-    </w:p>
-    <w:p>
-      <w:pPr>
-        <w:pStyle w:val="FirstParagraph"/>
-      </w:pPr>
-      <w:r>
-        <w:t xml:space="preserve">JetBlue’s market capitalization trajectory from 2020 to 2024 reflects the broader industry’s volatility and recovery. The initial sharp decline in early 2020 corresponds with the onset of the COVID-19 pandemic, which severely impacted air travel demand. However, unlike some competitors, JetBlue’s market cap did not recover to pre-pandemic levels by 2024, indicating ongoing challenges in regaining investor confidence amid competitive pressures and operational hurdles.</w:t>
+        <w:t xml:space="preserve">UAL’s Return on Assets (ROA) trajectory highlights the airline’s efficiency in utilizing its asset base to generate profits. The negative ROA during the pandemic years reflects the severe operational challenges faced, while the positive rebound in 2022 and beyond indicates improved asset utilization as travel demand recovered.</w:t>
       </w:r>
     </w:p>
     <w:p>
@@ -1193,18 +1166,18 @@
           <wp:inline>
             <wp:extent cx="5334000" cy="4267200"/>
             <wp:effectExtent b="0" l="0" r="0" t="0"/>
-            <wp:docPr descr="JetBlue (JBLU) Historical Market Capitalization (2020-2024)" title="" id="62" name="Picture"/>
+            <wp:docPr descr="United Airlines (UAL) Quarterly Return on Assets (ROA) (2020-2024)" title="" id="60" name="Picture"/>
             <a:graphic>
               <a:graphicData uri="http://schemas.openxmlformats.org/drawingml/2006/picture">
                 <pic:pic>
                   <pic:nvPicPr>
-                    <pic:cNvPr descr="jblu_financial_analysis_files/figure-docx/jblu-mkt-cap-1.png" id="63" name="Picture"/>
+                    <pic:cNvPr descr="ual_financial_analysis_files/figure-docx/ual-roa-1.png" id="61" name="Picture"/>
                     <pic:cNvPicPr>
                       <a:picLocks noChangeArrowheads="1" noChangeAspect="1"/>
                     </pic:cNvPicPr>
                   </pic:nvPicPr>
                   <pic:blipFill>
-                    <a:blip r:embed="rId61"/>
+                    <a:blip r:embed="rId59"/>
                     <a:stretch>
                       <a:fillRect/>
                     </a:stretch>
@@ -1236,26 +1209,17 @@
         <w:pStyle w:val="ImageCaption"/>
       </w:pPr>
       <w:r>
-        <w:t xml:space="preserve">JetBlue (JBLU) Historical Market Capitalization (2020-2024)</w:t>
-      </w:r>
-    </w:p>
-    <w:bookmarkEnd w:id="64"/>
-    <w:bookmarkStart w:id="69" w:name="income-statement-overview"/>
-    <w:p>
-      <w:pPr>
-        <w:pStyle w:val="Heading2"/>
-      </w:pPr>
-      <w:r>
-        <w:t xml:space="preserve">5.2 Income Statement Overview</w:t>
-      </w:r>
-    </w:p>
-    <w:bookmarkStart w:id="68" w:name="profitability-analysis-1"/>
+        <w:t xml:space="preserve">United Airlines (UAL) Quarterly Return on Assets (ROA) (2020-2024)</w:t>
+      </w:r>
+    </w:p>
+    <w:bookmarkEnd w:id="62"/>
+    <w:bookmarkStart w:id="66" w:name="return-on-equity-roe"/>
     <w:p>
       <w:pPr>
         <w:pStyle w:val="Heading3"/>
       </w:pPr>
       <w:r>
-        <w:t xml:space="preserve">5.2.1 Profitability Analysis</w:t>
+        <w:t xml:space="preserve">4.5.2 Return on Equity (ROE)</w:t>
       </w:r>
     </w:p>
     <w:p>
@@ -1263,7 +1227,7 @@
         <w:pStyle w:val="FirstParagraph"/>
       </w:pPr>
       <w:r>
-        <w:t xml:space="preserve">JetBlue’s path to profitability has been significantly more challenging than that of its larger peers. While revenue has recovered, consistent bottom-line performance remains elusive.</w:t>
+        <w:t xml:space="preserve">UAL’s Return on Equity (ROE) pattern closely follows that of ROA, underscoring the airline’s ability to generate shareholder returns from its equity base. The significant dip during the pandemic years is indicative of the financial strain experienced, while the recovery in subsequent years reflects improved profitability and effective equity utilization.</w:t>
       </w:r>
     </w:p>
     <w:p>
@@ -1275,18 +1239,18 @@
           <wp:inline>
             <wp:extent cx="5334000" cy="4267200"/>
             <wp:effectExtent b="0" l="0" r="0" t="0"/>
-            <wp:docPr descr="JetBlue (JBLU) Quarterly Revenue and Net Income (2020-2024)" title="" id="66" name="Picture"/>
+            <wp:docPr descr="United Airlines (UAL) Quarterly Return on Equity (ROE) (2020-2024)" title="" id="64" name="Picture"/>
             <a:graphic>
               <a:graphicData uri="http://schemas.openxmlformats.org/drawingml/2006/picture">
                 <pic:pic>
                   <pic:nvPicPr>
-                    <pic:cNvPr descr="jblu_financial_analysis_files/figure-docx/jblu-profitability-1.png" id="67" name="Picture"/>
+                    <pic:cNvPr descr="ual_financial_analysis_files/figure-docx/ual-roe-1.png" id="65" name="Picture"/>
                     <pic:cNvPicPr>
                       <a:picLocks noChangeArrowheads="1" noChangeAspect="1"/>
                     </pic:cNvPicPr>
                   </pic:nvPicPr>
                   <pic:blipFill>
-                    <a:blip r:embed="rId65"/>
+                    <a:blip r:embed="rId63"/>
                     <a:stretch>
                       <a:fillRect/>
                     </a:stretch>
@@ -1318,18 +1282,54 @@
         <w:pStyle w:val="ImageCaption"/>
       </w:pPr>
       <w:r>
-        <w:t xml:space="preserve">JetBlue (JBLU) Quarterly Revenue and Net Income (2020-2024)</w:t>
+        <w:t xml:space="preserve">United Airlines (UAL) Quarterly Return on Equity (ROE) (2020-2024)</w:t>
+      </w:r>
+    </w:p>
+    <w:bookmarkEnd w:id="66"/>
+    <w:bookmarkEnd w:id="67"/>
+    <w:bookmarkStart w:id="68" w:name="summary"/>
+    <w:p>
+      <w:pPr>
+        <w:pStyle w:val="Heading2"/>
+      </w:pPr>
+      <w:r>
+        <w:t xml:space="preserve">4.6 Summary</w:t>
+      </w:r>
+    </w:p>
+    <w:p>
+      <w:pPr>
+        <w:pStyle w:val="FirstParagraph"/>
+      </w:pPr>
+      <w:r>
+        <w:t xml:space="preserve">In summary, United Airlines has demonstrated a robust recovery from the pandemic-induced downturn, marked by a strong rebound in revenue and a return to profitability. The airline’s strategic focus on premium travel segments has paid off, enabling it to achieve healthy operating margins. However, the balance sheet remains highly leveraged, and the capital-intensive nature of the business continues to pressure free cash flow. Moving forward, UAL’s ability to sustain operational cash generation while managing its debt levels will be critical to its long-term financial health and competitive positioning in the evolving airline industry.</w:t>
       </w:r>
     </w:p>
     <w:bookmarkEnd w:id="68"/>
     <w:bookmarkEnd w:id="69"/>
-    <w:bookmarkStart w:id="73" w:name="margin-analysis-1"/>
+    <w:bookmarkStart w:id="109" w:name="jetblue-jblu-financial-analysis"/>
+    <w:p>
+      <w:pPr>
+        <w:pStyle w:val="Heading1"/>
+      </w:pPr>
+      <w:r>
+        <w:t xml:space="preserve">5. JetBlue (JBLU) Financial Analysis</w:t>
+      </w:r>
+    </w:p>
+    <w:p>
+      <w:pPr>
+        <w:pStyle w:val="FirstParagraph"/>
+      </w:pPr>
+      <w:r>
+        <w:t xml:space="preserve">JetBlue Airways occupies a competitive space between legacy carriers and ultra-low-cost operators. Analyzing its financial statements is crucial for understanding the strategic challenges and opportunities for airlines with this hybrid model. This section provides a time-series analysis of JetBlue’s key financial metrics, tracing its performance against the backdrop of an evolving industry.</w:t>
+      </w:r>
+    </w:p>
+    <w:bookmarkStart w:id="73" w:name="market-capitalization"/>
     <w:p>
       <w:pPr>
         <w:pStyle w:val="Heading2"/>
       </w:pPr>
       <w:r>
-        <w:t xml:space="preserve">5.3 Margin Analysis</w:t>
+        <w:t xml:space="preserve">5.1 Market Capitalization</w:t>
       </w:r>
     </w:p>
     <w:p>
@@ -1337,7 +1337,7 @@
         <w:pStyle w:val="FirstParagraph"/>
       </w:pPr>
       <w:r>
-        <w:t xml:space="preserve">JetBlue’s recovery trajectory has been fraught with volatility. After a brief return to a small operating and net profit in 2022, the airline slipped back into losses in 2023 and continued to post a net loss in 2024. This persistent margin weakness suggests structural cost pressures, potentially from an uncompetitive labor cost structure or an inefficient route network that faces intense competition from both legacy carriers on premium routes and ultra-low-cost carriers on leisure routes, leaving JetBlue caught in the middle.</w:t>
+        <w:t xml:space="preserve">JetBlue’s market capitalization trajectory from 2020 to 2024 reflects the broader industry’s volatility and recovery. The initial sharp decline in early 2020 corresponds with the onset of the COVID-19 pandemic, which severely impacted air travel demand. However, unlike some competitors, JetBlue’s market cap did not recover to pre-pandemic levels by 2024, indicating ongoing challenges in regaining investor confidence amid competitive pressures and operational hurdles.</w:t>
       </w:r>
     </w:p>
     <w:p>
@@ -1349,12 +1349,12 @@
           <wp:inline>
             <wp:extent cx="5334000" cy="4267200"/>
             <wp:effectExtent b="0" l="0" r="0" t="0"/>
-            <wp:docPr descr="JetBlue (JBLU) Quarterly Operating and Net Margins (2020-2024)" title="" id="71" name="Picture"/>
+            <wp:docPr descr="JetBlue (JBLU) Historical Market Capitalization (2020-2024)" title="" id="71" name="Picture"/>
             <a:graphic>
               <a:graphicData uri="http://schemas.openxmlformats.org/drawingml/2006/picture">
                 <pic:pic>
                   <pic:nvPicPr>
-                    <pic:cNvPr descr="jblu_financial_analysis_files/figure-docx/jblu-margins-1.png" id="72" name="Picture"/>
+                    <pic:cNvPr descr="jblu_financial_analysis_files/figure-docx/jblu-mkt-cap-1.png" id="72" name="Picture"/>
                     <pic:cNvPicPr>
                       <a:picLocks noChangeArrowheads="1" noChangeAspect="1"/>
                     </pic:cNvPicPr>
@@ -1392,17 +1392,26 @@
         <w:pStyle w:val="ImageCaption"/>
       </w:pPr>
       <w:r>
-        <w:t xml:space="preserve">JetBlue (JBLU) Quarterly Operating and Net Margins (2020-2024)</w:t>
+        <w:t xml:space="preserve">JetBlue (JBLU) Historical Market Capitalization (2020-2024)</w:t>
       </w:r>
     </w:p>
     <w:bookmarkEnd w:id="73"/>
-    <w:bookmarkStart w:id="81" w:name="balance-sheet-health-and-leverage-1"/>
+    <w:bookmarkStart w:id="78" w:name="income-statement-overview"/>
     <w:p>
       <w:pPr>
         <w:pStyle w:val="Heading2"/>
       </w:pPr>
       <w:r>
-        <w:t xml:space="preserve">5.4 Balance Sheet Health and Leverage</w:t>
+        <w:t xml:space="preserve">5.2 Income Statement Overview</w:t>
+      </w:r>
+    </w:p>
+    <w:bookmarkStart w:id="77" w:name="profitability-analysis-1"/>
+    <w:p>
+      <w:pPr>
+        <w:pStyle w:val="Heading3"/>
+      </w:pPr>
+      <w:r>
+        <w:t xml:space="preserve">5.2.1 Profitability Analysis</w:t>
       </w:r>
     </w:p>
     <w:p>
@@ -1410,7 +1419,7 @@
         <w:pStyle w:val="FirstParagraph"/>
       </w:pPr>
       <w:r>
-        <w:t xml:space="preserve">JetBlue’s struggle with profitability is reflected in its deteriorating balance sheet health, marked by rising debt levels.</w:t>
+        <w:t xml:space="preserve">JetBlue’s path to profitability has been significantly more challenging than that of its larger peers. While revenue has recovered, consistent bottom-line performance remains elusive.</w:t>
       </w:r>
     </w:p>
     <w:p>
@@ -1422,12 +1431,12 @@
           <wp:inline>
             <wp:extent cx="5334000" cy="4267200"/>
             <wp:effectExtent b="0" l="0" r="0" t="0"/>
-            <wp:docPr descr="JetBlue (JBLU) Quarterly Total Assets, Debt and Equity (2020-2024)" title="" id="75" name="Picture"/>
+            <wp:docPr descr="JetBlue (JBLU) Quarterly Revenue and Net Income (2020-2024)" title="" id="75" name="Picture"/>
             <a:graphic>
               <a:graphicData uri="http://schemas.openxmlformats.org/drawingml/2006/picture">
                 <pic:pic>
                   <pic:nvPicPr>
-                    <pic:cNvPr descr="jblu_financial_analysis_files/figure-docx/jblu-balance-sheet-1.png" id="76" name="Picture"/>
+                    <pic:cNvPr descr="jblu_financial_analysis_files/figure-docx/jblu-profitability-1.png" id="76" name="Picture"/>
                     <pic:cNvPicPr>
                       <a:picLocks noChangeArrowheads="1" noChangeAspect="1"/>
                     </pic:cNvPicPr>
@@ -1465,16 +1474,18 @@
         <w:pStyle w:val="ImageCaption"/>
       </w:pPr>
       <w:r>
-        <w:t xml:space="preserve">JetBlue (JBLU) Quarterly Total Assets, Debt and Equity (2020-2024)</w:t>
-      </w:r>
-    </w:p>
-    <w:bookmarkStart w:id="80" w:name="debt-to-equity-ratio-trend-1"/>
-    <w:p>
-      <w:pPr>
-        <w:pStyle w:val="Heading3"/>
-      </w:pPr>
-      <w:r>
-        <w:t xml:space="preserve">5.4.1 Debt-to-Equity Ratio Trend</w:t>
+        <w:t xml:space="preserve">JetBlue (JBLU) Quarterly Revenue and Net Income (2020-2024)</w:t>
+      </w:r>
+    </w:p>
+    <w:bookmarkEnd w:id="77"/>
+    <w:bookmarkEnd w:id="78"/>
+    <w:bookmarkStart w:id="82" w:name="margin-analysis-1"/>
+    <w:p>
+      <w:pPr>
+        <w:pStyle w:val="Heading2"/>
+      </w:pPr>
+      <w:r>
+        <w:t xml:space="preserve">5.3 Margin Analysis</w:t>
       </w:r>
     </w:p>
     <w:p>
@@ -1482,7 +1493,7 @@
         <w:pStyle w:val="FirstParagraph"/>
       </w:pPr>
       <w:r>
-        <w:t xml:space="preserve">JetBlue’s financial stability has weakened considerably over the five-year period. While the Net Debt to Equity ratio briefly improved in 2021, it has since escalated dramatically, reaching 5x by the end of 2024. This trend is a direct result of equity erosion from persistent net losses and an increase in net debt to fund operations and investments. Such high leverage poses a significant financial risk and constrains the company’s strategic flexibility.</w:t>
+        <w:t xml:space="preserve">JetBlue’s recovery trajectory has been fraught with volatility. After a brief return to a small operating and net profit in 2022, the airline slipped back into losses in 2023 and continued to post a net loss in 2024. This persistent margin weakness suggests structural cost pressures, potentially from an uncompetitive labor cost structure or an inefficient route network that faces intense competition from both legacy carriers on premium routes and ultra-low-cost carriers on leisure routes, leaving JetBlue caught in the middle.</w:t>
       </w:r>
     </w:p>
     <w:p>
@@ -1494,18 +1505,18 @@
           <wp:inline>
             <wp:extent cx="5334000" cy="4267200"/>
             <wp:effectExtent b="0" l="0" r="0" t="0"/>
-            <wp:docPr descr="JetBlue (JBLU) Quarterly Debt-to-Equity Ratio (2020-2024)" title="" id="78" name="Picture"/>
+            <wp:docPr descr="JetBlue (JBLU) Quarterly Operating and Net Margins (2020-2024)" title="" id="80" name="Picture"/>
             <a:graphic>
               <a:graphicData uri="http://schemas.openxmlformats.org/drawingml/2006/picture">
                 <pic:pic>
                   <pic:nvPicPr>
-                    <pic:cNvPr descr="jblu_financial_analysis_files/figure-docx/jblu-debt-equity-1.png" id="79" name="Picture"/>
+                    <pic:cNvPr descr="jblu_financial_analysis_files/figure-docx/jblu-margins-1.png" id="81" name="Picture"/>
                     <pic:cNvPicPr>
                       <a:picLocks noChangeArrowheads="1" noChangeAspect="1"/>
                     </pic:cNvPicPr>
                   </pic:nvPicPr>
                   <pic:blipFill>
-                    <a:blip r:embed="rId77"/>
+                    <a:blip r:embed="rId79"/>
                     <a:stretch>
                       <a:fillRect/>
                     </a:stretch>
@@ -1537,18 +1548,17 @@
         <w:pStyle w:val="ImageCaption"/>
       </w:pPr>
       <w:r>
-        <w:t xml:space="preserve">JetBlue (JBLU) Quarterly Debt-to-Equity Ratio (2020-2024)</w:t>
-      </w:r>
-    </w:p>
-    <w:bookmarkEnd w:id="80"/>
-    <w:bookmarkEnd w:id="81"/>
-    <w:bookmarkStart w:id="89" w:name="cash-flow-qjbluity-and-sustainability"/>
+        <w:t xml:space="preserve">JetBlue (JBLU) Quarterly Operating and Net Margins (2020-2024)</w:t>
+      </w:r>
+    </w:p>
+    <w:bookmarkEnd w:id="82"/>
+    <w:bookmarkStart w:id="90" w:name="balance-sheet-health-and-leverage-1"/>
     <w:p>
       <w:pPr>
         <w:pStyle w:val="Heading2"/>
       </w:pPr>
       <w:r>
-        <w:t xml:space="preserve">5.5 Cash Flow Qjbluity and Sustainability</w:t>
+        <w:t xml:space="preserve">5.4 Balance Sheet Health and Leverage</w:t>
       </w:r>
     </w:p>
     <w:p>
@@ -1556,15 +1566,7 @@
         <w:pStyle w:val="FirstParagraph"/>
       </w:pPr>
       <w:r>
-        <w:t xml:space="preserve">JetBlue’s cash flow statement further highlights its operational challenges, showing a disconnect between reported earnings and actjblu cash generation.</w:t>
-      </w:r>
-    </w:p>
-    <w:p>
-      <w:pPr>
-        <w:pStyle w:val="BodyText"/>
-      </w:pPr>
-      <w:r>
-        <w:t xml:space="preserve">The pattern is concerning: in years with net losses (2020, 2021, 2023, 2024), cash from operations was also negative, and often worse than the reported loss. This indicates that non-cash charges like depreciation were not sufficient to offset cash drains from operations.</w:t>
+        <w:t xml:space="preserve">JetBlue’s struggle with profitability is reflected in its deteriorating balance sheet health, marked by rising debt levels.</w:t>
       </w:r>
     </w:p>
     <w:p>
@@ -1576,18 +1578,18 @@
           <wp:inline>
             <wp:extent cx="5334000" cy="4267200"/>
             <wp:effectExtent b="0" l="0" r="0" t="0"/>
-            <wp:docPr descr="JetBlue (JBLU) Quarterly Net Income and Cash from Operating Activities (2020-2024)" title="" id="83" name="Picture"/>
+            <wp:docPr descr="JetBlue (JBLU) Quarterly Total Assets, Debt and Equity (2020-2024)" title="" id="84" name="Picture"/>
             <a:graphic>
               <a:graphicData uri="http://schemas.openxmlformats.org/drawingml/2006/picture">
                 <pic:pic>
                   <pic:nvPicPr>
-                    <pic:cNvPr descr="jblu_financial_analysis_files/figure-docx/jblu-cash-flow-1.png" id="84" name="Picture"/>
+                    <pic:cNvPr descr="jblu_financial_analysis_files/figure-docx/jblu-balance-sheet-1.png" id="85" name="Picture"/>
                     <pic:cNvPicPr>
                       <a:picLocks noChangeArrowheads="1" noChangeAspect="1"/>
                     </pic:cNvPicPr>
                   </pic:nvPicPr>
                   <pic:blipFill>
-                    <a:blip r:embed="rId82"/>
+                    <a:blip r:embed="rId83"/>
                     <a:stretch>
                       <a:fillRect/>
                     </a:stretch>
@@ -1619,16 +1621,16 @@
         <w:pStyle w:val="ImageCaption"/>
       </w:pPr>
       <w:r>
-        <w:t xml:space="preserve">JetBlue (JBLU) Quarterly Net Income and Cash from Operating Activities (2020-2024)</w:t>
-      </w:r>
-    </w:p>
-    <w:bookmarkStart w:id="88" w:name="free-cash-flow-trend-1"/>
+        <w:t xml:space="preserve">JetBlue (JBLU) Quarterly Total Assets, Debt and Equity (2020-2024)</w:t>
+      </w:r>
+    </w:p>
+    <w:bookmarkStart w:id="89" w:name="debt-to-equity-ratio-trend-1"/>
     <w:p>
       <w:pPr>
         <w:pStyle w:val="Heading3"/>
       </w:pPr>
       <w:r>
-        <w:t xml:space="preserve">5.5.1 Free Cash Flow Trend</w:t>
+        <w:t xml:space="preserve">5.4.1 Debt-to-Equity Ratio Trend</w:t>
       </w:r>
     </w:p>
     <w:p>
@@ -1636,7 +1638,7 @@
         <w:pStyle w:val="FirstParagraph"/>
       </w:pPr>
       <w:r>
-        <w:t xml:space="preserve">Furthermore, JetBlue’s free cash flow has been consistently and deeply negative over the periods. This inability to generate positive free cash flow underscores a critical lack of financial flexibility and a dependency on external financing to fund its capital expenditures.</w:t>
+        <w:t xml:space="preserve">JetBlue’s financial stability has weakened considerably over the five-year period. While the Net Debt to Equity ratio briefly improved in 2021, it has since escalated dramatically, reaching 5x by the end of 2024. This trend is a direct result of equity erosion from persistent net losses and an increase in net debt to fund operations and investments. Such high leverage poses a significant financial risk and constrains the company’s strategic flexibility.</w:t>
       </w:r>
     </w:p>
     <w:p>
@@ -1648,18 +1650,18 @@
           <wp:inline>
             <wp:extent cx="5334000" cy="4267200"/>
             <wp:effectExtent b="0" l="0" r="0" t="0"/>
-            <wp:docPr descr="JetBlue (JBLU) Quarterly Free Cash Flow (2020-2024)" title="" id="86" name="Picture"/>
+            <wp:docPr descr="JetBlue (JBLU) Quarterly Debt-to-Equity Ratio (2020-2024)" title="" id="87" name="Picture"/>
             <a:graphic>
               <a:graphicData uri="http://schemas.openxmlformats.org/drawingml/2006/picture">
                 <pic:pic>
                   <pic:nvPicPr>
-                    <pic:cNvPr descr="jblu_financial_analysis_files/figure-docx/jblu-fcf-1.png" id="87" name="Picture"/>
+                    <pic:cNvPr descr="jblu_financial_analysis_files/figure-docx/jblu-debt-equity-1.png" id="88" name="Picture"/>
                     <pic:cNvPicPr>
                       <a:picLocks noChangeArrowheads="1" noChangeAspect="1"/>
                     </pic:cNvPicPr>
                   </pic:nvPicPr>
                   <pic:blipFill>
-                    <a:blip r:embed="rId85"/>
+                    <a:blip r:embed="rId86"/>
                     <a:stretch>
                       <a:fillRect/>
                     </a:stretch>
@@ -1691,18 +1693,18 @@
         <w:pStyle w:val="ImageCaption"/>
       </w:pPr>
       <w:r>
-        <w:t xml:space="preserve">JetBlue (JBLU) Quarterly Free Cash Flow (2020-2024)</w:t>
-      </w:r>
-    </w:p>
-    <w:bookmarkEnd w:id="88"/>
+        <w:t xml:space="preserve">JetBlue (JBLU) Quarterly Debt-to-Equity Ratio (2020-2024)</w:t>
+      </w:r>
+    </w:p>
     <w:bookmarkEnd w:id="89"/>
-    <w:bookmarkStart w:id="90" w:name="summary-1"/>
+    <w:bookmarkEnd w:id="90"/>
+    <w:bookmarkStart w:id="98" w:name="cash-flow-qjbluity-and-sustainability"/>
     <w:p>
       <w:pPr>
         <w:pStyle w:val="Heading2"/>
       </w:pPr>
       <w:r>
-        <w:t xml:space="preserve">5.6 Summary</w:t>
+        <w:t xml:space="preserve">5.5 Cash Flow Qjbluity and Sustainability</w:t>
       </w:r>
     </w:p>
     <w:p>
@@ -1710,43 +1712,15 @@
         <w:pStyle w:val="FirstParagraph"/>
       </w:pPr>
       <w:r>
-        <w:t xml:space="preserve">In summary, JetBlue’s financial analysis from 2020 to 2024 reveals a company grappling with the dual challenges of recovering from a severe industry downturn while trying to establish a sustainable and profitable business model. The airline’s inability to consistently generate profits, coupled with a deteriorating balance sheet and negative cash flows, raises significant concerns about its long-term viability without substantial strategic changes. JetBlue’s hybrid model, while offering some competitive advantages, appears to be a liability in a market increasingly polarized between low-cost and full-service carriers. Addressing these financial and operational challenges will be critical for JetBlue to regain its footing in the competitive U.S. airline landscape.</w:t>
-      </w:r>
-    </w:p>
-    <w:bookmarkEnd w:id="90"/>
-    <w:bookmarkEnd w:id="91"/>
-    <w:bookmarkStart w:id="122" w:name="skywest-skyw-financial-analysis"/>
-    <w:p>
-      <w:pPr>
-        <w:pStyle w:val="Heading1"/>
-      </w:pPr>
-      <w:r>
-        <w:t xml:space="preserve">6. SkyWest (SKYW) Financial Analysis</w:t>
-      </w:r>
-    </w:p>
-    <w:p>
-      <w:pPr>
-        <w:pStyle w:val="FirstParagraph"/>
-      </w:pPr>
-      <w:r>
-        <w:t xml:space="preserve">SkyWest, Inc. operates under a unique and resilient business model as a regional carrier, providing flight services under contract for major airline partners like United Airlines. This structure insulates it from certain risks, such as direct fuel price and ticketing volatility, that mainline carriers face. Its financial performance, therefore, offers a distinct and valuable perspective on the U.S. airline sector. This section will analyze SkyWest’s financial statements from 2020 through the end of fiscal year 2024.</w:t>
-      </w:r>
-    </w:p>
-    <w:bookmarkStart w:id="95" w:name="market-capitalization-trend"/>
-    <w:p>
-      <w:pPr>
-        <w:pStyle w:val="Heading2"/>
-      </w:pPr>
-      <w:r>
-        <w:t xml:space="preserve">6.1 Market Capitalization Trend</w:t>
-      </w:r>
-    </w:p>
-    <w:p>
-      <w:pPr>
-        <w:pStyle w:val="FirstParagraph"/>
-      </w:pPr>
-      <w:r>
-        <w:t xml:space="preserve">SkyWest’s market capitalization trajectory from 2020 to 2024 reflects its resilience and strategic positioning in the airline industry. The company’s market cap experienced a significant dip during the initial phase of the COVID-19 pandemic in early 2020, mirroring the broader industry downturn. However, unlike many mainline carriers, SkyWest’s recovery was relatively swift and steady, underscoring the strength of its regional carrier model and its contracts with major airlines.</w:t>
+        <w:t xml:space="preserve">JetBlue’s cash flow statement further highlights its operational challenges, showing a disconnect between reported earnings and actjblu cash generation.</w:t>
+      </w:r>
+    </w:p>
+    <w:p>
+      <w:pPr>
+        <w:pStyle w:val="BodyText"/>
+      </w:pPr>
+      <w:r>
+        <w:t xml:space="preserve">The pattern is concerning: in years with net losses (2020, 2021, 2023, 2024), cash from operations was also negative, and often worse than the reported loss. This indicates that non-cash charges like depreciation were not sufficient to offset cash drains from operations.</w:t>
       </w:r>
     </w:p>
     <w:p>
@@ -1758,18 +1732,18 @@
           <wp:inline>
             <wp:extent cx="5334000" cy="4267200"/>
             <wp:effectExtent b="0" l="0" r="0" t="0"/>
-            <wp:docPr descr="SkyWest (SKYW) Historical Market Capitalization (2020-2024)" title="" id="93" name="Picture"/>
+            <wp:docPr descr="JetBlue (JBLU) Quarterly Net Income and Cash from Operating Activities (2020-2024)" title="" id="92" name="Picture"/>
             <a:graphic>
               <a:graphicData uri="http://schemas.openxmlformats.org/drawingml/2006/picture">
                 <pic:pic>
                   <pic:nvPicPr>
-                    <pic:cNvPr descr="skyw_financial_analysis_files/figure-docx/skyw-mkt-cap-1.png" id="94" name="Picture"/>
+                    <pic:cNvPr descr="jblu_financial_analysis_files/figure-docx/jblu-cash-flow-1.png" id="93" name="Picture"/>
                     <pic:cNvPicPr>
                       <a:picLocks noChangeArrowheads="1" noChangeAspect="1"/>
                     </pic:cNvPicPr>
                   </pic:nvPicPr>
                   <pic:blipFill>
-                    <a:blip r:embed="rId92"/>
+                    <a:blip r:embed="rId91"/>
                     <a:stretch>
                       <a:fillRect/>
                     </a:stretch>
@@ -1801,26 +1775,16 @@
         <w:pStyle w:val="ImageCaption"/>
       </w:pPr>
       <w:r>
-        <w:t xml:space="preserve">SkyWest (SKYW) Historical Market Capitalization (2020-2024)</w:t>
-      </w:r>
-    </w:p>
-    <w:bookmarkEnd w:id="95"/>
-    <w:bookmarkStart w:id="104" w:name="income-statement-and-profitability"/>
-    <w:p>
-      <w:pPr>
-        <w:pStyle w:val="Heading2"/>
-      </w:pPr>
-      <w:r>
-        <w:t xml:space="preserve">6.2 Income Statement and Profitability</w:t>
-      </w:r>
-    </w:p>
-    <w:bookmarkStart w:id="99" w:name="profitability-analysis-2"/>
+        <w:t xml:space="preserve">JetBlue (JBLU) Quarterly Net Income and Cash from Operating Activities (2020-2024)</w:t>
+      </w:r>
+    </w:p>
+    <w:bookmarkStart w:id="97" w:name="free-cash-flow-trend-1"/>
     <w:p>
       <w:pPr>
         <w:pStyle w:val="Heading3"/>
       </w:pPr>
       <w:r>
-        <w:t xml:space="preserve">6.2.1 Profitability Analysis</w:t>
+        <w:t xml:space="preserve">5.5.1 Free Cash Flow Trend</w:t>
       </w:r>
     </w:p>
     <w:p>
@@ -1828,7 +1792,7 @@
         <w:pStyle w:val="FirstParagraph"/>
       </w:pPr>
       <w:r>
-        <w:t xml:space="preserve">SkyWest’s capacity-purchase business model provides a foundation for more stable and predictable revenue streams compared to its mainline counterparts.</w:t>
+        <w:t xml:space="preserve">Furthermore, JetBlue’s free cash flow has been consistently and deeply negative over the periods. This inability to generate positive free cash flow underscores a critical lack of financial flexibility and a dependency on external financing to fund its capital expenditures.</w:t>
       </w:r>
     </w:p>
     <w:p>
@@ -1840,18 +1804,18 @@
           <wp:inline>
             <wp:extent cx="5334000" cy="4267200"/>
             <wp:effectExtent b="0" l="0" r="0" t="0"/>
-            <wp:docPr descr="SkyWest (SKYW) Quarterly Revenue and Net Income (2020-2024)" title="" id="97" name="Picture"/>
+            <wp:docPr descr="JetBlue (JBLU) Quarterly Free Cash Flow (2020-2024)" title="" id="95" name="Picture"/>
             <a:graphic>
               <a:graphicData uri="http://schemas.openxmlformats.org/drawingml/2006/picture">
                 <pic:pic>
                   <pic:nvPicPr>
-                    <pic:cNvPr descr="skyw_financial_analysis_files/figure-docx/skyw-profitability-1.png" id="98" name="Picture"/>
+                    <pic:cNvPr descr="jblu_financial_analysis_files/figure-docx/jblu-fcf-1.png" id="96" name="Picture"/>
                     <pic:cNvPicPr>
                       <a:picLocks noChangeArrowheads="1" noChangeAspect="1"/>
                     </pic:cNvPicPr>
                   </pic:nvPicPr>
                   <pic:blipFill>
-                    <a:blip r:embed="rId96"/>
+                    <a:blip r:embed="rId94"/>
                     <a:stretch>
                       <a:fillRect/>
                     </a:stretch>
@@ -1883,17 +1847,27 @@
         <w:pStyle w:val="ImageCaption"/>
       </w:pPr>
       <w:r>
-        <w:t xml:space="preserve">SkyWest (SKYW) Quarterly Revenue and Net Income (2020-2024)</w:t>
-      </w:r>
-    </w:p>
-    <w:bookmarkEnd w:id="99"/>
-    <w:bookmarkStart w:id="103" w:name="margin-analysis-2"/>
+        <w:t xml:space="preserve">JetBlue (JBLU) Quarterly Free Cash Flow (2020-2024)</w:t>
+      </w:r>
+    </w:p>
+    <w:bookmarkEnd w:id="97"/>
+    <w:bookmarkEnd w:id="98"/>
+    <w:bookmarkStart w:id="107" w:name="efficiency-and-performance-ratios-1"/>
+    <w:p>
+      <w:pPr>
+        <w:pStyle w:val="Heading2"/>
+      </w:pPr>
+      <w:r>
+        <w:t xml:space="preserve">5.6 Efficiency and Performance Ratios</w:t>
+      </w:r>
+    </w:p>
+    <w:bookmarkStart w:id="102" w:name="return-on-assets-roa-1"/>
     <w:p>
       <w:pPr>
         <w:pStyle w:val="Heading3"/>
       </w:pPr>
       <w:r>
-        <w:t xml:space="preserve">6.2.2 Margin Analysis</w:t>
+        <w:t xml:space="preserve">5.6.1 Return on Assets (ROA)</w:t>
       </w:r>
     </w:p>
     <w:p>
@@ -1901,7 +1875,7 @@
         <w:pStyle w:val="FirstParagraph"/>
       </w:pPr>
       <w:r>
-        <w:t xml:space="preserve">SkyWest’s profitability demonstrates remarkable consistency despite industry-wide turmoil. The stability of its results stems from its capacity purchase agreements with major carriers. These fixed-fee and cost-plus contracts largely insulate SkyWest from passenger demand risk and fuel price volatility, which are the primary sources of margin volatility for mainline carriers. While it posted modest losses in 2020 and 2022, it maintained positive operating income in other years, culminating in a very strong 15% operating margin in 2024.</w:t>
+        <w:t xml:space="preserve">JBLU’s Return on Assets (ROA) has been highly volatile from 2020 to 2024, reflecting the airline’s struggle to generate consistent profits amid fluctuating demand and operational challenges. The ROA dipped into negative territory during the peak pandemic years, with only brief recoveries in between. This inconsistency highlights the difficulties JetBlue faces in efficiently utilizing its asset base to generate earnings.</w:t>
       </w:r>
     </w:p>
     <w:p>
@@ -1913,18 +1887,18 @@
           <wp:inline>
             <wp:extent cx="5334000" cy="4267200"/>
             <wp:effectExtent b="0" l="0" r="0" t="0"/>
-            <wp:docPr descr="SkyWest (SKYW) Quarterly Operating and Net Margins (2020-2024)" title="" id="101" name="Picture"/>
+            <wp:docPr descr="JetBlue (JBLU) Quarterly Return on Assets (ROA) (2020-2024)" title="" id="100" name="Picture"/>
             <a:graphic>
               <a:graphicData uri="http://schemas.openxmlformats.org/drawingml/2006/picture">
                 <pic:pic>
                   <pic:nvPicPr>
-                    <pic:cNvPr descr="skyw_financial_analysis_files/figure-docx/skyw-margins-1.png" id="102" name="Picture"/>
+                    <pic:cNvPr descr="jblu_financial_analysis_files/figure-docx/jblu-roa-1.png" id="101" name="Picture"/>
                     <pic:cNvPicPr>
                       <a:picLocks noChangeArrowheads="1" noChangeAspect="1"/>
                     </pic:cNvPicPr>
                   </pic:nvPicPr>
                   <pic:blipFill>
-                    <a:blip r:embed="rId100"/>
+                    <a:blip r:embed="rId99"/>
                     <a:stretch>
                       <a:fillRect/>
                     </a:stretch>
@@ -1956,18 +1930,17 @@
         <w:pStyle w:val="ImageCaption"/>
       </w:pPr>
       <w:r>
-        <w:t xml:space="preserve">SkyWest (SKYW) Quarterly Operating and Net Margins (2020-2024)</w:t>
-      </w:r>
-    </w:p>
-    <w:bookmarkEnd w:id="103"/>
-    <w:bookmarkEnd w:id="104"/>
-    <w:bookmarkStart w:id="112" w:name="balance-sheet-health-and-leverage-2"/>
-    <w:p>
-      <w:pPr>
-        <w:pStyle w:val="Heading2"/>
-      </w:pPr>
-      <w:r>
-        <w:t xml:space="preserve">6.3 Balance Sheet Health and Leverage</w:t>
+        <w:t xml:space="preserve">JetBlue (JBLU) Quarterly Return on Assets (ROA) (2020-2024)</w:t>
+      </w:r>
+    </w:p>
+    <w:bookmarkEnd w:id="102"/>
+    <w:bookmarkStart w:id="106" w:name="return-on-equity-roe-1"/>
+    <w:p>
+      <w:pPr>
+        <w:pStyle w:val="Heading3"/>
+      </w:pPr>
+      <w:r>
+        <w:t xml:space="preserve">5.6.2 Return on Equity (ROE)</w:t>
       </w:r>
     </w:p>
     <w:p>
@@ -1975,7 +1948,7 @@
         <w:pStyle w:val="FirstParagraph"/>
       </w:pPr>
       <w:r>
-        <w:t xml:space="preserve">A core strength of SkyWest is its conservative financial management, resulting in a robust and low-leverage balance sheet.</w:t>
+        <w:t xml:space="preserve">JBLU’s Return on Equity (ROE) has mirrored its ROA trends, with significant fluctuations and periods of negative returns. The airline’s ROE has been particularly affected by its equity erosion due to sustained losses, leading to a challenging environment for shareholders. The negative ROE in several quarters underscores the difficulties JetBlue faces in delivering value to its equity investors.</w:t>
       </w:r>
     </w:p>
     <w:p>
@@ -1987,18 +1960,18 @@
           <wp:inline>
             <wp:extent cx="5334000" cy="4267200"/>
             <wp:effectExtent b="0" l="0" r="0" t="0"/>
-            <wp:docPr descr="SkyWest (SKYW) Quarterly Total Assets, Debt and Equity (2020-2024)" title="" id="106" name="Picture"/>
+            <wp:docPr descr="JetBlue (JBLU) Quarterly Return on Equity (ROE) (2020-2024)" title="" id="104" name="Picture"/>
             <a:graphic>
               <a:graphicData uri="http://schemas.openxmlformats.org/drawingml/2006/picture">
                 <pic:pic>
                   <pic:nvPicPr>
-                    <pic:cNvPr descr="skyw_financial_analysis_files/figure-docx/skyw-balance-sheet-1.png" id="107" name="Picture"/>
+                    <pic:cNvPr descr="jblu_financial_analysis_files/figure-docx/jblu-roe-1.png" id="105" name="Picture"/>
                     <pic:cNvPicPr>
                       <a:picLocks noChangeArrowheads="1" noChangeAspect="1"/>
                     </pic:cNvPicPr>
                   </pic:nvPicPr>
                   <pic:blipFill>
-                    <a:blip r:embed="rId105"/>
+                    <a:blip r:embed="rId103"/>
                     <a:stretch>
                       <a:fillRect/>
                     </a:stretch>
@@ -2030,16 +2003,18 @@
         <w:pStyle w:val="ImageCaption"/>
       </w:pPr>
       <w:r>
-        <w:t xml:space="preserve">SkyWest (SKYW) Quarterly Total Assets, Debt and Equity (2020-2024)</w:t>
-      </w:r>
-    </w:p>
-    <w:bookmarkStart w:id="111" w:name="debt-to-equity-ratio-trend-2"/>
-    <w:p>
-      <w:pPr>
-        <w:pStyle w:val="Heading3"/>
-      </w:pPr>
-      <w:r>
-        <w:t xml:space="preserve">6.3.1 Debt-to-Equity Ratio Trend</w:t>
+        <w:t xml:space="preserve">JetBlue (JBLU) Quarterly Return on Equity (ROE) (2020-2024)</w:t>
+      </w:r>
+    </w:p>
+    <w:bookmarkEnd w:id="106"/>
+    <w:bookmarkEnd w:id="107"/>
+    <w:bookmarkStart w:id="108" w:name="summary-1"/>
+    <w:p>
+      <w:pPr>
+        <w:pStyle w:val="Heading2"/>
+      </w:pPr>
+      <w:r>
+        <w:t xml:space="preserve">5.7 Summary</w:t>
       </w:r>
     </w:p>
     <w:p>
@@ -2047,7 +2022,43 @@
         <w:pStyle w:val="FirstParagraph"/>
       </w:pPr>
       <w:r>
-        <w:t xml:space="preserve">SkyWest’s financial structure is exceptionally strong for an airline. Over the five-year period, its Net Debt to Equity ratio has steadily decreased from 2.3x to a very healthy 1.7x by the end of 2024. This consistent deleveraging, even through challenging years, provides SkyWest with significant financial resilience and a lower risk profile.</w:t>
+        <w:t xml:space="preserve">In summary, JetBlue’s financial analysis from 2020 to 2024 reveals a company grappling with the dual challenges of recovering from a severe industry downturn while trying to establish a sustainable and profitable business model. The airline’s inability to consistently generate profits, coupled with a deteriorating balance sheet and negative cash flows, raises significant concerns about its long-term viability without substantial strategic changes. JetBlue’s hybrid model, while offering some competitive advantages, appears to be a liability in a market increasingly polarized between low-cost and full-service carriers. Addressing these financial and operational challenges will be critical for JetBlue to regain its footing in the competitive U.S. airline landscape.</w:t>
+      </w:r>
+    </w:p>
+    <w:bookmarkEnd w:id="108"/>
+    <w:bookmarkEnd w:id="109"/>
+    <w:bookmarkStart w:id="149" w:name="skywest-skyw-financial-analysis"/>
+    <w:p>
+      <w:pPr>
+        <w:pStyle w:val="Heading1"/>
+      </w:pPr>
+      <w:r>
+        <w:t xml:space="preserve">6. SkyWest (SKYW) Financial Analysis</w:t>
+      </w:r>
+    </w:p>
+    <w:p>
+      <w:pPr>
+        <w:pStyle w:val="FirstParagraph"/>
+      </w:pPr>
+      <w:r>
+        <w:t xml:space="preserve">SkyWest, Inc. operates under a unique and resilient business model as a regional carrier, providing flight services under contract for major airline partners like SkyWest. This structure insulates it from certain risks, such as direct fuel price and ticketing volatility, that mainline carriers face. Its financial performance, therefore, offers a distinct and valuable perspective on the U.S. airline sector. This section will analyze SkyWest’s financial statements from 2020 through the end of fiscal year 2024.</w:t>
+      </w:r>
+    </w:p>
+    <w:bookmarkStart w:id="113" w:name="market-capitalization-trend"/>
+    <w:p>
+      <w:pPr>
+        <w:pStyle w:val="Heading2"/>
+      </w:pPr>
+      <w:r>
+        <w:t xml:space="preserve">6.1 Market Capitalization Trend</w:t>
+      </w:r>
+    </w:p>
+    <w:p>
+      <w:pPr>
+        <w:pStyle w:val="FirstParagraph"/>
+      </w:pPr>
+      <w:r>
+        <w:t xml:space="preserve">SkyWest’s market capitalization trajectory from 2020 to 2024 reflects its resilience and strategic positioning in the airline industry. The company’s market cap experienced a significant dip during the initial phase of the COVID-19 pandemic in early 2020, mirroring the broader industry downturn. However, unlike many mainline carriers, SkyWest’s recovery was relatively swift and steady, underscoring the strength of its regional carrier model and its contracts with major airlines.</w:t>
       </w:r>
     </w:p>
     <w:p>
@@ -2059,18 +2070,18 @@
           <wp:inline>
             <wp:extent cx="5334000" cy="4267200"/>
             <wp:effectExtent b="0" l="0" r="0" t="0"/>
-            <wp:docPr descr="SkyWest (SKYW) Quarterly Debt-to-Equity Ratio (2020-2024)" title="" id="109" name="Picture"/>
+            <wp:docPr descr="SkyWest (SKYW) Historical Market Capitalization (2020-2024)" title="" id="111" name="Picture"/>
             <a:graphic>
               <a:graphicData uri="http://schemas.openxmlformats.org/drawingml/2006/picture">
                 <pic:pic>
                   <pic:nvPicPr>
-                    <pic:cNvPr descr="skyw_financial_analysis_files/figure-docx/skyw-debt-equity-1.png" id="110" name="Picture"/>
+                    <pic:cNvPr descr="skyw_financial_analysis_files/figure-docx/skyw-mkt-cap-1.png" id="112" name="Picture"/>
                     <pic:cNvPicPr>
                       <a:picLocks noChangeArrowheads="1" noChangeAspect="1"/>
                     </pic:cNvPicPr>
                   </pic:nvPicPr>
                   <pic:blipFill>
-                    <a:blip r:embed="rId108"/>
+                    <a:blip r:embed="rId110"/>
                     <a:stretch>
                       <a:fillRect/>
                     </a:stretch>
@@ -2102,18 +2113,26 @@
         <w:pStyle w:val="ImageCaption"/>
       </w:pPr>
       <w:r>
-        <w:t xml:space="preserve">SkyWest (SKYW) Quarterly Debt-to-Equity Ratio (2020-2024)</w:t>
-      </w:r>
-    </w:p>
-    <w:bookmarkEnd w:id="111"/>
-    <w:bookmarkEnd w:id="112"/>
-    <w:bookmarkStart w:id="120" w:name="cash-flow-qskywity-and-sustainability"/>
+        <w:t xml:space="preserve">SkyWest (SKYW) Historical Market Capitalization (2020-2024)</w:t>
+      </w:r>
+    </w:p>
+    <w:bookmarkEnd w:id="113"/>
+    <w:bookmarkStart w:id="122" w:name="income-statement-and-profitability"/>
     <w:p>
       <w:pPr>
         <w:pStyle w:val="Heading2"/>
       </w:pPr>
       <w:r>
-        <w:t xml:space="preserve">6.4 Cash Flow Qskywity and Sustainability</w:t>
+        <w:t xml:space="preserve">6.2 Income Statement and Profitability</w:t>
+      </w:r>
+    </w:p>
+    <w:bookmarkStart w:id="117" w:name="profitability-analysis-2"/>
+    <w:p>
+      <w:pPr>
+        <w:pStyle w:val="Heading3"/>
+      </w:pPr>
+      <w:r>
+        <w:t xml:space="preserve">6.2.1 Profitability Analysis</w:t>
       </w:r>
     </w:p>
     <w:p>
@@ -2121,15 +2140,7 @@
         <w:pStyle w:val="FirstParagraph"/>
       </w:pPr>
       <w:r>
-        <w:t xml:space="preserve">SkyWest’s operational efficiency is best illustrated by its consistent and strong cash flow generation.</w:t>
-      </w:r>
-    </w:p>
-    <w:p>
-      <w:pPr>
-        <w:pStyle w:val="BodyText"/>
-      </w:pPr>
-      <w:r>
-        <w:t xml:space="preserve">The analysis reveals a powerful and consistent ability to convert earnings (and even losses) into positive operating cash flow. In every single year, Cash from Operating Activities was significantly positive and substantially exceeded net income. This indicates very high-quality earnings and efficient working capital management. This operational strength translates directly to financial health.</w:t>
+        <w:t xml:space="preserve">SkyWest’s capacity-purchase business model provides a foundation for more stable and predictable revenue streams compared to its mainline counterparts.</w:t>
       </w:r>
     </w:p>
     <w:p>
@@ -2141,18 +2152,18 @@
           <wp:inline>
             <wp:extent cx="5334000" cy="4267200"/>
             <wp:effectExtent b="0" l="0" r="0" t="0"/>
-            <wp:docPr descr="SkyWest (SKYW) Quarterly Net Income and Cash from Operating Activities (2020-2024)" title="" id="114" name="Picture"/>
+            <wp:docPr descr="SkyWest (SKYW) Quarterly Revenue and Net Income (2020-2024)" title="" id="115" name="Picture"/>
             <a:graphic>
               <a:graphicData uri="http://schemas.openxmlformats.org/drawingml/2006/picture">
                 <pic:pic>
                   <pic:nvPicPr>
-                    <pic:cNvPr descr="skyw_financial_analysis_files/figure-docx/skyw-cash-flow-1.png" id="115" name="Picture"/>
+                    <pic:cNvPr descr="skyw_financial_analysis_files/figure-docx/skyw-profitability-1.png" id="116" name="Picture"/>
                     <pic:cNvPicPr>
                       <a:picLocks noChangeArrowheads="1" noChangeAspect="1"/>
                     </pic:cNvPicPr>
                   </pic:nvPicPr>
                   <pic:blipFill>
-                    <a:blip r:embed="rId113"/>
+                    <a:blip r:embed="rId114"/>
                     <a:stretch>
                       <a:fillRect/>
                     </a:stretch>
@@ -2184,16 +2195,17 @@
         <w:pStyle w:val="ImageCaption"/>
       </w:pPr>
       <w:r>
-        <w:t xml:space="preserve">SkyWest (SKYW) Quarterly Net Income and Cash from Operating Activities (2020-2024)</w:t>
-      </w:r>
-    </w:p>
-    <w:bookmarkStart w:id="119" w:name="free-cash-flow-trend-2"/>
+        <w:t xml:space="preserve">SkyWest (SKYW) Quarterly Revenue and Net Income (2020-2024)</w:t>
+      </w:r>
+    </w:p>
+    <w:bookmarkEnd w:id="117"/>
+    <w:bookmarkStart w:id="121" w:name="margin-analysis-2"/>
     <w:p>
       <w:pPr>
         <w:pStyle w:val="Heading3"/>
       </w:pPr>
       <w:r>
-        <w:t xml:space="preserve">6.4.1 Free Cash Flow Trend</w:t>
+        <w:t xml:space="preserve">6.2.2 Margin Analysis</w:t>
       </w:r>
     </w:p>
     <w:p>
@@ -2201,7 +2213,7 @@
         <w:pStyle w:val="FirstParagraph"/>
       </w:pPr>
       <w:r>
-        <w:t xml:space="preserve">SkyWest’s return to positive free cash flow since 2022 demonstrates an ability to fund capital needs internally, a critical hallmark of a self-sustaining and healthy enterprise.</w:t>
+        <w:t xml:space="preserve">SkyWest’s profitability demonstrates remarkable consistency despite industry-wide turmoil. The stability of its results stems from its capacity purchase agreements with major carriers. These fixed-fee and cost-plus contracts largely insulate SkyWest from passenger demand risk and fuel price volatility, which are the primary sources of margin volatility for mainline carriers. While it posted modest losses in 2020 and 2022, it maintained positive operating income in other years, culminating in a very strong 15% operating margin in 2024.</w:t>
       </w:r>
     </w:p>
     <w:p>
@@ -2213,18 +2225,18 @@
           <wp:inline>
             <wp:extent cx="5334000" cy="4267200"/>
             <wp:effectExtent b="0" l="0" r="0" t="0"/>
-            <wp:docPr descr="SkyWest (SKYW) Quarterly Free Cash Flow (2020-2024)" title="" id="117" name="Picture"/>
+            <wp:docPr descr="SkyWest (SKYW) Quarterly Operating and Net Margins (2020-2024)" title="" id="119" name="Picture"/>
             <a:graphic>
               <a:graphicData uri="http://schemas.openxmlformats.org/drawingml/2006/picture">
                 <pic:pic>
                   <pic:nvPicPr>
-                    <pic:cNvPr descr="skyw_financial_analysis_files/figure-docx/skyw-fcf-1.png" id="118" name="Picture"/>
+                    <pic:cNvPr descr="skyw_financial_analysis_files/figure-docx/skyw-margins-1.png" id="120" name="Picture"/>
                     <pic:cNvPicPr>
                       <a:picLocks noChangeArrowheads="1" noChangeAspect="1"/>
                     </pic:cNvPicPr>
                   </pic:nvPicPr>
                   <pic:blipFill>
-                    <a:blip r:embed="rId116"/>
+                    <a:blip r:embed="rId118"/>
                     <a:stretch>
                       <a:fillRect/>
                     </a:stretch>
@@ -2256,47 +2268,18 @@
         <w:pStyle w:val="ImageCaption"/>
       </w:pPr>
       <w:r>
-        <w:t xml:space="preserve">SkyWest (SKYW) Quarterly Free Cash Flow (2020-2024)</w:t>
-      </w:r>
-    </w:p>
-    <w:bookmarkEnd w:id="119"/>
-    <w:bookmarkEnd w:id="120"/>
-    <w:bookmarkStart w:id="121" w:name="summary-2"/>
-    <w:p>
-      <w:pPr>
-        <w:pStyle w:val="Heading2"/>
-      </w:pPr>
-      <w:r>
-        <w:t xml:space="preserve">6.5 Summary</w:t>
-      </w:r>
-    </w:p>
-    <w:p>
-      <w:pPr>
-        <w:pStyle w:val="FirstParagraph"/>
-      </w:pPr>
-      <w:r>
-        <w:t xml:space="preserve">In summary, SkyWest’s financial analysis from 2020 to 2024 reveals a company that has not only weathered the unprecedented challenges of the pandemic but has emerged stronger and more resilient. Its unique business model as a regional carrier, combined with prudent financial management, has resulted in a robust balance sheet, consistent profitability, and strong cash flow generation. SkyWest’s low leverage, stable margins, and ability to generate free cash flow position it well for future growth and stability in an industry that remains volatile and competitive. This analysis underscores SkyWest as a standout performer in the airline sector, demonstrating that strategic focus and operational efficiency can yield significant advantages even in challenging times.</w:t>
+        <w:t xml:space="preserve">SkyWest (SKYW) Quarterly Operating and Net Margins (2020-2024)</w:t>
       </w:r>
     </w:p>
     <w:bookmarkEnd w:id="121"/>
     <w:bookmarkEnd w:id="122"/>
-    <w:bookmarkStart w:id="123" w:name="comparative-financial-analysis"/>
-    <w:p>
-      <w:pPr>
-        <w:pStyle w:val="Heading1"/>
-      </w:pPr>
-      <w:r>
-        <w:t xml:space="preserve">7. Comparative Financial Analysis</w:t>
-      </w:r>
-    </w:p>
-    <w:bookmarkEnd w:id="123"/>
-    <w:bookmarkStart w:id="209" w:name="introduction-1"/>
-    <w:p>
-      <w:pPr>
-        <w:pStyle w:val="Heading1"/>
-      </w:pPr>
-      <w:r>
-        <w:t xml:space="preserve">8. Introduction</w:t>
+    <w:bookmarkStart w:id="130" w:name="balance-sheet-health-and-leverage-2"/>
+    <w:p>
+      <w:pPr>
+        <w:pStyle w:val="Heading2"/>
+      </w:pPr>
+      <w:r>
+        <w:t xml:space="preserve">6.3 Balance Sheet Health and Leverage</w:t>
       </w:r>
     </w:p>
     <w:p>
@@ -2304,65 +2287,30 @@
         <w:pStyle w:val="FirstParagraph"/>
       </w:pPr>
       <w:r>
-        <w:t xml:space="preserve">This blog explores the financial performance of selected airlines using various financial analysis techniques including time series, cross-sectional, and panel data analysis.</w:t>
-      </w:r>
-    </w:p>
-    <w:p>
-      <w:pPr>
-        <w:pStyle w:val="BodyText"/>
-      </w:pPr>
-      <w:r>
-        <w:t xml:space="preserve">This report provides a detailed comparative financial analysis of three distinct players in the U.S. airline industry: legacy carrier United Airlines (UAL), low-cost carrier JetBlue (JBLU), and regional operator SkyWest (SKW). Utilizing financial data from the beginning of 2020 through the end of fiscal year 2024, this study examines the post-pandemic recovery, financial health, profitability, and operational efficiency of each company. The strategic importance of this analysis lies in understanding the divergent recovery paths and competitive positioning that have emerged in a sector profoundly reshaped by recent global events.</w:t>
-      </w:r>
-    </w:p>
-    <w:bookmarkStart w:id="124" w:name="data-collection"/>
-    <w:p>
-      <w:pPr>
-        <w:pStyle w:val="Heading2"/>
-      </w:pPr>
-      <w:r>
-        <w:t xml:space="preserve">8.1 Data Collection</w:t>
-      </w:r>
-    </w:p>
-    <w:p>
-      <w:pPr>
-        <w:pStyle w:val="FirstParagraph"/>
-      </w:pPr>
-      <w:r>
-        <w:t xml:space="preserve">We collected data using Financial Modeling Prep (FMP) API. You can get your free API key by signing up at https://financialmodelingprep.com/developer/docs/pricing/</w:t>
-      </w:r>
-    </w:p>
-    <w:bookmarkEnd w:id="124"/>
-    <w:bookmarkStart w:id="128" w:name="liquidity-ratios"/>
-    <w:p>
-      <w:pPr>
-        <w:pStyle w:val="Heading2"/>
-      </w:pPr>
-      <w:r>
-        <w:t xml:space="preserve">8.2 Liquidity Ratios</w:t>
-      </w:r>
-    </w:p>
-    <w:p>
-      <w:pPr>
-        <w:pStyle w:val="FirstParagraph"/>
+        <w:t xml:space="preserve">A core strength of SkyWest is its conservative financial management, resulting in a robust and low-leverage balance sheet.</w:t>
+      </w:r>
+    </w:p>
+    <w:p>
+      <w:pPr>
+        <w:pStyle w:val="CaptionedFigure"/>
       </w:pPr>
       <w:r>
         <w:drawing>
           <wp:inline>
             <wp:extent cx="5334000" cy="4267200"/>
             <wp:effectExtent b="0" l="0" r="0" t="0"/>
-            <wp:docPr descr="" title="" id="126" name="Picture"/>
+            <wp:docPr descr="SkyWest (SKYW) Quarterly Total Assets, Debt and Equity (2020-2024)" title="" id="124" name="Picture"/>
             <a:graphic>
               <a:graphicData uri="http://schemas.openxmlformats.org/drawingml/2006/picture">
                 <pic:pic>
                   <pic:nvPicPr>
-                    <pic:cNvPr descr="comparative_financial_analysis_files/figure-docx/plot-liquidity-ratios-1.png" id="127" name="Picture"/>
+                    <pic:cNvPr descr="skyw_financial_analysis_files/figure-docx/skyw-balance-sheet-1.png" id="125" name="Picture"/>
                     <pic:cNvPicPr>
                       <a:picLocks noChangeArrowheads="1" noChangeAspect="1"/>
                     </pic:cNvPicPr>
                   </pic:nvPicPr>
                   <pic:blipFill>
-                    <a:blip r:embed="rId125"/>
+                    <a:blip r:embed="rId123"/>
                     <a:stretch>
                       <a:fillRect/>
                     </a:stretch>
@@ -2389,37 +2337,52 @@
         </w:drawing>
       </w:r>
     </w:p>
-    <w:bookmarkEnd w:id="128"/>
-    <w:bookmarkStart w:id="135" w:name="leverage-ratios"/>
-    <w:p>
-      <w:pPr>
-        <w:pStyle w:val="Heading2"/>
-      </w:pPr>
-      <w:r>
-        <w:t xml:space="preserve">8.3 Leverage Ratios</w:t>
+    <w:p>
+      <w:pPr>
+        <w:pStyle w:val="ImageCaption"/>
+      </w:pPr>
+      <w:r>
+        <w:t xml:space="preserve">SkyWest (SKYW) Quarterly Total Assets, Debt and Equity (2020-2024)</w:t>
+      </w:r>
+    </w:p>
+    <w:bookmarkStart w:id="129" w:name="debt-to-equity-ratio-trend-2"/>
+    <w:p>
+      <w:pPr>
+        <w:pStyle w:val="Heading3"/>
+      </w:pPr>
+      <w:r>
+        <w:t xml:space="preserve">6.3.1 Debt-to-Equity Ratio Trend</w:t>
       </w:r>
     </w:p>
     <w:p>
       <w:pPr>
         <w:pStyle w:val="FirstParagraph"/>
+      </w:pPr>
+      <w:r>
+        <w:t xml:space="preserve">SkyWest’s financial structure is exceptionally strong for an airline. Over the five-year period, its Net Debt to Equity ratio has steadily decreased from 2.3x to a very healthy 1.7x by the end of 2024. This consistent deleveraging, even through challenging years, provides SkyWest with significant financial resilience and a lower risk profile.</w:t>
+      </w:r>
+    </w:p>
+    <w:p>
+      <w:pPr>
+        <w:pStyle w:val="CaptionedFigure"/>
       </w:pPr>
       <w:r>
         <w:drawing>
           <wp:inline>
             <wp:extent cx="5334000" cy="4267200"/>
             <wp:effectExtent b="0" l="0" r="0" t="0"/>
-            <wp:docPr descr="" title="" id="130" name="Picture"/>
+            <wp:docPr descr="SkyWest (SKYW) Quarterly Debt-to-Equity Ratio (2020-2024)" title="" id="127" name="Picture"/>
             <a:graphic>
               <a:graphicData uri="http://schemas.openxmlformats.org/drawingml/2006/picture">
                 <pic:pic>
                   <pic:nvPicPr>
-                    <pic:cNvPr descr="comparative_financial_analysis_files/figure-docx/plot-leverage-ratios-1.png" id="131" name="Picture"/>
+                    <pic:cNvPr descr="skyw_financial_analysis_files/figure-docx/skyw-debt-equity-1.png" id="128" name="Picture"/>
                     <pic:cNvPicPr>
                       <a:picLocks noChangeArrowheads="1" noChangeAspect="1"/>
                     </pic:cNvPicPr>
                   </pic:nvPicPr>
                   <pic:blipFill>
-                    <a:blip r:embed="rId129"/>
+                    <a:blip r:embed="rId126"/>
                     <a:stretch>
                       <a:fillRect/>
                     </a:stretch>
@@ -2448,25 +2411,60 @@
     </w:p>
     <w:p>
       <w:pPr>
+        <w:pStyle w:val="ImageCaption"/>
+      </w:pPr>
+      <w:r>
+        <w:t xml:space="preserve">SkyWest (SKYW) Quarterly Debt-to-Equity Ratio (2020-2024)</w:t>
+      </w:r>
+    </w:p>
+    <w:bookmarkEnd w:id="129"/>
+    <w:bookmarkEnd w:id="130"/>
+    <w:bookmarkStart w:id="138" w:name="cash-flow-qskywity-and-sustainability"/>
+    <w:p>
+      <w:pPr>
+        <w:pStyle w:val="Heading2"/>
+      </w:pPr>
+      <w:r>
+        <w:t xml:space="preserve">6.4 Cash Flow Qskywity and Sustainability</w:t>
+      </w:r>
+    </w:p>
+    <w:p>
+      <w:pPr>
+        <w:pStyle w:val="FirstParagraph"/>
+      </w:pPr>
+      <w:r>
+        <w:t xml:space="preserve">SkyWest’s operational efficiency is best illustrated by its consistent and strong cash flow generation.</w:t>
+      </w:r>
+    </w:p>
+    <w:p>
+      <w:pPr>
         <w:pStyle w:val="BodyText"/>
+      </w:pPr>
+      <w:r>
+        <w:t xml:space="preserve">The analysis reveals a powerful and consistent ability to convert earnings (and even losses) into positive operating cash flow. In every single year, Cash from Operating Activities was significantly positive and substantially exceeded net income. This indicates very high-quality earnings and efficient working capital management. This operational strength translates directly to financial health.</w:t>
+      </w:r>
+    </w:p>
+    <w:p>
+      <w:pPr>
+        <w:pStyle w:val="CaptionedFigure"/>
       </w:pPr>
       <w:r>
         <w:drawing>
           <wp:inline>
             <wp:extent cx="5334000" cy="4267200"/>
             <wp:effectExtent b="0" l="0" r="0" t="0"/>
-            <wp:docPr descr="" title="" id="133" name="Picture"/>
+            <wp:docPr descr="SkyWest (SKYW) Quarterly Net Income and Cash from Operating Activities (2020-2024)" title="" id="132" name="Picture"/>
             <a:graphic>
               <a:graphicData uri="http://schemas.openxmlformats.org/drawingml/2006/picture">
                 <pic:pic>
                   <pic:nvPicPr>
-                    <pic:cNvPr descr="comparative_financial_analysis_files/figure-docx/plot-leverage-ratios-2.png" id="134" name="Picture"/>
+                    <pic:cNvPr descr="skyw_financial_analysis_files/figure-docx/skyw-cash-flow-1.png" id="133" name="Picture"/>
                     <pic:cNvPicPr>
                       <a:picLocks noChangeArrowheads="1" noChangeAspect="1"/>
                     </pic:cNvPicPr>
                   </pic:nvPicPr>
                   <pic:blipFill>
-                    <a:blip r:embed="rId132"/>
+                    <a:blip r:embed="rId131"/>
                     <a:stretch>
                       <a:fillRect/>
                     </a:stretch>
@@ -2493,37 +2491,52 @@
         </w:drawing>
       </w:r>
     </w:p>
-    <w:bookmarkEnd w:id="135"/>
-    <w:bookmarkStart w:id="142" w:name="Xb6b05eec95260fbf68c6ef8e2d1681e241f4ead"/>
-    <w:p>
-      <w:pPr>
-        <w:pStyle w:val="Heading2"/>
-      </w:pPr>
-      <w:r>
-        <w:t xml:space="preserve">8.4 Cross-Sectional Analysis of Debt to Asset Ratio in 2024</w:t>
+    <w:p>
+      <w:pPr>
+        <w:pStyle w:val="ImageCaption"/>
+      </w:pPr>
+      <w:r>
+        <w:t xml:space="preserve">SkyWest (SKYW) Quarterly Net Income and Cash from Operating Activities (2020-2024)</w:t>
+      </w:r>
+    </w:p>
+    <w:bookmarkStart w:id="137" w:name="free-cash-flow-trend-2"/>
+    <w:p>
+      <w:pPr>
+        <w:pStyle w:val="Heading3"/>
+      </w:pPr>
+      <w:r>
+        <w:t xml:space="preserve">6.4.1 Free Cash Flow Trend</w:t>
       </w:r>
     </w:p>
     <w:p>
       <w:pPr>
         <w:pStyle w:val="FirstParagraph"/>
+      </w:pPr>
+      <w:r>
+        <w:t xml:space="preserve">SkyWest’s return to positive free cash flow since 2022 demonstrates an ability to fund capital needs internally, a critical hallmark of a self-sustaining and healthy enterprise.</w:t>
+      </w:r>
+    </w:p>
+    <w:p>
+      <w:pPr>
+        <w:pStyle w:val="CaptionedFigure"/>
       </w:pPr>
       <w:r>
         <w:drawing>
           <wp:inline>
             <wp:extent cx="5334000" cy="4267200"/>
             <wp:effectExtent b="0" l="0" r="0" t="0"/>
-            <wp:docPr descr="" title="" id="137" name="Picture"/>
+            <wp:docPr descr="SkyWest (SKYW) Quarterly Free Cash Flow (2020-2024)" title="" id="135" name="Picture"/>
             <a:graphic>
               <a:graphicData uri="http://schemas.openxmlformats.org/drawingml/2006/picture">
                 <pic:pic>
                   <pic:nvPicPr>
-                    <pic:cNvPr descr="comparative_financial_analysis_files/figure-docx/cross-sectional%20view%20of%20debt-to-asset%20ratio%20in%202024-1.png" id="138" name="Picture"/>
+                    <pic:cNvPr descr="skyw_financial_analysis_files/figure-docx/skyw-fcf-1.png" id="136" name="Picture"/>
                     <pic:cNvPicPr>
                       <a:picLocks noChangeArrowheads="1" noChangeAspect="1"/>
                     </pic:cNvPicPr>
                   </pic:nvPicPr>
                   <pic:blipFill>
-                    <a:blip r:embed="rId136"/>
+                    <a:blip r:embed="rId134"/>
                     <a:stretch>
                       <a:fillRect/>
                     </a:stretch>
@@ -2552,19 +2565,55 @@
     </w:p>
     <w:p>
       <w:pPr>
-        <w:pStyle w:val="BodyText"/>
+        <w:pStyle w:val="ImageCaption"/>
+      </w:pPr>
+      <w:r>
+        <w:t xml:space="preserve">SkyWest (SKYW) Quarterly Free Cash Flow (2020-2024)</w:t>
+      </w:r>
+    </w:p>
+    <w:bookmarkEnd w:id="137"/>
+    <w:bookmarkEnd w:id="138"/>
+    <w:bookmarkStart w:id="147" w:name="efficiency-and-performance-ratios-2"/>
+    <w:p>
+      <w:pPr>
+        <w:pStyle w:val="Heading2"/>
+      </w:pPr>
+      <w:r>
+        <w:t xml:space="preserve">6.5 Efficiency and Performance Ratios</w:t>
+      </w:r>
+    </w:p>
+    <w:bookmarkStart w:id="142" w:name="return-on-assets-roa-2"/>
+    <w:p>
+      <w:pPr>
+        <w:pStyle w:val="Heading3"/>
+      </w:pPr>
+      <w:r>
+        <w:t xml:space="preserve">6.5.1 Return on Assets (ROA)</w:t>
+      </w:r>
+    </w:p>
+    <w:p>
+      <w:pPr>
+        <w:pStyle w:val="FirstParagraph"/>
+      </w:pPr>
+      <w:r>
+        <w:t xml:space="preserve">SKYW’s Return on Assets (ROA) has shown a positive trend from 2020 to 2024, reflecting the company’s efficient use of its asset base to generate profits. The ROA metric indicates how effectively SkyWest is utilizing its assets to produce earnings, which is particularly important in the capital-intensive airline industry. The steady improvement in ROA over the years suggests that SkyWest has been successful in optimizing its operations and asset management, leading to enhanced profitability and financial health.</w:t>
+      </w:r>
+    </w:p>
+    <w:p>
+      <w:pPr>
+        <w:pStyle w:val="CaptionedFigure"/>
       </w:pPr>
       <w:r>
         <w:drawing>
           <wp:inline>
             <wp:extent cx="5334000" cy="4267200"/>
             <wp:effectExtent b="0" l="0" r="0" t="0"/>
-            <wp:docPr descr="" title="" id="140" name="Picture"/>
+            <wp:docPr descr="SkyWest (SKYW) Quarterly Return on Assets (ROA) (2020-2024)" title="" id="140" name="Picture"/>
             <a:graphic>
               <a:graphicData uri="http://schemas.openxmlformats.org/drawingml/2006/picture">
                 <pic:pic>
                   <pic:nvPicPr>
-                    <pic:cNvPr descr="comparative_financial_analysis_files/figure-docx/cross-sectional%20view%20of%20debt-to-asset%20ratio%20in%202024-2.png" id="141" name="Picture"/>
+                    <pic:cNvPr descr="skyw_financial_analysis_files/figure-docx/skyw-roa-1.png" id="141" name="Picture"/>
                     <pic:cNvPicPr>
                       <a:picLocks noChangeArrowheads="1" noChangeAspect="1"/>
                     </pic:cNvPicPr>
@@ -2597,40 +2646,47 @@
         </w:drawing>
       </w:r>
     </w:p>
+    <w:p>
+      <w:pPr>
+        <w:pStyle w:val="ImageCaption"/>
+      </w:pPr>
+      <w:r>
+        <w:t xml:space="preserve">SkyWest (SKYW) Quarterly Return on Assets (ROA) (2020-2024)</w:t>
+      </w:r>
+    </w:p>
     <w:bookmarkEnd w:id="142"/>
-    <w:bookmarkStart w:id="177" w:name="efficiency-and-profitability-ratios"/>
-    <w:p>
-      <w:pPr>
-        <w:pStyle w:val="Heading2"/>
-      </w:pPr>
-      <w:r>
-        <w:t xml:space="preserve">8.5 Efficiency and Profitability Ratios</w:t>
-      </w:r>
-    </w:p>
-    <w:bookmarkStart w:id="149" w:name="roa-roe"/>
+    <w:bookmarkStart w:id="146" w:name="return-on-equity-roe-2"/>
     <w:p>
       <w:pPr>
         <w:pStyle w:val="Heading3"/>
       </w:pPr>
       <w:r>
-        <w:t xml:space="preserve">8.5.1 ROA ROE</w:t>
+        <w:t xml:space="preserve">6.5.2 Return on Equity (ROE)</w:t>
       </w:r>
     </w:p>
     <w:p>
       <w:pPr>
         <w:pStyle w:val="FirstParagraph"/>
+      </w:pPr>
+      <w:r>
+        <w:t xml:space="preserve">SKYW’s Return on Equity (ROE) has also demonstrated a positive trajectory from 2020 to 2024, highlighting the company’s ability to generate profits from its shareholders’ equity. ROE is a critical measure of financial performance, indicating how effectively SkyWest is using the capital invested by its shareholders to produce earnings. The upward trend in ROE suggests that SkyWest has been successful in enhancing shareholder value through efficient management and profitable operations, even in the face of industry challenges.</w:t>
+      </w:r>
+    </w:p>
+    <w:p>
+      <w:pPr>
+        <w:pStyle w:val="CaptionedFigure"/>
       </w:pPr>
       <w:r>
         <w:drawing>
           <wp:inline>
             <wp:extent cx="5334000" cy="4267200"/>
             <wp:effectExtent b="0" l="0" r="0" t="0"/>
-            <wp:docPr descr="" title="" id="144" name="Picture"/>
+            <wp:docPr descr="SkyWest (SKYW) Quarterly Return on Equity (ROE) (2020-2024)" title="" id="144" name="Picture"/>
             <a:graphic>
               <a:graphicData uri="http://schemas.openxmlformats.org/drawingml/2006/picture">
                 <pic:pic>
                   <pic:nvPicPr>
-                    <pic:cNvPr descr="comparative_financial_analysis_files/figure-docx/plot-roa-roe-1.png" id="145" name="Picture"/>
+                    <pic:cNvPr descr="skyw_financial_analysis_files/figure-docx/skyw-roe-1.png" id="145" name="Picture"/>
                     <pic:cNvPicPr>
                       <a:picLocks noChangeArrowheads="1" noChangeAspect="1"/>
                     </pic:cNvPicPr>
@@ -2665,25 +2721,116 @@
     </w:p>
     <w:p>
       <w:pPr>
+        <w:pStyle w:val="ImageCaption"/>
+      </w:pPr>
+      <w:r>
+        <w:t xml:space="preserve">SkyWest (SKYW) Quarterly Return on Equity (ROE) (2020-2024)</w:t>
+      </w:r>
+    </w:p>
+    <w:bookmarkEnd w:id="146"/>
+    <w:bookmarkEnd w:id="147"/>
+    <w:bookmarkStart w:id="148" w:name="summary-2"/>
+    <w:p>
+      <w:pPr>
+        <w:pStyle w:val="Heading2"/>
+      </w:pPr>
+      <w:r>
+        <w:t xml:space="preserve">6.6 Summary</w:t>
+      </w:r>
+    </w:p>
+    <w:p>
+      <w:pPr>
+        <w:pStyle w:val="FirstParagraph"/>
+      </w:pPr>
+      <w:r>
+        <w:t xml:space="preserve">In summary, SkyWest’s financial analysis from 2020 to 2024 reveals a company that has not only weathered the unprecedented challenges of the pandemic but has emerged stronger and more resilient. Its unique business model as a regional carrier, combined with prudent financial management, has resulted in a robust balance sheet, consistent profitability, and strong cash flow generation. SkyWest’s low leverage, stable margins, and ability to generate free cash flow position it well for future growth and stability in an industry that remains volatile and competitive. This analysis underscores SkyWest as a standout performer in the airline sector, demonstrating that strategic focus and operational efficiency can yield significant advantages even in challenging times.</w:t>
+      </w:r>
+    </w:p>
+    <w:bookmarkEnd w:id="148"/>
+    <w:bookmarkEnd w:id="149"/>
+    <w:bookmarkStart w:id="150" w:name="comparative-financial-analysis"/>
+    <w:p>
+      <w:pPr>
+        <w:pStyle w:val="Heading1"/>
+      </w:pPr>
+      <w:r>
+        <w:t xml:space="preserve">7. Comparative Financial Analysis</w:t>
+      </w:r>
+    </w:p>
+    <w:bookmarkEnd w:id="150"/>
+    <w:bookmarkStart w:id="236" w:name="introduction-1"/>
+    <w:p>
+      <w:pPr>
+        <w:pStyle w:val="Heading1"/>
+      </w:pPr>
+      <w:r>
+        <w:t xml:space="preserve">8. Introduction</w:t>
+      </w:r>
+    </w:p>
+    <w:p>
+      <w:pPr>
+        <w:pStyle w:val="FirstParagraph"/>
+      </w:pPr>
+      <w:r>
+        <w:t xml:space="preserve">This blog explores the financial performance of selected airlines using various financial analysis techniques including time series, cross-sectional, and panel data analysis.</w:t>
+      </w:r>
+    </w:p>
+    <w:p>
+      <w:pPr>
         <w:pStyle w:val="BodyText"/>
+      </w:pPr>
+      <w:r>
+        <w:t xml:space="preserve">This report provides a detailed comparative financial analysis of three distinct players in the U.S. airline industry: legacy carrier United Airlines (UAL), low-cost carrier JetBlue (JBLU), and regional operator SkyWest (SKW). Utilizing financial data from the beginning of 2020 through the end of fiscal year 2024, this study examines the post-pandemic recovery, financial health, profitability, and operational efficiency of each company. The strategic importance of this analysis lies in understanding the divergent recovery paths and competitive positioning that have emerged in a sector profoundly reshaped by recent global events.</w:t>
+      </w:r>
+    </w:p>
+    <w:bookmarkStart w:id="151" w:name="data-collection"/>
+    <w:p>
+      <w:pPr>
+        <w:pStyle w:val="Heading2"/>
+      </w:pPr>
+      <w:r>
+        <w:t xml:space="preserve">8.1 Data Collection</w:t>
+      </w:r>
+    </w:p>
+    <w:p>
+      <w:pPr>
+        <w:pStyle w:val="FirstParagraph"/>
+      </w:pPr>
+      <w:r>
+        <w:t xml:space="preserve">We collected data using Financial Modeling Prep (FMP) API. You can get your free API key by signing up at https://financialmodelingprep.com/developer/docs/pricing/</w:t>
+      </w:r>
+    </w:p>
+    <w:bookmarkEnd w:id="151"/>
+    <w:bookmarkStart w:id="155" w:name="liquidity-ratios"/>
+    <w:p>
+      <w:pPr>
+        <w:pStyle w:val="Heading2"/>
+      </w:pPr>
+      <w:r>
+        <w:t xml:space="preserve">8.2 Liquidity Ratios</w:t>
+      </w:r>
+    </w:p>
+    <w:p>
+      <w:pPr>
+        <w:pStyle w:val="FirstParagraph"/>
       </w:pPr>
       <w:r>
         <w:drawing>
           <wp:inline>
             <wp:extent cx="5334000" cy="4267200"/>
             <wp:effectExtent b="0" l="0" r="0" t="0"/>
-            <wp:docPr descr="" title="" id="147" name="Picture"/>
+            <wp:docPr descr="" title="" id="153" name="Picture"/>
             <a:graphic>
               <a:graphicData uri="http://schemas.openxmlformats.org/drawingml/2006/picture">
                 <pic:pic>
                   <pic:nvPicPr>
-                    <pic:cNvPr descr="comparative_financial_analysis_files/figure-docx/plot-roa-roe-2.png" id="148" name="Picture"/>
+                    <pic:cNvPr descr="comparative_financial_analysis_files/figure-docx/plot-liquidity-ratios-1.png" id="154" name="Picture"/>
                     <pic:cNvPicPr>
                       <a:picLocks noChangeArrowheads="1" noChangeAspect="1"/>
                     </pic:cNvPicPr>
                   </pic:nvPicPr>
                   <pic:blipFill>
-                    <a:blip r:embed="rId146"/>
+                    <a:blip r:embed="rId152"/>
                     <a:stretch>
                       <a:fillRect/>
                     </a:stretch>
@@ -2710,14 +2857,14 @@
         </w:drawing>
       </w:r>
     </w:p>
-    <w:bookmarkEnd w:id="149"/>
-    <w:bookmarkStart w:id="156" w:name="X7d6671735b474d47ef725eb4d4499d9c7b90ef0"/>
-    <w:p>
-      <w:pPr>
-        <w:pStyle w:val="Heading3"/>
-      </w:pPr>
-      <w:r>
-        <w:t xml:space="preserve">8.5.2 Capital Structure Leverage and Common Earnings Leverage</w:t>
+    <w:bookmarkEnd w:id="155"/>
+    <w:bookmarkStart w:id="162" w:name="leverage-ratios"/>
+    <w:p>
+      <w:pPr>
+        <w:pStyle w:val="Heading2"/>
+      </w:pPr>
+      <w:r>
+        <w:t xml:space="preserve">8.3 Leverage Ratios</w:t>
       </w:r>
     </w:p>
     <w:p>
@@ -2729,18 +2876,18 @@
           <wp:inline>
             <wp:extent cx="5334000" cy="4267200"/>
             <wp:effectExtent b="0" l="0" r="0" t="0"/>
-            <wp:docPr descr="" title="" id="151" name="Picture"/>
+            <wp:docPr descr="" title="" id="157" name="Picture"/>
             <a:graphic>
               <a:graphicData uri="http://schemas.openxmlformats.org/drawingml/2006/picture">
                 <pic:pic>
                   <pic:nvPicPr>
-                    <pic:cNvPr descr="comparative_financial_analysis_files/figure-docx/plot-capital-structure-leverage-common-earnings-leverage-1.png" id="152" name="Picture"/>
+                    <pic:cNvPr descr="comparative_financial_analysis_files/figure-docx/plot-leverage-ratios-1.png" id="158" name="Picture"/>
                     <pic:cNvPicPr>
                       <a:picLocks noChangeArrowheads="1" noChangeAspect="1"/>
                     </pic:cNvPicPr>
                   </pic:nvPicPr>
                   <pic:blipFill>
-                    <a:blip r:embed="rId150"/>
+                    <a:blip r:embed="rId156"/>
                     <a:stretch>
                       <a:fillRect/>
                     </a:stretch>
@@ -2776,18 +2923,18 @@
           <wp:inline>
             <wp:extent cx="5334000" cy="4267200"/>
             <wp:effectExtent b="0" l="0" r="0" t="0"/>
-            <wp:docPr descr="" title="" id="154" name="Picture"/>
+            <wp:docPr descr="" title="" id="160" name="Picture"/>
             <a:graphic>
               <a:graphicData uri="http://schemas.openxmlformats.org/drawingml/2006/picture">
                 <pic:pic>
                   <pic:nvPicPr>
-                    <pic:cNvPr descr="comparative_financial_analysis_files/figure-docx/plot-capital-structure-leverage-common-earnings-leverage-2.png" id="155" name="Picture"/>
+                    <pic:cNvPr descr="comparative_financial_analysis_files/figure-docx/plot-leverage-ratios-2.png" id="161" name="Picture"/>
                     <pic:cNvPicPr>
                       <a:picLocks noChangeArrowheads="1" noChangeAspect="1"/>
                     </pic:cNvPicPr>
                   </pic:nvPicPr>
                   <pic:blipFill>
-                    <a:blip r:embed="rId153"/>
+                    <a:blip r:embed="rId159"/>
                     <a:stretch>
                       <a:fillRect/>
                     </a:stretch>
@@ -2814,113 +2961,19 @@
         </w:drawing>
       </w:r>
     </w:p>
-    <w:bookmarkEnd w:id="156"/>
-    <w:bookmarkStart w:id="166" w:name="efficiency-ratios-over-time"/>
-    <w:p>
-      <w:pPr>
-        <w:pStyle w:val="Heading3"/>
-      </w:pPr>
-      <w:r>
-        <w:t xml:space="preserve">8.5.3 Efficiency Ratios Over Time</w:t>
+    <w:bookmarkEnd w:id="162"/>
+    <w:bookmarkStart w:id="169" w:name="Xb6b05eec95260fbf68c6ef8e2d1681e241f4ead"/>
+    <w:p>
+      <w:pPr>
+        <w:pStyle w:val="Heading2"/>
+      </w:pPr>
+      <w:r>
+        <w:t xml:space="preserve">8.4 Cross-Sectional Analysis of Debt to Asset Ratio in 2024</w:t>
       </w:r>
     </w:p>
     <w:p>
       <w:pPr>
         <w:pStyle w:val="FirstParagraph"/>
-      </w:pPr>
-      <w:r>
-        <w:drawing>
-          <wp:inline>
-            <wp:extent cx="5334000" cy="4267200"/>
-            <wp:effectExtent b="0" l="0" r="0" t="0"/>
-            <wp:docPr descr="" title="" id="158" name="Picture"/>
-            <a:graphic>
-              <a:graphicData uri="http://schemas.openxmlformats.org/drawingml/2006/picture">
-                <pic:pic>
-                  <pic:nvPicPr>
-                    <pic:cNvPr descr="comparative_financial_analysis_files/figure-docx/plot-efficiency-ratios-1.png" id="159" name="Picture"/>
-                    <pic:cNvPicPr>
-                      <a:picLocks noChangeArrowheads="1" noChangeAspect="1"/>
-                    </pic:cNvPicPr>
-                  </pic:nvPicPr>
-                  <pic:blipFill>
-                    <a:blip r:embed="rId157"/>
-                    <a:stretch>
-                      <a:fillRect/>
-                    </a:stretch>
-                  </pic:blipFill>
-                  <pic:spPr bwMode="auto">
-                    <a:xfrm>
-                      <a:off x="0" y="0"/>
-                      <a:ext cx="5334000" cy="4267200"/>
-                    </a:xfrm>
-                    <a:prstGeom prst="rect">
-                      <a:avLst/>
-                    </a:prstGeom>
-                    <a:noFill/>
-                    <a:ln w="9525">
-                      <a:noFill/>
-                      <a:headEnd/>
-                      <a:tailEnd/>
-                    </a:ln>
-                  </pic:spPr>
-                </pic:pic>
-              </a:graphicData>
-            </a:graphic>
-          </wp:inline>
-        </w:drawing>
-      </w:r>
-    </w:p>
-    <w:p>
-      <w:pPr>
-        <w:pStyle w:val="BodyText"/>
-      </w:pPr>
-      <w:r>
-        <w:drawing>
-          <wp:inline>
-            <wp:extent cx="5334000" cy="4267200"/>
-            <wp:effectExtent b="0" l="0" r="0" t="0"/>
-            <wp:docPr descr="" title="" id="161" name="Picture"/>
-            <a:graphic>
-              <a:graphicData uri="http://schemas.openxmlformats.org/drawingml/2006/picture">
-                <pic:pic>
-                  <pic:nvPicPr>
-                    <pic:cNvPr descr="comparative_financial_analysis_files/figure-docx/plot-efficiency-ratios-2.png" id="162" name="Picture"/>
-                    <pic:cNvPicPr>
-                      <a:picLocks noChangeArrowheads="1" noChangeAspect="1"/>
-                    </pic:cNvPicPr>
-                  </pic:nvPicPr>
-                  <pic:blipFill>
-                    <a:blip r:embed="rId160"/>
-                    <a:stretch>
-                      <a:fillRect/>
-                    </a:stretch>
-                  </pic:blipFill>
-                  <pic:spPr bwMode="auto">
-                    <a:xfrm>
-                      <a:off x="0" y="0"/>
-                      <a:ext cx="5334000" cy="4267200"/>
-                    </a:xfrm>
-                    <a:prstGeom prst="rect">
-                      <a:avLst/>
-                    </a:prstGeom>
-                    <a:noFill/>
-                    <a:ln w="9525">
-                      <a:noFill/>
-                      <a:headEnd/>
-                      <a:tailEnd/>
-                    </a:ln>
-                  </pic:spPr>
-                </pic:pic>
-              </a:graphicData>
-            </a:graphic>
-          </wp:inline>
-        </w:drawing>
-      </w:r>
-    </w:p>
-    <w:p>
-      <w:pPr>
-        <w:pStyle w:val="BodyText"/>
       </w:pPr>
       <w:r>
         <w:drawing>
@@ -2932,7 +2985,7 @@
               <a:graphicData uri="http://schemas.openxmlformats.org/drawingml/2006/picture">
                 <pic:pic>
                   <pic:nvPicPr>
-                    <pic:cNvPr descr="comparative_financial_analysis_files/figure-docx/plot-efficiency-ratios-3.png" id="165" name="Picture"/>
+                    <pic:cNvPr descr="comparative_financial_analysis_files/figure-docx/cross-sectional%20view%20of%20debt-to-asset%20ratio%20in%202024-1.png" id="165" name="Picture"/>
                     <pic:cNvPicPr>
                       <a:picLocks noChangeArrowheads="1" noChangeAspect="1"/>
                     </pic:cNvPicPr>
@@ -2965,37 +3018,27 @@
         </w:drawing>
       </w:r>
     </w:p>
-    <w:bookmarkEnd w:id="166"/>
-    <w:bookmarkStart w:id="176" w:name="profitability-ratios-over-time"/>
-    <w:p>
-      <w:pPr>
-        <w:pStyle w:val="Heading3"/>
-      </w:pPr>
-      <w:r>
-        <w:t xml:space="preserve">8.5.4 Profitability Ratios Over Time</w:t>
-      </w:r>
-    </w:p>
-    <w:p>
-      <w:pPr>
-        <w:pStyle w:val="FirstParagraph"/>
+    <w:p>
+      <w:pPr>
+        <w:pStyle w:val="BodyText"/>
       </w:pPr>
       <w:r>
         <w:drawing>
           <wp:inline>
             <wp:extent cx="5334000" cy="4267200"/>
             <wp:effectExtent b="0" l="0" r="0" t="0"/>
-            <wp:docPr descr="" title="" id="168" name="Picture"/>
+            <wp:docPr descr="" title="" id="167" name="Picture"/>
             <a:graphic>
               <a:graphicData uri="http://schemas.openxmlformats.org/drawingml/2006/picture">
                 <pic:pic>
                   <pic:nvPicPr>
-                    <pic:cNvPr descr="comparative_financial_analysis_files/figure-docx/plot-profitability-ratios-1.png" id="169" name="Picture"/>
+                    <pic:cNvPr descr="comparative_financial_analysis_files/figure-docx/cross-sectional%20view%20of%20debt-to-asset%20ratio%20in%202024-2.png" id="168" name="Picture"/>
                     <pic:cNvPicPr>
                       <a:picLocks noChangeArrowheads="1" noChangeAspect="1"/>
                     </pic:cNvPicPr>
                   </pic:nvPicPr>
                   <pic:blipFill>
-                    <a:blip r:embed="rId167"/>
+                    <a:blip r:embed="rId166"/>
                     <a:stretch>
                       <a:fillRect/>
                     </a:stretch>
@@ -3022,9 +3065,28 @@
         </w:drawing>
       </w:r>
     </w:p>
-    <w:p>
-      <w:pPr>
-        <w:pStyle w:val="BodyText"/>
+    <w:bookmarkEnd w:id="169"/>
+    <w:bookmarkStart w:id="204" w:name="efficiency-and-profitability-ratios"/>
+    <w:p>
+      <w:pPr>
+        <w:pStyle w:val="Heading2"/>
+      </w:pPr>
+      <w:r>
+        <w:t xml:space="preserve">8.5 Efficiency and Profitability Ratios</w:t>
+      </w:r>
+    </w:p>
+    <w:bookmarkStart w:id="176" w:name="roa-roe"/>
+    <w:p>
+      <w:pPr>
+        <w:pStyle w:val="Heading3"/>
+      </w:pPr>
+      <w:r>
+        <w:t xml:space="preserve">8.5.1 ROA ROE</w:t>
+      </w:r>
+    </w:p>
+    <w:p>
+      <w:pPr>
+        <w:pStyle w:val="FirstParagraph"/>
       </w:pPr>
       <w:r>
         <w:drawing>
@@ -3036,7 +3098,7 @@
               <a:graphicData uri="http://schemas.openxmlformats.org/drawingml/2006/picture">
                 <pic:pic>
                   <pic:nvPicPr>
-                    <pic:cNvPr descr="comparative_financial_analysis_files/figure-docx/plot-profitability-ratios-2.png" id="172" name="Picture"/>
+                    <pic:cNvPr descr="comparative_financial_analysis_files/figure-docx/plot-roa-roe-1.png" id="172" name="Picture"/>
                     <pic:cNvPicPr>
                       <a:picLocks noChangeArrowheads="1" noChangeAspect="1"/>
                     </pic:cNvPicPr>
@@ -3083,7 +3145,7 @@
               <a:graphicData uri="http://schemas.openxmlformats.org/drawingml/2006/picture">
                 <pic:pic>
                   <pic:nvPicPr>
-                    <pic:cNvPr descr="comparative_financial_analysis_files/figure-docx/plot-profitability-ratios-3.png" id="175" name="Picture"/>
+                    <pic:cNvPr descr="comparative_financial_analysis_files/figure-docx/plot-roa-roe-2.png" id="175" name="Picture"/>
                     <pic:cNvPicPr>
                       <a:picLocks noChangeArrowheads="1" noChangeAspect="1"/>
                     </pic:cNvPicPr>
@@ -3117,45 +3179,36 @@
       </w:r>
     </w:p>
     <w:bookmarkEnd w:id="176"/>
-    <w:bookmarkEnd w:id="177"/>
-    <w:bookmarkStart w:id="187" w:name="common-size-analysis---income-statement"/>
-    <w:p>
-      <w:pPr>
-        <w:pStyle w:val="Heading2"/>
-      </w:pPr>
-      <w:r>
-        <w:t xml:space="preserve">8.6 Common Size Analysis - Income Statement</w:t>
-      </w:r>
-    </w:p>
+    <w:bookmarkStart w:id="183" w:name="X7d6671735b474d47ef725eb4d4499d9c7b90ef0"/>
     <w:p>
       <w:pPr>
         <w:pStyle w:val="Heading3"/>
       </w:pPr>
       <w:r>
-        <w:t xml:space="preserve">Net Income Ratio Over Time</w:t>
-      </w:r>
-    </w:p>
-    <w:p>
-      <w:pPr>
-        <w:pStyle w:val="CaptionedFigure"/>
+        <w:t xml:space="preserve">8.5.2 Capital Structure Leverage and Common Earnings Leverage</w:t>
+      </w:r>
+    </w:p>
+    <w:p>
+      <w:pPr>
+        <w:pStyle w:val="FirstParagraph"/>
       </w:pPr>
       <w:r>
         <w:drawing>
           <wp:inline>
             <wp:extent cx="5334000" cy="4267200"/>
             <wp:effectExtent b="0" l="0" r="0" t="0"/>
-            <wp:docPr descr="Net Income Ratio for UAL, JBLU and SKYW (2019 Q4 - 2025 Q2)" title="" id="179" name="Picture"/>
+            <wp:docPr descr="" title="" id="178" name="Picture"/>
             <a:graphic>
               <a:graphicData uri="http://schemas.openxmlformats.org/drawingml/2006/picture">
                 <pic:pic>
                   <pic:nvPicPr>
-                    <pic:cNvPr descr="comparative_financial_analysis_files/figure-docx/plot-net-income-ratio-1.png" id="180" name="Picture"/>
+                    <pic:cNvPr descr="comparative_financial_analysis_files/figure-docx/plot-capital-structure-leverage-common-earnings-leverage-1.png" id="179" name="Picture"/>
                     <pic:cNvPicPr>
                       <a:picLocks noChangeArrowheads="1" noChangeAspect="1"/>
                     </pic:cNvPicPr>
                   </pic:nvPicPr>
                   <pic:blipFill>
-                    <a:blip r:embed="rId178"/>
+                    <a:blip r:embed="rId177"/>
                     <a:stretch>
                       <a:fillRect/>
                     </a:stretch>
@@ -3184,41 +3237,25 @@
     </w:p>
     <w:p>
       <w:pPr>
-        <w:pStyle w:val="ImageCaption"/>
-      </w:pPr>
-      <w:r>
-        <w:t xml:space="preserve">Net Income Ratio for UAL, JBLU and SKYW (2019 Q4 - 2025 Q2)</w:t>
-      </w:r>
-    </w:p>
-    <w:p>
-      <w:pPr>
-        <w:pStyle w:val="Heading3"/>
-      </w:pPr>
-      <w:r>
-        <w:t xml:space="preserve">Expense Composition (% of Revenue)</w:t>
-      </w:r>
-    </w:p>
-    <w:p>
-      <w:pPr>
-        <w:pStyle w:val="CaptionedFigure"/>
+        <w:pStyle w:val="BodyText"/>
       </w:pPr>
       <w:r>
         <w:drawing>
           <wp:inline>
             <wp:extent cx="5334000" cy="4267200"/>
             <wp:effectExtent b="0" l="0" r="0" t="0"/>
-            <wp:docPr descr="Expense Composition for UAL, JBLU and SKYW (2023 Q4)" title="" id="182" name="Picture"/>
+            <wp:docPr descr="" title="" id="181" name="Picture"/>
             <a:graphic>
               <a:graphicData uri="http://schemas.openxmlformats.org/drawingml/2006/picture">
                 <pic:pic>
                   <pic:nvPicPr>
-                    <pic:cNvPr descr="comparative_financial_analysis_files/figure-docx/plot-expense-composition-1.png" id="183" name="Picture"/>
+                    <pic:cNvPr descr="comparative_financial_analysis_files/figure-docx/plot-capital-structure-leverage-common-earnings-leverage-2.png" id="182" name="Picture"/>
                     <pic:cNvPicPr>
                       <a:picLocks noChangeArrowheads="1" noChangeAspect="1"/>
                     </pic:cNvPicPr>
                   </pic:nvPicPr>
                   <pic:blipFill>
-                    <a:blip r:embed="rId181"/>
+                    <a:blip r:embed="rId180"/>
                     <a:stretch>
                       <a:fillRect/>
                     </a:stretch>
@@ -3245,37 +3282,31 @@
         </w:drawing>
       </w:r>
     </w:p>
-    <w:p>
-      <w:pPr>
-        <w:pStyle w:val="ImageCaption"/>
-      </w:pPr>
-      <w:r>
-        <w:t xml:space="preserve">Expense Composition for UAL, JBLU and SKYW (2023 Q4)</w:t>
-      </w:r>
-    </w:p>
+    <w:bookmarkEnd w:id="183"/>
+    <w:bookmarkStart w:id="193" w:name="efficiency-ratios-over-time"/>
     <w:p>
       <w:pPr>
         <w:pStyle w:val="Heading3"/>
       </w:pPr>
       <w:r>
-        <w:t xml:space="preserve">Margin Comparison (Gross vs Operating vs Net)</w:t>
-      </w:r>
-    </w:p>
-    <w:p>
-      <w:pPr>
-        <w:pStyle w:val="CaptionedFigure"/>
+        <w:t xml:space="preserve">8.5.3 Efficiency Ratios Over Time</w:t>
+      </w:r>
+    </w:p>
+    <w:p>
+      <w:pPr>
+        <w:pStyle w:val="FirstParagraph"/>
       </w:pPr>
       <w:r>
         <w:drawing>
           <wp:inline>
             <wp:extent cx="5334000" cy="4267200"/>
             <wp:effectExtent b="0" l="0" r="0" t="0"/>
-            <wp:docPr descr="Margin Comparison for UAL, JBLU and SKYW (2019 Q4 - 2025 Q2)" title="" id="185" name="Picture"/>
+            <wp:docPr descr="" title="" id="185" name="Picture"/>
             <a:graphic>
               <a:graphicData uri="http://schemas.openxmlformats.org/drawingml/2006/picture">
                 <pic:pic>
                   <pic:nvPicPr>
-                    <pic:cNvPr descr="comparative_financial_analysis_files/figure-docx/plot-margin-comparison_gross-operating-net-1.png" id="186" name="Picture"/>
+                    <pic:cNvPr descr="comparative_financial_analysis_files/figure-docx/plot-efficiency-ratios-1.png" id="186" name="Picture"/>
                     <pic:cNvPicPr>
                       <a:picLocks noChangeArrowheads="1" noChangeAspect="1"/>
                     </pic:cNvPicPr>
@@ -3310,51 +3341,25 @@
     </w:p>
     <w:p>
       <w:pPr>
-        <w:pStyle w:val="ImageCaption"/>
-      </w:pPr>
-      <w:r>
-        <w:t xml:space="preserve">Margin Comparison for UAL, JBLU and SKYW (2019 Q4 - 2025 Q2)</w:t>
-      </w:r>
-    </w:p>
-    <w:bookmarkEnd w:id="187"/>
-    <w:bookmarkStart w:id="194" w:name="common-size-analysis---balance-sheet"/>
-    <w:p>
-      <w:pPr>
-        <w:pStyle w:val="Heading2"/>
-      </w:pPr>
-      <w:r>
-        <w:t xml:space="preserve">8.7 Common Size Analysis - Balance Sheet</w:t>
-      </w:r>
-    </w:p>
-    <w:p>
-      <w:pPr>
-        <w:pStyle w:val="Heading3"/>
-      </w:pPr>
-      <w:r>
-        <w:t xml:space="preserve">Capital Structure: Liabilities, Equity and Cash</w:t>
-      </w:r>
-    </w:p>
-    <w:p>
-      <w:pPr>
-        <w:pStyle w:val="CaptionedFigure"/>
+        <w:pStyle w:val="BodyText"/>
       </w:pPr>
       <w:r>
         <w:drawing>
           <wp:inline>
             <wp:extent cx="5334000" cy="4267200"/>
             <wp:effectExtent b="0" l="0" r="0" t="0"/>
-            <wp:docPr descr="Capital Structure for UAL, JBLU and SKYW (2019 Q4 - 2025 Q2)" title="" id="189" name="Picture"/>
+            <wp:docPr descr="" title="" id="188" name="Picture"/>
             <a:graphic>
               <a:graphicData uri="http://schemas.openxmlformats.org/drawingml/2006/picture">
                 <pic:pic>
                   <pic:nvPicPr>
-                    <pic:cNvPr descr="comparative_financial_analysis_files/figure-docx/plot-capital-structure-liabilities-equity-cash-1.png" id="190" name="Picture"/>
+                    <pic:cNvPr descr="comparative_financial_analysis_files/figure-docx/plot-efficiency-ratios-2.png" id="189" name="Picture"/>
                     <pic:cNvPicPr>
                       <a:picLocks noChangeArrowheads="1" noChangeAspect="1"/>
                     </pic:cNvPicPr>
                   </pic:nvPicPr>
                   <pic:blipFill>
-                    <a:blip r:embed="rId188"/>
+                    <a:blip r:embed="rId187"/>
                     <a:stretch>
                       <a:fillRect/>
                     </a:stretch>
@@ -3383,41 +3388,25 @@
     </w:p>
     <w:p>
       <w:pPr>
-        <w:pStyle w:val="ImageCaption"/>
-      </w:pPr>
-      <w:r>
-        <w:t xml:space="preserve">Capital Structure for UAL, JBLU and SKYW (2019 Q4 - 2025 Q2)</w:t>
-      </w:r>
-    </w:p>
-    <w:p>
-      <w:pPr>
-        <w:pStyle w:val="Heading3"/>
-      </w:pPr>
-      <w:r>
-        <w:t xml:space="preserve">Asset Composition (% of Total Assets)</w:t>
-      </w:r>
-    </w:p>
-    <w:p>
-      <w:pPr>
-        <w:pStyle w:val="CaptionedFigure"/>
+        <w:pStyle w:val="BodyText"/>
       </w:pPr>
       <w:r>
         <w:drawing>
           <wp:inline>
             <wp:extent cx="5334000" cy="4267200"/>
             <wp:effectExtent b="0" l="0" r="0" t="0"/>
-            <wp:docPr descr="Asset Composition for UAL, JBLU and SKYW (2019 Q4 - 2025 Q2)" title="" id="192" name="Picture"/>
+            <wp:docPr descr="" title="" id="191" name="Picture"/>
             <a:graphic>
               <a:graphicData uri="http://schemas.openxmlformats.org/drawingml/2006/picture">
                 <pic:pic>
                   <pic:nvPicPr>
-                    <pic:cNvPr descr="comparative_financial_analysis_files/figure-docx/plot-asset-composition-1.png" id="193" name="Picture"/>
+                    <pic:cNvPr descr="comparative_financial_analysis_files/figure-docx/plot-efficiency-ratios-3.png" id="192" name="Picture"/>
                     <pic:cNvPicPr>
                       <a:picLocks noChangeArrowheads="1" noChangeAspect="1"/>
                     </pic:cNvPicPr>
                   </pic:nvPicPr>
                   <pic:blipFill>
-                    <a:blip r:embed="rId191"/>
+                    <a:blip r:embed="rId190"/>
                     <a:stretch>
                       <a:fillRect/>
                     </a:stretch>
@@ -3444,53 +3433,37 @@
         </w:drawing>
       </w:r>
     </w:p>
-    <w:p>
-      <w:pPr>
-        <w:pStyle w:val="ImageCaption"/>
-      </w:pPr>
-      <w:r>
-        <w:t xml:space="preserve">Asset Composition for UAL, JBLU and SKYW (2019 Q4 - 2025 Q2)</w:t>
-      </w:r>
-    </w:p>
-    <w:bookmarkEnd w:id="194"/>
-    <w:bookmarkStart w:id="204" w:name="X41caad5e855f50f19dc48bc3ecf3bbf5b5bf153"/>
-    <w:p>
-      <w:pPr>
-        <w:pStyle w:val="Heading2"/>
-      </w:pPr>
-      <w:r>
-        <w:t xml:space="preserve">8.8 Common Size Analysis - Cash Flow Statement</w:t>
-      </w:r>
-    </w:p>
+    <w:bookmarkEnd w:id="193"/>
+    <w:bookmarkStart w:id="203" w:name="profitability-ratios-over-time"/>
     <w:p>
       <w:pPr>
         <w:pStyle w:val="Heading3"/>
       </w:pPr>
       <w:r>
-        <w:t xml:space="preserve">Cash Flow Quality (CFO/Net Income)</w:t>
-      </w:r>
-    </w:p>
-    <w:p>
-      <w:pPr>
-        <w:pStyle w:val="CaptionedFigure"/>
+        <w:t xml:space="preserve">8.5.4 Profitability Ratios Over Time</w:t>
+      </w:r>
+    </w:p>
+    <w:p>
+      <w:pPr>
+        <w:pStyle w:val="FirstParagraph"/>
       </w:pPr>
       <w:r>
         <w:drawing>
           <wp:inline>
             <wp:extent cx="5334000" cy="4267200"/>
             <wp:effectExtent b="0" l="0" r="0" t="0"/>
-            <wp:docPr descr="Cash Flow Quality for UAL, JBLU and SKYW (2019 Q4 - 2025 Q2)" title="" id="196" name="Picture"/>
+            <wp:docPr descr="" title="" id="195" name="Picture"/>
             <a:graphic>
               <a:graphicData uri="http://schemas.openxmlformats.org/drawingml/2006/picture">
                 <pic:pic>
                   <pic:nvPicPr>
-                    <pic:cNvPr descr="comparative_financial_analysis_files/figure-docx/plot-cash-flow-quality-1.png" id="197" name="Picture"/>
+                    <pic:cNvPr descr="comparative_financial_analysis_files/figure-docx/plot-profitability-ratios-1.png" id="196" name="Picture"/>
                     <pic:cNvPicPr>
                       <a:picLocks noChangeArrowheads="1" noChangeAspect="1"/>
                     </pic:cNvPicPr>
                   </pic:nvPicPr>
                   <pic:blipFill>
-                    <a:blip r:embed="rId195"/>
+                    <a:blip r:embed="rId194"/>
                     <a:stretch>
                       <a:fillRect/>
                     </a:stretch>
@@ -3519,41 +3492,25 @@
     </w:p>
     <w:p>
       <w:pPr>
-        <w:pStyle w:val="ImageCaption"/>
-      </w:pPr>
-      <w:r>
-        <w:t xml:space="preserve">Cash Flow Quality for UAL, JBLU and SKYW (2019 Q4 - 2025 Q2)</w:t>
-      </w:r>
-    </w:p>
-    <w:p>
-      <w:pPr>
-        <w:pStyle w:val="Heading3"/>
-      </w:pPr>
-      <w:r>
-        <w:t xml:space="preserve">Cash Flow Composition (Operating, Investing, Financing)</w:t>
-      </w:r>
-    </w:p>
-    <w:p>
-      <w:pPr>
-        <w:pStyle w:val="CaptionedFigure"/>
+        <w:pStyle w:val="BodyText"/>
       </w:pPr>
       <w:r>
         <w:drawing>
           <wp:inline>
             <wp:extent cx="5334000" cy="4267200"/>
             <wp:effectExtent b="0" l="0" r="0" t="0"/>
-            <wp:docPr descr="Cash Flow Composition for UAL, JBLU and SKYW (2019 Q4 - 2025 Q2)" title="" id="199" name="Picture"/>
+            <wp:docPr descr="" title="" id="198" name="Picture"/>
             <a:graphic>
               <a:graphicData uri="http://schemas.openxmlformats.org/drawingml/2006/picture">
                 <pic:pic>
                   <pic:nvPicPr>
-                    <pic:cNvPr descr="comparative_financial_analysis_files/figure-docx/plot-cash-flow-composition-1.png" id="200" name="Picture"/>
+                    <pic:cNvPr descr="comparative_financial_analysis_files/figure-docx/plot-profitability-ratios-2.png" id="199" name="Picture"/>
                     <pic:cNvPicPr>
                       <a:picLocks noChangeArrowheads="1" noChangeAspect="1"/>
                     </pic:cNvPicPr>
                   </pic:nvPicPr>
                   <pic:blipFill>
-                    <a:blip r:embed="rId198"/>
+                    <a:blip r:embed="rId197"/>
                     <a:stretch>
                       <a:fillRect/>
                     </a:stretch>
@@ -3582,41 +3539,25 @@
     </w:p>
     <w:p>
       <w:pPr>
-        <w:pStyle w:val="ImageCaption"/>
-      </w:pPr>
-      <w:r>
-        <w:t xml:space="preserve">Cash Flow Composition for UAL, JBLU and SKYW (2019 Q4 - 2025 Q2)</w:t>
-      </w:r>
-    </w:p>
-    <w:p>
-      <w:pPr>
-        <w:pStyle w:val="Heading3"/>
-      </w:pPr>
-      <w:r>
-        <w:t xml:space="preserve">Free Cash Flow (% of Net Income)</w:t>
-      </w:r>
-    </w:p>
-    <w:p>
-      <w:pPr>
-        <w:pStyle w:val="CaptionedFigure"/>
+        <w:pStyle w:val="BodyText"/>
       </w:pPr>
       <w:r>
         <w:drawing>
           <wp:inline>
             <wp:extent cx="5334000" cy="4267200"/>
             <wp:effectExtent b="0" l="0" r="0" t="0"/>
-            <wp:docPr descr="Free Cash Flow for UAL, JBLU and SKYW (2019 Q4 - 2025 Q2)" title="" id="202" name="Picture"/>
+            <wp:docPr descr="" title="" id="201" name="Picture"/>
             <a:graphic>
               <a:graphicData uri="http://schemas.openxmlformats.org/drawingml/2006/picture">
                 <pic:pic>
                   <pic:nvPicPr>
-                    <pic:cNvPr descr="comparative_financial_analysis_files/figure-docx/plot-free-cash-flow-1.png" id="203" name="Picture"/>
+                    <pic:cNvPr descr="comparative_financial_analysis_files/figure-docx/plot-profitability-ratios-3.png" id="202" name="Picture"/>
                     <pic:cNvPicPr>
                       <a:picLocks noChangeArrowheads="1" noChangeAspect="1"/>
                     </pic:cNvPicPr>
                   </pic:nvPicPr>
                   <pic:blipFill>
-                    <a:blip r:embed="rId201"/>
+                    <a:blip r:embed="rId200"/>
                     <a:stretch>
                       <a:fillRect/>
                     </a:stretch>
@@ -3643,22 +3584,23 @@
         </w:drawing>
       </w:r>
     </w:p>
-    <w:p>
-      <w:pPr>
-        <w:pStyle w:val="ImageCaption"/>
-      </w:pPr>
-      <w:r>
-        <w:t xml:space="preserve">Free Cash Flow for UAL, JBLU and SKYW (2019 Q4 - 2025 Q2)</w:t>
-      </w:r>
-    </w:p>
+    <w:bookmarkEnd w:id="203"/>
     <w:bookmarkEnd w:id="204"/>
-    <w:bookmarkStart w:id="208" w:name="net-income-ratio-by-year-and-airline"/>
+    <w:bookmarkStart w:id="214" w:name="common-size-analysis---income-statement"/>
     <w:p>
       <w:pPr>
         <w:pStyle w:val="Heading2"/>
       </w:pPr>
       <w:r>
-        <w:t xml:space="preserve">8.9 Net Income Ratio by year and airline</w:t>
+        <w:t xml:space="preserve">8.6 Common Size Analysis - Income Statement</w:t>
+      </w:r>
+    </w:p>
+    <w:p>
+      <w:pPr>
+        <w:pStyle w:val="Heading3"/>
+      </w:pPr>
+      <w:r>
+        <w:t xml:space="preserve">Net Income Ratio Over Time</w:t>
       </w:r>
     </w:p>
     <w:p>
@@ -3670,12 +3612,12 @@
           <wp:inline>
             <wp:extent cx="5334000" cy="4267200"/>
             <wp:effectExtent b="0" l="0" r="0" t="0"/>
-            <wp:docPr descr="Net Income Ratio by Year and Airline (2019 - 2024)" title="" id="206" name="Picture"/>
+            <wp:docPr descr="Net Income Ratio for UAL, JBLU and SKYW (2019 Q4 - 2025 Q2)" title="" id="206" name="Picture"/>
             <a:graphic>
               <a:graphicData uri="http://schemas.openxmlformats.org/drawingml/2006/picture">
                 <pic:pic>
                   <pic:nvPicPr>
-                    <pic:cNvPr descr="comparative_financial_analysis_files/figure-docx/net-income-ratio-by-year-and-airline-1.png" id="207" name="Picture"/>
+                    <pic:cNvPr descr="comparative_financial_analysis_files/figure-docx/plot-net-income-ratio-1.png" id="207" name="Picture"/>
                     <pic:cNvPicPr>
                       <a:picLocks noChangeArrowheads="1" noChangeAspect="1"/>
                     </pic:cNvPicPr>
@@ -3713,11 +3655,537 @@
         <w:pStyle w:val="ImageCaption"/>
       </w:pPr>
       <w:r>
+        <w:t xml:space="preserve">Net Income Ratio for UAL, JBLU and SKYW (2019 Q4 - 2025 Q2)</w:t>
+      </w:r>
+    </w:p>
+    <w:p>
+      <w:pPr>
+        <w:pStyle w:val="Heading3"/>
+      </w:pPr>
+      <w:r>
+        <w:t xml:space="preserve">Expense Composition (% of Revenue)</w:t>
+      </w:r>
+    </w:p>
+    <w:p>
+      <w:pPr>
+        <w:pStyle w:val="CaptionedFigure"/>
+      </w:pPr>
+      <w:r>
+        <w:drawing>
+          <wp:inline>
+            <wp:extent cx="5334000" cy="4267200"/>
+            <wp:effectExtent b="0" l="0" r="0" t="0"/>
+            <wp:docPr descr="Expense Composition for UAL, JBLU and SKYW (2023 Q4)" title="" id="209" name="Picture"/>
+            <a:graphic>
+              <a:graphicData uri="http://schemas.openxmlformats.org/drawingml/2006/picture">
+                <pic:pic>
+                  <pic:nvPicPr>
+                    <pic:cNvPr descr="comparative_financial_analysis_files/figure-docx/plot-expense-composition-1.png" id="210" name="Picture"/>
+                    <pic:cNvPicPr>
+                      <a:picLocks noChangeArrowheads="1" noChangeAspect="1"/>
+                    </pic:cNvPicPr>
+                  </pic:nvPicPr>
+                  <pic:blipFill>
+                    <a:blip r:embed="rId208"/>
+                    <a:stretch>
+                      <a:fillRect/>
+                    </a:stretch>
+                  </pic:blipFill>
+                  <pic:spPr bwMode="auto">
+                    <a:xfrm>
+                      <a:off x="0" y="0"/>
+                      <a:ext cx="5334000" cy="4267200"/>
+                    </a:xfrm>
+                    <a:prstGeom prst="rect">
+                      <a:avLst/>
+                    </a:prstGeom>
+                    <a:noFill/>
+                    <a:ln w="9525">
+                      <a:noFill/>
+                      <a:headEnd/>
+                      <a:tailEnd/>
+                    </a:ln>
+                  </pic:spPr>
+                </pic:pic>
+              </a:graphicData>
+            </a:graphic>
+          </wp:inline>
+        </w:drawing>
+      </w:r>
+    </w:p>
+    <w:p>
+      <w:pPr>
+        <w:pStyle w:val="ImageCaption"/>
+      </w:pPr>
+      <w:r>
+        <w:t xml:space="preserve">Expense Composition for UAL, JBLU and SKYW (2023 Q4)</w:t>
+      </w:r>
+    </w:p>
+    <w:p>
+      <w:pPr>
+        <w:pStyle w:val="Heading3"/>
+      </w:pPr>
+      <w:r>
+        <w:t xml:space="preserve">Margin Comparison (Gross vs Operating vs Net)</w:t>
+      </w:r>
+    </w:p>
+    <w:p>
+      <w:pPr>
+        <w:pStyle w:val="CaptionedFigure"/>
+      </w:pPr>
+      <w:r>
+        <w:drawing>
+          <wp:inline>
+            <wp:extent cx="5334000" cy="4267200"/>
+            <wp:effectExtent b="0" l="0" r="0" t="0"/>
+            <wp:docPr descr="Margin Comparison for UAL, JBLU and SKYW (2019 Q4 - 2025 Q2)" title="" id="212" name="Picture"/>
+            <a:graphic>
+              <a:graphicData uri="http://schemas.openxmlformats.org/drawingml/2006/picture">
+                <pic:pic>
+                  <pic:nvPicPr>
+                    <pic:cNvPr descr="comparative_financial_analysis_files/figure-docx/plot-margin-comparison_gross-operating-net-1.png" id="213" name="Picture"/>
+                    <pic:cNvPicPr>
+                      <a:picLocks noChangeArrowheads="1" noChangeAspect="1"/>
+                    </pic:cNvPicPr>
+                  </pic:nvPicPr>
+                  <pic:blipFill>
+                    <a:blip r:embed="rId211"/>
+                    <a:stretch>
+                      <a:fillRect/>
+                    </a:stretch>
+                  </pic:blipFill>
+                  <pic:spPr bwMode="auto">
+                    <a:xfrm>
+                      <a:off x="0" y="0"/>
+                      <a:ext cx="5334000" cy="4267200"/>
+                    </a:xfrm>
+                    <a:prstGeom prst="rect">
+                      <a:avLst/>
+                    </a:prstGeom>
+                    <a:noFill/>
+                    <a:ln w="9525">
+                      <a:noFill/>
+                      <a:headEnd/>
+                      <a:tailEnd/>
+                    </a:ln>
+                  </pic:spPr>
+                </pic:pic>
+              </a:graphicData>
+            </a:graphic>
+          </wp:inline>
+        </w:drawing>
+      </w:r>
+    </w:p>
+    <w:p>
+      <w:pPr>
+        <w:pStyle w:val="ImageCaption"/>
+      </w:pPr>
+      <w:r>
+        <w:t xml:space="preserve">Margin Comparison for UAL, JBLU and SKYW (2019 Q4 - 2025 Q2)</w:t>
+      </w:r>
+    </w:p>
+    <w:bookmarkEnd w:id="214"/>
+    <w:bookmarkStart w:id="221" w:name="common-size-analysis---balance-sheet"/>
+    <w:p>
+      <w:pPr>
+        <w:pStyle w:val="Heading2"/>
+      </w:pPr>
+      <w:r>
+        <w:t xml:space="preserve">8.7 Common Size Analysis - Balance Sheet</w:t>
+      </w:r>
+    </w:p>
+    <w:p>
+      <w:pPr>
+        <w:pStyle w:val="Heading3"/>
+      </w:pPr>
+      <w:r>
+        <w:t xml:space="preserve">Capital Structure: Liabilities, Equity and Cash</w:t>
+      </w:r>
+    </w:p>
+    <w:p>
+      <w:pPr>
+        <w:pStyle w:val="CaptionedFigure"/>
+      </w:pPr>
+      <w:r>
+        <w:drawing>
+          <wp:inline>
+            <wp:extent cx="5334000" cy="4267200"/>
+            <wp:effectExtent b="0" l="0" r="0" t="0"/>
+            <wp:docPr descr="Capital Structure for UAL, JBLU and SKYW (2019 Q4 - 2025 Q2)" title="" id="216" name="Picture"/>
+            <a:graphic>
+              <a:graphicData uri="http://schemas.openxmlformats.org/drawingml/2006/picture">
+                <pic:pic>
+                  <pic:nvPicPr>
+                    <pic:cNvPr descr="comparative_financial_analysis_files/figure-docx/plot-capital-structure-liabilities-equity-cash-1.png" id="217" name="Picture"/>
+                    <pic:cNvPicPr>
+                      <a:picLocks noChangeArrowheads="1" noChangeAspect="1"/>
+                    </pic:cNvPicPr>
+                  </pic:nvPicPr>
+                  <pic:blipFill>
+                    <a:blip r:embed="rId215"/>
+                    <a:stretch>
+                      <a:fillRect/>
+                    </a:stretch>
+                  </pic:blipFill>
+                  <pic:spPr bwMode="auto">
+                    <a:xfrm>
+                      <a:off x="0" y="0"/>
+                      <a:ext cx="5334000" cy="4267200"/>
+                    </a:xfrm>
+                    <a:prstGeom prst="rect">
+                      <a:avLst/>
+                    </a:prstGeom>
+                    <a:noFill/>
+                    <a:ln w="9525">
+                      <a:noFill/>
+                      <a:headEnd/>
+                      <a:tailEnd/>
+                    </a:ln>
+                  </pic:spPr>
+                </pic:pic>
+              </a:graphicData>
+            </a:graphic>
+          </wp:inline>
+        </w:drawing>
+      </w:r>
+    </w:p>
+    <w:p>
+      <w:pPr>
+        <w:pStyle w:val="ImageCaption"/>
+      </w:pPr>
+      <w:r>
+        <w:t xml:space="preserve">Capital Structure for UAL, JBLU and SKYW (2019 Q4 - 2025 Q2)</w:t>
+      </w:r>
+    </w:p>
+    <w:p>
+      <w:pPr>
+        <w:pStyle w:val="Heading3"/>
+      </w:pPr>
+      <w:r>
+        <w:t xml:space="preserve">Asset Composition (% of Total Assets)</w:t>
+      </w:r>
+    </w:p>
+    <w:p>
+      <w:pPr>
+        <w:pStyle w:val="CaptionedFigure"/>
+      </w:pPr>
+      <w:r>
+        <w:drawing>
+          <wp:inline>
+            <wp:extent cx="5334000" cy="4267200"/>
+            <wp:effectExtent b="0" l="0" r="0" t="0"/>
+            <wp:docPr descr="Asset Composition for UAL, JBLU and SKYW (2019 Q4 - 2025 Q2)" title="" id="219" name="Picture"/>
+            <a:graphic>
+              <a:graphicData uri="http://schemas.openxmlformats.org/drawingml/2006/picture">
+                <pic:pic>
+                  <pic:nvPicPr>
+                    <pic:cNvPr descr="comparative_financial_analysis_files/figure-docx/plot-asset-composition-1.png" id="220" name="Picture"/>
+                    <pic:cNvPicPr>
+                      <a:picLocks noChangeArrowheads="1" noChangeAspect="1"/>
+                    </pic:cNvPicPr>
+                  </pic:nvPicPr>
+                  <pic:blipFill>
+                    <a:blip r:embed="rId218"/>
+                    <a:stretch>
+                      <a:fillRect/>
+                    </a:stretch>
+                  </pic:blipFill>
+                  <pic:spPr bwMode="auto">
+                    <a:xfrm>
+                      <a:off x="0" y="0"/>
+                      <a:ext cx="5334000" cy="4267200"/>
+                    </a:xfrm>
+                    <a:prstGeom prst="rect">
+                      <a:avLst/>
+                    </a:prstGeom>
+                    <a:noFill/>
+                    <a:ln w="9525">
+                      <a:noFill/>
+                      <a:headEnd/>
+                      <a:tailEnd/>
+                    </a:ln>
+                  </pic:spPr>
+                </pic:pic>
+              </a:graphicData>
+            </a:graphic>
+          </wp:inline>
+        </w:drawing>
+      </w:r>
+    </w:p>
+    <w:p>
+      <w:pPr>
+        <w:pStyle w:val="ImageCaption"/>
+      </w:pPr>
+      <w:r>
+        <w:t xml:space="preserve">Asset Composition for UAL, JBLU and SKYW (2019 Q4 - 2025 Q2)</w:t>
+      </w:r>
+    </w:p>
+    <w:bookmarkEnd w:id="221"/>
+    <w:bookmarkStart w:id="231" w:name="X41caad5e855f50f19dc48bc3ecf3bbf5b5bf153"/>
+    <w:p>
+      <w:pPr>
+        <w:pStyle w:val="Heading2"/>
+      </w:pPr>
+      <w:r>
+        <w:t xml:space="preserve">8.8 Common Size Analysis - Cash Flow Statement</w:t>
+      </w:r>
+    </w:p>
+    <w:p>
+      <w:pPr>
+        <w:pStyle w:val="Heading3"/>
+      </w:pPr>
+      <w:r>
+        <w:t xml:space="preserve">Cash Flow Quality (CFO/Net Income)</w:t>
+      </w:r>
+    </w:p>
+    <w:p>
+      <w:pPr>
+        <w:pStyle w:val="CaptionedFigure"/>
+      </w:pPr>
+      <w:r>
+        <w:drawing>
+          <wp:inline>
+            <wp:extent cx="5334000" cy="4267200"/>
+            <wp:effectExtent b="0" l="0" r="0" t="0"/>
+            <wp:docPr descr="Cash Flow Quality for UAL, JBLU and SKYW (2019 Q4 - 2025 Q2)" title="" id="223" name="Picture"/>
+            <a:graphic>
+              <a:graphicData uri="http://schemas.openxmlformats.org/drawingml/2006/picture">
+                <pic:pic>
+                  <pic:nvPicPr>
+                    <pic:cNvPr descr="comparative_financial_analysis_files/figure-docx/plot-cash-flow-quality-1.png" id="224" name="Picture"/>
+                    <pic:cNvPicPr>
+                      <a:picLocks noChangeArrowheads="1" noChangeAspect="1"/>
+                    </pic:cNvPicPr>
+                  </pic:nvPicPr>
+                  <pic:blipFill>
+                    <a:blip r:embed="rId222"/>
+                    <a:stretch>
+                      <a:fillRect/>
+                    </a:stretch>
+                  </pic:blipFill>
+                  <pic:spPr bwMode="auto">
+                    <a:xfrm>
+                      <a:off x="0" y="0"/>
+                      <a:ext cx="5334000" cy="4267200"/>
+                    </a:xfrm>
+                    <a:prstGeom prst="rect">
+                      <a:avLst/>
+                    </a:prstGeom>
+                    <a:noFill/>
+                    <a:ln w="9525">
+                      <a:noFill/>
+                      <a:headEnd/>
+                      <a:tailEnd/>
+                    </a:ln>
+                  </pic:spPr>
+                </pic:pic>
+              </a:graphicData>
+            </a:graphic>
+          </wp:inline>
+        </w:drawing>
+      </w:r>
+    </w:p>
+    <w:p>
+      <w:pPr>
+        <w:pStyle w:val="ImageCaption"/>
+      </w:pPr>
+      <w:r>
+        <w:t xml:space="preserve">Cash Flow Quality for UAL, JBLU and SKYW (2019 Q4 - 2025 Q2)</w:t>
+      </w:r>
+    </w:p>
+    <w:p>
+      <w:pPr>
+        <w:pStyle w:val="Heading3"/>
+      </w:pPr>
+      <w:r>
+        <w:t xml:space="preserve">Cash Flow Composition (Operating, Investing, Financing)</w:t>
+      </w:r>
+    </w:p>
+    <w:p>
+      <w:pPr>
+        <w:pStyle w:val="CaptionedFigure"/>
+      </w:pPr>
+      <w:r>
+        <w:drawing>
+          <wp:inline>
+            <wp:extent cx="5334000" cy="4267200"/>
+            <wp:effectExtent b="0" l="0" r="0" t="0"/>
+            <wp:docPr descr="Cash Flow Composition for UAL, JBLU and SKYW (2019 Q4 - 2025 Q2)" title="" id="226" name="Picture"/>
+            <a:graphic>
+              <a:graphicData uri="http://schemas.openxmlformats.org/drawingml/2006/picture">
+                <pic:pic>
+                  <pic:nvPicPr>
+                    <pic:cNvPr descr="comparative_financial_analysis_files/figure-docx/plot-cash-flow-composition-1.png" id="227" name="Picture"/>
+                    <pic:cNvPicPr>
+                      <a:picLocks noChangeArrowheads="1" noChangeAspect="1"/>
+                    </pic:cNvPicPr>
+                  </pic:nvPicPr>
+                  <pic:blipFill>
+                    <a:blip r:embed="rId225"/>
+                    <a:stretch>
+                      <a:fillRect/>
+                    </a:stretch>
+                  </pic:blipFill>
+                  <pic:spPr bwMode="auto">
+                    <a:xfrm>
+                      <a:off x="0" y="0"/>
+                      <a:ext cx="5334000" cy="4267200"/>
+                    </a:xfrm>
+                    <a:prstGeom prst="rect">
+                      <a:avLst/>
+                    </a:prstGeom>
+                    <a:noFill/>
+                    <a:ln w="9525">
+                      <a:noFill/>
+                      <a:headEnd/>
+                      <a:tailEnd/>
+                    </a:ln>
+                  </pic:spPr>
+                </pic:pic>
+              </a:graphicData>
+            </a:graphic>
+          </wp:inline>
+        </w:drawing>
+      </w:r>
+    </w:p>
+    <w:p>
+      <w:pPr>
+        <w:pStyle w:val="ImageCaption"/>
+      </w:pPr>
+      <w:r>
+        <w:t xml:space="preserve">Cash Flow Composition for UAL, JBLU and SKYW (2019 Q4 - 2025 Q2)</w:t>
+      </w:r>
+    </w:p>
+    <w:p>
+      <w:pPr>
+        <w:pStyle w:val="Heading3"/>
+      </w:pPr>
+      <w:r>
+        <w:t xml:space="preserve">Free Cash Flow (% of Net Income)</w:t>
+      </w:r>
+    </w:p>
+    <w:p>
+      <w:pPr>
+        <w:pStyle w:val="CaptionedFigure"/>
+      </w:pPr>
+      <w:r>
+        <w:drawing>
+          <wp:inline>
+            <wp:extent cx="5334000" cy="4267200"/>
+            <wp:effectExtent b="0" l="0" r="0" t="0"/>
+            <wp:docPr descr="Free Cash Flow for UAL, JBLU and SKYW (2019 Q4 - 2025 Q2)" title="" id="229" name="Picture"/>
+            <a:graphic>
+              <a:graphicData uri="http://schemas.openxmlformats.org/drawingml/2006/picture">
+                <pic:pic>
+                  <pic:nvPicPr>
+                    <pic:cNvPr descr="comparative_financial_analysis_files/figure-docx/plot-free-cash-flow-1.png" id="230" name="Picture"/>
+                    <pic:cNvPicPr>
+                      <a:picLocks noChangeArrowheads="1" noChangeAspect="1"/>
+                    </pic:cNvPicPr>
+                  </pic:nvPicPr>
+                  <pic:blipFill>
+                    <a:blip r:embed="rId228"/>
+                    <a:stretch>
+                      <a:fillRect/>
+                    </a:stretch>
+                  </pic:blipFill>
+                  <pic:spPr bwMode="auto">
+                    <a:xfrm>
+                      <a:off x="0" y="0"/>
+                      <a:ext cx="5334000" cy="4267200"/>
+                    </a:xfrm>
+                    <a:prstGeom prst="rect">
+                      <a:avLst/>
+                    </a:prstGeom>
+                    <a:noFill/>
+                    <a:ln w="9525">
+                      <a:noFill/>
+                      <a:headEnd/>
+                      <a:tailEnd/>
+                    </a:ln>
+                  </pic:spPr>
+                </pic:pic>
+              </a:graphicData>
+            </a:graphic>
+          </wp:inline>
+        </w:drawing>
+      </w:r>
+    </w:p>
+    <w:p>
+      <w:pPr>
+        <w:pStyle w:val="ImageCaption"/>
+      </w:pPr>
+      <w:r>
+        <w:t xml:space="preserve">Free Cash Flow for UAL, JBLU and SKYW (2019 Q4 - 2025 Q2)</w:t>
+      </w:r>
+    </w:p>
+    <w:bookmarkEnd w:id="231"/>
+    <w:bookmarkStart w:id="235" w:name="net-income-ratio-by-year-and-airline"/>
+    <w:p>
+      <w:pPr>
+        <w:pStyle w:val="Heading2"/>
+      </w:pPr>
+      <w:r>
+        <w:t xml:space="preserve">8.9 Net Income Ratio by year and airline</w:t>
+      </w:r>
+    </w:p>
+    <w:p>
+      <w:pPr>
+        <w:pStyle w:val="CaptionedFigure"/>
+      </w:pPr>
+      <w:r>
+        <w:drawing>
+          <wp:inline>
+            <wp:extent cx="5334000" cy="4267200"/>
+            <wp:effectExtent b="0" l="0" r="0" t="0"/>
+            <wp:docPr descr="Net Income Ratio by Year and Airline (2019 - 2024)" title="" id="233" name="Picture"/>
+            <a:graphic>
+              <a:graphicData uri="http://schemas.openxmlformats.org/drawingml/2006/picture">
+                <pic:pic>
+                  <pic:nvPicPr>
+                    <pic:cNvPr descr="comparative_financial_analysis_files/figure-docx/net-income-ratio-by-year-and-airline-1.png" id="234" name="Picture"/>
+                    <pic:cNvPicPr>
+                      <a:picLocks noChangeArrowheads="1" noChangeAspect="1"/>
+                    </pic:cNvPicPr>
+                  </pic:nvPicPr>
+                  <pic:blipFill>
+                    <a:blip r:embed="rId232"/>
+                    <a:stretch>
+                      <a:fillRect/>
+                    </a:stretch>
+                  </pic:blipFill>
+                  <pic:spPr bwMode="auto">
+                    <a:xfrm>
+                      <a:off x="0" y="0"/>
+                      <a:ext cx="5334000" cy="4267200"/>
+                    </a:xfrm>
+                    <a:prstGeom prst="rect">
+                      <a:avLst/>
+                    </a:prstGeom>
+                    <a:noFill/>
+                    <a:ln w="9525">
+                      <a:noFill/>
+                      <a:headEnd/>
+                      <a:tailEnd/>
+                    </a:ln>
+                  </pic:spPr>
+                </pic:pic>
+              </a:graphicData>
+            </a:graphic>
+          </wp:inline>
+        </w:drawing>
+      </w:r>
+    </w:p>
+    <w:p>
+      <w:pPr>
+        <w:pStyle w:val="ImageCaption"/>
+      </w:pPr>
+      <w:r>
         <w:t xml:space="preserve">Net Income Ratio by Year and Airline (2019 - 2024)</w:t>
       </w:r>
     </w:p>
-    <w:bookmarkEnd w:id="208"/>
-    <w:bookmarkEnd w:id="209"/>
+    <w:bookmarkEnd w:id="235"/>
+    <w:bookmarkEnd w:id="236"/>
     <w:sectPr/>
   </w:body>
 </w:document>

--- a/US-Airline-Sector-Financial-Analysis.docx
+++ b/US-Airline-Sector-Financial-Analysis.docx
@@ -585,7 +585,7 @@
       </w:r>
     </w:p>
     <w:bookmarkEnd w:id="29"/>
-    <w:bookmarkStart w:id="69" w:name="united-airlines-ual-financial-analysis"/>
+    <w:bookmarkStart w:id="73" w:name="united-airlines-ual-financial-analysis"/>
     <w:p>
       <w:pPr>
         <w:pStyle w:val="Heading1"/>
@@ -1131,7 +1131,7 @@
     </w:p>
     <w:bookmarkEnd w:id="57"/>
     <w:bookmarkEnd w:id="58"/>
-    <w:bookmarkStart w:id="67" w:name="efficiency-and-performance-ratios"/>
+    <w:bookmarkStart w:id="71" w:name="efficiency-and-performance-ratios"/>
     <w:p>
       <w:pPr>
         <w:pStyle w:val="Heading2"/>
@@ -1140,13 +1140,12 @@
         <w:t xml:space="preserve">4.5 Efficiency and Performance Ratios</w:t>
       </w:r>
     </w:p>
-    <w:bookmarkStart w:id="62" w:name="return-on-assets-roa"/>
     <w:p>
       <w:pPr>
         <w:pStyle w:val="Heading3"/>
       </w:pPr>
       <w:r>
-        <w:t xml:space="preserve">4.5.1 Return on Assets (ROA)</w:t>
+        <w:t xml:space="preserve">Return on Assets (ROA)</w:t>
       </w:r>
     </w:p>
     <w:p>
@@ -1212,14 +1211,12 @@
         <w:t xml:space="preserve">United Airlines (UAL) Quarterly Return on Assets (ROA) (2020-2024)</w:t>
       </w:r>
     </w:p>
-    <w:bookmarkEnd w:id="62"/>
-    <w:bookmarkStart w:id="66" w:name="return-on-equity-roe"/>
     <w:p>
       <w:pPr>
         <w:pStyle w:val="Heading3"/>
       </w:pPr>
       <w:r>
-        <w:t xml:space="preserve">4.5.2 Return on Equity (ROE)</w:t>
+        <w:t xml:space="preserve">ROA = Total Asset Turnover × Profit Margin</w:t>
       </w:r>
     </w:p>
     <w:p>
@@ -1227,7 +1224,7 @@
         <w:pStyle w:val="FirstParagraph"/>
       </w:pPr>
       <w:r>
-        <w:t xml:space="preserve">UAL’s Return on Equity (ROE) pattern closely follows that of ROA, underscoring the airline’s ability to generate shareholder returns from its equity base. The significant dip during the pandemic years is indicative of the financial strain experienced, while the recovery in subsequent years reflects improved profitability and effective equity utilization.</w:t>
+        <w:t xml:space="preserve">ROA decomposition illustrates how UAL’s asset efficiency and profitability jointly influence its overall return on assets. The interplay between these two components highlights the airline’s strategic focus on maximizing both revenue generation and cost management to enhance asset returns.</w:t>
       </w:r>
     </w:p>
     <w:p>
@@ -1239,18 +1236,18 @@
           <wp:inline>
             <wp:extent cx="5334000" cy="4267200"/>
             <wp:effectExtent b="0" l="0" r="0" t="0"/>
-            <wp:docPr descr="United Airlines (UAL) Quarterly Return on Equity (ROE) (2020-2024)" title="" id="64" name="Picture"/>
+            <wp:docPr descr="United Airlines (UAL) Quarterly ROA Decomposition (2020-2024)" title="" id="63" name="Picture"/>
             <a:graphic>
               <a:graphicData uri="http://schemas.openxmlformats.org/drawingml/2006/picture">
                 <pic:pic>
                   <pic:nvPicPr>
-                    <pic:cNvPr descr="ual_financial_analysis_files/figure-docx/ual-roe-1.png" id="65" name="Picture"/>
+                    <pic:cNvPr descr="ual_financial_analysis_files/figure-docx/ual-roa-decomposition-1.png" id="64" name="Picture"/>
                     <pic:cNvPicPr>
                       <a:picLocks noChangeArrowheads="1" noChangeAspect="1"/>
                     </pic:cNvPicPr>
                   </pic:nvPicPr>
                   <pic:blipFill>
-                    <a:blip r:embed="rId63"/>
+                    <a:blip r:embed="rId62"/>
                     <a:stretch>
                       <a:fillRect/>
                     </a:stretch>
@@ -1282,18 +1279,15 @@
         <w:pStyle w:val="ImageCaption"/>
       </w:pPr>
       <w:r>
-        <w:t xml:space="preserve">United Airlines (UAL) Quarterly Return on Equity (ROE) (2020-2024)</w:t>
-      </w:r>
-    </w:p>
-    <w:bookmarkEnd w:id="66"/>
-    <w:bookmarkEnd w:id="67"/>
-    <w:bookmarkStart w:id="68" w:name="summary"/>
-    <w:p>
-      <w:pPr>
-        <w:pStyle w:val="Heading2"/>
-      </w:pPr>
-      <w:r>
-        <w:t xml:space="preserve">4.6 Summary</w:t>
+        <w:t xml:space="preserve">United Airlines (UAL) Quarterly ROA Decomposition (2020-2024)</w:t>
+      </w:r>
+    </w:p>
+    <w:p>
+      <w:pPr>
+        <w:pStyle w:val="Heading3"/>
+      </w:pPr>
+      <w:r>
+        <w:t xml:space="preserve">Return on Equity (ROE)</w:t>
       </w:r>
     </w:p>
     <w:p>
@@ -1301,43 +1295,7 @@
         <w:pStyle w:val="FirstParagraph"/>
       </w:pPr>
       <w:r>
-        <w:t xml:space="preserve">In summary, United Airlines has demonstrated a robust recovery from the pandemic-induced downturn, marked by a strong rebound in revenue and a return to profitability. The airline’s strategic focus on premium travel segments has paid off, enabling it to achieve healthy operating margins. However, the balance sheet remains highly leveraged, and the capital-intensive nature of the business continues to pressure free cash flow. Moving forward, UAL’s ability to sustain operational cash generation while managing its debt levels will be critical to its long-term financial health and competitive positioning in the evolving airline industry.</w:t>
-      </w:r>
-    </w:p>
-    <w:bookmarkEnd w:id="68"/>
-    <w:bookmarkEnd w:id="69"/>
-    <w:bookmarkStart w:id="109" w:name="jetblue-jblu-financial-analysis"/>
-    <w:p>
-      <w:pPr>
-        <w:pStyle w:val="Heading1"/>
-      </w:pPr>
-      <w:r>
-        <w:t xml:space="preserve">5. JetBlue (JBLU) Financial Analysis</w:t>
-      </w:r>
-    </w:p>
-    <w:p>
-      <w:pPr>
-        <w:pStyle w:val="FirstParagraph"/>
-      </w:pPr>
-      <w:r>
-        <w:t xml:space="preserve">JetBlue Airways occupies a competitive space between legacy carriers and ultra-low-cost operators. Analyzing its financial statements is crucial for understanding the strategic challenges and opportunities for airlines with this hybrid model. This section provides a time-series analysis of JetBlue’s key financial metrics, tracing its performance against the backdrop of an evolving industry.</w:t>
-      </w:r>
-    </w:p>
-    <w:bookmarkStart w:id="73" w:name="market-capitalization"/>
-    <w:p>
-      <w:pPr>
-        <w:pStyle w:val="Heading2"/>
-      </w:pPr>
-      <w:r>
-        <w:t xml:space="preserve">5.1 Market Capitalization</w:t>
-      </w:r>
-    </w:p>
-    <w:p>
-      <w:pPr>
-        <w:pStyle w:val="FirstParagraph"/>
-      </w:pPr>
-      <w:r>
-        <w:t xml:space="preserve">JetBlue’s market capitalization trajectory from 2020 to 2024 reflects the broader industry’s volatility and recovery. The initial sharp decline in early 2020 corresponds with the onset of the COVID-19 pandemic, which severely impacted air travel demand. However, unlike some competitors, JetBlue’s market cap did not recover to pre-pandemic levels by 2024, indicating ongoing challenges in regaining investor confidence amid competitive pressures and operational hurdles.</w:t>
+        <w:t xml:space="preserve">UAL’s Return on Equity (ROE) pattern closely follows that of ROA, underscoring the airline’s ability to generate shareholder returns from its equity base. The significant dip during the pandemic years is indicative of the financial strain experienced, while the recovery in subsequent years reflects improved profitability and effective equity utilization.</w:t>
       </w:r>
     </w:p>
     <w:p>
@@ -1349,18 +1307,18 @@
           <wp:inline>
             <wp:extent cx="5334000" cy="4267200"/>
             <wp:effectExtent b="0" l="0" r="0" t="0"/>
-            <wp:docPr descr="JetBlue (JBLU) Historical Market Capitalization (2020-2024)" title="" id="71" name="Picture"/>
+            <wp:docPr descr="United Airlines (UAL) Quarterly Return on Equity (ROE) (2020-2024)" title="" id="66" name="Picture"/>
             <a:graphic>
               <a:graphicData uri="http://schemas.openxmlformats.org/drawingml/2006/picture">
                 <pic:pic>
                   <pic:nvPicPr>
-                    <pic:cNvPr descr="jblu_financial_analysis_files/figure-docx/jblu-mkt-cap-1.png" id="72" name="Picture"/>
+                    <pic:cNvPr descr="ual_financial_analysis_files/figure-docx/ual-roe-1.png" id="67" name="Picture"/>
                     <pic:cNvPicPr>
                       <a:picLocks noChangeArrowheads="1" noChangeAspect="1"/>
                     </pic:cNvPicPr>
                   </pic:nvPicPr>
                   <pic:blipFill>
-                    <a:blip r:embed="rId70"/>
+                    <a:blip r:embed="rId65"/>
                     <a:stretch>
                       <a:fillRect/>
                     </a:stretch>
@@ -1392,26 +1350,124 @@
         <w:pStyle w:val="ImageCaption"/>
       </w:pPr>
       <w:r>
-        <w:t xml:space="preserve">JetBlue (JBLU) Historical Market Capitalization (2020-2024)</w:t>
-      </w:r>
-    </w:p>
+        <w:t xml:space="preserve">United Airlines (UAL) Quarterly Return on Equity (ROE) (2020-2024)</w:t>
+      </w:r>
+    </w:p>
+    <w:p>
+      <w:pPr>
+        <w:pStyle w:val="Heading3"/>
+      </w:pPr>
+      <w:r>
+        <w:t xml:space="preserve">ROE = ROA × Capital Structure Leverage × Common Earnings Leverage</w:t>
+      </w:r>
+    </w:p>
+    <w:p>
+      <w:pPr>
+        <w:pStyle w:val="FirstParagraph"/>
+      </w:pPr>
+      <w:r>
+        <w:t xml:space="preserve">Decomposing ROE into its constituent parts provides a nuanced understanding of how UAL generates returns for its shareholders. The interaction between operational efficiency (ROA), financial leverage (Capital Structure Leverage), and earnings quality (Common Earnings Leverage) reveals the multifaceted approach UAL employs to enhance shareholder value.</w:t>
+      </w:r>
+    </w:p>
+    <w:p>
+      <w:pPr>
+        <w:pStyle w:val="CaptionedFigure"/>
+      </w:pPr>
+      <w:r>
+        <w:drawing>
+          <wp:inline>
+            <wp:extent cx="5334000" cy="3200400"/>
+            <wp:effectExtent b="0" l="0" r="0" t="0"/>
+            <wp:docPr descr="United Airlines (UAL) Quarterly ROE Decomposition (2020-2024)" title="" id="69" name="Picture"/>
+            <a:graphic>
+              <a:graphicData uri="http://schemas.openxmlformats.org/drawingml/2006/picture">
+                <pic:pic>
+                  <pic:nvPicPr>
+                    <pic:cNvPr descr="ual_financial_analysis_files/figure-docx/ual-roe-decomposition-1.png" id="70" name="Picture"/>
+                    <pic:cNvPicPr>
+                      <a:picLocks noChangeArrowheads="1" noChangeAspect="1"/>
+                    </pic:cNvPicPr>
+                  </pic:nvPicPr>
+                  <pic:blipFill>
+                    <a:blip r:embed="rId68"/>
+                    <a:stretch>
+                      <a:fillRect/>
+                    </a:stretch>
+                  </pic:blipFill>
+                  <pic:spPr bwMode="auto">
+                    <a:xfrm>
+                      <a:off x="0" y="0"/>
+                      <a:ext cx="5334000" cy="3200400"/>
+                    </a:xfrm>
+                    <a:prstGeom prst="rect">
+                      <a:avLst/>
+                    </a:prstGeom>
+                    <a:noFill/>
+                    <a:ln w="9525">
+                      <a:noFill/>
+                      <a:headEnd/>
+                      <a:tailEnd/>
+                    </a:ln>
+                  </pic:spPr>
+                </pic:pic>
+              </a:graphicData>
+            </a:graphic>
+          </wp:inline>
+        </w:drawing>
+      </w:r>
+    </w:p>
+    <w:p>
+      <w:pPr>
+        <w:pStyle w:val="ImageCaption"/>
+      </w:pPr>
+      <w:r>
+        <w:t xml:space="preserve">United Airlines (UAL) Quarterly ROE Decomposition (2020-2024)</w:t>
+      </w:r>
+    </w:p>
+    <w:bookmarkEnd w:id="71"/>
+    <w:bookmarkStart w:id="72" w:name="summary"/>
+    <w:p>
+      <w:pPr>
+        <w:pStyle w:val="Heading2"/>
+      </w:pPr>
+      <w:r>
+        <w:t xml:space="preserve">4.6 Summary</w:t>
+      </w:r>
+    </w:p>
+    <w:p>
+      <w:pPr>
+        <w:pStyle w:val="FirstParagraph"/>
+      </w:pPr>
+      <w:r>
+        <w:t xml:space="preserve">In summary, United Airlines has demonstrated a robust recovery from the pandemic-induced downturn, marked by a strong rebound in revenue and a return to profitability. The airline’s strategic focus on premium travel segments has paid off, enabling it to achieve healthy operating margins. However, the balance sheet remains highly leveraged, and the capital-intensive nature of the business continues to pressure free cash flow. Moving forward, UAL’s ability to sustain operational cash generation while managing its debt levels will be critical to its long-term financial health and competitive positioning in the evolving airline industry.</w:t>
+      </w:r>
+    </w:p>
+    <w:bookmarkEnd w:id="72"/>
     <w:bookmarkEnd w:id="73"/>
-    <w:bookmarkStart w:id="78" w:name="income-statement-overview"/>
+    <w:bookmarkStart w:id="117" w:name="jetblue-jblu-financial-analysis"/>
+    <w:p>
+      <w:pPr>
+        <w:pStyle w:val="Heading1"/>
+      </w:pPr>
+      <w:r>
+        <w:t xml:space="preserve">5. JetBlue (JBLU) Financial Analysis</w:t>
+      </w:r>
+    </w:p>
+    <w:p>
+      <w:pPr>
+        <w:pStyle w:val="FirstParagraph"/>
+      </w:pPr>
+      <w:r>
+        <w:t xml:space="preserve">JetBlue Airways occupies a competitive space between legacy carriers and ultra-low-cost operators. Analyzing its financial statements is crucial for understanding the strategic challenges and opportunities for airlines with this hybrid model. This section provides a time-series analysis of JetBlue’s key financial metrics, tracing its performance against the backdrop of an evolving industry.</w:t>
+      </w:r>
+    </w:p>
+    <w:bookmarkStart w:id="77" w:name="market-capitalization"/>
     <w:p>
       <w:pPr>
         <w:pStyle w:val="Heading2"/>
       </w:pPr>
       <w:r>
-        <w:t xml:space="preserve">5.2 Income Statement Overview</w:t>
-      </w:r>
-    </w:p>
-    <w:bookmarkStart w:id="77" w:name="profitability-analysis-1"/>
-    <w:p>
-      <w:pPr>
-        <w:pStyle w:val="Heading3"/>
-      </w:pPr>
-      <w:r>
-        <w:t xml:space="preserve">5.2.1 Profitability Analysis</w:t>
+        <w:t xml:space="preserve">5.1 Market Capitalization</w:t>
       </w:r>
     </w:p>
     <w:p>
@@ -1419,7 +1475,7 @@
         <w:pStyle w:val="FirstParagraph"/>
       </w:pPr>
       <w:r>
-        <w:t xml:space="preserve">JetBlue’s path to profitability has been significantly more challenging than that of its larger peers. While revenue has recovered, consistent bottom-line performance remains elusive.</w:t>
+        <w:t xml:space="preserve">JetBlue’s market capitalization trajectory from 2020 to 2024 reflects the broader industry’s volatility and recovery. The initial sharp decline in early 2020 corresponds with the onset of the COVID-19 pandemic, which severely impacted air travel demand. However, unlike some competitors, JetBlue’s market cap did not recover to pre-pandemic levels by 2024, indicating ongoing challenges in regaining investor confidence amid competitive pressures and operational hurdles.</w:t>
       </w:r>
     </w:p>
     <w:p>
@@ -1431,12 +1487,12 @@
           <wp:inline>
             <wp:extent cx="5334000" cy="4267200"/>
             <wp:effectExtent b="0" l="0" r="0" t="0"/>
-            <wp:docPr descr="JetBlue (JBLU) Quarterly Revenue and Net Income (2020-2024)" title="" id="75" name="Picture"/>
+            <wp:docPr descr="JetBlue (JBLU) Historical Market Capitalization (2020-2024)" title="" id="75" name="Picture"/>
             <a:graphic>
               <a:graphicData uri="http://schemas.openxmlformats.org/drawingml/2006/picture">
                 <pic:pic>
                   <pic:nvPicPr>
-                    <pic:cNvPr descr="jblu_financial_analysis_files/figure-docx/jblu-profitability-1.png" id="76" name="Picture"/>
+                    <pic:cNvPr descr="jblu_financial_analysis_files/figure-docx/jblu-mkt-cap-1.png" id="76" name="Picture"/>
                     <pic:cNvPicPr>
                       <a:picLocks noChangeArrowheads="1" noChangeAspect="1"/>
                     </pic:cNvPicPr>
@@ -1474,18 +1530,26 @@
         <w:pStyle w:val="ImageCaption"/>
       </w:pPr>
       <w:r>
-        <w:t xml:space="preserve">JetBlue (JBLU) Quarterly Revenue and Net Income (2020-2024)</w:t>
+        <w:t xml:space="preserve">JetBlue (JBLU) Historical Market Capitalization (2020-2024)</w:t>
       </w:r>
     </w:p>
     <w:bookmarkEnd w:id="77"/>
-    <w:bookmarkEnd w:id="78"/>
-    <w:bookmarkStart w:id="82" w:name="margin-analysis-1"/>
+    <w:bookmarkStart w:id="82" w:name="income-statement-overview"/>
     <w:p>
       <w:pPr>
         <w:pStyle w:val="Heading2"/>
       </w:pPr>
       <w:r>
-        <w:t xml:space="preserve">5.3 Margin Analysis</w:t>
+        <w:t xml:space="preserve">5.2 Income Statement Overview</w:t>
+      </w:r>
+    </w:p>
+    <w:bookmarkStart w:id="81" w:name="profitability-analysis-1"/>
+    <w:p>
+      <w:pPr>
+        <w:pStyle w:val="Heading3"/>
+      </w:pPr>
+      <w:r>
+        <w:t xml:space="preserve">5.2.1 Profitability Analysis</w:t>
       </w:r>
     </w:p>
     <w:p>
@@ -1493,7 +1557,7 @@
         <w:pStyle w:val="FirstParagraph"/>
       </w:pPr>
       <w:r>
-        <w:t xml:space="preserve">JetBlue’s recovery trajectory has been fraught with volatility. After a brief return to a small operating and net profit in 2022, the airline slipped back into losses in 2023 and continued to post a net loss in 2024. This persistent margin weakness suggests structural cost pressures, potentially from an uncompetitive labor cost structure or an inefficient route network that faces intense competition from both legacy carriers on premium routes and ultra-low-cost carriers on leisure routes, leaving JetBlue caught in the middle.</w:t>
+        <w:t xml:space="preserve">JetBlue’s path to profitability has been significantly more challenging than that of its larger peers. While revenue has recovered, consistent bottom-line performance remains elusive.</w:t>
       </w:r>
     </w:p>
     <w:p>
@@ -1505,18 +1569,18 @@
           <wp:inline>
             <wp:extent cx="5334000" cy="4267200"/>
             <wp:effectExtent b="0" l="0" r="0" t="0"/>
-            <wp:docPr descr="JetBlue (JBLU) Quarterly Operating and Net Margins (2020-2024)" title="" id="80" name="Picture"/>
+            <wp:docPr descr="JetBlue (JBLU) Quarterly Revenue and Net Income (2020-2024)" title="" id="79" name="Picture"/>
             <a:graphic>
               <a:graphicData uri="http://schemas.openxmlformats.org/drawingml/2006/picture">
                 <pic:pic>
                   <pic:nvPicPr>
-                    <pic:cNvPr descr="jblu_financial_analysis_files/figure-docx/jblu-margins-1.png" id="81" name="Picture"/>
+                    <pic:cNvPr descr="jblu_financial_analysis_files/figure-docx/jblu-profitability-1.png" id="80" name="Picture"/>
                     <pic:cNvPicPr>
                       <a:picLocks noChangeArrowheads="1" noChangeAspect="1"/>
                     </pic:cNvPicPr>
                   </pic:nvPicPr>
                   <pic:blipFill>
-                    <a:blip r:embed="rId79"/>
+                    <a:blip r:embed="rId78"/>
                     <a:stretch>
                       <a:fillRect/>
                     </a:stretch>
@@ -1548,17 +1612,18 @@
         <w:pStyle w:val="ImageCaption"/>
       </w:pPr>
       <w:r>
-        <w:t xml:space="preserve">JetBlue (JBLU) Quarterly Operating and Net Margins (2020-2024)</w:t>
-      </w:r>
-    </w:p>
+        <w:t xml:space="preserve">JetBlue (JBLU) Quarterly Revenue and Net Income (2020-2024)</w:t>
+      </w:r>
+    </w:p>
+    <w:bookmarkEnd w:id="81"/>
     <w:bookmarkEnd w:id="82"/>
-    <w:bookmarkStart w:id="90" w:name="balance-sheet-health-and-leverage-1"/>
+    <w:bookmarkStart w:id="86" w:name="margin-analysis-1"/>
     <w:p>
       <w:pPr>
         <w:pStyle w:val="Heading2"/>
       </w:pPr>
       <w:r>
-        <w:t xml:space="preserve">5.4 Balance Sheet Health and Leverage</w:t>
+        <w:t xml:space="preserve">5.3 Margin Analysis</w:t>
       </w:r>
     </w:p>
     <w:p>
@@ -1566,7 +1631,7 @@
         <w:pStyle w:val="FirstParagraph"/>
       </w:pPr>
       <w:r>
-        <w:t xml:space="preserve">JetBlue’s struggle with profitability is reflected in its deteriorating balance sheet health, marked by rising debt levels.</w:t>
+        <w:t xml:space="preserve">JetBlue’s recovery trajectory has been fraught with volatility. After a brief return to a small operating and net profit in 2022, the airline slipped back into losses in 2023 and continued to post a net loss in 2024. This persistent margin weakness suggests structural cost pressures, potentially from an uncompetitive labor cost structure or an inefficient route network that faces intense competition from both legacy carriers on premium routes and ultra-low-cost carriers on leisure routes, leaving JetBlue caught in the middle.</w:t>
       </w:r>
     </w:p>
     <w:p>
@@ -1578,12 +1643,12 @@
           <wp:inline>
             <wp:extent cx="5334000" cy="4267200"/>
             <wp:effectExtent b="0" l="0" r="0" t="0"/>
-            <wp:docPr descr="JetBlue (JBLU) Quarterly Total Assets, Debt and Equity (2020-2024)" title="" id="84" name="Picture"/>
+            <wp:docPr descr="JetBlue (JBLU) Quarterly Operating and Net Margins (2020-2024)" title="" id="84" name="Picture"/>
             <a:graphic>
               <a:graphicData uri="http://schemas.openxmlformats.org/drawingml/2006/picture">
                 <pic:pic>
                   <pic:nvPicPr>
-                    <pic:cNvPr descr="jblu_financial_analysis_files/figure-docx/jblu-balance-sheet-1.png" id="85" name="Picture"/>
+                    <pic:cNvPr descr="jblu_financial_analysis_files/figure-docx/jblu-margins-1.png" id="85" name="Picture"/>
                     <pic:cNvPicPr>
                       <a:picLocks noChangeArrowheads="1" noChangeAspect="1"/>
                     </pic:cNvPicPr>
@@ -1621,16 +1686,17 @@
         <w:pStyle w:val="ImageCaption"/>
       </w:pPr>
       <w:r>
-        <w:t xml:space="preserve">JetBlue (JBLU) Quarterly Total Assets, Debt and Equity (2020-2024)</w:t>
-      </w:r>
-    </w:p>
-    <w:bookmarkStart w:id="89" w:name="debt-to-equity-ratio-trend-1"/>
-    <w:p>
-      <w:pPr>
-        <w:pStyle w:val="Heading3"/>
-      </w:pPr>
-      <w:r>
-        <w:t xml:space="preserve">5.4.1 Debt-to-Equity Ratio Trend</w:t>
+        <w:t xml:space="preserve">JetBlue (JBLU) Quarterly Operating and Net Margins (2020-2024)</w:t>
+      </w:r>
+    </w:p>
+    <w:bookmarkEnd w:id="86"/>
+    <w:bookmarkStart w:id="94" w:name="balance-sheet-health-and-leverage-1"/>
+    <w:p>
+      <w:pPr>
+        <w:pStyle w:val="Heading2"/>
+      </w:pPr>
+      <w:r>
+        <w:t xml:space="preserve">5.4 Balance Sheet Health and Leverage</w:t>
       </w:r>
     </w:p>
     <w:p>
@@ -1638,7 +1704,7 @@
         <w:pStyle w:val="FirstParagraph"/>
       </w:pPr>
       <w:r>
-        <w:t xml:space="preserve">JetBlue’s financial stability has weakened considerably over the five-year period. While the Net Debt to Equity ratio briefly improved in 2021, it has since escalated dramatically, reaching 5x by the end of 2024. This trend is a direct result of equity erosion from persistent net losses and an increase in net debt to fund operations and investments. Such high leverage poses a significant financial risk and constrains the company’s strategic flexibility.</w:t>
+        <w:t xml:space="preserve">JetBlue’s struggle with profitability is reflected in its deteriorating balance sheet health, marked by rising debt levels.</w:t>
       </w:r>
     </w:p>
     <w:p>
@@ -1650,18 +1716,18 @@
           <wp:inline>
             <wp:extent cx="5334000" cy="4267200"/>
             <wp:effectExtent b="0" l="0" r="0" t="0"/>
-            <wp:docPr descr="JetBlue (JBLU) Quarterly Debt-to-Equity Ratio (2020-2024)" title="" id="87" name="Picture"/>
+            <wp:docPr descr="JetBlue (JBLU) Quarterly Total Assets, Debt and Equity (2020-2024)" title="" id="88" name="Picture"/>
             <a:graphic>
               <a:graphicData uri="http://schemas.openxmlformats.org/drawingml/2006/picture">
                 <pic:pic>
                   <pic:nvPicPr>
-                    <pic:cNvPr descr="jblu_financial_analysis_files/figure-docx/jblu-debt-equity-1.png" id="88" name="Picture"/>
+                    <pic:cNvPr descr="jblu_financial_analysis_files/figure-docx/jblu-balance-sheet-1.png" id="89" name="Picture"/>
                     <pic:cNvPicPr>
                       <a:picLocks noChangeArrowheads="1" noChangeAspect="1"/>
                     </pic:cNvPicPr>
                   </pic:nvPicPr>
                   <pic:blipFill>
-                    <a:blip r:embed="rId86"/>
+                    <a:blip r:embed="rId87"/>
                     <a:stretch>
                       <a:fillRect/>
                     </a:stretch>
@@ -1693,18 +1759,16 @@
         <w:pStyle w:val="ImageCaption"/>
       </w:pPr>
       <w:r>
-        <w:t xml:space="preserve">JetBlue (JBLU) Quarterly Debt-to-Equity Ratio (2020-2024)</w:t>
-      </w:r>
-    </w:p>
-    <w:bookmarkEnd w:id="89"/>
-    <w:bookmarkEnd w:id="90"/>
-    <w:bookmarkStart w:id="98" w:name="cash-flow-qjbluity-and-sustainability"/>
-    <w:p>
-      <w:pPr>
-        <w:pStyle w:val="Heading2"/>
-      </w:pPr>
-      <w:r>
-        <w:t xml:space="preserve">5.5 Cash Flow Qjbluity and Sustainability</w:t>
+        <w:t xml:space="preserve">JetBlue (JBLU) Quarterly Total Assets, Debt and Equity (2020-2024)</w:t>
+      </w:r>
+    </w:p>
+    <w:bookmarkStart w:id="93" w:name="debt-to-equity-ratio-trend-1"/>
+    <w:p>
+      <w:pPr>
+        <w:pStyle w:val="Heading3"/>
+      </w:pPr>
+      <w:r>
+        <w:t xml:space="preserve">5.4.1 Debt-to-Equity Ratio Trend</w:t>
       </w:r>
     </w:p>
     <w:p>
@@ -1712,15 +1776,7 @@
         <w:pStyle w:val="FirstParagraph"/>
       </w:pPr>
       <w:r>
-        <w:t xml:space="preserve">JetBlue’s cash flow statement further highlights its operational challenges, showing a disconnect between reported earnings and actjblu cash generation.</w:t>
-      </w:r>
-    </w:p>
-    <w:p>
-      <w:pPr>
-        <w:pStyle w:val="BodyText"/>
-      </w:pPr>
-      <w:r>
-        <w:t xml:space="preserve">The pattern is concerning: in years with net losses (2020, 2021, 2023, 2024), cash from operations was also negative, and often worse than the reported loss. This indicates that non-cash charges like depreciation were not sufficient to offset cash drains from operations.</w:t>
+        <w:t xml:space="preserve">JetBlue’s financial stability has weakened considerably over the five-year period. While the Net Debt to Equity ratio briefly improved in 2021, it has since escalated dramatically, reaching 5x by the end of 2024. This trend is a direct result of equity erosion from persistent net losses and an increase in net debt to fund operations and investments. Such high leverage poses a significant financial risk and constrains the company’s strategic flexibility.</w:t>
       </w:r>
     </w:p>
     <w:p>
@@ -1732,18 +1788,18 @@
           <wp:inline>
             <wp:extent cx="5334000" cy="4267200"/>
             <wp:effectExtent b="0" l="0" r="0" t="0"/>
-            <wp:docPr descr="JetBlue (JBLU) Quarterly Net Income and Cash from Operating Activities (2020-2024)" title="" id="92" name="Picture"/>
+            <wp:docPr descr="JetBlue (JBLU) Quarterly Debt-to-Equity Ratio (2020-2024)" title="" id="91" name="Picture"/>
             <a:graphic>
               <a:graphicData uri="http://schemas.openxmlformats.org/drawingml/2006/picture">
                 <pic:pic>
                   <pic:nvPicPr>
-                    <pic:cNvPr descr="jblu_financial_analysis_files/figure-docx/jblu-cash-flow-1.png" id="93" name="Picture"/>
+                    <pic:cNvPr descr="jblu_financial_analysis_files/figure-docx/jblu-debt-equity-1.png" id="92" name="Picture"/>
                     <pic:cNvPicPr>
                       <a:picLocks noChangeArrowheads="1" noChangeAspect="1"/>
                     </pic:cNvPicPr>
                   </pic:nvPicPr>
                   <pic:blipFill>
-                    <a:blip r:embed="rId91"/>
+                    <a:blip r:embed="rId90"/>
                     <a:stretch>
                       <a:fillRect/>
                     </a:stretch>
@@ -1775,16 +1831,18 @@
         <w:pStyle w:val="ImageCaption"/>
       </w:pPr>
       <w:r>
-        <w:t xml:space="preserve">JetBlue (JBLU) Quarterly Net Income and Cash from Operating Activities (2020-2024)</w:t>
-      </w:r>
-    </w:p>
-    <w:bookmarkStart w:id="97" w:name="free-cash-flow-trend-1"/>
-    <w:p>
-      <w:pPr>
-        <w:pStyle w:val="Heading3"/>
-      </w:pPr>
-      <w:r>
-        <w:t xml:space="preserve">5.5.1 Free Cash Flow Trend</w:t>
+        <w:t xml:space="preserve">JetBlue (JBLU) Quarterly Debt-to-Equity Ratio (2020-2024)</w:t>
+      </w:r>
+    </w:p>
+    <w:bookmarkEnd w:id="93"/>
+    <w:bookmarkEnd w:id="94"/>
+    <w:bookmarkStart w:id="102" w:name="cash-flow-qjbluity-and-sustainability"/>
+    <w:p>
+      <w:pPr>
+        <w:pStyle w:val="Heading2"/>
+      </w:pPr>
+      <w:r>
+        <w:t xml:space="preserve">5.5 Cash Flow Qjbluity and Sustainability</w:t>
       </w:r>
     </w:p>
     <w:p>
@@ -1792,7 +1850,15 @@
         <w:pStyle w:val="FirstParagraph"/>
       </w:pPr>
       <w:r>
-        <w:t xml:space="preserve">Furthermore, JetBlue’s free cash flow has been consistently and deeply negative over the periods. This inability to generate positive free cash flow underscores a critical lack of financial flexibility and a dependency on external financing to fund its capital expenditures.</w:t>
+        <w:t xml:space="preserve">JetBlue’s cash flow statement further highlights its operational challenges, showing a disconnect between reported earnings and actjblu cash generation.</w:t>
+      </w:r>
+    </w:p>
+    <w:p>
+      <w:pPr>
+        <w:pStyle w:val="BodyText"/>
+      </w:pPr>
+      <w:r>
+        <w:t xml:space="preserve">The pattern is concerning: in years with net losses (2020, 2021, 2023, 2024), cash from operations was also negative, and often worse than the reported loss. This indicates that non-cash charges like depreciation were not sufficient to offset cash drains from operations.</w:t>
       </w:r>
     </w:p>
     <w:p>
@@ -1804,18 +1870,18 @@
           <wp:inline>
             <wp:extent cx="5334000" cy="4267200"/>
             <wp:effectExtent b="0" l="0" r="0" t="0"/>
-            <wp:docPr descr="JetBlue (JBLU) Quarterly Free Cash Flow (2020-2024)" title="" id="95" name="Picture"/>
+            <wp:docPr descr="JetBlue (JBLU) Quarterly Net Income and Cash from Operating Activities (2020-2024)" title="" id="96" name="Picture"/>
             <a:graphic>
               <a:graphicData uri="http://schemas.openxmlformats.org/drawingml/2006/picture">
                 <pic:pic>
                   <pic:nvPicPr>
-                    <pic:cNvPr descr="jblu_financial_analysis_files/figure-docx/jblu-fcf-1.png" id="96" name="Picture"/>
+                    <pic:cNvPr descr="jblu_financial_analysis_files/figure-docx/jblu-cash-flow-1.png" id="97" name="Picture"/>
                     <pic:cNvPicPr>
                       <a:picLocks noChangeArrowheads="1" noChangeAspect="1"/>
                     </pic:cNvPicPr>
                   </pic:nvPicPr>
                   <pic:blipFill>
-                    <a:blip r:embed="rId94"/>
+                    <a:blip r:embed="rId95"/>
                     <a:stretch>
                       <a:fillRect/>
                     </a:stretch>
@@ -1847,27 +1913,16 @@
         <w:pStyle w:val="ImageCaption"/>
       </w:pPr>
       <w:r>
-        <w:t xml:space="preserve">JetBlue (JBLU) Quarterly Free Cash Flow (2020-2024)</w:t>
-      </w:r>
-    </w:p>
-    <w:bookmarkEnd w:id="97"/>
-    <w:bookmarkEnd w:id="98"/>
-    <w:bookmarkStart w:id="107" w:name="efficiency-and-performance-ratios-1"/>
-    <w:p>
-      <w:pPr>
-        <w:pStyle w:val="Heading2"/>
-      </w:pPr>
-      <w:r>
-        <w:t xml:space="preserve">5.6 Efficiency and Performance Ratios</w:t>
-      </w:r>
-    </w:p>
-    <w:bookmarkStart w:id="102" w:name="return-on-assets-roa-1"/>
+        <w:t xml:space="preserve">JetBlue (JBLU) Quarterly Net Income and Cash from Operating Activities (2020-2024)</w:t>
+      </w:r>
+    </w:p>
+    <w:bookmarkStart w:id="101" w:name="free-cash-flow-trend-1"/>
     <w:p>
       <w:pPr>
         <w:pStyle w:val="Heading3"/>
       </w:pPr>
       <w:r>
-        <w:t xml:space="preserve">5.6.1 Return on Assets (ROA)</w:t>
+        <w:t xml:space="preserve">5.5.1 Free Cash Flow Trend</w:t>
       </w:r>
     </w:p>
     <w:p>
@@ -1875,7 +1930,7 @@
         <w:pStyle w:val="FirstParagraph"/>
       </w:pPr>
       <w:r>
-        <w:t xml:space="preserve">JBLU’s Return on Assets (ROA) has been highly volatile from 2020 to 2024, reflecting the airline’s struggle to generate consistent profits amid fluctuating demand and operational challenges. The ROA dipped into negative territory during the peak pandemic years, with only brief recoveries in between. This inconsistency highlights the difficulties JetBlue faces in efficiently utilizing its asset base to generate earnings.</w:t>
+        <w:t xml:space="preserve">Furthermore, JetBlue’s free cash flow has been consistently and deeply negative over the periods. This inability to generate positive free cash flow underscores a critical lack of financial flexibility and a dependency on external financing to fund its capital expenditures.</w:t>
       </w:r>
     </w:p>
     <w:p>
@@ -1887,18 +1942,18 @@
           <wp:inline>
             <wp:extent cx="5334000" cy="4267200"/>
             <wp:effectExtent b="0" l="0" r="0" t="0"/>
-            <wp:docPr descr="JetBlue (JBLU) Quarterly Return on Assets (ROA) (2020-2024)" title="" id="100" name="Picture"/>
+            <wp:docPr descr="JetBlue (JBLU) Quarterly Free Cash Flow (2020-2024)" title="" id="99" name="Picture"/>
             <a:graphic>
               <a:graphicData uri="http://schemas.openxmlformats.org/drawingml/2006/picture">
                 <pic:pic>
                   <pic:nvPicPr>
-                    <pic:cNvPr descr="jblu_financial_analysis_files/figure-docx/jblu-roa-1.png" id="101" name="Picture"/>
+                    <pic:cNvPr descr="jblu_financial_analysis_files/figure-docx/jblu-fcf-1.png" id="100" name="Picture"/>
                     <pic:cNvPicPr>
                       <a:picLocks noChangeArrowheads="1" noChangeAspect="1"/>
                     </pic:cNvPicPr>
                   </pic:nvPicPr>
                   <pic:blipFill>
-                    <a:blip r:embed="rId99"/>
+                    <a:blip r:embed="rId98"/>
                     <a:stretch>
                       <a:fillRect/>
                     </a:stretch>
@@ -1930,17 +1985,26 @@
         <w:pStyle w:val="ImageCaption"/>
       </w:pPr>
       <w:r>
-        <w:t xml:space="preserve">JetBlue (JBLU) Quarterly Return on Assets (ROA) (2020-2024)</w:t>
-      </w:r>
-    </w:p>
+        <w:t xml:space="preserve">JetBlue (JBLU) Quarterly Free Cash Flow (2020-2024)</w:t>
+      </w:r>
+    </w:p>
+    <w:bookmarkEnd w:id="101"/>
     <w:bookmarkEnd w:id="102"/>
-    <w:bookmarkStart w:id="106" w:name="return-on-equity-roe-1"/>
+    <w:bookmarkStart w:id="115" w:name="efficiency-and-performance-ratios-1"/>
+    <w:p>
+      <w:pPr>
+        <w:pStyle w:val="Heading2"/>
+      </w:pPr>
+      <w:r>
+        <w:t xml:space="preserve">5.6 Efficiency and Performance Ratios</w:t>
+      </w:r>
+    </w:p>
     <w:p>
       <w:pPr>
         <w:pStyle w:val="Heading3"/>
       </w:pPr>
       <w:r>
-        <w:t xml:space="preserve">5.6.2 Return on Equity (ROE)</w:t>
+        <w:t xml:space="preserve">Return on Assets (ROA)</w:t>
       </w:r>
     </w:p>
     <w:p>
@@ -1948,7 +2012,7 @@
         <w:pStyle w:val="FirstParagraph"/>
       </w:pPr>
       <w:r>
-        <w:t xml:space="preserve">JBLU’s Return on Equity (ROE) has mirrored its ROA trends, with significant fluctuations and periods of negative returns. The airline’s ROE has been particularly affected by its equity erosion due to sustained losses, leading to a challenging environment for shareholders. The negative ROE in several quarters underscores the difficulties JetBlue faces in delivering value to its equity investors.</w:t>
+        <w:t xml:space="preserve">JBLU’s Return on Assets (ROA) has been highly volatile from 2020 to 2024, reflecting the airline’s struggle to generate consistent profits amid fluctuating demand and operational challenges. The ROA dipped into negative territory during the peak pandemic years, with only brief recoveries in between. This inconsistency highlights the difficulties JetBlue faces in efficiently utilizing its asset base to generate earnings.</w:t>
       </w:r>
     </w:p>
     <w:p>
@@ -1960,12 +2024,12 @@
           <wp:inline>
             <wp:extent cx="5334000" cy="4267200"/>
             <wp:effectExtent b="0" l="0" r="0" t="0"/>
-            <wp:docPr descr="JetBlue (JBLU) Quarterly Return on Equity (ROE) (2020-2024)" title="" id="104" name="Picture"/>
+            <wp:docPr descr="JetBlue (JBLU) Quarterly Return on Assets (ROA) (2020-2024)" title="" id="104" name="Picture"/>
             <a:graphic>
               <a:graphicData uri="http://schemas.openxmlformats.org/drawingml/2006/picture">
                 <pic:pic>
                   <pic:nvPicPr>
-                    <pic:cNvPr descr="jblu_financial_analysis_files/figure-docx/jblu-roe-1.png" id="105" name="Picture"/>
+                    <pic:cNvPr descr="jblu_financial_analysis_files/figure-docx/jblu-roa-1.png" id="105" name="Picture"/>
                     <pic:cNvPicPr>
                       <a:picLocks noChangeArrowheads="1" noChangeAspect="1"/>
                     </pic:cNvPicPr>
@@ -2003,18 +2067,15 @@
         <w:pStyle w:val="ImageCaption"/>
       </w:pPr>
       <w:r>
-        <w:t xml:space="preserve">JetBlue (JBLU) Quarterly Return on Equity (ROE) (2020-2024)</w:t>
-      </w:r>
-    </w:p>
-    <w:bookmarkEnd w:id="106"/>
-    <w:bookmarkEnd w:id="107"/>
-    <w:bookmarkStart w:id="108" w:name="summary-1"/>
-    <w:p>
-      <w:pPr>
-        <w:pStyle w:val="Heading2"/>
-      </w:pPr>
-      <w:r>
-        <w:t xml:space="preserve">5.7 Summary</w:t>
+        <w:t xml:space="preserve">JetBlue (JBLU) Quarterly Return on Assets (ROA) (2020-2024)</w:t>
+      </w:r>
+    </w:p>
+    <w:p>
+      <w:pPr>
+        <w:pStyle w:val="Heading3"/>
+      </w:pPr>
+      <w:r>
+        <w:t xml:space="preserve">ROA = Total Asset Turnover × Profit Margin</w:t>
       </w:r>
     </w:p>
     <w:p>
@@ -2022,43 +2083,7 @@
         <w:pStyle w:val="FirstParagraph"/>
       </w:pPr>
       <w:r>
-        <w:t xml:space="preserve">In summary, JetBlue’s financial analysis from 2020 to 2024 reveals a company grappling with the dual challenges of recovering from a severe industry downturn while trying to establish a sustainable and profitable business model. The airline’s inability to consistently generate profits, coupled with a deteriorating balance sheet and negative cash flows, raises significant concerns about its long-term viability without substantial strategic changes. JetBlue’s hybrid model, while offering some competitive advantages, appears to be a liability in a market increasingly polarized between low-cost and full-service carriers. Addressing these financial and operational challenges will be critical for JetBlue to regain its footing in the competitive U.S. airline landscape.</w:t>
-      </w:r>
-    </w:p>
-    <w:bookmarkEnd w:id="108"/>
-    <w:bookmarkEnd w:id="109"/>
-    <w:bookmarkStart w:id="149" w:name="skywest-skyw-financial-analysis"/>
-    <w:p>
-      <w:pPr>
-        <w:pStyle w:val="Heading1"/>
-      </w:pPr>
-      <w:r>
-        <w:t xml:space="preserve">6. SkyWest (SKYW) Financial Analysis</w:t>
-      </w:r>
-    </w:p>
-    <w:p>
-      <w:pPr>
-        <w:pStyle w:val="FirstParagraph"/>
-      </w:pPr>
-      <w:r>
-        <w:t xml:space="preserve">SkyWest, Inc. operates under a unique and resilient business model as a regional carrier, providing flight services under contract for major airline partners like SkyWest. This structure insulates it from certain risks, such as direct fuel price and ticketing volatility, that mainline carriers face. Its financial performance, therefore, offers a distinct and valuable perspective on the U.S. airline sector. This section will analyze SkyWest’s financial statements from 2020 through the end of fiscal year 2024.</w:t>
-      </w:r>
-    </w:p>
-    <w:bookmarkStart w:id="113" w:name="market-capitalization-trend"/>
-    <w:p>
-      <w:pPr>
-        <w:pStyle w:val="Heading2"/>
-      </w:pPr>
-      <w:r>
-        <w:t xml:space="preserve">6.1 Market Capitalization Trend</w:t>
-      </w:r>
-    </w:p>
-    <w:p>
-      <w:pPr>
-        <w:pStyle w:val="FirstParagraph"/>
-      </w:pPr>
-      <w:r>
-        <w:t xml:space="preserve">SkyWest’s market capitalization trajectory from 2020 to 2024 reflects its resilience and strategic positioning in the airline industry. The company’s market cap experienced a significant dip during the initial phase of the COVID-19 pandemic in early 2020, mirroring the broader industry downturn. However, unlike many mainline carriers, SkyWest’s recovery was relatively swift and steady, underscoring the strength of its regional carrier model and its contracts with major airlines.</w:t>
+        <w:t xml:space="preserve">The decomposition of ROA into Total Asset Turnover and Profit Margin provides insights into the drivers behind JetBlue’s asset efficiency. The airline’s low and fluctuating profit margins have been a significant drag on ROA, despite relatively stable asset turnover ratios. This indicates that while JetBlue can generate revenue from its assets, its ability to convert that revenue into profit remains a critical challenge.</w:t>
       </w:r>
     </w:p>
     <w:p>
@@ -2070,18 +2095,18 @@
           <wp:inline>
             <wp:extent cx="5334000" cy="4267200"/>
             <wp:effectExtent b="0" l="0" r="0" t="0"/>
-            <wp:docPr descr="SkyWest (SKYW) Historical Market Capitalization (2020-2024)" title="" id="111" name="Picture"/>
+            <wp:docPr descr="JetBlue (JBLU) Quarterly ROA Decomposition (2020-2024)" title="" id="107" name="Picture"/>
             <a:graphic>
               <a:graphicData uri="http://schemas.openxmlformats.org/drawingml/2006/picture">
                 <pic:pic>
                   <pic:nvPicPr>
-                    <pic:cNvPr descr="skyw_financial_analysis_files/figure-docx/skyw-mkt-cap-1.png" id="112" name="Picture"/>
+                    <pic:cNvPr descr="jblu_financial_analysis_files/figure-docx/jblu-roa-decomposition-1.png" id="108" name="Picture"/>
                     <pic:cNvPicPr>
                       <a:picLocks noChangeArrowheads="1" noChangeAspect="1"/>
                     </pic:cNvPicPr>
                   </pic:nvPicPr>
                   <pic:blipFill>
-                    <a:blip r:embed="rId110"/>
+                    <a:blip r:embed="rId106"/>
                     <a:stretch>
                       <a:fillRect/>
                     </a:stretch>
@@ -2113,26 +2138,15 @@
         <w:pStyle w:val="ImageCaption"/>
       </w:pPr>
       <w:r>
-        <w:t xml:space="preserve">SkyWest (SKYW) Historical Market Capitalization (2020-2024)</w:t>
-      </w:r>
-    </w:p>
-    <w:bookmarkEnd w:id="113"/>
-    <w:bookmarkStart w:id="122" w:name="income-statement-and-profitability"/>
-    <w:p>
-      <w:pPr>
-        <w:pStyle w:val="Heading2"/>
-      </w:pPr>
-      <w:r>
-        <w:t xml:space="preserve">6.2 Income Statement and Profitability</w:t>
-      </w:r>
-    </w:p>
-    <w:bookmarkStart w:id="117" w:name="profitability-analysis-2"/>
+        <w:t xml:space="preserve">JetBlue (JBLU) Quarterly ROA Decomposition (2020-2024)</w:t>
+      </w:r>
+    </w:p>
     <w:p>
       <w:pPr>
         <w:pStyle w:val="Heading3"/>
       </w:pPr>
       <w:r>
-        <w:t xml:space="preserve">6.2.1 Profitability Analysis</w:t>
+        <w:t xml:space="preserve">Return on Equity (ROE)</w:t>
       </w:r>
     </w:p>
     <w:p>
@@ -2140,7 +2154,7 @@
         <w:pStyle w:val="FirstParagraph"/>
       </w:pPr>
       <w:r>
-        <w:t xml:space="preserve">SkyWest’s capacity-purchase business model provides a foundation for more stable and predictable revenue streams compared to its mainline counterparts.</w:t>
+        <w:t xml:space="preserve">JBLU’s Return on Equity (ROE) has mirrored its ROA trends, with significant fluctuations and periods of negative returns. The airline’s ROE has been particularly affected by its equity erosion due to sustained losses, leading to a challenging environment for shareholders. The negative ROE in several quarters underscores the difficulties JetBlue faces in delivering value to its equity investors.</w:t>
       </w:r>
     </w:p>
     <w:p>
@@ -2152,18 +2166,18 @@
           <wp:inline>
             <wp:extent cx="5334000" cy="4267200"/>
             <wp:effectExtent b="0" l="0" r="0" t="0"/>
-            <wp:docPr descr="SkyWest (SKYW) Quarterly Revenue and Net Income (2020-2024)" title="" id="115" name="Picture"/>
+            <wp:docPr descr="JetBlue (JBLU) Quarterly Return on Equity (ROE) (2020-2024)" title="" id="110" name="Picture"/>
             <a:graphic>
               <a:graphicData uri="http://schemas.openxmlformats.org/drawingml/2006/picture">
                 <pic:pic>
                   <pic:nvPicPr>
-                    <pic:cNvPr descr="skyw_financial_analysis_files/figure-docx/skyw-profitability-1.png" id="116" name="Picture"/>
+                    <pic:cNvPr descr="jblu_financial_analysis_files/figure-docx/jblu-roe-1.png" id="111" name="Picture"/>
                     <pic:cNvPicPr>
                       <a:picLocks noChangeArrowheads="1" noChangeAspect="1"/>
                     </pic:cNvPicPr>
                   </pic:nvPicPr>
                   <pic:blipFill>
-                    <a:blip r:embed="rId114"/>
+                    <a:blip r:embed="rId109"/>
                     <a:stretch>
                       <a:fillRect/>
                     </a:stretch>
@@ -2195,17 +2209,107 @@
         <w:pStyle w:val="ImageCaption"/>
       </w:pPr>
       <w:r>
-        <w:t xml:space="preserve">SkyWest (SKYW) Quarterly Revenue and Net Income (2020-2024)</w:t>
-      </w:r>
-    </w:p>
+        <w:t xml:space="preserve">JetBlue (JBLU) Quarterly Return on Equity (ROE) (2020-2024)</w:t>
+      </w:r>
+    </w:p>
+    <w:p>
+      <w:pPr>
+        <w:pStyle w:val="Heading3"/>
+      </w:pPr>
+      <w:r>
+        <w:t xml:space="preserve">ROE = ROA × Capital Structure Leverage × Common Earnings Leverage</w:t>
+      </w:r>
+    </w:p>
+    <w:p>
+      <w:pPr>
+        <w:pStyle w:val="FirstParagraph"/>
+      </w:pPr>
+      <w:r>
+        <w:t xml:space="preserve">The decomposition of ROE into its constituent components reveals the multifaceted challenges JetBlue faces in delivering shareholder value. The airline’s low ROA, combined with high leverage ratios, has amplified the negative impact on ROE. This analysis underscores the critical need for JetBlue to improve its operational efficiency and profitability while managing its capital structure prudently to enhance returns for equity investors.</w:t>
+      </w:r>
+    </w:p>
+    <w:p>
+      <w:pPr>
+        <w:pStyle w:val="CaptionedFigure"/>
+      </w:pPr>
+      <w:r>
+        <w:drawing>
+          <wp:inline>
+            <wp:extent cx="5334000" cy="3200400"/>
+            <wp:effectExtent b="0" l="0" r="0" t="0"/>
+            <wp:docPr descr="JetBlue (JBLU) Quarterly ROE Decomposition (2020-2024)" title="" id="113" name="Picture"/>
+            <a:graphic>
+              <a:graphicData uri="http://schemas.openxmlformats.org/drawingml/2006/picture">
+                <pic:pic>
+                  <pic:nvPicPr>
+                    <pic:cNvPr descr="jblu_financial_analysis_files/figure-docx/jblu-roe-decomposition-1.png" id="114" name="Picture"/>
+                    <pic:cNvPicPr>
+                      <a:picLocks noChangeArrowheads="1" noChangeAspect="1"/>
+                    </pic:cNvPicPr>
+                  </pic:nvPicPr>
+                  <pic:blipFill>
+                    <a:blip r:embed="rId112"/>
+                    <a:stretch>
+                      <a:fillRect/>
+                    </a:stretch>
+                  </pic:blipFill>
+                  <pic:spPr bwMode="auto">
+                    <a:xfrm>
+                      <a:off x="0" y="0"/>
+                      <a:ext cx="5334000" cy="3200400"/>
+                    </a:xfrm>
+                    <a:prstGeom prst="rect">
+                      <a:avLst/>
+                    </a:prstGeom>
+                    <a:noFill/>
+                    <a:ln w="9525">
+                      <a:noFill/>
+                      <a:headEnd/>
+                      <a:tailEnd/>
+                    </a:ln>
+                  </pic:spPr>
+                </pic:pic>
+              </a:graphicData>
+            </a:graphic>
+          </wp:inline>
+        </w:drawing>
+      </w:r>
+    </w:p>
+    <w:p>
+      <w:pPr>
+        <w:pStyle w:val="ImageCaption"/>
+      </w:pPr>
+      <w:r>
+        <w:t xml:space="preserve">JetBlue (JBLU) Quarterly ROE Decomposition (2020-2024)</w:t>
+      </w:r>
+    </w:p>
+    <w:bookmarkEnd w:id="115"/>
+    <w:bookmarkStart w:id="116" w:name="summary-1"/>
+    <w:p>
+      <w:pPr>
+        <w:pStyle w:val="Heading2"/>
+      </w:pPr>
+      <w:r>
+        <w:t xml:space="preserve">5.7 Summary</w:t>
+      </w:r>
+    </w:p>
+    <w:p>
+      <w:pPr>
+        <w:pStyle w:val="FirstParagraph"/>
+      </w:pPr>
+      <w:r>
+        <w:t xml:space="preserve">In summary, JetBlue’s financial analysis from 2020 to 2024 reveals a company grappling with the dual challenges of recovering from a severe industry downturn while trying to establish a sustainable and profitable business model. The airline’s inability to consistently generate profits, coupled with a deteriorating balance sheet and negative cash flows, raises significant concerns about its long-term viability without substantial strategic changes. JetBlue’s hybrid model, while offering some competitive advantages, appears to be a liability in a market increasingly polarized between low-cost and full-service carriers. Addressing these financial and operational challenges will be critical for JetBlue to regain its footing in the competitive U.S. airline landscape.</w:t>
+      </w:r>
+    </w:p>
+    <w:bookmarkEnd w:id="116"/>
     <w:bookmarkEnd w:id="117"/>
-    <w:bookmarkStart w:id="121" w:name="margin-analysis-2"/>
-    <w:p>
-      <w:pPr>
-        <w:pStyle w:val="Heading3"/>
-      </w:pPr>
-      <w:r>
-        <w:t xml:space="preserve">6.2.2 Margin Analysis</w:t>
+    <w:bookmarkStart w:id="161" w:name="skywest-skyw-financial-analysis"/>
+    <w:p>
+      <w:pPr>
+        <w:pStyle w:val="Heading1"/>
+      </w:pPr>
+      <w:r>
+        <w:t xml:space="preserve">6. SkyWest (SKYW) Financial Analysis</w:t>
       </w:r>
     </w:p>
     <w:p>
@@ -2213,7 +2317,24 @@
         <w:pStyle w:val="FirstParagraph"/>
       </w:pPr>
       <w:r>
-        <w:t xml:space="preserve">SkyWest’s profitability demonstrates remarkable consistency despite industry-wide turmoil. The stability of its results stems from its capacity purchase agreements with major carriers. These fixed-fee and cost-plus contracts largely insulate SkyWest from passenger demand risk and fuel price volatility, which are the primary sources of margin volatility for mainline carriers. While it posted modest losses in 2020 and 2022, it maintained positive operating income in other years, culminating in a very strong 15% operating margin in 2024.</w:t>
+        <w:t xml:space="preserve">SkyWest, Inc. operates under a unique and resilient business model as a regional carrier, providing flight services under contract for major airline partners like SkyWest. This structure insulates it from certain risks, such as direct fuel price and ticketing volatility, that mainline carriers face. Its financial performance, therefore, offers a distinct and valuable perspective on the U.S. airline sector. This section will analyze SkyWest’s financial statements from 2020 through the end of fiscal year 2024.</w:t>
+      </w:r>
+    </w:p>
+    <w:bookmarkStart w:id="121" w:name="market-capitalization-trend"/>
+    <w:p>
+      <w:pPr>
+        <w:pStyle w:val="Heading2"/>
+      </w:pPr>
+      <w:r>
+        <w:t xml:space="preserve">6.1 Market Capitalization Trend</w:t>
+      </w:r>
+    </w:p>
+    <w:p>
+      <w:pPr>
+        <w:pStyle w:val="FirstParagraph"/>
+      </w:pPr>
+      <w:r>
+        <w:t xml:space="preserve">SkyWest’s market capitalization trajectory from 2020 to 2024 reflects its resilience and strategic positioning in the airline industry. The company’s market cap experienced a significant dip during the initial phase of the COVID-19 pandemic in early 2020, mirroring the broader industry downturn. However, unlike many mainline carriers, SkyWest’s recovery was relatively swift and steady, underscoring the strength of its regional carrier model and its contracts with major airlines.</w:t>
       </w:r>
     </w:p>
     <w:p>
@@ -2225,12 +2346,12 @@
           <wp:inline>
             <wp:extent cx="5334000" cy="4267200"/>
             <wp:effectExtent b="0" l="0" r="0" t="0"/>
-            <wp:docPr descr="SkyWest (SKYW) Quarterly Operating and Net Margins (2020-2024)" title="" id="119" name="Picture"/>
+            <wp:docPr descr="SkyWest (SKYW) Historical Market Capitalization (2020-2024)" title="" id="119" name="Picture"/>
             <a:graphic>
               <a:graphicData uri="http://schemas.openxmlformats.org/drawingml/2006/picture">
                 <pic:pic>
                   <pic:nvPicPr>
-                    <pic:cNvPr descr="skyw_financial_analysis_files/figure-docx/skyw-margins-1.png" id="120" name="Picture"/>
+                    <pic:cNvPr descr="skyw_financial_analysis_files/figure-docx/skyw-mkt-cap-1.png" id="120" name="Picture"/>
                     <pic:cNvPicPr>
                       <a:picLocks noChangeArrowheads="1" noChangeAspect="1"/>
                     </pic:cNvPicPr>
@@ -2268,18 +2389,26 @@
         <w:pStyle w:val="ImageCaption"/>
       </w:pPr>
       <w:r>
-        <w:t xml:space="preserve">SkyWest (SKYW) Quarterly Operating and Net Margins (2020-2024)</w:t>
+        <w:t xml:space="preserve">SkyWest (SKYW) Historical Market Capitalization (2020-2024)</w:t>
       </w:r>
     </w:p>
     <w:bookmarkEnd w:id="121"/>
-    <w:bookmarkEnd w:id="122"/>
-    <w:bookmarkStart w:id="130" w:name="balance-sheet-health-and-leverage-2"/>
+    <w:bookmarkStart w:id="130" w:name="income-statement-and-profitability"/>
     <w:p>
       <w:pPr>
         <w:pStyle w:val="Heading2"/>
       </w:pPr>
       <w:r>
-        <w:t xml:space="preserve">6.3 Balance Sheet Health and Leverage</w:t>
+        <w:t xml:space="preserve">6.2 Income Statement and Profitability</w:t>
+      </w:r>
+    </w:p>
+    <w:bookmarkStart w:id="125" w:name="profitability-analysis-2"/>
+    <w:p>
+      <w:pPr>
+        <w:pStyle w:val="Heading3"/>
+      </w:pPr>
+      <w:r>
+        <w:t xml:space="preserve">6.2.1 Profitability Analysis</w:t>
       </w:r>
     </w:p>
     <w:p>
@@ -2287,7 +2416,7 @@
         <w:pStyle w:val="FirstParagraph"/>
       </w:pPr>
       <w:r>
-        <w:t xml:space="preserve">A core strength of SkyWest is its conservative financial management, resulting in a robust and low-leverage balance sheet.</w:t>
+        <w:t xml:space="preserve">SkyWest’s capacity-purchase business model provides a foundation for more stable and predictable revenue streams compared to its mainline counterparts.</w:t>
       </w:r>
     </w:p>
     <w:p>
@@ -2299,18 +2428,18 @@
           <wp:inline>
             <wp:extent cx="5334000" cy="4267200"/>
             <wp:effectExtent b="0" l="0" r="0" t="0"/>
-            <wp:docPr descr="SkyWest (SKYW) Quarterly Total Assets, Debt and Equity (2020-2024)" title="" id="124" name="Picture"/>
+            <wp:docPr descr="SkyWest (SKYW) Quarterly Revenue and Net Income (2020-2024)" title="" id="123" name="Picture"/>
             <a:graphic>
               <a:graphicData uri="http://schemas.openxmlformats.org/drawingml/2006/picture">
                 <pic:pic>
                   <pic:nvPicPr>
-                    <pic:cNvPr descr="skyw_financial_analysis_files/figure-docx/skyw-balance-sheet-1.png" id="125" name="Picture"/>
+                    <pic:cNvPr descr="skyw_financial_analysis_files/figure-docx/skyw-profitability-1.png" id="124" name="Picture"/>
                     <pic:cNvPicPr>
                       <a:picLocks noChangeArrowheads="1" noChangeAspect="1"/>
                     </pic:cNvPicPr>
                   </pic:nvPicPr>
                   <pic:blipFill>
-                    <a:blip r:embed="rId123"/>
+                    <a:blip r:embed="rId122"/>
                     <a:stretch>
                       <a:fillRect/>
                     </a:stretch>
@@ -2342,16 +2471,17 @@
         <w:pStyle w:val="ImageCaption"/>
       </w:pPr>
       <w:r>
-        <w:t xml:space="preserve">SkyWest (SKYW) Quarterly Total Assets, Debt and Equity (2020-2024)</w:t>
-      </w:r>
-    </w:p>
-    <w:bookmarkStart w:id="129" w:name="debt-to-equity-ratio-trend-2"/>
+        <w:t xml:space="preserve">SkyWest (SKYW) Quarterly Revenue and Net Income (2020-2024)</w:t>
+      </w:r>
+    </w:p>
+    <w:bookmarkEnd w:id="125"/>
+    <w:bookmarkStart w:id="129" w:name="margin-analysis-2"/>
     <w:p>
       <w:pPr>
         <w:pStyle w:val="Heading3"/>
       </w:pPr>
       <w:r>
-        <w:t xml:space="preserve">6.3.1 Debt-to-Equity Ratio Trend</w:t>
+        <w:t xml:space="preserve">6.2.2 Margin Analysis</w:t>
       </w:r>
     </w:p>
     <w:p>
@@ -2359,7 +2489,7 @@
         <w:pStyle w:val="FirstParagraph"/>
       </w:pPr>
       <w:r>
-        <w:t xml:space="preserve">SkyWest’s financial structure is exceptionally strong for an airline. Over the five-year period, its Net Debt to Equity ratio has steadily decreased from 2.3x to a very healthy 1.7x by the end of 2024. This consistent deleveraging, even through challenging years, provides SkyWest with significant financial resilience and a lower risk profile.</w:t>
+        <w:t xml:space="preserve">SkyWest’s profitability demonstrates remarkable consistency despite industry-wide turmoil. The stability of its results stems from its capacity purchase agreements with major carriers. These fixed-fee and cost-plus contracts largely insulate SkyWest from passenger demand risk and fuel price volatility, which are the primary sources of margin volatility for mainline carriers. While it posted modest losses in 2020 and 2022, it maintained positive operating income in other years, culminating in a very strong 15% operating margin in 2024.</w:t>
       </w:r>
     </w:p>
     <w:p>
@@ -2371,12 +2501,12 @@
           <wp:inline>
             <wp:extent cx="5334000" cy="4267200"/>
             <wp:effectExtent b="0" l="0" r="0" t="0"/>
-            <wp:docPr descr="SkyWest (SKYW) Quarterly Debt-to-Equity Ratio (2020-2024)" title="" id="127" name="Picture"/>
+            <wp:docPr descr="SkyWest (SKYW) Quarterly Operating and Net Margins (2020-2024)" title="" id="127" name="Picture"/>
             <a:graphic>
               <a:graphicData uri="http://schemas.openxmlformats.org/drawingml/2006/picture">
                 <pic:pic>
                   <pic:nvPicPr>
-                    <pic:cNvPr descr="skyw_financial_analysis_files/figure-docx/skyw-debt-equity-1.png" id="128" name="Picture"/>
+                    <pic:cNvPr descr="skyw_financial_analysis_files/figure-docx/skyw-margins-1.png" id="128" name="Picture"/>
                     <pic:cNvPicPr>
                       <a:picLocks noChangeArrowheads="1" noChangeAspect="1"/>
                     </pic:cNvPicPr>
@@ -2414,18 +2544,18 @@
         <w:pStyle w:val="ImageCaption"/>
       </w:pPr>
       <w:r>
-        <w:t xml:space="preserve">SkyWest (SKYW) Quarterly Debt-to-Equity Ratio (2020-2024)</w:t>
+        <w:t xml:space="preserve">SkyWest (SKYW) Quarterly Operating and Net Margins (2020-2024)</w:t>
       </w:r>
     </w:p>
     <w:bookmarkEnd w:id="129"/>
     <w:bookmarkEnd w:id="130"/>
-    <w:bookmarkStart w:id="138" w:name="cash-flow-qskywity-and-sustainability"/>
+    <w:bookmarkStart w:id="138" w:name="balance-sheet-health-and-leverage-2"/>
     <w:p>
       <w:pPr>
         <w:pStyle w:val="Heading2"/>
       </w:pPr>
       <w:r>
-        <w:t xml:space="preserve">6.4 Cash Flow Qskywity and Sustainability</w:t>
+        <w:t xml:space="preserve">6.3 Balance Sheet Health and Leverage</w:t>
       </w:r>
     </w:p>
     <w:p>
@@ -2433,15 +2563,7 @@
         <w:pStyle w:val="FirstParagraph"/>
       </w:pPr>
       <w:r>
-        <w:t xml:space="preserve">SkyWest’s operational efficiency is best illustrated by its consistent and strong cash flow generation.</w:t>
-      </w:r>
-    </w:p>
-    <w:p>
-      <w:pPr>
-        <w:pStyle w:val="BodyText"/>
-      </w:pPr>
-      <w:r>
-        <w:t xml:space="preserve">The analysis reveals a powerful and consistent ability to convert earnings (and even losses) into positive operating cash flow. In every single year, Cash from Operating Activities was significantly positive and substantially exceeded net income. This indicates very high-quality earnings and efficient working capital management. This operational strength translates directly to financial health.</w:t>
+        <w:t xml:space="preserve">A core strength of SkyWest is its conservative financial management, resulting in a robust and low-leverage balance sheet.</w:t>
       </w:r>
     </w:p>
     <w:p>
@@ -2453,12 +2575,12 @@
           <wp:inline>
             <wp:extent cx="5334000" cy="4267200"/>
             <wp:effectExtent b="0" l="0" r="0" t="0"/>
-            <wp:docPr descr="SkyWest (SKYW) Quarterly Net Income and Cash from Operating Activities (2020-2024)" title="" id="132" name="Picture"/>
+            <wp:docPr descr="SkyWest (SKYW) Quarterly Total Assets, Debt and Equity (2020-2024)" title="" id="132" name="Picture"/>
             <a:graphic>
               <a:graphicData uri="http://schemas.openxmlformats.org/drawingml/2006/picture">
                 <pic:pic>
                   <pic:nvPicPr>
-                    <pic:cNvPr descr="skyw_financial_analysis_files/figure-docx/skyw-cash-flow-1.png" id="133" name="Picture"/>
+                    <pic:cNvPr descr="skyw_financial_analysis_files/figure-docx/skyw-balance-sheet-1.png" id="133" name="Picture"/>
                     <pic:cNvPicPr>
                       <a:picLocks noChangeArrowheads="1" noChangeAspect="1"/>
                     </pic:cNvPicPr>
@@ -2496,16 +2618,16 @@
         <w:pStyle w:val="ImageCaption"/>
       </w:pPr>
       <w:r>
-        <w:t xml:space="preserve">SkyWest (SKYW) Quarterly Net Income and Cash from Operating Activities (2020-2024)</w:t>
-      </w:r>
-    </w:p>
-    <w:bookmarkStart w:id="137" w:name="free-cash-flow-trend-2"/>
+        <w:t xml:space="preserve">SkyWest (SKYW) Quarterly Total Assets, Debt and Equity (2020-2024)</w:t>
+      </w:r>
+    </w:p>
+    <w:bookmarkStart w:id="137" w:name="debt-to-equity-ratio-trend-2"/>
     <w:p>
       <w:pPr>
         <w:pStyle w:val="Heading3"/>
       </w:pPr>
       <w:r>
-        <w:t xml:space="preserve">6.4.1 Free Cash Flow Trend</w:t>
+        <w:t xml:space="preserve">6.3.1 Debt-to-Equity Ratio Trend</w:t>
       </w:r>
     </w:p>
     <w:p>
@@ -2513,7 +2635,7 @@
         <w:pStyle w:val="FirstParagraph"/>
       </w:pPr>
       <w:r>
-        <w:t xml:space="preserve">SkyWest’s return to positive free cash flow since 2022 demonstrates an ability to fund capital needs internally, a critical hallmark of a self-sustaining and healthy enterprise.</w:t>
+        <w:t xml:space="preserve">SkyWest’s financial structure is exceptionally strong for an airline. Over the five-year period, its Net Debt to Equity ratio has steadily decreased from 2.3x to a very healthy 1.7x by the end of 2024. This consistent deleveraging, even through challenging years, provides SkyWest with significant financial resilience and a lower risk profile.</w:t>
       </w:r>
     </w:p>
     <w:p>
@@ -2525,12 +2647,12 @@
           <wp:inline>
             <wp:extent cx="5334000" cy="4267200"/>
             <wp:effectExtent b="0" l="0" r="0" t="0"/>
-            <wp:docPr descr="SkyWest (SKYW) Quarterly Free Cash Flow (2020-2024)" title="" id="135" name="Picture"/>
+            <wp:docPr descr="SkyWest (SKYW) Quarterly Debt-to-Equity Ratio (2020-2024)" title="" id="135" name="Picture"/>
             <a:graphic>
               <a:graphicData uri="http://schemas.openxmlformats.org/drawingml/2006/picture">
                 <pic:pic>
                   <pic:nvPicPr>
-                    <pic:cNvPr descr="skyw_financial_analysis_files/figure-docx/skyw-fcf-1.png" id="136" name="Picture"/>
+                    <pic:cNvPr descr="skyw_financial_analysis_files/figure-docx/skyw-debt-equity-1.png" id="136" name="Picture"/>
                     <pic:cNvPicPr>
                       <a:picLocks noChangeArrowheads="1" noChangeAspect="1"/>
                     </pic:cNvPicPr>
@@ -2568,27 +2690,18 @@
         <w:pStyle w:val="ImageCaption"/>
       </w:pPr>
       <w:r>
-        <w:t xml:space="preserve">SkyWest (SKYW) Quarterly Free Cash Flow (2020-2024)</w:t>
+        <w:t xml:space="preserve">SkyWest (SKYW) Quarterly Debt-to-Equity Ratio (2020-2024)</w:t>
       </w:r>
     </w:p>
     <w:bookmarkEnd w:id="137"/>
     <w:bookmarkEnd w:id="138"/>
-    <w:bookmarkStart w:id="147" w:name="efficiency-and-performance-ratios-2"/>
+    <w:bookmarkStart w:id="146" w:name="cash-flow-qskywity-and-sustainability"/>
     <w:p>
       <w:pPr>
         <w:pStyle w:val="Heading2"/>
       </w:pPr>
       <w:r>
-        <w:t xml:space="preserve">6.5 Efficiency and Performance Ratios</w:t>
-      </w:r>
-    </w:p>
-    <w:bookmarkStart w:id="142" w:name="return-on-assets-roa-2"/>
-    <w:p>
-      <w:pPr>
-        <w:pStyle w:val="Heading3"/>
-      </w:pPr>
-      <w:r>
-        <w:t xml:space="preserve">6.5.1 Return on Assets (ROA)</w:t>
+        <w:t xml:space="preserve">6.4 Cash Flow Qskywity and Sustainability</w:t>
       </w:r>
     </w:p>
     <w:p>
@@ -2596,7 +2709,15 @@
         <w:pStyle w:val="FirstParagraph"/>
       </w:pPr>
       <w:r>
-        <w:t xml:space="preserve">SKYW’s Return on Assets (ROA) has shown a positive trend from 2020 to 2024, reflecting the company’s efficient use of its asset base to generate profits. The ROA metric indicates how effectively SkyWest is utilizing its assets to produce earnings, which is particularly important in the capital-intensive airline industry. The steady improvement in ROA over the years suggests that SkyWest has been successful in optimizing its operations and asset management, leading to enhanced profitability and financial health.</w:t>
+        <w:t xml:space="preserve">SkyWest’s operational efficiency is best illustrated by its consistent and strong cash flow generation.</w:t>
+      </w:r>
+    </w:p>
+    <w:p>
+      <w:pPr>
+        <w:pStyle w:val="BodyText"/>
+      </w:pPr>
+      <w:r>
+        <w:t xml:space="preserve">The analysis reveals a powerful and consistent ability to convert earnings (and even losses) into positive operating cash flow. In every single year, Cash from Operating Activities was significantly positive and substantially exceeded net income. This indicates very high-quality earnings and efficient working capital management. This operational strength translates directly to financial health.</w:t>
       </w:r>
     </w:p>
     <w:p>
@@ -2608,12 +2729,12 @@
           <wp:inline>
             <wp:extent cx="5334000" cy="4267200"/>
             <wp:effectExtent b="0" l="0" r="0" t="0"/>
-            <wp:docPr descr="SkyWest (SKYW) Quarterly Return on Assets (ROA) (2020-2024)" title="" id="140" name="Picture"/>
+            <wp:docPr descr="SkyWest (SKYW) Quarterly Net Income and Cash from Operating Activities (2020-2024)" title="" id="140" name="Picture"/>
             <a:graphic>
               <a:graphicData uri="http://schemas.openxmlformats.org/drawingml/2006/picture">
                 <pic:pic>
                   <pic:nvPicPr>
-                    <pic:cNvPr descr="skyw_financial_analysis_files/figure-docx/skyw-roa-1.png" id="141" name="Picture"/>
+                    <pic:cNvPr descr="skyw_financial_analysis_files/figure-docx/skyw-cash-flow-1.png" id="141" name="Picture"/>
                     <pic:cNvPicPr>
                       <a:picLocks noChangeArrowheads="1" noChangeAspect="1"/>
                     </pic:cNvPicPr>
@@ -2651,17 +2772,16 @@
         <w:pStyle w:val="ImageCaption"/>
       </w:pPr>
       <w:r>
-        <w:t xml:space="preserve">SkyWest (SKYW) Quarterly Return on Assets (ROA) (2020-2024)</w:t>
-      </w:r>
-    </w:p>
-    <w:bookmarkEnd w:id="142"/>
-    <w:bookmarkStart w:id="146" w:name="return-on-equity-roe-2"/>
+        <w:t xml:space="preserve">SkyWest (SKYW) Quarterly Net Income and Cash from Operating Activities (2020-2024)</w:t>
+      </w:r>
+    </w:p>
+    <w:bookmarkStart w:id="145" w:name="free-cash-flow-trend-2"/>
     <w:p>
       <w:pPr>
         <w:pStyle w:val="Heading3"/>
       </w:pPr>
       <w:r>
-        <w:t xml:space="preserve">6.5.2 Return on Equity (ROE)</w:t>
+        <w:t xml:space="preserve">6.4.1 Free Cash Flow Trend</w:t>
       </w:r>
     </w:p>
     <w:p>
@@ -2669,7 +2789,7 @@
         <w:pStyle w:val="FirstParagraph"/>
       </w:pPr>
       <w:r>
-        <w:t xml:space="preserve">SKYW’s Return on Equity (ROE) has also demonstrated a positive trajectory from 2020 to 2024, highlighting the company’s ability to generate profits from its shareholders’ equity. ROE is a critical measure of financial performance, indicating how effectively SkyWest is using the capital invested by its shareholders to produce earnings. The upward trend in ROE suggests that SkyWest has been successful in enhancing shareholder value through efficient management and profitable operations, even in the face of industry challenges.</w:t>
+        <w:t xml:space="preserve">SkyWest’s return to positive free cash flow since 2022 demonstrates an ability to fund capital needs internally, a critical hallmark of a self-sustaining and healthy enterprise.</w:t>
       </w:r>
     </w:p>
     <w:p>
@@ -2681,18 +2801,18 @@
           <wp:inline>
             <wp:extent cx="5334000" cy="4267200"/>
             <wp:effectExtent b="0" l="0" r="0" t="0"/>
-            <wp:docPr descr="SkyWest (SKYW) Quarterly Return on Equity (ROE) (2020-2024)" title="" id="144" name="Picture"/>
+            <wp:docPr descr="SkyWest (SKYW) Quarterly Free Cash Flow (2020-2024)" title="" id="143" name="Picture"/>
             <a:graphic>
               <a:graphicData uri="http://schemas.openxmlformats.org/drawingml/2006/picture">
                 <pic:pic>
                   <pic:nvPicPr>
-                    <pic:cNvPr descr="skyw_financial_analysis_files/figure-docx/skyw-roe-1.png" id="145" name="Picture"/>
+                    <pic:cNvPr descr="skyw_financial_analysis_files/figure-docx/skyw-fcf-1.png" id="144" name="Picture"/>
                     <pic:cNvPicPr>
                       <a:picLocks noChangeArrowheads="1" noChangeAspect="1"/>
                     </pic:cNvPicPr>
                   </pic:nvPicPr>
                   <pic:blipFill>
-                    <a:blip r:embed="rId143"/>
+                    <a:blip r:embed="rId142"/>
                     <a:stretch>
                       <a:fillRect/>
                     </a:stretch>
@@ -2724,18 +2844,26 @@
         <w:pStyle w:val="ImageCaption"/>
       </w:pPr>
       <w:r>
-        <w:t xml:space="preserve">SkyWest (SKYW) Quarterly Return on Equity (ROE) (2020-2024)</w:t>
-      </w:r>
-    </w:p>
+        <w:t xml:space="preserve">SkyWest (SKYW) Quarterly Free Cash Flow (2020-2024)</w:t>
+      </w:r>
+    </w:p>
+    <w:bookmarkEnd w:id="145"/>
     <w:bookmarkEnd w:id="146"/>
-    <w:bookmarkEnd w:id="147"/>
-    <w:bookmarkStart w:id="148" w:name="summary-2"/>
+    <w:bookmarkStart w:id="159" w:name="efficiency-and-performance-ratios-2"/>
     <w:p>
       <w:pPr>
         <w:pStyle w:val="Heading2"/>
       </w:pPr>
       <w:r>
-        <w:t xml:space="preserve">6.6 Summary</w:t>
+        <w:t xml:space="preserve">6.5 Efficiency and Performance Ratios</w:t>
+      </w:r>
+    </w:p>
+    <w:p>
+      <w:pPr>
+        <w:pStyle w:val="Heading3"/>
+      </w:pPr>
+      <w:r>
+        <w:t xml:space="preserve">Return on Assets (ROA)</w:t>
       </w:r>
     </w:p>
     <w:p>
@@ -2743,94 +2871,30 @@
         <w:pStyle w:val="FirstParagraph"/>
       </w:pPr>
       <w:r>
-        <w:t xml:space="preserve">In summary, SkyWest’s financial analysis from 2020 to 2024 reveals a company that has not only weathered the unprecedented challenges of the pandemic but has emerged stronger and more resilient. Its unique business model as a regional carrier, combined with prudent financial management, has resulted in a robust balance sheet, consistent profitability, and strong cash flow generation. SkyWest’s low leverage, stable margins, and ability to generate free cash flow position it well for future growth and stability in an industry that remains volatile and competitive. This analysis underscores SkyWest as a standout performer in the airline sector, demonstrating that strategic focus and operational efficiency can yield significant advantages even in challenging times.</w:t>
-      </w:r>
-    </w:p>
-    <w:bookmarkEnd w:id="148"/>
-    <w:bookmarkEnd w:id="149"/>
-    <w:bookmarkStart w:id="150" w:name="comparative-financial-analysis"/>
-    <w:p>
-      <w:pPr>
-        <w:pStyle w:val="Heading1"/>
-      </w:pPr>
-      <w:r>
-        <w:t xml:space="preserve">7. Comparative Financial Analysis</w:t>
-      </w:r>
-    </w:p>
-    <w:bookmarkEnd w:id="150"/>
-    <w:bookmarkStart w:id="236" w:name="introduction-1"/>
-    <w:p>
-      <w:pPr>
-        <w:pStyle w:val="Heading1"/>
-      </w:pPr>
-      <w:r>
-        <w:t xml:space="preserve">8. Introduction</w:t>
-      </w:r>
-    </w:p>
-    <w:p>
-      <w:pPr>
-        <w:pStyle w:val="FirstParagraph"/>
-      </w:pPr>
-      <w:r>
-        <w:t xml:space="preserve">This blog explores the financial performance of selected airlines using various financial analysis techniques including time series, cross-sectional, and panel data analysis.</w:t>
-      </w:r>
-    </w:p>
-    <w:p>
-      <w:pPr>
-        <w:pStyle w:val="BodyText"/>
-      </w:pPr>
-      <w:r>
-        <w:t xml:space="preserve">This report provides a detailed comparative financial analysis of three distinct players in the U.S. airline industry: legacy carrier United Airlines (UAL), low-cost carrier JetBlue (JBLU), and regional operator SkyWest (SKW). Utilizing financial data from the beginning of 2020 through the end of fiscal year 2024, this study examines the post-pandemic recovery, financial health, profitability, and operational efficiency of each company. The strategic importance of this analysis lies in understanding the divergent recovery paths and competitive positioning that have emerged in a sector profoundly reshaped by recent global events.</w:t>
-      </w:r>
-    </w:p>
-    <w:bookmarkStart w:id="151" w:name="data-collection"/>
-    <w:p>
-      <w:pPr>
-        <w:pStyle w:val="Heading2"/>
-      </w:pPr>
-      <w:r>
-        <w:t xml:space="preserve">8.1 Data Collection</w:t>
-      </w:r>
-    </w:p>
-    <w:p>
-      <w:pPr>
-        <w:pStyle w:val="FirstParagraph"/>
-      </w:pPr>
-      <w:r>
-        <w:t xml:space="preserve">We collected data using Financial Modeling Prep (FMP) API. You can get your free API key by signing up at https://financialmodelingprep.com/developer/docs/pricing/</w:t>
-      </w:r>
-    </w:p>
-    <w:bookmarkEnd w:id="151"/>
-    <w:bookmarkStart w:id="155" w:name="liquidity-ratios"/>
-    <w:p>
-      <w:pPr>
-        <w:pStyle w:val="Heading2"/>
-      </w:pPr>
-      <w:r>
-        <w:t xml:space="preserve">8.2 Liquidity Ratios</w:t>
-      </w:r>
-    </w:p>
-    <w:p>
-      <w:pPr>
-        <w:pStyle w:val="FirstParagraph"/>
+        <w:t xml:space="preserve">SKYW’s Return on Assets (ROA) has shown a positive trend from 2020 to 2024, reflecting the company’s efficient use of its asset base to generate profits. The ROA metric indicates how effectively SkyWest is utilizing its assets to produce earnings, which is particularly important in the capital-intensive airline industry. The steady improvement in ROA over the years suggests that SkyWest has been successful in optimizing its operations and asset management, leading to enhanced profitability and financial health.</w:t>
+      </w:r>
+    </w:p>
+    <w:p>
+      <w:pPr>
+        <w:pStyle w:val="CaptionedFigure"/>
       </w:pPr>
       <w:r>
         <w:drawing>
           <wp:inline>
             <wp:extent cx="5334000" cy="4267200"/>
             <wp:effectExtent b="0" l="0" r="0" t="0"/>
-            <wp:docPr descr="" title="" id="153" name="Picture"/>
+            <wp:docPr descr="SkyWest (SKYW) Quarterly Return on Assets (ROA) (2020-2024)" title="" id="148" name="Picture"/>
             <a:graphic>
               <a:graphicData uri="http://schemas.openxmlformats.org/drawingml/2006/picture">
                 <pic:pic>
                   <pic:nvPicPr>
-                    <pic:cNvPr descr="comparative_financial_analysis_files/figure-docx/plot-liquidity-ratios-1.png" id="154" name="Picture"/>
+                    <pic:cNvPr descr="skyw_financial_analysis_files/figure-docx/skyw-roa-1.png" id="149" name="Picture"/>
                     <pic:cNvPicPr>
                       <a:picLocks noChangeArrowheads="1" noChangeAspect="1"/>
                     </pic:cNvPicPr>
                   </pic:nvPicPr>
                   <pic:blipFill>
-                    <a:blip r:embed="rId152"/>
+                    <a:blip r:embed="rId147"/>
                     <a:stretch>
                       <a:fillRect/>
                     </a:stretch>
@@ -2857,37 +2921,51 @@
         </w:drawing>
       </w:r>
     </w:p>
-    <w:bookmarkEnd w:id="155"/>
-    <w:bookmarkStart w:id="162" w:name="leverage-ratios"/>
-    <w:p>
-      <w:pPr>
-        <w:pStyle w:val="Heading2"/>
-      </w:pPr>
-      <w:r>
-        <w:t xml:space="preserve">8.3 Leverage Ratios</w:t>
+    <w:p>
+      <w:pPr>
+        <w:pStyle w:val="ImageCaption"/>
+      </w:pPr>
+      <w:r>
+        <w:t xml:space="preserve">SkyWest (SKYW) Quarterly Return on Assets (ROA) (2020-2024)</w:t>
+      </w:r>
+    </w:p>
+    <w:p>
+      <w:pPr>
+        <w:pStyle w:val="Heading3"/>
+      </w:pPr>
+      <w:r>
+        <w:t xml:space="preserve">ROA = Total Asset Turnover × Profit Margin</w:t>
       </w:r>
     </w:p>
     <w:p>
       <w:pPr>
         <w:pStyle w:val="FirstParagraph"/>
+      </w:pPr>
+      <w:r>
+        <w:t xml:space="preserve">ROA decomposition provides valuable insights into the drivers of SkyWest’s asset efficiency. By breaking down ROA into Total Asset Turnover and Profit Margin, we can better understand how effectively the company utilizes its assets to generate revenue and how efficiently it converts that revenue into profit. This analysis highlights the dual importance of operational efficiency and profitability in enhancing SkyWest’s overall return on assets.</w:t>
+      </w:r>
+    </w:p>
+    <w:p>
+      <w:pPr>
+        <w:pStyle w:val="CaptionedFigure"/>
       </w:pPr>
       <w:r>
         <w:drawing>
           <wp:inline>
             <wp:extent cx="5334000" cy="4267200"/>
             <wp:effectExtent b="0" l="0" r="0" t="0"/>
-            <wp:docPr descr="" title="" id="157" name="Picture"/>
+            <wp:docPr descr="SkyWest (SKYW) Quarterly ROA Decomposition (2020-2024)" title="" id="151" name="Picture"/>
             <a:graphic>
               <a:graphicData uri="http://schemas.openxmlformats.org/drawingml/2006/picture">
                 <pic:pic>
                   <pic:nvPicPr>
-                    <pic:cNvPr descr="comparative_financial_analysis_files/figure-docx/plot-leverage-ratios-1.png" id="158" name="Picture"/>
+                    <pic:cNvPr descr="skyw_financial_analysis_files/figure-docx/skyw-roa-decomposition-1.png" id="152" name="Picture"/>
                     <pic:cNvPicPr>
                       <a:picLocks noChangeArrowheads="1" noChangeAspect="1"/>
                     </pic:cNvPicPr>
                   </pic:nvPicPr>
                   <pic:blipFill>
-                    <a:blip r:embed="rId156"/>
+                    <a:blip r:embed="rId150"/>
                     <a:stretch>
                       <a:fillRect/>
                     </a:stretch>
@@ -2916,25 +2994,49 @@
     </w:p>
     <w:p>
       <w:pPr>
-        <w:pStyle w:val="BodyText"/>
+        <w:pStyle w:val="ImageCaption"/>
+      </w:pPr>
+      <w:r>
+        <w:t xml:space="preserve">SkyWest (SKYW) Quarterly ROA Decomposition (2020-2024)</w:t>
+      </w:r>
+    </w:p>
+    <w:p>
+      <w:pPr>
+        <w:pStyle w:val="Heading3"/>
+      </w:pPr>
+      <w:r>
+        <w:t xml:space="preserve">Return on Equity (ROE)</w:t>
+      </w:r>
+    </w:p>
+    <w:p>
+      <w:pPr>
+        <w:pStyle w:val="FirstParagraph"/>
+      </w:pPr>
+      <w:r>
+        <w:t xml:space="preserve">SKYW’s Return on Equity (ROE) has also demonstrated a positive trajectory from 2020 to 2024, highlighting the company’s ability to generate profits from its shareholders’ equity. ROE is a critical measure of financial performance, indicating how effectively SkyWest is using the capital invested by its shareholders to produce earnings. The upward trend in ROE suggests that SkyWest has been successful in enhancing shareholder value through efficient management and profitable operations, even in the face of industry challenges.</w:t>
+      </w:r>
+    </w:p>
+    <w:p>
+      <w:pPr>
+        <w:pStyle w:val="CaptionedFigure"/>
       </w:pPr>
       <w:r>
         <w:drawing>
           <wp:inline>
             <wp:extent cx="5334000" cy="4267200"/>
             <wp:effectExtent b="0" l="0" r="0" t="0"/>
-            <wp:docPr descr="" title="" id="160" name="Picture"/>
+            <wp:docPr descr="SkyWest (SKYW) Quarterly Return on Equity (ROE) (2020-2024)" title="" id="154" name="Picture"/>
             <a:graphic>
               <a:graphicData uri="http://schemas.openxmlformats.org/drawingml/2006/picture">
                 <pic:pic>
                   <pic:nvPicPr>
-                    <pic:cNvPr descr="comparative_financial_analysis_files/figure-docx/plot-leverage-ratios-2.png" id="161" name="Picture"/>
+                    <pic:cNvPr descr="skyw_financial_analysis_files/figure-docx/skyw-roe-1.png" id="155" name="Picture"/>
                     <pic:cNvPicPr>
                       <a:picLocks noChangeArrowheads="1" noChangeAspect="1"/>
                     </pic:cNvPicPr>
                   </pic:nvPicPr>
                   <pic:blipFill>
-                    <a:blip r:embed="rId159"/>
+                    <a:blip r:embed="rId153"/>
                     <a:stretch>
                       <a:fillRect/>
                     </a:stretch>
@@ -2961,37 +3063,188 @@
         </w:drawing>
       </w:r>
     </w:p>
-    <w:bookmarkEnd w:id="162"/>
-    <w:bookmarkStart w:id="169" w:name="Xb6b05eec95260fbf68c6ef8e2d1681e241f4ead"/>
-    <w:p>
-      <w:pPr>
-        <w:pStyle w:val="Heading2"/>
-      </w:pPr>
-      <w:r>
-        <w:t xml:space="preserve">8.4 Cross-Sectional Analysis of Debt to Asset Ratio in 2024</w:t>
+    <w:p>
+      <w:pPr>
+        <w:pStyle w:val="ImageCaption"/>
+      </w:pPr>
+      <w:r>
+        <w:t xml:space="preserve">SkyWest (SKYW) Quarterly Return on Equity (ROE) (2020-2024)</w:t>
+      </w:r>
+    </w:p>
+    <w:p>
+      <w:pPr>
+        <w:pStyle w:val="Heading3"/>
+      </w:pPr>
+      <w:r>
+        <w:t xml:space="preserve">ROE = ROA × Capital Structure Leverage × Common Earnings Leverage</w:t>
       </w:r>
     </w:p>
     <w:p>
       <w:pPr>
         <w:pStyle w:val="FirstParagraph"/>
+      </w:pPr>
+      <w:r>
+        <w:t xml:space="preserve">Decomposing ROE into its components provides valuable insights into the drivers of SkyWest’s shareholder returns. The analysis reveals how the company’s operational efficiency (ROA), financial leverage (Capital Structure Leverage), and earnings quality (Common Earnings Leverage) collectively contribute to its overall return on equity. This decomposition highlights the multifaceted nature of SkyWest’s financial performance and underscores the importance of each component in enhancing shareholder value.</w:t>
+      </w:r>
+    </w:p>
+    <w:p>
+      <w:pPr>
+        <w:pStyle w:val="CaptionedFigure"/>
       </w:pPr>
       <w:r>
         <w:drawing>
           <wp:inline>
-            <wp:extent cx="5334000" cy="4267200"/>
+            <wp:extent cx="5334000" cy="3200400"/>
             <wp:effectExtent b="0" l="0" r="0" t="0"/>
-            <wp:docPr descr="" title="" id="164" name="Picture"/>
+            <wp:docPr descr="SkyWest (SKYW) Quarterly ROE Decomposition (2020-2024)" title="" id="157" name="Picture"/>
             <a:graphic>
               <a:graphicData uri="http://schemas.openxmlformats.org/drawingml/2006/picture">
                 <pic:pic>
                   <pic:nvPicPr>
-                    <pic:cNvPr descr="comparative_financial_analysis_files/figure-docx/cross-sectional%20view%20of%20debt-to-asset%20ratio%20in%202024-1.png" id="165" name="Picture"/>
+                    <pic:cNvPr descr="skyw_financial_analysis_files/figure-docx/skyw-roe-decomposition-1.png" id="158" name="Picture"/>
                     <pic:cNvPicPr>
                       <a:picLocks noChangeArrowheads="1" noChangeAspect="1"/>
                     </pic:cNvPicPr>
                   </pic:nvPicPr>
                   <pic:blipFill>
-                    <a:blip r:embed="rId163"/>
+                    <a:blip r:embed="rId156"/>
+                    <a:stretch>
+                      <a:fillRect/>
+                    </a:stretch>
+                  </pic:blipFill>
+                  <pic:spPr bwMode="auto">
+                    <a:xfrm>
+                      <a:off x="0" y="0"/>
+                      <a:ext cx="5334000" cy="3200400"/>
+                    </a:xfrm>
+                    <a:prstGeom prst="rect">
+                      <a:avLst/>
+                    </a:prstGeom>
+                    <a:noFill/>
+                    <a:ln w="9525">
+                      <a:noFill/>
+                      <a:headEnd/>
+                      <a:tailEnd/>
+                    </a:ln>
+                  </pic:spPr>
+                </pic:pic>
+              </a:graphicData>
+            </a:graphic>
+          </wp:inline>
+        </w:drawing>
+      </w:r>
+    </w:p>
+    <w:p>
+      <w:pPr>
+        <w:pStyle w:val="ImageCaption"/>
+      </w:pPr>
+      <w:r>
+        <w:t xml:space="preserve">SkyWest (SKYW) Quarterly ROE Decomposition (2020-2024)</w:t>
+      </w:r>
+    </w:p>
+    <w:bookmarkEnd w:id="159"/>
+    <w:bookmarkStart w:id="160" w:name="summary-2"/>
+    <w:p>
+      <w:pPr>
+        <w:pStyle w:val="Heading2"/>
+      </w:pPr>
+      <w:r>
+        <w:t xml:space="preserve">6.6 Summary</w:t>
+      </w:r>
+    </w:p>
+    <w:p>
+      <w:pPr>
+        <w:pStyle w:val="FirstParagraph"/>
+      </w:pPr>
+      <w:r>
+        <w:t xml:space="preserve">In summary, SkyWest’s financial analysis from 2020 to 2024 reveals a company that has not only weathered the unprecedented challenges of the pandemic but has emerged stronger and more resilient. Its unique business model as a regional carrier, combined with prudent financial management, has resulted in a robust balance sheet, consistent profitability, and strong cash flow generation. SkyWest’s low leverage, stable margins, and ability to generate free cash flow position it well for future growth and stability in an industry that remains volatile and competitive. This analysis underscores SkyWest as a standout performer in the airline sector, demonstrating that strategic focus and operational efficiency can yield significant advantages even in challenging times.</w:t>
+      </w:r>
+    </w:p>
+    <w:bookmarkEnd w:id="160"/>
+    <w:bookmarkEnd w:id="161"/>
+    <w:bookmarkStart w:id="162" w:name="comparative-financial-analysis"/>
+    <w:p>
+      <w:pPr>
+        <w:pStyle w:val="Heading1"/>
+      </w:pPr>
+      <w:r>
+        <w:t xml:space="preserve">7. Comparative Financial Analysis</w:t>
+      </w:r>
+    </w:p>
+    <w:bookmarkEnd w:id="162"/>
+    <w:bookmarkStart w:id="248" w:name="introduction-1"/>
+    <w:p>
+      <w:pPr>
+        <w:pStyle w:val="Heading1"/>
+      </w:pPr>
+      <w:r>
+        <w:t xml:space="preserve">8. Introduction</w:t>
+      </w:r>
+    </w:p>
+    <w:p>
+      <w:pPr>
+        <w:pStyle w:val="FirstParagraph"/>
+      </w:pPr>
+      <w:r>
+        <w:t xml:space="preserve">This blog explores the financial performance of selected airlines using various financial analysis techniques including time series, cross-sectional, and panel data analysis.</w:t>
+      </w:r>
+    </w:p>
+    <w:p>
+      <w:pPr>
+        <w:pStyle w:val="BodyText"/>
+      </w:pPr>
+      <w:r>
+        <w:t xml:space="preserve">This report provides a detailed comparative financial analysis of three distinct players in the U.S. airline industry: legacy carrier United Airlines (UAL), low-cost carrier JetBlue (JBLU), and regional operator SkyWest (SKW). Utilizing financial data from the beginning of 2020 through the end of fiscal year 2024, this study examines the post-pandemic recovery, financial health, profitability, and operational efficiency of each company. The strategic importance of this analysis lies in understanding the divergent recovery paths and competitive positioning that have emerged in a sector profoundly reshaped by recent global events.</w:t>
+      </w:r>
+    </w:p>
+    <w:bookmarkStart w:id="163" w:name="data-collection"/>
+    <w:p>
+      <w:pPr>
+        <w:pStyle w:val="Heading2"/>
+      </w:pPr>
+      <w:r>
+        <w:t xml:space="preserve">8.1 Data Collection</w:t>
+      </w:r>
+    </w:p>
+    <w:p>
+      <w:pPr>
+        <w:pStyle w:val="FirstParagraph"/>
+      </w:pPr>
+      <w:r>
+        <w:t xml:space="preserve">We collected data using Financial Modeling Prep (FMP) API. You can get your free API key by signing up at https://financialmodelingprep.com/developer/docs/pricing/</w:t>
+      </w:r>
+    </w:p>
+    <w:bookmarkEnd w:id="163"/>
+    <w:bookmarkStart w:id="167" w:name="liquidity-ratios"/>
+    <w:p>
+      <w:pPr>
+        <w:pStyle w:val="Heading2"/>
+      </w:pPr>
+      <w:r>
+        <w:t xml:space="preserve">8.2 Liquidity Ratios</w:t>
+      </w:r>
+    </w:p>
+    <w:p>
+      <w:pPr>
+        <w:pStyle w:val="FirstParagraph"/>
+      </w:pPr>
+      <w:r>
+        <w:drawing>
+          <wp:inline>
+            <wp:extent cx="5334000" cy="4267200"/>
+            <wp:effectExtent b="0" l="0" r="0" t="0"/>
+            <wp:docPr descr="" title="" id="165" name="Picture"/>
+            <a:graphic>
+              <a:graphicData uri="http://schemas.openxmlformats.org/drawingml/2006/picture">
+                <pic:pic>
+                  <pic:nvPicPr>
+                    <pic:cNvPr descr="comparative_financial_analysis_files/figure-docx/plot-liquidity-ratios-1.png" id="166" name="Picture"/>
+                    <pic:cNvPicPr>
+                      <a:picLocks noChangeArrowheads="1" noChangeAspect="1"/>
+                    </pic:cNvPicPr>
+                  </pic:nvPicPr>
+                  <pic:blipFill>
+                    <a:blip r:embed="rId164"/>
                     <a:stretch>
                       <a:fillRect/>
                     </a:stretch>
@@ -3018,27 +3271,37 @@
         </w:drawing>
       </w:r>
     </w:p>
-    <w:p>
-      <w:pPr>
-        <w:pStyle w:val="BodyText"/>
+    <w:bookmarkEnd w:id="167"/>
+    <w:bookmarkStart w:id="174" w:name="leverage-ratios"/>
+    <w:p>
+      <w:pPr>
+        <w:pStyle w:val="Heading2"/>
+      </w:pPr>
+      <w:r>
+        <w:t xml:space="preserve">8.3 Leverage Ratios</w:t>
+      </w:r>
+    </w:p>
+    <w:p>
+      <w:pPr>
+        <w:pStyle w:val="FirstParagraph"/>
       </w:pPr>
       <w:r>
         <w:drawing>
           <wp:inline>
             <wp:extent cx="5334000" cy="4267200"/>
             <wp:effectExtent b="0" l="0" r="0" t="0"/>
-            <wp:docPr descr="" title="" id="167" name="Picture"/>
+            <wp:docPr descr="" title="" id="169" name="Picture"/>
             <a:graphic>
               <a:graphicData uri="http://schemas.openxmlformats.org/drawingml/2006/picture">
                 <pic:pic>
                   <pic:nvPicPr>
-                    <pic:cNvPr descr="comparative_financial_analysis_files/figure-docx/cross-sectional%20view%20of%20debt-to-asset%20ratio%20in%202024-2.png" id="168" name="Picture"/>
+                    <pic:cNvPr descr="comparative_financial_analysis_files/figure-docx/plot-leverage-ratios-1.png" id="170" name="Picture"/>
                     <pic:cNvPicPr>
                       <a:picLocks noChangeArrowheads="1" noChangeAspect="1"/>
                     </pic:cNvPicPr>
                   </pic:nvPicPr>
                   <pic:blipFill>
-                    <a:blip r:embed="rId166"/>
+                    <a:blip r:embed="rId168"/>
                     <a:stretch>
                       <a:fillRect/>
                     </a:stretch>
@@ -3065,46 +3328,27 @@
         </w:drawing>
       </w:r>
     </w:p>
-    <w:bookmarkEnd w:id="169"/>
-    <w:bookmarkStart w:id="204" w:name="efficiency-and-profitability-ratios"/>
-    <w:p>
-      <w:pPr>
-        <w:pStyle w:val="Heading2"/>
-      </w:pPr>
-      <w:r>
-        <w:t xml:space="preserve">8.5 Efficiency and Profitability Ratios</w:t>
-      </w:r>
-    </w:p>
-    <w:bookmarkStart w:id="176" w:name="roa-roe"/>
-    <w:p>
-      <w:pPr>
-        <w:pStyle w:val="Heading3"/>
-      </w:pPr>
-      <w:r>
-        <w:t xml:space="preserve">8.5.1 ROA ROE</w:t>
-      </w:r>
-    </w:p>
-    <w:p>
-      <w:pPr>
-        <w:pStyle w:val="FirstParagraph"/>
+    <w:p>
+      <w:pPr>
+        <w:pStyle w:val="BodyText"/>
       </w:pPr>
       <w:r>
         <w:drawing>
           <wp:inline>
             <wp:extent cx="5334000" cy="4267200"/>
             <wp:effectExtent b="0" l="0" r="0" t="0"/>
-            <wp:docPr descr="" title="" id="171" name="Picture"/>
+            <wp:docPr descr="" title="" id="172" name="Picture"/>
             <a:graphic>
               <a:graphicData uri="http://schemas.openxmlformats.org/drawingml/2006/picture">
                 <pic:pic>
                   <pic:nvPicPr>
-                    <pic:cNvPr descr="comparative_financial_analysis_files/figure-docx/plot-roa-roe-1.png" id="172" name="Picture"/>
+                    <pic:cNvPr descr="comparative_financial_analysis_files/figure-docx/plot-leverage-ratios-2.png" id="173" name="Picture"/>
                     <pic:cNvPicPr>
                       <a:picLocks noChangeArrowheads="1" noChangeAspect="1"/>
                     </pic:cNvPicPr>
                   </pic:nvPicPr>
                   <pic:blipFill>
-                    <a:blip r:embed="rId170"/>
+                    <a:blip r:embed="rId171"/>
                     <a:stretch>
                       <a:fillRect/>
                     </a:stretch>
@@ -3131,27 +3375,37 @@
         </w:drawing>
       </w:r>
     </w:p>
-    <w:p>
-      <w:pPr>
-        <w:pStyle w:val="BodyText"/>
+    <w:bookmarkEnd w:id="174"/>
+    <w:bookmarkStart w:id="181" w:name="Xb6b05eec95260fbf68c6ef8e2d1681e241f4ead"/>
+    <w:p>
+      <w:pPr>
+        <w:pStyle w:val="Heading2"/>
+      </w:pPr>
+      <w:r>
+        <w:t xml:space="preserve">8.4 Cross-Sectional Analysis of Debt to Asset Ratio in 2024</w:t>
+      </w:r>
+    </w:p>
+    <w:p>
+      <w:pPr>
+        <w:pStyle w:val="FirstParagraph"/>
       </w:pPr>
       <w:r>
         <w:drawing>
           <wp:inline>
             <wp:extent cx="5334000" cy="4267200"/>
             <wp:effectExtent b="0" l="0" r="0" t="0"/>
-            <wp:docPr descr="" title="" id="174" name="Picture"/>
+            <wp:docPr descr="" title="" id="176" name="Picture"/>
             <a:graphic>
               <a:graphicData uri="http://schemas.openxmlformats.org/drawingml/2006/picture">
                 <pic:pic>
                   <pic:nvPicPr>
-                    <pic:cNvPr descr="comparative_financial_analysis_files/figure-docx/plot-roa-roe-2.png" id="175" name="Picture"/>
+                    <pic:cNvPr descr="comparative_financial_analysis_files/figure-docx/cross-sectional%20view%20of%20debt-to-asset%20ratio%20in%202024-1.png" id="177" name="Picture"/>
                     <pic:cNvPicPr>
                       <a:picLocks noChangeArrowheads="1" noChangeAspect="1"/>
                     </pic:cNvPicPr>
                   </pic:nvPicPr>
                   <pic:blipFill>
-                    <a:blip r:embed="rId173"/>
+                    <a:blip r:embed="rId175"/>
                     <a:stretch>
                       <a:fillRect/>
                     </a:stretch>
@@ -3178,37 +3432,27 @@
         </w:drawing>
       </w:r>
     </w:p>
-    <w:bookmarkEnd w:id="176"/>
-    <w:bookmarkStart w:id="183" w:name="X7d6671735b474d47ef725eb4d4499d9c7b90ef0"/>
-    <w:p>
-      <w:pPr>
-        <w:pStyle w:val="Heading3"/>
-      </w:pPr>
-      <w:r>
-        <w:t xml:space="preserve">8.5.2 Capital Structure Leverage and Common Earnings Leverage</w:t>
-      </w:r>
-    </w:p>
-    <w:p>
-      <w:pPr>
-        <w:pStyle w:val="FirstParagraph"/>
+    <w:p>
+      <w:pPr>
+        <w:pStyle w:val="BodyText"/>
       </w:pPr>
       <w:r>
         <w:drawing>
           <wp:inline>
             <wp:extent cx="5334000" cy="4267200"/>
             <wp:effectExtent b="0" l="0" r="0" t="0"/>
-            <wp:docPr descr="" title="" id="178" name="Picture"/>
+            <wp:docPr descr="" title="" id="179" name="Picture"/>
             <a:graphic>
               <a:graphicData uri="http://schemas.openxmlformats.org/drawingml/2006/picture">
                 <pic:pic>
                   <pic:nvPicPr>
-                    <pic:cNvPr descr="comparative_financial_analysis_files/figure-docx/plot-capital-structure-leverage-common-earnings-leverage-1.png" id="179" name="Picture"/>
+                    <pic:cNvPr descr="comparative_financial_analysis_files/figure-docx/cross-sectional%20view%20of%20debt-to-asset%20ratio%20in%202024-2.png" id="180" name="Picture"/>
                     <pic:cNvPicPr>
                       <a:picLocks noChangeArrowheads="1" noChangeAspect="1"/>
                     </pic:cNvPicPr>
                   </pic:nvPicPr>
                   <pic:blipFill>
-                    <a:blip r:embed="rId177"/>
+                    <a:blip r:embed="rId178"/>
                     <a:stretch>
                       <a:fillRect/>
                     </a:stretch>
@@ -3235,27 +3479,46 @@
         </w:drawing>
       </w:r>
     </w:p>
-    <w:p>
-      <w:pPr>
-        <w:pStyle w:val="BodyText"/>
+    <w:bookmarkEnd w:id="181"/>
+    <w:bookmarkStart w:id="216" w:name="efficiency-and-profitability-ratios"/>
+    <w:p>
+      <w:pPr>
+        <w:pStyle w:val="Heading2"/>
+      </w:pPr>
+      <w:r>
+        <w:t xml:space="preserve">8.5 Efficiency and Profitability Ratios</w:t>
+      </w:r>
+    </w:p>
+    <w:bookmarkStart w:id="188" w:name="roa-roe"/>
+    <w:p>
+      <w:pPr>
+        <w:pStyle w:val="Heading3"/>
+      </w:pPr>
+      <w:r>
+        <w:t xml:space="preserve">8.5.1 ROA ROE</w:t>
+      </w:r>
+    </w:p>
+    <w:p>
+      <w:pPr>
+        <w:pStyle w:val="FirstParagraph"/>
       </w:pPr>
       <w:r>
         <w:drawing>
           <wp:inline>
             <wp:extent cx="5334000" cy="4267200"/>
             <wp:effectExtent b="0" l="0" r="0" t="0"/>
-            <wp:docPr descr="" title="" id="181" name="Picture"/>
+            <wp:docPr descr="" title="" id="183" name="Picture"/>
             <a:graphic>
               <a:graphicData uri="http://schemas.openxmlformats.org/drawingml/2006/picture">
                 <pic:pic>
                   <pic:nvPicPr>
-                    <pic:cNvPr descr="comparative_financial_analysis_files/figure-docx/plot-capital-structure-leverage-common-earnings-leverage-2.png" id="182" name="Picture"/>
+                    <pic:cNvPr descr="comparative_financial_analysis_files/figure-docx/plot-roa-roe-1.png" id="184" name="Picture"/>
                     <pic:cNvPicPr>
                       <a:picLocks noChangeArrowheads="1" noChangeAspect="1"/>
                     </pic:cNvPicPr>
                   </pic:nvPicPr>
                   <pic:blipFill>
-                    <a:blip r:embed="rId180"/>
+                    <a:blip r:embed="rId182"/>
                     <a:stretch>
                       <a:fillRect/>
                     </a:stretch>
@@ -3282,37 +3545,27 @@
         </w:drawing>
       </w:r>
     </w:p>
-    <w:bookmarkEnd w:id="183"/>
-    <w:bookmarkStart w:id="193" w:name="efficiency-ratios-over-time"/>
-    <w:p>
-      <w:pPr>
-        <w:pStyle w:val="Heading3"/>
-      </w:pPr>
-      <w:r>
-        <w:t xml:space="preserve">8.5.3 Efficiency Ratios Over Time</w:t>
-      </w:r>
-    </w:p>
-    <w:p>
-      <w:pPr>
-        <w:pStyle w:val="FirstParagraph"/>
+    <w:p>
+      <w:pPr>
+        <w:pStyle w:val="BodyText"/>
       </w:pPr>
       <w:r>
         <w:drawing>
           <wp:inline>
             <wp:extent cx="5334000" cy="4267200"/>
             <wp:effectExtent b="0" l="0" r="0" t="0"/>
-            <wp:docPr descr="" title="" id="185" name="Picture"/>
+            <wp:docPr descr="" title="" id="186" name="Picture"/>
             <a:graphic>
               <a:graphicData uri="http://schemas.openxmlformats.org/drawingml/2006/picture">
                 <pic:pic>
                   <pic:nvPicPr>
-                    <pic:cNvPr descr="comparative_financial_analysis_files/figure-docx/plot-efficiency-ratios-1.png" id="186" name="Picture"/>
+                    <pic:cNvPr descr="comparative_financial_analysis_files/figure-docx/plot-roa-roe-2.png" id="187" name="Picture"/>
                     <pic:cNvPicPr>
                       <a:picLocks noChangeArrowheads="1" noChangeAspect="1"/>
                     </pic:cNvPicPr>
                   </pic:nvPicPr>
                   <pic:blipFill>
-                    <a:blip r:embed="rId184"/>
+                    <a:blip r:embed="rId185"/>
                     <a:stretch>
                       <a:fillRect/>
                     </a:stretch>
@@ -3339,27 +3592,37 @@
         </w:drawing>
       </w:r>
     </w:p>
-    <w:p>
-      <w:pPr>
-        <w:pStyle w:val="BodyText"/>
+    <w:bookmarkEnd w:id="188"/>
+    <w:bookmarkStart w:id="195" w:name="X7d6671735b474d47ef725eb4d4499d9c7b90ef0"/>
+    <w:p>
+      <w:pPr>
+        <w:pStyle w:val="Heading3"/>
+      </w:pPr>
+      <w:r>
+        <w:t xml:space="preserve">8.5.2 Capital Structure Leverage and Common Earnings Leverage</w:t>
+      </w:r>
+    </w:p>
+    <w:p>
+      <w:pPr>
+        <w:pStyle w:val="FirstParagraph"/>
       </w:pPr>
       <w:r>
         <w:drawing>
           <wp:inline>
             <wp:extent cx="5334000" cy="4267200"/>
             <wp:effectExtent b="0" l="0" r="0" t="0"/>
-            <wp:docPr descr="" title="" id="188" name="Picture"/>
+            <wp:docPr descr="" title="" id="190" name="Picture"/>
             <a:graphic>
               <a:graphicData uri="http://schemas.openxmlformats.org/drawingml/2006/picture">
                 <pic:pic>
                   <pic:nvPicPr>
-                    <pic:cNvPr descr="comparative_financial_analysis_files/figure-docx/plot-efficiency-ratios-2.png" id="189" name="Picture"/>
+                    <pic:cNvPr descr="comparative_financial_analysis_files/figure-docx/plot-capital-structure-leverage-common-earnings-leverage-1.png" id="191" name="Picture"/>
                     <pic:cNvPicPr>
                       <a:picLocks noChangeArrowheads="1" noChangeAspect="1"/>
                     </pic:cNvPicPr>
                   </pic:nvPicPr>
                   <pic:blipFill>
-                    <a:blip r:embed="rId187"/>
+                    <a:blip r:embed="rId189"/>
                     <a:stretch>
                       <a:fillRect/>
                     </a:stretch>
@@ -3395,18 +3658,18 @@
           <wp:inline>
             <wp:extent cx="5334000" cy="4267200"/>
             <wp:effectExtent b="0" l="0" r="0" t="0"/>
-            <wp:docPr descr="" title="" id="191" name="Picture"/>
+            <wp:docPr descr="" title="" id="193" name="Picture"/>
             <a:graphic>
               <a:graphicData uri="http://schemas.openxmlformats.org/drawingml/2006/picture">
                 <pic:pic>
                   <pic:nvPicPr>
-                    <pic:cNvPr descr="comparative_financial_analysis_files/figure-docx/plot-efficiency-ratios-3.png" id="192" name="Picture"/>
+                    <pic:cNvPr descr="comparative_financial_analysis_files/figure-docx/plot-capital-structure-leverage-common-earnings-leverage-2.png" id="194" name="Picture"/>
                     <pic:cNvPicPr>
                       <a:picLocks noChangeArrowheads="1" noChangeAspect="1"/>
                     </pic:cNvPicPr>
                   </pic:nvPicPr>
                   <pic:blipFill>
-                    <a:blip r:embed="rId190"/>
+                    <a:blip r:embed="rId192"/>
                     <a:stretch>
                       <a:fillRect/>
                     </a:stretch>
@@ -3433,14 +3696,14 @@
         </w:drawing>
       </w:r>
     </w:p>
-    <w:bookmarkEnd w:id="193"/>
-    <w:bookmarkStart w:id="203" w:name="profitability-ratios-over-time"/>
+    <w:bookmarkEnd w:id="195"/>
+    <w:bookmarkStart w:id="205" w:name="efficiency-ratios-over-time"/>
     <w:p>
       <w:pPr>
         <w:pStyle w:val="Heading3"/>
       </w:pPr>
       <w:r>
-        <w:t xml:space="preserve">8.5.4 Profitability Ratios Over Time</w:t>
+        <w:t xml:space="preserve">8.5.3 Efficiency Ratios Over Time</w:t>
       </w:r>
     </w:p>
     <w:p>
@@ -3452,18 +3715,18 @@
           <wp:inline>
             <wp:extent cx="5334000" cy="4267200"/>
             <wp:effectExtent b="0" l="0" r="0" t="0"/>
-            <wp:docPr descr="" title="" id="195" name="Picture"/>
+            <wp:docPr descr="" title="" id="197" name="Picture"/>
             <a:graphic>
               <a:graphicData uri="http://schemas.openxmlformats.org/drawingml/2006/picture">
                 <pic:pic>
                   <pic:nvPicPr>
-                    <pic:cNvPr descr="comparative_financial_analysis_files/figure-docx/plot-profitability-ratios-1.png" id="196" name="Picture"/>
+                    <pic:cNvPr descr="comparative_financial_analysis_files/figure-docx/plot-efficiency-ratios-1.png" id="198" name="Picture"/>
                     <pic:cNvPicPr>
                       <a:picLocks noChangeArrowheads="1" noChangeAspect="1"/>
                     </pic:cNvPicPr>
                   </pic:nvPicPr>
                   <pic:blipFill>
-                    <a:blip r:embed="rId194"/>
+                    <a:blip r:embed="rId196"/>
                     <a:stretch>
                       <a:fillRect/>
                     </a:stretch>
@@ -3499,18 +3762,18 @@
           <wp:inline>
             <wp:extent cx="5334000" cy="4267200"/>
             <wp:effectExtent b="0" l="0" r="0" t="0"/>
-            <wp:docPr descr="" title="" id="198" name="Picture"/>
+            <wp:docPr descr="" title="" id="200" name="Picture"/>
             <a:graphic>
               <a:graphicData uri="http://schemas.openxmlformats.org/drawingml/2006/picture">
                 <pic:pic>
                   <pic:nvPicPr>
-                    <pic:cNvPr descr="comparative_financial_analysis_files/figure-docx/plot-profitability-ratios-2.png" id="199" name="Picture"/>
+                    <pic:cNvPr descr="comparative_financial_analysis_files/figure-docx/plot-efficiency-ratios-2.png" id="201" name="Picture"/>
                     <pic:cNvPicPr>
                       <a:picLocks noChangeArrowheads="1" noChangeAspect="1"/>
                     </pic:cNvPicPr>
                   </pic:nvPicPr>
                   <pic:blipFill>
-                    <a:blip r:embed="rId197"/>
+                    <a:blip r:embed="rId199"/>
                     <a:stretch>
                       <a:fillRect/>
                     </a:stretch>
@@ -3546,18 +3809,18 @@
           <wp:inline>
             <wp:extent cx="5334000" cy="4267200"/>
             <wp:effectExtent b="0" l="0" r="0" t="0"/>
-            <wp:docPr descr="" title="" id="201" name="Picture"/>
+            <wp:docPr descr="" title="" id="203" name="Picture"/>
             <a:graphic>
               <a:graphicData uri="http://schemas.openxmlformats.org/drawingml/2006/picture">
                 <pic:pic>
                   <pic:nvPicPr>
-                    <pic:cNvPr descr="comparative_financial_analysis_files/figure-docx/plot-profitability-ratios-3.png" id="202" name="Picture"/>
+                    <pic:cNvPr descr="comparative_financial_analysis_files/figure-docx/plot-efficiency-ratios-3.png" id="204" name="Picture"/>
                     <pic:cNvPicPr>
                       <a:picLocks noChangeArrowheads="1" noChangeAspect="1"/>
                     </pic:cNvPicPr>
                   </pic:nvPicPr>
                   <pic:blipFill>
-                    <a:blip r:embed="rId200"/>
+                    <a:blip r:embed="rId202"/>
                     <a:stretch>
                       <a:fillRect/>
                     </a:stretch>
@@ -3584,46 +3847,37 @@
         </w:drawing>
       </w:r>
     </w:p>
-    <w:bookmarkEnd w:id="203"/>
-    <w:bookmarkEnd w:id="204"/>
-    <w:bookmarkStart w:id="214" w:name="common-size-analysis---income-statement"/>
-    <w:p>
-      <w:pPr>
-        <w:pStyle w:val="Heading2"/>
-      </w:pPr>
-      <w:r>
-        <w:t xml:space="preserve">8.6 Common Size Analysis - Income Statement</w:t>
-      </w:r>
-    </w:p>
+    <w:bookmarkEnd w:id="205"/>
+    <w:bookmarkStart w:id="215" w:name="profitability-ratios-over-time"/>
     <w:p>
       <w:pPr>
         <w:pStyle w:val="Heading3"/>
       </w:pPr>
       <w:r>
-        <w:t xml:space="preserve">Net Income Ratio Over Time</w:t>
-      </w:r>
-    </w:p>
-    <w:p>
-      <w:pPr>
-        <w:pStyle w:val="CaptionedFigure"/>
+        <w:t xml:space="preserve">8.5.4 Profitability Ratios Over Time</w:t>
+      </w:r>
+    </w:p>
+    <w:p>
+      <w:pPr>
+        <w:pStyle w:val="FirstParagraph"/>
       </w:pPr>
       <w:r>
         <w:drawing>
           <wp:inline>
             <wp:extent cx="5334000" cy="4267200"/>
             <wp:effectExtent b="0" l="0" r="0" t="0"/>
-            <wp:docPr descr="Net Income Ratio for UAL, JBLU and SKYW (2019 Q4 - 2025 Q2)" title="" id="206" name="Picture"/>
+            <wp:docPr descr="" title="" id="207" name="Picture"/>
             <a:graphic>
               <a:graphicData uri="http://schemas.openxmlformats.org/drawingml/2006/picture">
                 <pic:pic>
                   <pic:nvPicPr>
-                    <pic:cNvPr descr="comparative_financial_analysis_files/figure-docx/plot-net-income-ratio-1.png" id="207" name="Picture"/>
+                    <pic:cNvPr descr="comparative_financial_analysis_files/figure-docx/plot-profitability-ratios-1.png" id="208" name="Picture"/>
                     <pic:cNvPicPr>
                       <a:picLocks noChangeArrowheads="1" noChangeAspect="1"/>
                     </pic:cNvPicPr>
                   </pic:nvPicPr>
                   <pic:blipFill>
-                    <a:blip r:embed="rId205"/>
+                    <a:blip r:embed="rId206"/>
                     <a:stretch>
                       <a:fillRect/>
                     </a:stretch>
@@ -3652,41 +3906,25 @@
     </w:p>
     <w:p>
       <w:pPr>
-        <w:pStyle w:val="ImageCaption"/>
-      </w:pPr>
-      <w:r>
-        <w:t xml:space="preserve">Net Income Ratio for UAL, JBLU and SKYW (2019 Q4 - 2025 Q2)</w:t>
-      </w:r>
-    </w:p>
-    <w:p>
-      <w:pPr>
-        <w:pStyle w:val="Heading3"/>
-      </w:pPr>
-      <w:r>
-        <w:t xml:space="preserve">Expense Composition (% of Revenue)</w:t>
-      </w:r>
-    </w:p>
-    <w:p>
-      <w:pPr>
-        <w:pStyle w:val="CaptionedFigure"/>
+        <w:pStyle w:val="BodyText"/>
       </w:pPr>
       <w:r>
         <w:drawing>
           <wp:inline>
             <wp:extent cx="5334000" cy="4267200"/>
             <wp:effectExtent b="0" l="0" r="0" t="0"/>
-            <wp:docPr descr="Expense Composition for UAL, JBLU and SKYW (2023 Q4)" title="" id="209" name="Picture"/>
+            <wp:docPr descr="" title="" id="210" name="Picture"/>
             <a:graphic>
               <a:graphicData uri="http://schemas.openxmlformats.org/drawingml/2006/picture">
                 <pic:pic>
                   <pic:nvPicPr>
-                    <pic:cNvPr descr="comparative_financial_analysis_files/figure-docx/plot-expense-composition-1.png" id="210" name="Picture"/>
+                    <pic:cNvPr descr="comparative_financial_analysis_files/figure-docx/plot-profitability-ratios-2.png" id="211" name="Picture"/>
                     <pic:cNvPicPr>
                       <a:picLocks noChangeArrowheads="1" noChangeAspect="1"/>
                     </pic:cNvPicPr>
                   </pic:nvPicPr>
                   <pic:blipFill>
-                    <a:blip r:embed="rId208"/>
+                    <a:blip r:embed="rId209"/>
                     <a:stretch>
                       <a:fillRect/>
                     </a:stretch>
@@ -3715,41 +3953,25 @@
     </w:p>
     <w:p>
       <w:pPr>
-        <w:pStyle w:val="ImageCaption"/>
-      </w:pPr>
-      <w:r>
-        <w:t xml:space="preserve">Expense Composition for UAL, JBLU and SKYW (2023 Q4)</w:t>
-      </w:r>
-    </w:p>
-    <w:p>
-      <w:pPr>
-        <w:pStyle w:val="Heading3"/>
-      </w:pPr>
-      <w:r>
-        <w:t xml:space="preserve">Margin Comparison (Gross vs Operating vs Net)</w:t>
-      </w:r>
-    </w:p>
-    <w:p>
-      <w:pPr>
-        <w:pStyle w:val="CaptionedFigure"/>
+        <w:pStyle w:val="BodyText"/>
       </w:pPr>
       <w:r>
         <w:drawing>
           <wp:inline>
             <wp:extent cx="5334000" cy="4267200"/>
             <wp:effectExtent b="0" l="0" r="0" t="0"/>
-            <wp:docPr descr="Margin Comparison for UAL, JBLU and SKYW (2019 Q4 - 2025 Q2)" title="" id="212" name="Picture"/>
+            <wp:docPr descr="" title="" id="213" name="Picture"/>
             <a:graphic>
               <a:graphicData uri="http://schemas.openxmlformats.org/drawingml/2006/picture">
                 <pic:pic>
                   <pic:nvPicPr>
-                    <pic:cNvPr descr="comparative_financial_analysis_files/figure-docx/plot-margin-comparison_gross-operating-net-1.png" id="213" name="Picture"/>
+                    <pic:cNvPr descr="comparative_financial_analysis_files/figure-docx/plot-profitability-ratios-3.png" id="214" name="Picture"/>
                     <pic:cNvPicPr>
                       <a:picLocks noChangeArrowheads="1" noChangeAspect="1"/>
                     </pic:cNvPicPr>
                   </pic:nvPicPr>
                   <pic:blipFill>
-                    <a:blip r:embed="rId211"/>
+                    <a:blip r:embed="rId212"/>
                     <a:stretch>
                       <a:fillRect/>
                     </a:stretch>
@@ -3776,22 +3998,15 @@
         </w:drawing>
       </w:r>
     </w:p>
-    <w:p>
-      <w:pPr>
-        <w:pStyle w:val="ImageCaption"/>
-      </w:pPr>
-      <w:r>
-        <w:t xml:space="preserve">Margin Comparison for UAL, JBLU and SKYW (2019 Q4 - 2025 Q2)</w:t>
-      </w:r>
-    </w:p>
-    <w:bookmarkEnd w:id="214"/>
-    <w:bookmarkStart w:id="221" w:name="common-size-analysis---balance-sheet"/>
+    <w:bookmarkEnd w:id="215"/>
+    <w:bookmarkEnd w:id="216"/>
+    <w:bookmarkStart w:id="226" w:name="common-size-analysis---income-statement"/>
     <w:p>
       <w:pPr>
         <w:pStyle w:val="Heading2"/>
       </w:pPr>
       <w:r>
-        <w:t xml:space="preserve">8.7 Common Size Analysis - Balance Sheet</w:t>
+        <w:t xml:space="preserve">8.6 Common Size Analysis - Income Statement</w:t>
       </w:r>
     </w:p>
     <w:p>
@@ -3799,7 +4014,7 @@
         <w:pStyle w:val="Heading3"/>
       </w:pPr>
       <w:r>
-        <w:t xml:space="preserve">Capital Structure: Liabilities, Equity and Cash</w:t>
+        <w:t xml:space="preserve">Net Income Ratio Over Time</w:t>
       </w:r>
     </w:p>
     <w:p>
@@ -3811,18 +4026,18 @@
           <wp:inline>
             <wp:extent cx="5334000" cy="4267200"/>
             <wp:effectExtent b="0" l="0" r="0" t="0"/>
-            <wp:docPr descr="Capital Structure for UAL, JBLU and SKYW (2019 Q4 - 2025 Q2)" title="" id="216" name="Picture"/>
+            <wp:docPr descr="Net Income Ratio for UAL, JBLU and SKYW (2019 Q4 - 2025 Q2)" title="" id="218" name="Picture"/>
             <a:graphic>
               <a:graphicData uri="http://schemas.openxmlformats.org/drawingml/2006/picture">
                 <pic:pic>
                   <pic:nvPicPr>
-                    <pic:cNvPr descr="comparative_financial_analysis_files/figure-docx/plot-capital-structure-liabilities-equity-cash-1.png" id="217" name="Picture"/>
+                    <pic:cNvPr descr="comparative_financial_analysis_files/figure-docx/plot-net-income-ratio-1.png" id="219" name="Picture"/>
                     <pic:cNvPicPr>
                       <a:picLocks noChangeArrowheads="1" noChangeAspect="1"/>
                     </pic:cNvPicPr>
                   </pic:nvPicPr>
                   <pic:blipFill>
-                    <a:blip r:embed="rId215"/>
+                    <a:blip r:embed="rId217"/>
                     <a:stretch>
                       <a:fillRect/>
                     </a:stretch>
@@ -3854,7 +4069,7 @@
         <w:pStyle w:val="ImageCaption"/>
       </w:pPr>
       <w:r>
-        <w:t xml:space="preserve">Capital Structure for UAL, JBLU and SKYW (2019 Q4 - 2025 Q2)</w:t>
+        <w:t xml:space="preserve">Net Income Ratio for UAL, JBLU and SKYW (2019 Q4 - 2025 Q2)</w:t>
       </w:r>
     </w:p>
     <w:p>
@@ -3862,7 +4077,7 @@
         <w:pStyle w:val="Heading3"/>
       </w:pPr>
       <w:r>
-        <w:t xml:space="preserve">Asset Composition (% of Total Assets)</w:t>
+        <w:t xml:space="preserve">Expense Composition (% of Revenue)</w:t>
       </w:r>
     </w:p>
     <w:p>
@@ -3874,18 +4089,18 @@
           <wp:inline>
             <wp:extent cx="5334000" cy="4267200"/>
             <wp:effectExtent b="0" l="0" r="0" t="0"/>
-            <wp:docPr descr="Asset Composition for UAL, JBLU and SKYW (2019 Q4 - 2025 Q2)" title="" id="219" name="Picture"/>
+            <wp:docPr descr="Expense Composition for UAL, JBLU and SKYW (2023 Q4)" title="" id="221" name="Picture"/>
             <a:graphic>
               <a:graphicData uri="http://schemas.openxmlformats.org/drawingml/2006/picture">
                 <pic:pic>
                   <pic:nvPicPr>
-                    <pic:cNvPr descr="comparative_financial_analysis_files/figure-docx/plot-asset-composition-1.png" id="220" name="Picture"/>
+                    <pic:cNvPr descr="comparative_financial_analysis_files/figure-docx/plot-expense-composition-1.png" id="222" name="Picture"/>
                     <pic:cNvPicPr>
                       <a:picLocks noChangeArrowheads="1" noChangeAspect="1"/>
                     </pic:cNvPicPr>
                   </pic:nvPicPr>
                   <pic:blipFill>
-                    <a:blip r:embed="rId218"/>
+                    <a:blip r:embed="rId220"/>
                     <a:stretch>
                       <a:fillRect/>
                     </a:stretch>
@@ -3917,17 +4132,7 @@
         <w:pStyle w:val="ImageCaption"/>
       </w:pPr>
       <w:r>
-        <w:t xml:space="preserve">Asset Composition for UAL, JBLU and SKYW (2019 Q4 - 2025 Q2)</w:t>
-      </w:r>
-    </w:p>
-    <w:bookmarkEnd w:id="221"/>
-    <w:bookmarkStart w:id="231" w:name="X41caad5e855f50f19dc48bc3ecf3bbf5b5bf153"/>
-    <w:p>
-      <w:pPr>
-        <w:pStyle w:val="Heading2"/>
-      </w:pPr>
-      <w:r>
-        <w:t xml:space="preserve">8.8 Common Size Analysis - Cash Flow Statement</w:t>
+        <w:t xml:space="preserve">Expense Composition for UAL, JBLU and SKYW (2023 Q4)</w:t>
       </w:r>
     </w:p>
     <w:p>
@@ -3935,7 +4140,7 @@
         <w:pStyle w:val="Heading3"/>
       </w:pPr>
       <w:r>
-        <w:t xml:space="preserve">Cash Flow Quality (CFO/Net Income)</w:t>
+        <w:t xml:space="preserve">Margin Comparison (Gross vs Operating vs Net)</w:t>
       </w:r>
     </w:p>
     <w:p>
@@ -3947,18 +4152,18 @@
           <wp:inline>
             <wp:extent cx="5334000" cy="4267200"/>
             <wp:effectExtent b="0" l="0" r="0" t="0"/>
-            <wp:docPr descr="Cash Flow Quality for UAL, JBLU and SKYW (2019 Q4 - 2025 Q2)" title="" id="223" name="Picture"/>
+            <wp:docPr descr="Margin Comparison for UAL, JBLU and SKYW (2019 Q4 - 2025 Q2)" title="" id="224" name="Picture"/>
             <a:graphic>
               <a:graphicData uri="http://schemas.openxmlformats.org/drawingml/2006/picture">
                 <pic:pic>
                   <pic:nvPicPr>
-                    <pic:cNvPr descr="comparative_financial_analysis_files/figure-docx/plot-cash-flow-quality-1.png" id="224" name="Picture"/>
+                    <pic:cNvPr descr="comparative_financial_analysis_files/figure-docx/plot-margin-comparison_gross-operating-net-1.png" id="225" name="Picture"/>
                     <pic:cNvPicPr>
                       <a:picLocks noChangeArrowheads="1" noChangeAspect="1"/>
                     </pic:cNvPicPr>
                   </pic:nvPicPr>
                   <pic:blipFill>
-                    <a:blip r:embed="rId222"/>
+                    <a:blip r:embed="rId223"/>
                     <a:stretch>
                       <a:fillRect/>
                     </a:stretch>
@@ -3990,7 +4195,17 @@
         <w:pStyle w:val="ImageCaption"/>
       </w:pPr>
       <w:r>
-        <w:t xml:space="preserve">Cash Flow Quality for UAL, JBLU and SKYW (2019 Q4 - 2025 Q2)</w:t>
+        <w:t xml:space="preserve">Margin Comparison for UAL, JBLU and SKYW (2019 Q4 - 2025 Q2)</w:t>
+      </w:r>
+    </w:p>
+    <w:bookmarkEnd w:id="226"/>
+    <w:bookmarkStart w:id="233" w:name="common-size-analysis---balance-sheet"/>
+    <w:p>
+      <w:pPr>
+        <w:pStyle w:val="Heading2"/>
+      </w:pPr>
+      <w:r>
+        <w:t xml:space="preserve">8.7 Common Size Analysis - Balance Sheet</w:t>
       </w:r>
     </w:p>
     <w:p>
@@ -3998,7 +4213,7 @@
         <w:pStyle w:val="Heading3"/>
       </w:pPr>
       <w:r>
-        <w:t xml:space="preserve">Cash Flow Composition (Operating, Investing, Financing)</w:t>
+        <w:t xml:space="preserve">Capital Structure: Liabilities, Equity and Cash</w:t>
       </w:r>
     </w:p>
     <w:p>
@@ -4010,18 +4225,18 @@
           <wp:inline>
             <wp:extent cx="5334000" cy="4267200"/>
             <wp:effectExtent b="0" l="0" r="0" t="0"/>
-            <wp:docPr descr="Cash Flow Composition for UAL, JBLU and SKYW (2019 Q4 - 2025 Q2)" title="" id="226" name="Picture"/>
+            <wp:docPr descr="Capital Structure for UAL, JBLU and SKYW (2019 Q4 - 2025 Q2)" title="" id="228" name="Picture"/>
             <a:graphic>
               <a:graphicData uri="http://schemas.openxmlformats.org/drawingml/2006/picture">
                 <pic:pic>
                   <pic:nvPicPr>
-                    <pic:cNvPr descr="comparative_financial_analysis_files/figure-docx/plot-cash-flow-composition-1.png" id="227" name="Picture"/>
+                    <pic:cNvPr descr="comparative_financial_analysis_files/figure-docx/plot-capital-structure-liabilities-equity-cash-1.png" id="229" name="Picture"/>
                     <pic:cNvPicPr>
                       <a:picLocks noChangeArrowheads="1" noChangeAspect="1"/>
                     </pic:cNvPicPr>
                   </pic:nvPicPr>
                   <pic:blipFill>
-                    <a:blip r:embed="rId225"/>
+                    <a:blip r:embed="rId227"/>
                     <a:stretch>
                       <a:fillRect/>
                     </a:stretch>
@@ -4053,7 +4268,7 @@
         <w:pStyle w:val="ImageCaption"/>
       </w:pPr>
       <w:r>
-        <w:t xml:space="preserve">Cash Flow Composition for UAL, JBLU and SKYW (2019 Q4 - 2025 Q2)</w:t>
+        <w:t xml:space="preserve">Capital Structure for UAL, JBLU and SKYW (2019 Q4 - 2025 Q2)</w:t>
       </w:r>
     </w:p>
     <w:p>
@@ -4061,7 +4276,7 @@
         <w:pStyle w:val="Heading3"/>
       </w:pPr>
       <w:r>
-        <w:t xml:space="preserve">Free Cash Flow (% of Net Income)</w:t>
+        <w:t xml:space="preserve">Asset Composition (% of Total Assets)</w:t>
       </w:r>
     </w:p>
     <w:p>
@@ -4073,18 +4288,18 @@
           <wp:inline>
             <wp:extent cx="5334000" cy="4267200"/>
             <wp:effectExtent b="0" l="0" r="0" t="0"/>
-            <wp:docPr descr="Free Cash Flow for UAL, JBLU and SKYW (2019 Q4 - 2025 Q2)" title="" id="229" name="Picture"/>
+            <wp:docPr descr="Asset Composition for UAL, JBLU and SKYW (2019 Q4 - 2025 Q2)" title="" id="231" name="Picture"/>
             <a:graphic>
               <a:graphicData uri="http://schemas.openxmlformats.org/drawingml/2006/picture">
                 <pic:pic>
                   <pic:nvPicPr>
-                    <pic:cNvPr descr="comparative_financial_analysis_files/figure-docx/plot-free-cash-flow-1.png" id="230" name="Picture"/>
+                    <pic:cNvPr descr="comparative_financial_analysis_files/figure-docx/plot-asset-composition-1.png" id="232" name="Picture"/>
                     <pic:cNvPicPr>
                       <a:picLocks noChangeArrowheads="1" noChangeAspect="1"/>
                     </pic:cNvPicPr>
                   </pic:nvPicPr>
                   <pic:blipFill>
-                    <a:blip r:embed="rId228"/>
+                    <a:blip r:embed="rId230"/>
                     <a:stretch>
                       <a:fillRect/>
                     </a:stretch>
@@ -4116,17 +4331,25 @@
         <w:pStyle w:val="ImageCaption"/>
       </w:pPr>
       <w:r>
-        <w:t xml:space="preserve">Free Cash Flow for UAL, JBLU and SKYW (2019 Q4 - 2025 Q2)</w:t>
-      </w:r>
-    </w:p>
-    <w:bookmarkEnd w:id="231"/>
-    <w:bookmarkStart w:id="235" w:name="net-income-ratio-by-year-and-airline"/>
+        <w:t xml:space="preserve">Asset Composition for UAL, JBLU and SKYW (2019 Q4 - 2025 Q2)</w:t>
+      </w:r>
+    </w:p>
+    <w:bookmarkEnd w:id="233"/>
+    <w:bookmarkStart w:id="243" w:name="X41caad5e855f50f19dc48bc3ecf3bbf5b5bf153"/>
     <w:p>
       <w:pPr>
         <w:pStyle w:val="Heading2"/>
       </w:pPr>
       <w:r>
-        <w:t xml:space="preserve">8.9 Net Income Ratio by year and airline</w:t>
+        <w:t xml:space="preserve">8.8 Common Size Analysis - Cash Flow Statement</w:t>
+      </w:r>
+    </w:p>
+    <w:p>
+      <w:pPr>
+        <w:pStyle w:val="Heading3"/>
+      </w:pPr>
+      <w:r>
+        <w:t xml:space="preserve">Cash Flow Quality (CFO/Net Income)</w:t>
       </w:r>
     </w:p>
     <w:p>
@@ -4138,18 +4361,18 @@
           <wp:inline>
             <wp:extent cx="5334000" cy="4267200"/>
             <wp:effectExtent b="0" l="0" r="0" t="0"/>
-            <wp:docPr descr="Net Income Ratio by Year and Airline (2019 - 2024)" title="" id="233" name="Picture"/>
+            <wp:docPr descr="Cash Flow Quality for UAL, JBLU and SKYW (2019 Q4 - 2025 Q2)" title="" id="235" name="Picture"/>
             <a:graphic>
               <a:graphicData uri="http://schemas.openxmlformats.org/drawingml/2006/picture">
                 <pic:pic>
                   <pic:nvPicPr>
-                    <pic:cNvPr descr="comparative_financial_analysis_files/figure-docx/net-income-ratio-by-year-and-airline-1.png" id="234" name="Picture"/>
+                    <pic:cNvPr descr="comparative_financial_analysis_files/figure-docx/plot-cash-flow-quality-1.png" id="236" name="Picture"/>
                     <pic:cNvPicPr>
                       <a:picLocks noChangeArrowheads="1" noChangeAspect="1"/>
                     </pic:cNvPicPr>
                   </pic:nvPicPr>
                   <pic:blipFill>
-                    <a:blip r:embed="rId232"/>
+                    <a:blip r:embed="rId234"/>
                     <a:stretch>
                       <a:fillRect/>
                     </a:stretch>
@@ -4181,11 +4404,202 @@
         <w:pStyle w:val="ImageCaption"/>
       </w:pPr>
       <w:r>
+        <w:t xml:space="preserve">Cash Flow Quality for UAL, JBLU and SKYW (2019 Q4 - 2025 Q2)</w:t>
+      </w:r>
+    </w:p>
+    <w:p>
+      <w:pPr>
+        <w:pStyle w:val="Heading3"/>
+      </w:pPr>
+      <w:r>
+        <w:t xml:space="preserve">Cash Flow Composition (Operating, Investing, Financing)</w:t>
+      </w:r>
+    </w:p>
+    <w:p>
+      <w:pPr>
+        <w:pStyle w:val="CaptionedFigure"/>
+      </w:pPr>
+      <w:r>
+        <w:drawing>
+          <wp:inline>
+            <wp:extent cx="5334000" cy="4267200"/>
+            <wp:effectExtent b="0" l="0" r="0" t="0"/>
+            <wp:docPr descr="Cash Flow Composition for UAL, JBLU and SKYW (2019 Q4 - 2025 Q2)" title="" id="238" name="Picture"/>
+            <a:graphic>
+              <a:graphicData uri="http://schemas.openxmlformats.org/drawingml/2006/picture">
+                <pic:pic>
+                  <pic:nvPicPr>
+                    <pic:cNvPr descr="comparative_financial_analysis_files/figure-docx/plot-cash-flow-composition-1.png" id="239" name="Picture"/>
+                    <pic:cNvPicPr>
+                      <a:picLocks noChangeArrowheads="1" noChangeAspect="1"/>
+                    </pic:cNvPicPr>
+                  </pic:nvPicPr>
+                  <pic:blipFill>
+                    <a:blip r:embed="rId237"/>
+                    <a:stretch>
+                      <a:fillRect/>
+                    </a:stretch>
+                  </pic:blipFill>
+                  <pic:spPr bwMode="auto">
+                    <a:xfrm>
+                      <a:off x="0" y="0"/>
+                      <a:ext cx="5334000" cy="4267200"/>
+                    </a:xfrm>
+                    <a:prstGeom prst="rect">
+                      <a:avLst/>
+                    </a:prstGeom>
+                    <a:noFill/>
+                    <a:ln w="9525">
+                      <a:noFill/>
+                      <a:headEnd/>
+                      <a:tailEnd/>
+                    </a:ln>
+                  </pic:spPr>
+                </pic:pic>
+              </a:graphicData>
+            </a:graphic>
+          </wp:inline>
+        </w:drawing>
+      </w:r>
+    </w:p>
+    <w:p>
+      <w:pPr>
+        <w:pStyle w:val="ImageCaption"/>
+      </w:pPr>
+      <w:r>
+        <w:t xml:space="preserve">Cash Flow Composition for UAL, JBLU and SKYW (2019 Q4 - 2025 Q2)</w:t>
+      </w:r>
+    </w:p>
+    <w:p>
+      <w:pPr>
+        <w:pStyle w:val="Heading3"/>
+      </w:pPr>
+      <w:r>
+        <w:t xml:space="preserve">Free Cash Flow (% of Net Income)</w:t>
+      </w:r>
+    </w:p>
+    <w:p>
+      <w:pPr>
+        <w:pStyle w:val="CaptionedFigure"/>
+      </w:pPr>
+      <w:r>
+        <w:drawing>
+          <wp:inline>
+            <wp:extent cx="5334000" cy="4267200"/>
+            <wp:effectExtent b="0" l="0" r="0" t="0"/>
+            <wp:docPr descr="Free Cash Flow for UAL, JBLU and SKYW (2019 Q4 - 2025 Q2)" title="" id="241" name="Picture"/>
+            <a:graphic>
+              <a:graphicData uri="http://schemas.openxmlformats.org/drawingml/2006/picture">
+                <pic:pic>
+                  <pic:nvPicPr>
+                    <pic:cNvPr descr="comparative_financial_analysis_files/figure-docx/plot-free-cash-flow-1.png" id="242" name="Picture"/>
+                    <pic:cNvPicPr>
+                      <a:picLocks noChangeArrowheads="1" noChangeAspect="1"/>
+                    </pic:cNvPicPr>
+                  </pic:nvPicPr>
+                  <pic:blipFill>
+                    <a:blip r:embed="rId240"/>
+                    <a:stretch>
+                      <a:fillRect/>
+                    </a:stretch>
+                  </pic:blipFill>
+                  <pic:spPr bwMode="auto">
+                    <a:xfrm>
+                      <a:off x="0" y="0"/>
+                      <a:ext cx="5334000" cy="4267200"/>
+                    </a:xfrm>
+                    <a:prstGeom prst="rect">
+                      <a:avLst/>
+                    </a:prstGeom>
+                    <a:noFill/>
+                    <a:ln w="9525">
+                      <a:noFill/>
+                      <a:headEnd/>
+                      <a:tailEnd/>
+                    </a:ln>
+                  </pic:spPr>
+                </pic:pic>
+              </a:graphicData>
+            </a:graphic>
+          </wp:inline>
+        </w:drawing>
+      </w:r>
+    </w:p>
+    <w:p>
+      <w:pPr>
+        <w:pStyle w:val="ImageCaption"/>
+      </w:pPr>
+      <w:r>
+        <w:t xml:space="preserve">Free Cash Flow for UAL, JBLU and SKYW (2019 Q4 - 2025 Q2)</w:t>
+      </w:r>
+    </w:p>
+    <w:bookmarkEnd w:id="243"/>
+    <w:bookmarkStart w:id="247" w:name="net-income-ratio-by-year-and-airline"/>
+    <w:p>
+      <w:pPr>
+        <w:pStyle w:val="Heading2"/>
+      </w:pPr>
+      <w:r>
+        <w:t xml:space="preserve">8.9 Net Income Ratio by year and airline</w:t>
+      </w:r>
+    </w:p>
+    <w:p>
+      <w:pPr>
+        <w:pStyle w:val="CaptionedFigure"/>
+      </w:pPr>
+      <w:r>
+        <w:drawing>
+          <wp:inline>
+            <wp:extent cx="5334000" cy="4267200"/>
+            <wp:effectExtent b="0" l="0" r="0" t="0"/>
+            <wp:docPr descr="Net Income Ratio by Year and Airline (2019 - 2024)" title="" id="245" name="Picture"/>
+            <a:graphic>
+              <a:graphicData uri="http://schemas.openxmlformats.org/drawingml/2006/picture">
+                <pic:pic>
+                  <pic:nvPicPr>
+                    <pic:cNvPr descr="comparative_financial_analysis_files/figure-docx/net-income-ratio-by-year-and-airline-1.png" id="246" name="Picture"/>
+                    <pic:cNvPicPr>
+                      <a:picLocks noChangeArrowheads="1" noChangeAspect="1"/>
+                    </pic:cNvPicPr>
+                  </pic:nvPicPr>
+                  <pic:blipFill>
+                    <a:blip r:embed="rId244"/>
+                    <a:stretch>
+                      <a:fillRect/>
+                    </a:stretch>
+                  </pic:blipFill>
+                  <pic:spPr bwMode="auto">
+                    <a:xfrm>
+                      <a:off x="0" y="0"/>
+                      <a:ext cx="5334000" cy="4267200"/>
+                    </a:xfrm>
+                    <a:prstGeom prst="rect">
+                      <a:avLst/>
+                    </a:prstGeom>
+                    <a:noFill/>
+                    <a:ln w="9525">
+                      <a:noFill/>
+                      <a:headEnd/>
+                      <a:tailEnd/>
+                    </a:ln>
+                  </pic:spPr>
+                </pic:pic>
+              </a:graphicData>
+            </a:graphic>
+          </wp:inline>
+        </w:drawing>
+      </w:r>
+    </w:p>
+    <w:p>
+      <w:pPr>
+        <w:pStyle w:val="ImageCaption"/>
+      </w:pPr>
+      <w:r>
         <w:t xml:space="preserve">Net Income Ratio by Year and Airline (2019 - 2024)</w:t>
       </w:r>
     </w:p>
-    <w:bookmarkEnd w:id="235"/>
-    <w:bookmarkEnd w:id="236"/>
+    <w:bookmarkEnd w:id="247"/>
+    <w:bookmarkEnd w:id="248"/>
     <w:sectPr/>
   </w:body>
 </w:document>

--- a/US-Airline-Sector-Financial-Analysis.docx
+++ b/US-Airline-Sector-Financial-Analysis.docx
@@ -3172,7 +3172,7 @@
       </w:r>
     </w:p>
     <w:bookmarkEnd w:id="162"/>
-    <w:bookmarkStart w:id="248" w:name="introduction-1"/>
+    <w:bookmarkStart w:id="264" w:name="introduction-1"/>
     <w:p>
       <w:pPr>
         <w:pStyle w:val="Heading1"/>
@@ -3286,6 +3286,14 @@
         <w:pStyle w:val="FirstParagraph"/>
       </w:pPr>
       <w:r>
+        <w:t xml:space="preserve">The leverage ratios analyzed include Debt-to-Asset and Debt-to-Equity ratios. The Debt-to-Asset ratio measures the proportion of a company’s assets that are financed through debt, indicating the level of financial risk. A higher ratio suggests greater reliance on debt financing, which can increase vulnerability to economic downturns. The Debt-to-Equity ratio compares a company’s total debt to its shareholders’ equity, providing insights into the company’s capital structure and financial leverage. A higher Debt-to-Equity ratio indicates that a company is using more debt relative to equity to finance its operations, which can amplify returns but also increases financial risk. In the charts below, we analyze the Debt-to-Asset and Debt-to-Equity ratios for United Airlines (UAL), JetBlue (JBLU), and SkyWest (SKW) from the fourth quarter of 2019 to the second quarter of 2025. We observe how these airlines have managed their debt levels in response to industry challenges, particularly in the context of the COVID-19 pandemic and its aftermath. SkyWest (SKW) consistently maintains lower leverage ratios compared to UAL and JBLU, indicating a more conservative approach to debt financing. JetBlue (JBLU) shows a gradual increase in leverage ratios, reflecting its growth strategies post-pandemic. United Airlines (UAL) exhibits fluctuations in leverage ratios, highlighting efforts to balance debt management with operational needs during recovery phases.</w:t>
+      </w:r>
+    </w:p>
+    <w:p>
+      <w:pPr>
+        <w:pStyle w:val="BodyText"/>
+      </w:pPr>
+      <w:r>
         <w:drawing>
           <wp:inline>
             <wp:extent cx="5334000" cy="4267200"/>
@@ -3489,18 +3497,26 @@
         <w:t xml:space="preserve">8.5 Efficiency and Profitability Ratios</w:t>
       </w:r>
     </w:p>
-    <w:bookmarkStart w:id="188" w:name="roa-roe"/>
+    <w:bookmarkStart w:id="188" w:name="return-on-assets-and-return-on-equity"/>
     <w:p>
       <w:pPr>
         <w:pStyle w:val="Heading3"/>
       </w:pPr>
       <w:r>
-        <w:t xml:space="preserve">8.5.1 ROA ROE</w:t>
+        <w:t xml:space="preserve">8.5.1 Return on Assets and Return on Equity</w:t>
       </w:r>
     </w:p>
     <w:p>
       <w:pPr>
         <w:pStyle w:val="FirstParagraph"/>
+      </w:pPr>
+      <w:r>
+        <w:t xml:space="preserve">The return on assets (ROA) and return on equity (ROE) ratios are key indicators of a company’s profitability and efficiency in utilizing its assets and equity to generate earnings. ROA measures how effectively a company uses its assets to produce net income, while ROE assesses the profitability relative to shareholders’ equity. In the charts below, we analyze the ROA and ROE trends for United Airlines (UAL), JetBlue (JBLU), and SkyWest (SKW) from the fourth quarter of 2019 to the second quarter of 2025. We observe how these airlines have navigated the challenges of the airline industry, particularly in the context of the COVID-19 pandemic and its aftermath. SkyWest (SKW) consistently demonstrates higher ROA and ROE compared to UAL and JBLU, indicating a more efficient use of assets and equity in generating profits. This analysis provides insights into the financial health and operational efficiency of these airlines over the specified period. JetBlue (JBLU) shows a gradual improvement in both ROA and ROE, reflecting its recovery and growth strategies post-pandemic. United Airlines (UAL), while showing fluctuations, indicates efforts to stabilize and enhance profitability through various operational adjustments.</w:t>
+      </w:r>
+    </w:p>
+    <w:p>
+      <w:pPr>
+        <w:pStyle w:val="BodyText"/>
       </w:pPr>
       <w:r>
         <w:drawing>
@@ -3607,6 +3623,14 @@
         <w:pStyle w:val="FirstParagraph"/>
       </w:pPr>
       <w:r>
+        <w:t xml:space="preserve">The capital structure leverage ratio and common earnings leverage ratio are important metrics for assessing a company’s financial leverage and risk profile. The capital structure leverage ratio indicates the extent to which a company utilizes debt in its capital structure, while the common earnings leverage ratio measures the sensitivity of a company’s earnings to changes in its operating income. In the charts below, we analyze these leverage ratios for United Airlines (UAL), JetBlue (JBLU), and SkyWest (SKW) from the fourth quarter of 2019 to the second quarter of 2025. We observe how these airlines have managed their financial leverage in response to industry challenges, particularly in the context of the COVID-19 pandemic and its aftermath. SkyWest (SKW) consistently maintains lower leverage ratios compared to UAL and JBLU, indicating a more conservative approach to debt financing. JetBlue (JBLU) shows a gradual increase in leverage ratios, reflecting its growth strategies post-pandemic. United Airlines (UAL) exhibits fluctuations in leverage ratios, highlighting efforts to balance debt management with operational needs during recovery phases.</w:t>
+      </w:r>
+    </w:p>
+    <w:p>
+      <w:pPr>
+        <w:pStyle w:val="BodyText"/>
+      </w:pPr>
+      <w:r>
         <w:drawing>
           <wp:inline>
             <wp:extent cx="5334000" cy="4267200"/>
@@ -3711,6 +3735,14 @@
         <w:pStyle w:val="FirstParagraph"/>
       </w:pPr>
       <w:r>
+        <w:t xml:space="preserve">The efficiency ratios analyzed include Asset Turnover, Inventory Turnover, and Receivables Turnover. Asset Turnover measures how effectively a company utilizes its assets to generate revenue. Inventory Turnover assesses how efficiently inventory is managed and sold, while Receivables Turnover evaluates the effectiveness of credit and collection policies. These ratios provide insights into operational efficiency and resource management. In the charts below, we analyze these efficiency ratios for United Airlines (UAL), JetBlue (JBLU), and SkyWest (SKW) from the fourth quarter of 2019 to the second quarter of 2025. We observe how these airlines have optimized their operations in response to industry challenges, particularly in the context of the COVID-19 pandemic and its aftermath. SkyWest (SKW) consistently demonstrates higher efficiency ratios compared to UAL and JBLU, indicating more effective asset and resource management. JetBlue (JBLU) shows improvements in efficiency ratios, reflecting its recovery and growth strategies post-pandemic. United Airlines (UAL) exhibits fluctuations in efficiency ratios, highlighting efforts to enhance operational performance during recovery phases.</w:t>
+      </w:r>
+    </w:p>
+    <w:p>
+      <w:pPr>
+        <w:pStyle w:val="BodyText"/>
+      </w:pPr>
+      <w:r>
         <w:drawing>
           <wp:inline>
             <wp:extent cx="5334000" cy="4267200"/>
@@ -3862,6 +3894,14 @@
         <w:pStyle w:val="FirstParagraph"/>
       </w:pPr>
       <w:r>
+        <w:t xml:space="preserve">The profitability ratios analyzed include Gross Margin, Profit Margin, and After-Tax Return on Equity (ROE). Gross Margin indicates the percentage of revenue that exceeds the cost of goods sold, reflecting the efficiency of production and pricing strategies. Profit Margin measures the overall profitability by showing the percentage of revenue that remains as profit after all expenses, taxes, and costs have been deducted. After-Tax ROE assesses how effectively a company generates profit from its shareholders’ equity after accounting for taxes, providing insight into financial performance and shareholder value creation. These ratios are crucial for evaluating the financial health and operational efficiency of companies. In the charts below, we analyze these profitability ratios for United Airlines (UAL), JetBlue (JBLU), and SkyWest (SKW) from the fourth quarter of 2019 to the second quarter of 2025. We observe how these airlines have managed their profitability in response to industry challenges, particularly in the context of the COVID-19 pandemic and its aftermath. SkyWest (SKW) consistently demonstrates higher profitability ratios compared to UAL and JBLU, indicating more effective cost management and revenue generation. JetBlue (JBLU) shows improvements in profitability ratios, reflecting its recovery and growth strategies post-pandemic. United Airlines (UAL) exhibits fluctuations in profitability ratios, highlighting efforts to enhance financial performance during recovery phases.</w:t>
+      </w:r>
+    </w:p>
+    <w:p>
+      <w:pPr>
+        <w:pStyle w:val="BodyText"/>
+      </w:pPr>
+      <w:r>
         <w:drawing>
           <wp:inline>
             <wp:extent cx="5334000" cy="4267200"/>
@@ -4011,6 +4051,14 @@
     </w:p>
     <w:p>
       <w:pPr>
+        <w:pStyle w:val="FirstParagraph"/>
+      </w:pPr>
+      <w:r>
+        <w:t xml:space="preserve">The common-size analysis standardizes financial statements by expressing each line item as a percentage of a base figure, allowing for easier comparison across companies and time periods. In the income statement, each item is expressed as a percentage of total revenue. The net income ratio, gross profit ratio, and operating income ratio are key metrics derived from this analysis. The net income ratio indicates the percentage of revenue that remains as profit after all expenses, taxes, and costs have been deducted. A higher net income ratio suggests better profitability and efficiency in managing expenses relative to revenue. The gross profit ratio reflects the percentage of revenue remaining after accounting for the cost of goods sold, indicating how efficiently a company produces and sells its products. The operating income ratio shows the percentage of revenue left after covering operating expenses, providing insight into the company’s operational efficiency. By analyzing these ratios over time and across different airlines, stakeholders can assess financial health, operational performance, and profitability trends within the airline industry.</w:t>
+      </w:r>
+    </w:p>
+    <w:p>
+      <w:pPr>
         <w:pStyle w:val="Heading3"/>
       </w:pPr>
       <w:r>
@@ -4210,6 +4258,14 @@
     </w:p>
     <w:p>
       <w:pPr>
+        <w:pStyle w:val="FirstParagraph"/>
+      </w:pPr>
+      <w:r>
+        <w:t xml:space="preserve">The common-size analysis of the balance sheet provides insights into a company’s financial structure by expressing each line item as a percentage of total assets. This standardization allows for easier comparison across companies and time periods. The capital structure, asset composition, and liquidity ratios are key components of this analysis. The capital structure illustrates the proportion of liabilities, equity, and cash in relation to total assets, highlighting how a company finances its operations. The asset composition reveals the distribution of different asset types, such as cash, property, and intangible assets, providing insights into resource allocation. By analyzing these ratios over time and across different airlines, stakeholders can assess financial health, operational efficiency, and strategic positioning within the airline industry.</w:t>
+      </w:r>
+    </w:p>
+    <w:p>
+      <w:pPr>
         <w:pStyle w:val="Heading3"/>
       </w:pPr>
       <w:r>
@@ -4346,6 +4402,14 @@
     </w:p>
     <w:p>
       <w:pPr>
+        <w:pStyle w:val="FirstParagraph"/>
+      </w:pPr>
+      <w:r>
+        <w:t xml:space="preserve">The cash flow statement common size analysis provides insights into how effectively a company generates cash from its operations, invests in assets, and finances its activities. The Cash Flow Quality, Cash Flow Composition, and Free Cash Flow ratios are key indicators of financial health and operational efficiency. The Cash Flow Quality ratio measures the proportion of net income that is supported by cash flow from operations. The Cash Flow Composition chart illustrates the proportion of cash flows from operating, investing, and financing activities as a percentage of total cash inflows. Free Cash Flow indicates the cash available after capital expenditures, which is crucial for growth and shareholder returns.</w:t>
+      </w:r>
+    </w:p>
+    <w:p>
+      <w:pPr>
         <w:pStyle w:val="Heading3"/>
       </w:pPr>
       <w:r>
@@ -4545,6 +4609,14 @@
     </w:p>
     <w:p>
       <w:pPr>
+        <w:pStyle w:val="FirstParagraph"/>
+      </w:pPr>
+      <w:r>
+        <w:t xml:space="preserve">The heatmap below visualizes the average Net Income Ratio for each airline across different years, providing insights into their profitability trends over time.</w:t>
+      </w:r>
+    </w:p>
+    <w:p>
+      <w:pPr>
         <w:pStyle w:val="CaptionedFigure"/>
       </w:pPr>
       <w:r>
@@ -4599,7 +4671,259 @@
       </w:r>
     </w:p>
     <w:bookmarkEnd w:id="247"/>
-    <w:bookmarkEnd w:id="248"/>
+    <w:bookmarkStart w:id="252" w:name="bankruptcy-prediction-model"/>
+    <w:p>
+      <w:pPr>
+        <w:pStyle w:val="Heading2"/>
+      </w:pPr>
+      <w:r>
+        <w:t xml:space="preserve">8.10 Bankruptcy Prediction Model</w:t>
+      </w:r>
+    </w:p>
+    <w:bookmarkStart w:id="251" w:name="X4ee13189475bf72ad8c30fcc9620f8b72362f3e"/>
+    <w:p>
+      <w:pPr>
+        <w:pStyle w:val="Heading3"/>
+      </w:pPr>
+      <w:r>
+        <w:t xml:space="preserve">8.10.1 Altman Z-Score for Service Industry Over Time</w:t>
+      </w:r>
+    </w:p>
+    <w:p>
+      <w:pPr>
+        <w:pStyle w:val="FirstParagraph"/>
+      </w:pPr>
+      <w:r>
+        <w:t xml:space="preserve">The Altman Z-Score is a widely used metric for predicting the likelihood of bankruptcy. A score above 2.6 indicates a low risk of bankruptcy, while a score below 1.1 suggests a high risk.</w:t>
+      </w:r>
+    </w:p>
+    <w:p>
+      <w:pPr>
+        <w:pStyle w:val="CaptionedFigure"/>
+      </w:pPr>
+      <w:r>
+        <w:drawing>
+          <wp:inline>
+            <wp:extent cx="5334000" cy="4267200"/>
+            <wp:effectExtent b="0" l="0" r="0" t="0"/>
+            <wp:docPr descr="Altman Z-Score - Service Industry for for UAL, JBLU and SKYW (2019 Q4 - 2025 Q2)" title="" id="249" name="Picture"/>
+            <a:graphic>
+              <a:graphicData uri="http://schemas.openxmlformats.org/drawingml/2006/picture">
+                <pic:pic>
+                  <pic:nvPicPr>
+                    <pic:cNvPr descr="comparative_financial_analysis_files/figure-docx/plot-altman-z-score-1.png" id="250" name="Picture"/>
+                    <pic:cNvPicPr>
+                      <a:picLocks noChangeArrowheads="1" noChangeAspect="1"/>
+                    </pic:cNvPicPr>
+                  </pic:nvPicPr>
+                  <pic:blipFill>
+                    <a:blip r:embed="rId248"/>
+                    <a:stretch>
+                      <a:fillRect/>
+                    </a:stretch>
+                  </pic:blipFill>
+                  <pic:spPr bwMode="auto">
+                    <a:xfrm>
+                      <a:off x="0" y="0"/>
+                      <a:ext cx="5334000" cy="4267200"/>
+                    </a:xfrm>
+                    <a:prstGeom prst="rect">
+                      <a:avLst/>
+                    </a:prstGeom>
+                    <a:noFill/>
+                    <a:ln w="9525">
+                      <a:noFill/>
+                      <a:headEnd/>
+                      <a:tailEnd/>
+                    </a:ln>
+                  </pic:spPr>
+                </pic:pic>
+              </a:graphicData>
+            </a:graphic>
+          </wp:inline>
+        </w:drawing>
+      </w:r>
+    </w:p>
+    <w:p>
+      <w:pPr>
+        <w:pStyle w:val="ImageCaption"/>
+      </w:pPr>
+      <w:r>
+        <w:t xml:space="preserve">Altman Z-Score - Service Industry for for UAL, JBLU and SKYW (2019 Q4 - 2025 Q2)</w:t>
+      </w:r>
+    </w:p>
+    <w:bookmarkEnd w:id="251"/>
+    <w:bookmarkEnd w:id="252"/>
+    <w:bookmarkStart w:id="263" w:name="operating-leverage-ratios"/>
+    <w:p>
+      <w:pPr>
+        <w:pStyle w:val="Heading2"/>
+      </w:pPr>
+      <w:r>
+        <w:t xml:space="preserve">8.11 Operating Leverage Ratios</w:t>
+      </w:r>
+    </w:p>
+    <w:bookmarkStart w:id="262" w:name="operating-leverage-over-time"/>
+    <w:p>
+      <w:pPr>
+        <w:pStyle w:val="Heading3"/>
+      </w:pPr>
+      <w:r>
+        <w:t xml:space="preserve">8.11.1 Operating Leverage Over Time</w:t>
+      </w:r>
+    </w:p>
+    <w:p>
+      <w:pPr>
+        <w:pStyle w:val="FirstParagraph"/>
+      </w:pPr>
+      <w:r>
+        <w:t xml:space="preserve">These ratios help assess how efficiently a company utilizes its fixed assets and working capital to generate revenue.</w:t>
+      </w:r>
+    </w:p>
+    <w:p>
+      <w:pPr>
+        <w:pStyle w:val="BodyText"/>
+      </w:pPr>
+      <w:r>
+        <w:drawing>
+          <wp:inline>
+            <wp:extent cx="5334000" cy="4267200"/>
+            <wp:effectExtent b="0" l="0" r="0" t="0"/>
+            <wp:docPr descr="" title="" id="254" name="Picture"/>
+            <a:graphic>
+              <a:graphicData uri="http://schemas.openxmlformats.org/drawingml/2006/picture">
+                <pic:pic>
+                  <pic:nvPicPr>
+                    <pic:cNvPr descr="comparative_financial_analysis_files/figure-docx/plot-operating-leverage-ratios-1.png" id="255" name="Picture"/>
+                    <pic:cNvPicPr>
+                      <a:picLocks noChangeArrowheads="1" noChangeAspect="1"/>
+                    </pic:cNvPicPr>
+                  </pic:nvPicPr>
+                  <pic:blipFill>
+                    <a:blip r:embed="rId253"/>
+                    <a:stretch>
+                      <a:fillRect/>
+                    </a:stretch>
+                  </pic:blipFill>
+                  <pic:spPr bwMode="auto">
+                    <a:xfrm>
+                      <a:off x="0" y="0"/>
+                      <a:ext cx="5334000" cy="4267200"/>
+                    </a:xfrm>
+                    <a:prstGeom prst="rect">
+                      <a:avLst/>
+                    </a:prstGeom>
+                    <a:noFill/>
+                    <a:ln w="9525">
+                      <a:noFill/>
+                      <a:headEnd/>
+                      <a:tailEnd/>
+                    </a:ln>
+                  </pic:spPr>
+                </pic:pic>
+              </a:graphicData>
+            </a:graphic>
+          </wp:inline>
+        </w:drawing>
+      </w:r>
+    </w:p>
+    <w:p>
+      <w:pPr>
+        <w:pStyle w:val="BodyText"/>
+      </w:pPr>
+      <w:r>
+        <w:drawing>
+          <wp:inline>
+            <wp:extent cx="5334000" cy="4267200"/>
+            <wp:effectExtent b="0" l="0" r="0" t="0"/>
+            <wp:docPr descr="" title="" id="257" name="Picture"/>
+            <a:graphic>
+              <a:graphicData uri="http://schemas.openxmlformats.org/drawingml/2006/picture">
+                <pic:pic>
+                  <pic:nvPicPr>
+                    <pic:cNvPr descr="comparative_financial_analysis_files/figure-docx/plot-operating-leverage-ratios-2.png" id="258" name="Picture"/>
+                    <pic:cNvPicPr>
+                      <a:picLocks noChangeArrowheads="1" noChangeAspect="1"/>
+                    </pic:cNvPicPr>
+                  </pic:nvPicPr>
+                  <pic:blipFill>
+                    <a:blip r:embed="rId256"/>
+                    <a:stretch>
+                      <a:fillRect/>
+                    </a:stretch>
+                  </pic:blipFill>
+                  <pic:spPr bwMode="auto">
+                    <a:xfrm>
+                      <a:off x="0" y="0"/>
+                      <a:ext cx="5334000" cy="4267200"/>
+                    </a:xfrm>
+                    <a:prstGeom prst="rect">
+                      <a:avLst/>
+                    </a:prstGeom>
+                    <a:noFill/>
+                    <a:ln w="9525">
+                      <a:noFill/>
+                      <a:headEnd/>
+                      <a:tailEnd/>
+                    </a:ln>
+                  </pic:spPr>
+                </pic:pic>
+              </a:graphicData>
+            </a:graphic>
+          </wp:inline>
+        </w:drawing>
+      </w:r>
+    </w:p>
+    <w:p>
+      <w:pPr>
+        <w:pStyle w:val="BodyText"/>
+      </w:pPr>
+      <w:r>
+        <w:drawing>
+          <wp:inline>
+            <wp:extent cx="5334000" cy="4267200"/>
+            <wp:effectExtent b="0" l="0" r="0" t="0"/>
+            <wp:docPr descr="" title="" id="260" name="Picture"/>
+            <a:graphic>
+              <a:graphicData uri="http://schemas.openxmlformats.org/drawingml/2006/picture">
+                <pic:pic>
+                  <pic:nvPicPr>
+                    <pic:cNvPr descr="comparative_financial_analysis_files/figure-docx/plot-operating-leverage-ratios-3.png" id="261" name="Picture"/>
+                    <pic:cNvPicPr>
+                      <a:picLocks noChangeArrowheads="1" noChangeAspect="1"/>
+                    </pic:cNvPicPr>
+                  </pic:nvPicPr>
+                  <pic:blipFill>
+                    <a:blip r:embed="rId259"/>
+                    <a:stretch>
+                      <a:fillRect/>
+                    </a:stretch>
+                  </pic:blipFill>
+                  <pic:spPr bwMode="auto">
+                    <a:xfrm>
+                      <a:off x="0" y="0"/>
+                      <a:ext cx="5334000" cy="4267200"/>
+                    </a:xfrm>
+                    <a:prstGeom prst="rect">
+                      <a:avLst/>
+                    </a:prstGeom>
+                    <a:noFill/>
+                    <a:ln w="9525">
+                      <a:noFill/>
+                      <a:headEnd/>
+                      <a:tailEnd/>
+                    </a:ln>
+                  </pic:spPr>
+                </pic:pic>
+              </a:graphicData>
+            </a:graphic>
+          </wp:inline>
+        </w:drawing>
+      </w:r>
+    </w:p>
+    <w:bookmarkEnd w:id="262"/>
+    <w:bookmarkEnd w:id="263"/>
+    <w:bookmarkEnd w:id="264"/>
     <w:sectPr/>
   </w:body>
 </w:document>

--- a/US-Airline-Sector-Financial-Analysis.docx
+++ b/US-Airline-Sector-Financial-Analysis.docx
@@ -23,7 +23,7 @@
         <w:pStyle w:val="Author"/>
       </w:pPr>
       <w:r>
-        <w:t xml:space="preserve">Robert, Noberto, Riccardo &amp; Ronak</w:t>
+        <w:t xml:space="preserve">Riccardo Bronzini, Noberto Curitomai, Robert DeLintt &amp; Ronak Shah</w:t>
       </w:r>
     </w:p>
     <w:p>
@@ -126,7 +126,7 @@
     </w:p>
     <w:bookmarkEnd w:id="21"/>
     <w:bookmarkEnd w:id="22"/>
-    <w:bookmarkStart w:id="23" w:name="introduction"/>
+    <w:bookmarkStart w:id="25" w:name="introduction"/>
     <w:p>
       <w:pPr>
         <w:pStyle w:val="Heading1"/>
@@ -140,11 +140,40 @@
         <w:pStyle w:val="FirstParagraph"/>
       </w:pPr>
       <w:r>
-        <w:t xml:space="preserve">This report provides a detailed comparative financial analysis of three distinct players in the U.S. airline industry: legacy carrier United Airlines (UAL), low-cost carrier JetBlue (JBLU), and regional operator SkyWest (SKW). Utilizing financial data from the beginning of 2020 through the end of fiscal year 2024, this study examines the post-pandemic recovery, financial health, profitability, and operational efficiency of each company. The strategic importance of this analysis lies in understanding the divergent recovery paths and competitive positioning that have emerged in a sector profoundly reshaped by recent global events.</w:t>
-      </w:r>
-    </w:p>
-    <w:bookmarkEnd w:id="23"/>
-    <w:bookmarkStart w:id="28" w:name="references"/>
+        <w:t xml:space="preserve">This report provides a comprehensive financial analysis of three major airlines: United Airlines (UAL), JetBlue (JBLU), and SkyWest (SKW). The analysis employs various financial techniques, including time series analysis, cross-sectional analysis, and panel data analysis, to evaluate the financial performance and health of these companies over time.</w:t>
+      </w:r>
+    </w:p>
+    <w:bookmarkStart w:id="24" w:name="data-collection"/>
+    <w:p>
+      <w:pPr>
+        <w:pStyle w:val="Heading2"/>
+      </w:pPr>
+      <w:r>
+        <w:t xml:space="preserve">1.1 Data Collection</w:t>
+      </w:r>
+    </w:p>
+    <w:p>
+      <w:pPr>
+        <w:pStyle w:val="FirstParagraph"/>
+      </w:pPr>
+      <w:r>
+        <w:t xml:space="preserve">We collected data using Financial Modeling Prep (FMP) API. You can get your free API key by signing up at</w:t>
+      </w:r>
+      <w:r>
+        <w:t xml:space="preserve"> </w:t>
+      </w:r>
+      <w:hyperlink r:id="rId23">
+        <w:r>
+          <w:rPr>
+            <w:rStyle w:val="Hyperlink"/>
+          </w:rPr>
+          <w:t xml:space="preserve">https://financialmodelingprep.com/developer/docs/pricing/</w:t>
+        </w:r>
+      </w:hyperlink>
+    </w:p>
+    <w:bookmarkEnd w:id="24"/>
+    <w:bookmarkEnd w:id="25"/>
+    <w:bookmarkStart w:id="38" w:name="references"/>
     <w:p>
       <w:pPr>
         <w:pStyle w:val="Heading1"/>
@@ -175,7 +204,7 @@
       <w:r>
         <w:t xml:space="preserve"> </w:t>
       </w:r>
-      <w:hyperlink r:id="rId24">
+      <w:hyperlink r:id="rId26">
         <w:r>
           <w:rPr>
             <w:rStyle w:val="Hyperlink"/>
@@ -198,7 +227,7 @@
       <w:r>
         <w:t xml:space="preserve"> </w:t>
       </w:r>
-      <w:hyperlink r:id="rId25">
+      <w:hyperlink r:id="rId27">
         <w:r>
           <w:rPr>
             <w:rStyle w:val="Hyperlink"/>
@@ -221,7 +250,7 @@
       <w:r>
         <w:t xml:space="preserve"> </w:t>
       </w:r>
-      <w:hyperlink r:id="rId26">
+      <w:hyperlink r:id="rId28">
         <w:r>
           <w:rPr>
             <w:rStyle w:val="Hyperlink"/>
@@ -244,7 +273,7 @@
       <w:r>
         <w:t xml:space="preserve"> </w:t>
       </w:r>
-      <w:hyperlink r:id="rId27">
+      <w:hyperlink r:id="rId29">
         <w:r>
           <w:rPr>
             <w:rStyle w:val="Hyperlink"/>
@@ -265,8 +294,212 @@
         <w:t xml:space="preserve">ggthemr R Package</w:t>
       </w:r>
     </w:p>
-    <w:bookmarkEnd w:id="28"/>
-    <w:bookmarkStart w:id="29" w:name="executive-summary"/>
+    <w:p>
+      <w:pPr>
+        <w:pStyle w:val="Compact"/>
+        <w:numPr>
+          <w:ilvl w:val="0"/>
+          <w:numId w:val="1001"/>
+        </w:numPr>
+      </w:pPr>
+      <w:r>
+        <w:t xml:space="preserve">Bureau of Transportation Statistics. (April 15, 2025). Domestic market share of leading U.S. airlines in 2024 [Graph]. In </w:t>
+      </w:r>
+      <w:r>
+        <w:rPr>
+          <w:i/>
+          <w:iCs/>
+        </w:rPr>
+        <w:t xml:space="preserve">Statista</w:t>
+      </w:r>
+      <w:r>
+        <w:t xml:space="preserve">. Retrieved November 15, 2025, from</w:t>
+      </w:r>
+      <w:r>
+        <w:t xml:space="preserve"> </w:t>
+      </w:r>
+      <w:hyperlink r:id="rId30">
+        <w:r>
+          <w:rPr>
+            <w:rStyle w:val="Hyperlink"/>
+          </w:rPr>
+          <w:t xml:space="preserve">https://www.statista.com/statistics/250577/domestic-market-share-of-leading-us-airlines/</w:t>
+        </w:r>
+      </w:hyperlink>
+    </w:p>
+    <w:p>
+      <w:pPr>
+        <w:pStyle w:val="Compact"/>
+        <w:numPr>
+          <w:ilvl w:val="0"/>
+          <w:numId w:val="1001"/>
+        </w:numPr>
+      </w:pPr>
+      <w:r>
+        <w:t xml:space="preserve">Statista. (September 5, 2025). Leading airline groups worldwide in 2024, based on passengers (in millions) [Graph]. In </w:t>
+      </w:r>
+      <w:r>
+        <w:rPr>
+          <w:i/>
+          <w:iCs/>
+        </w:rPr>
+        <w:t xml:space="preserve">Statista</w:t>
+      </w:r>
+      <w:r>
+        <w:t xml:space="preserve">. Retrieved November 15, 2025, from</w:t>
+      </w:r>
+      <w:r>
+        <w:t xml:space="preserve"> </w:t>
+      </w:r>
+      <w:hyperlink r:id="rId31">
+        <w:r>
+          <w:rPr>
+            <w:rStyle w:val="Hyperlink"/>
+          </w:rPr>
+          <w:t xml:space="preserve">https://www.statista.com/statistics/269617/top-10-airlines-worldwide-by-number-of-passengers/</w:t>
+        </w:r>
+      </w:hyperlink>
+    </w:p>
+    <w:p>
+      <w:pPr>
+        <w:pStyle w:val="Compact"/>
+        <w:numPr>
+          <w:ilvl w:val="0"/>
+          <w:numId w:val="1001"/>
+        </w:numPr>
+      </w:pPr>
+      <w:r>
+        <w:t xml:space="preserve">Yahoo Finance.</w:t>
+      </w:r>
+      <w:r>
+        <w:t xml:space="preserve"> </w:t>
+      </w:r>
+      <w:hyperlink r:id="rId32">
+        <w:r>
+          <w:rPr>
+            <w:rStyle w:val="Hyperlink"/>
+          </w:rPr>
+          <w:t xml:space="preserve">https://tinyurl.com/26sdyzky</w:t>
+        </w:r>
+      </w:hyperlink>
+    </w:p>
+    <w:p>
+      <w:pPr>
+        <w:pStyle w:val="Compact"/>
+        <w:numPr>
+          <w:ilvl w:val="0"/>
+          <w:numId w:val="1001"/>
+        </w:numPr>
+      </w:pPr>
+      <w:r>
+        <w:t xml:space="preserve">Simply Wall.</w:t>
+      </w:r>
+      <w:r>
+        <w:t xml:space="preserve"> </w:t>
+      </w:r>
+      <w:hyperlink r:id="rId33">
+        <w:r>
+          <w:rPr>
+            <w:rStyle w:val="Hyperlink"/>
+          </w:rPr>
+          <w:t xml:space="preserve">https://simplywall.st/stocks/us/transportation/nasdaq-ual/united-airlines-holdings/health</w:t>
+        </w:r>
+      </w:hyperlink>
+    </w:p>
+    <w:p>
+      <w:pPr>
+        <w:pStyle w:val="Compact"/>
+        <w:numPr>
+          <w:ilvl w:val="0"/>
+          <w:numId w:val="1001"/>
+        </w:numPr>
+      </w:pPr>
+      <w:r>
+        <w:t xml:space="preserve">Jet blue market share :</w:t>
+      </w:r>
+      <w:r>
+        <w:t xml:space="preserve"> </w:t>
+      </w:r>
+      <w:hyperlink r:id="rId34">
+        <w:r>
+          <w:rPr>
+            <w:rStyle w:val="Hyperlink"/>
+          </w:rPr>
+          <w:t xml:space="preserve">https://www.transtats.bts.gov/</w:t>
+        </w:r>
+      </w:hyperlink>
+    </w:p>
+    <w:p>
+      <w:pPr>
+        <w:pStyle w:val="Compact"/>
+        <w:numPr>
+          <w:ilvl w:val="0"/>
+          <w:numId w:val="1001"/>
+        </w:numPr>
+      </w:pPr>
+      <w:r>
+        <w:t xml:space="preserve">NEA Cancelled .</w:t>
+      </w:r>
+      <w:r>
+        <w:t xml:space="preserve"> </w:t>
+      </w:r>
+      <w:hyperlink r:id="rId35">
+        <w:r>
+          <w:rPr>
+            <w:rStyle w:val="Hyperlink"/>
+          </w:rPr>
+          <w:t xml:space="preserve">https://www.reuters.com/business/american-airlines-sues-jetblue-scraps-partnership-talks-2025-04-29/</w:t>
+        </w:r>
+      </w:hyperlink>
+    </w:p>
+    <w:p>
+      <w:pPr>
+        <w:pStyle w:val="Compact"/>
+        <w:numPr>
+          <w:ilvl w:val="0"/>
+          <w:numId w:val="1001"/>
+        </w:numPr>
+      </w:pPr>
+      <w:r>
+        <w:t xml:space="preserve">Jetblue recovery pan :</w:t>
+      </w:r>
+      <w:r>
+        <w:t xml:space="preserve"> </w:t>
+      </w:r>
+      <w:hyperlink r:id="rId36">
+        <w:r>
+          <w:rPr>
+            <w:rStyle w:val="Hyperlink"/>
+          </w:rPr>
+          <w:t xml:space="preserve">https://www.travelweekly.com/Travel-News/Airline-News/JetBlue-struggles-to-regain-profitability-as-demand-declines</w:t>
+        </w:r>
+      </w:hyperlink>
+    </w:p>
+    <w:p>
+      <w:pPr>
+        <w:pStyle w:val="Compact"/>
+        <w:numPr>
+          <w:ilvl w:val="0"/>
+          <w:numId w:val="1001"/>
+        </w:numPr>
+      </w:pPr>
+      <w:r>
+        <w:t xml:space="preserve">Jet blue potential earnings 2027:</w:t>
+      </w:r>
+      <w:r>
+        <w:t xml:space="preserve"> </w:t>
+      </w:r>
+      <w:hyperlink r:id="rId37">
+        <w:r>
+          <w:rPr>
+            <w:rStyle w:val="Hyperlink"/>
+          </w:rPr>
+          <w:t xml:space="preserve">https://finance.yahoo.com/news/jetblue-reports-second-quarter-operating-110000180.html</w:t>
+        </w:r>
+      </w:hyperlink>
+    </w:p>
+    <w:bookmarkEnd w:id="38"/>
+    <w:bookmarkStart w:id="48" w:name="executive-summary"/>
     <w:p>
       <w:pPr>
         <w:pStyle w:val="Heading1"/>
@@ -275,12 +508,76 @@
         <w:t xml:space="preserve">3. Executive Summary</w:t>
       </w:r>
     </w:p>
+    <w:bookmarkStart w:id="45" w:name="introduction-1"/>
+    <w:p>
+      <w:pPr>
+        <w:pStyle w:val="Heading2"/>
+      </w:pPr>
+      <w:r>
+        <w:t xml:space="preserve">3.1 Introduction</w:t>
+      </w:r>
+    </w:p>
     <w:p>
       <w:pPr>
         <w:pStyle w:val="FirstParagraph"/>
       </w:pPr>
       <w:r>
-        <w:t xml:space="preserve">The industry-wide data reveals a clear trajectory from the severe operational and financial downturn of 2020 towards a sustained, albeit uneven, recovery. Revenue across all three carriers collapsed during the pandemic’s initial phase, leading to significant net losses. However, the subsequent years show a strong rebound in top-line growth, with United Airlines leading in sheer scale. Profitability has been slower to recover, hampered by volatile fuel costs and labor expenses. The analysis highlights that while revenue has largely normalized, the quality of earnings and the strength of balance sheets remain key differentiators among competitors.</w:t>
+        <w:t xml:space="preserve">The airline sector is a dynamic and highly competitive industry, exemplified by the diverse operational scales and market reach of its leading carriers. In global terms, United Airlines (UAL) stands among the top contenders, carrying nearly 174 million passengers in 2024, positioning it just behind American Airlines and Ryanair and ahead of Delta Air Lines and major Asian carriers. Domestically, UAL holds one of the largest shares of the U.S. market, closely competing with Delta and American Airlines, each capturing just over 20% of the market. JetBlue Airways (JBLU) and SkyWest (SKYW), while significantly smaller than UAL, demonstrate the sector’s diversity: JetBlue carves out a notable niche with roughly 5% market share focused on hybrid low-cost service, whereas SkyWest operates with a regional business model and holds about a 2% share, supporting major airlines through contract flying and serving less densely populated routes.</w:t>
+      </w:r>
+    </w:p>
+    <w:p>
+      <w:pPr>
+        <w:pStyle w:val="CaptionedFigure"/>
+      </w:pPr>
+      <w:r>
+        <w:drawing>
+          <wp:inline>
+            <wp:extent cx="5334000" cy="3963162"/>
+            <wp:effectExtent b="0" l="0" r="0" t="0"/>
+            <wp:docPr descr="Leading airlines in the U.S. domestic market share (2024)" title="" id="40" name="Picture"/>
+            <a:graphic>
+              <a:graphicData uri="http://schemas.openxmlformats.org/drawingml/2006/picture">
+                <pic:pic>
+                  <pic:nvPicPr>
+                    <pic:cNvPr descr="images/statistic_id250577_leading-airlines-in-the-us-by-domestic-market-share-2024.png" id="41" name="Picture"/>
+                    <pic:cNvPicPr>
+                      <a:picLocks noChangeArrowheads="1" noChangeAspect="1"/>
+                    </pic:cNvPicPr>
+                  </pic:nvPicPr>
+                  <pic:blipFill>
+                    <a:blip r:embed="rId39"/>
+                    <a:stretch>
+                      <a:fillRect/>
+                    </a:stretch>
+                  </pic:blipFill>
+                  <pic:spPr bwMode="auto">
+                    <a:xfrm>
+                      <a:off x="0" y="0"/>
+                      <a:ext cx="5334000" cy="3963162"/>
+                    </a:xfrm>
+                    <a:prstGeom prst="rect">
+                      <a:avLst/>
+                    </a:prstGeom>
+                    <a:noFill/>
+                    <a:ln w="9525">
+                      <a:noFill/>
+                      <a:headEnd/>
+                      <a:tailEnd/>
+                    </a:ln>
+                  </pic:spPr>
+                </pic:pic>
+              </a:graphicData>
+            </a:graphic>
+          </wp:inline>
+        </w:drawing>
+      </w:r>
+    </w:p>
+    <w:p>
+      <w:pPr>
+        <w:pStyle w:val="ImageCaption"/>
+      </w:pPr>
+      <w:r>
+        <w:t xml:space="preserve">Leading airlines in the U.S. domestic market share (2024)</w:t>
       </w:r>
     </w:p>
     <w:p>
@@ -288,7 +585,88 @@
         <w:pStyle w:val="BodyText"/>
       </w:pPr>
       <w:r>
-        <w:t xml:space="preserve">The single most important insight from this comparative analysis is that SkyWest (SKW) demonstrates the most resilient and strategically advantageous financial profile. While United’s recovery in scale is impressive, SkyWest’s strength is rooted in its fundamental stability. This conclusion is supported by its superior balance sheet health, exemplified by a Net Debt-to-Equity ratio of just 81% in 2024, compared to UAL’s significantly higher 151%. Furthermore, SkyWest has generated consistent positive free cash flow annually since 2022, a feat JetBlue has not accomplished. This combination of low leverage and reliable internal cash generation positions SkyWest exceptionally well to navigate future market uncertainties and capitalize on opportunities without being constrained by financial distress.</w:t>
+        <w:t xml:space="preserve">These contrasts highlight the broad spectrum of business strategies—from global giants like UAL with extensive international and domestic networks, to regionally specialized carriers like SKYW, and innovative low-cost competitors such as JBLU. Together, they illustrate how scale, operational focus, and market segmentation define competition and opportunity within the airline industry.</w:t>
+      </w:r>
+    </w:p>
+    <w:p>
+      <w:pPr>
+        <w:pStyle w:val="CaptionedFigure"/>
+      </w:pPr>
+      <w:r>
+        <w:drawing>
+          <wp:inline>
+            <wp:extent cx="5334000" cy="3963162"/>
+            <wp:effectExtent b="0" l="0" r="0" t="0"/>
+            <wp:docPr descr="Leading airlines worldwide based on total number of passengers (2024)" title="" id="43" name="Picture"/>
+            <a:graphic>
+              <a:graphicData uri="http://schemas.openxmlformats.org/drawingml/2006/picture">
+                <pic:pic>
+                  <pic:nvPicPr>
+                    <pic:cNvPr descr="images/statistic_id269617_leading-airlines-worldwide-based-on-total-number-of-passengers-2024.png" id="44" name="Picture"/>
+                    <pic:cNvPicPr>
+                      <a:picLocks noChangeArrowheads="1" noChangeAspect="1"/>
+                    </pic:cNvPicPr>
+                  </pic:nvPicPr>
+                  <pic:blipFill>
+                    <a:blip r:embed="rId42"/>
+                    <a:stretch>
+                      <a:fillRect/>
+                    </a:stretch>
+                  </pic:blipFill>
+                  <pic:spPr bwMode="auto">
+                    <a:xfrm>
+                      <a:off x="0" y="0"/>
+                      <a:ext cx="5334000" cy="3963162"/>
+                    </a:xfrm>
+                    <a:prstGeom prst="rect">
+                      <a:avLst/>
+                    </a:prstGeom>
+                    <a:noFill/>
+                    <a:ln w="9525">
+                      <a:noFill/>
+                      <a:headEnd/>
+                      <a:tailEnd/>
+                    </a:ln>
+                  </pic:spPr>
+                </pic:pic>
+              </a:graphicData>
+            </a:graphic>
+          </wp:inline>
+        </w:drawing>
+      </w:r>
+    </w:p>
+    <w:p>
+      <w:pPr>
+        <w:pStyle w:val="ImageCaption"/>
+      </w:pPr>
+      <w:r>
+        <w:t xml:space="preserve">Leading airlines worldwide based on total number of passengers (2024)</w:t>
+      </w:r>
+    </w:p>
+    <w:bookmarkEnd w:id="45"/>
+    <w:bookmarkStart w:id="46" w:name="key-findings"/>
+    <w:p>
+      <w:pPr>
+        <w:pStyle w:val="Heading2"/>
+      </w:pPr>
+      <w:r>
+        <w:t xml:space="preserve">3.2 Key Findings</w:t>
+      </w:r>
+    </w:p>
+    <w:p>
+      <w:pPr>
+        <w:pStyle w:val="FirstParagraph"/>
+      </w:pPr>
+      <w:r>
+        <w:t xml:space="preserve">The industry-wide data illustrates a definitive trajectory from the severe operational and financial downturn of 2020 towards a sustained, albeit uneven, recovery. Revenue across all three carriers declined significantly during the pandemic’s initial phase, resulting in substantial net losses. Nevertheless, the subsequent years demonstrate a robust rebound in top-line growth, with United Airlines standing out for scale. Profitability has shown a more gradual recovery, hampered by fluctuating fuel and labor costs. The analysis underscores that, although revenue has largely normalized, the quality of earnings and the resilience of balance sheets remain critical differentiators among competitors.</w:t>
+      </w:r>
+    </w:p>
+    <w:p>
+      <w:pPr>
+        <w:pStyle w:val="BodyText"/>
+      </w:pPr>
+      <w:r>
+        <w:t xml:space="preserve">The primary insight from this comparative analysis is that SkyWest (SKYW) has a resilient, strategically advantageous financial profile relative to its peers. While United Airlines’ recovery in operational scale is impressive, SkyWest’s strength is evident in its stable financial structure. This is supported by a Net Debt-to-Equity ratio of approximately 102% in 2024, substantially lower than United Airlines’ ratio, which ranged from about 85% to 177% during the same period, depending on the report and period considered. These ratios confirm that SkyWest’s balance sheet remains healthier and less leveraged than its larger competitor, providing a solid basis for its long-term financial sustainability. Additionally, SkyWest has consistently generated positive free cash flow annually since 2022, a milestone that JetBlue has not achieved. This combination of low leverage and dependable internal cash generation positions SkyWest exceptionally well to navigate forthcoming market uncertainties and to capitalize on emerging opportunities, without being hindered by financial distress.</w:t>
       </w:r>
     </w:p>
     <w:p>
@@ -576,16 +954,27 @@
         </w:tc>
       </w:tr>
     </w:tbl>
-    <w:p>
-      <w:pPr>
-        <w:pStyle w:val="BodyText"/>
+    <w:bookmarkEnd w:id="46"/>
+    <w:bookmarkStart w:id="47" w:name="conclusion"/>
+    <w:p>
+      <w:pPr>
+        <w:pStyle w:val="Heading2"/>
+      </w:pPr>
+      <w:r>
+        <w:t xml:space="preserve">3.3 Conclusion</w:t>
+      </w:r>
+    </w:p>
+    <w:p>
+      <w:pPr>
+        <w:pStyle w:val="FirstParagraph"/>
       </w:pPr>
       <w:r>
         <w:t xml:space="preserve">In conclusion, the U.S. airline sector presents a landscape of varied financial fortitude. United Airlines has successfully leveraged its scale to drive a powerful earnings recovery. JetBlue faces significant headwinds in its pursuit of sustainable profitability and balance sheet repair. SkyWest, with its distinct regional operating model, has emerged from the turbulent five-year period with the most durable and well-positioned financial structure, setting the stage for a stable long-term outlook.</w:t>
       </w:r>
     </w:p>
-    <w:bookmarkEnd w:id="29"/>
-    <w:bookmarkStart w:id="73" w:name="united-airlines-ual-financial-analysis"/>
+    <w:bookmarkEnd w:id="47"/>
+    <w:bookmarkEnd w:id="48"/>
+    <w:bookmarkStart w:id="92" w:name="united-airlines-ual-financial-analysis"/>
     <w:p>
       <w:pPr>
         <w:pStyle w:val="Heading1"/>
@@ -602,7 +991,7 @@
         <w:t xml:space="preserve">As a premier global legacy carrier, United Airlines’ financial performance serves as a crucial barometer for the health of the entire airline industry. Its vast network and exposure to international and business travel make its recovery from the 2020 downturn a key case study in sector resilience. This section performs a time-series analysis of UAL’s profitability, financial health, and cash flow sustainability from 2020 through the end of fiscal year 2024.</w:t>
       </w:r>
     </w:p>
-    <w:bookmarkStart w:id="33" w:name="market-capitalization-recovery"/>
+    <w:bookmarkStart w:id="52" w:name="market-capitalization-recovery"/>
     <w:p>
       <w:pPr>
         <w:pStyle w:val="Heading2"/>
@@ -628,18 +1017,18 @@
           <wp:inline>
             <wp:extent cx="5334000" cy="4267200"/>
             <wp:effectExtent b="0" l="0" r="0" t="0"/>
-            <wp:docPr descr="United Airlines (UAL) Historical Market Capitalization (2020-2024)" title="" id="31" name="Picture"/>
+            <wp:docPr descr="United Airlines (UAL) Historical Market Capitalization (2020-2024)" title="" id="50" name="Picture"/>
             <a:graphic>
               <a:graphicData uri="http://schemas.openxmlformats.org/drawingml/2006/picture">
                 <pic:pic>
                   <pic:nvPicPr>
-                    <pic:cNvPr descr="ual_financial_analysis_files/figure-docx/ual-mkt-cap-1.png" id="32" name="Picture"/>
+                    <pic:cNvPr descr="ual_financial_analysis_files/figure-docx/ual-mkt-cap-1.png" id="51" name="Picture"/>
                     <pic:cNvPicPr>
                       <a:picLocks noChangeArrowheads="1" noChangeAspect="1"/>
                     </pic:cNvPicPr>
                   </pic:nvPicPr>
                   <pic:blipFill>
-                    <a:blip r:embed="rId30"/>
+                    <a:blip r:embed="rId49"/>
                     <a:stretch>
                       <a:fillRect/>
                     </a:stretch>
@@ -674,8 +1063,8 @@
         <w:t xml:space="preserve">United Airlines (UAL) Historical Market Capitalization (2020-2024)</w:t>
       </w:r>
     </w:p>
-    <w:bookmarkEnd w:id="33"/>
-    <w:bookmarkStart w:id="42" w:name="income-sustainability-and-recovery"/>
+    <w:bookmarkEnd w:id="52"/>
+    <w:bookmarkStart w:id="61" w:name="income-sustainability-and-recovery"/>
     <w:p>
       <w:pPr>
         <w:pStyle w:val="Heading2"/>
@@ -684,7 +1073,7 @@
         <w:t xml:space="preserve">4.2 Income Sustainability and Recovery</w:t>
       </w:r>
     </w:p>
-    <w:bookmarkStart w:id="37" w:name="profitability-analysis"/>
+    <w:bookmarkStart w:id="56" w:name="profitability-analysis"/>
     <w:p>
       <w:pPr>
         <w:pStyle w:val="Heading3"/>
@@ -710,18 +1099,18 @@
           <wp:inline>
             <wp:extent cx="5334000" cy="4267200"/>
             <wp:effectExtent b="0" l="0" r="0" t="0"/>
-            <wp:docPr descr="United Airlines (UAL) Quarterly Revenue and Net Income (2020-2024)" title="" id="35" name="Picture"/>
+            <wp:docPr descr="United Airlines (UAL) Quarterly Revenue and Net Income (2020-2024)" title="" id="54" name="Picture"/>
             <a:graphic>
               <a:graphicData uri="http://schemas.openxmlformats.org/drawingml/2006/picture">
                 <pic:pic>
                   <pic:nvPicPr>
-                    <pic:cNvPr descr="ual_financial_analysis_files/figure-docx/ual-profitability-1.png" id="36" name="Picture"/>
+                    <pic:cNvPr descr="ual_financial_analysis_files/figure-docx/ual-profitability-1.png" id="55" name="Picture"/>
                     <pic:cNvPicPr>
                       <a:picLocks noChangeArrowheads="1" noChangeAspect="1"/>
                     </pic:cNvPicPr>
                   </pic:nvPicPr>
                   <pic:blipFill>
-                    <a:blip r:embed="rId34"/>
+                    <a:blip r:embed="rId53"/>
                     <a:stretch>
                       <a:fillRect/>
                     </a:stretch>
@@ -756,8 +1145,8 @@
         <w:t xml:space="preserve">United Airlines (UAL) Quarterly Revenue and Net Income (2020-2024)</w:t>
       </w:r>
     </w:p>
-    <w:bookmarkEnd w:id="37"/>
-    <w:bookmarkStart w:id="41" w:name="margin-analysis"/>
+    <w:bookmarkEnd w:id="56"/>
+    <w:bookmarkStart w:id="60" w:name="margin-analysis"/>
     <w:p>
       <w:pPr>
         <w:pStyle w:val="Heading3"/>
@@ -783,18 +1172,18 @@
           <wp:inline>
             <wp:extent cx="5334000" cy="4267200"/>
             <wp:effectExtent b="0" l="0" r="0" t="0"/>
-            <wp:docPr descr="United Airlines (UAL) Quarterly Operating and Net Margins (2020-2024)" title="" id="39" name="Picture"/>
+            <wp:docPr descr="United Airlines (UAL) Quarterly Operating and Net Margins (2020-2024)" title="" id="58" name="Picture"/>
             <a:graphic>
               <a:graphicData uri="http://schemas.openxmlformats.org/drawingml/2006/picture">
                 <pic:pic>
                   <pic:nvPicPr>
-                    <pic:cNvPr descr="ual_financial_analysis_files/figure-docx/ual-margins-1.png" id="40" name="Picture"/>
+                    <pic:cNvPr descr="ual_financial_analysis_files/figure-docx/ual-margins-1.png" id="59" name="Picture"/>
                     <pic:cNvPicPr>
                       <a:picLocks noChangeArrowheads="1" noChangeAspect="1"/>
                     </pic:cNvPicPr>
                   </pic:nvPicPr>
                   <pic:blipFill>
-                    <a:blip r:embed="rId38"/>
+                    <a:blip r:embed="rId57"/>
                     <a:stretch>
                       <a:fillRect/>
                     </a:stretch>
@@ -829,9 +1218,9 @@
         <w:t xml:space="preserve">United Airlines (UAL) Quarterly Operating and Net Margins (2020-2024)</w:t>
       </w:r>
     </w:p>
-    <w:bookmarkEnd w:id="41"/>
-    <w:bookmarkEnd w:id="42"/>
-    <w:bookmarkStart w:id="50" w:name="balance-sheet-health-and-leverage"/>
+    <w:bookmarkEnd w:id="60"/>
+    <w:bookmarkEnd w:id="61"/>
+    <w:bookmarkStart w:id="69" w:name="balance-sheet-health-and-leverage"/>
     <w:p>
       <w:pPr>
         <w:pStyle w:val="Heading2"/>
@@ -857,391 +1246,12 @@
           <wp:inline>
             <wp:extent cx="5334000" cy="4267200"/>
             <wp:effectExtent b="0" l="0" r="0" t="0"/>
-            <wp:docPr descr="United Airlines (UAL) Quarterly Total Assets, Debt and Equity (2020-2024)" title="" id="44" name="Picture"/>
+            <wp:docPr descr="United Airlines (UAL) Quarterly Total Assets, Debt and Equity (2020-2024)" title="" id="63" name="Picture"/>
             <a:graphic>
               <a:graphicData uri="http://schemas.openxmlformats.org/drawingml/2006/picture">
                 <pic:pic>
                   <pic:nvPicPr>
-                    <pic:cNvPr descr="ual_financial_analysis_files/figure-docx/ual-balance-sheet-1.png" id="45" name="Picture"/>
-                    <pic:cNvPicPr>
-                      <a:picLocks noChangeArrowheads="1" noChangeAspect="1"/>
-                    </pic:cNvPicPr>
-                  </pic:nvPicPr>
-                  <pic:blipFill>
-                    <a:blip r:embed="rId43"/>
-                    <a:stretch>
-                      <a:fillRect/>
-                    </a:stretch>
-                  </pic:blipFill>
-                  <pic:spPr bwMode="auto">
-                    <a:xfrm>
-                      <a:off x="0" y="0"/>
-                      <a:ext cx="5334000" cy="4267200"/>
-                    </a:xfrm>
-                    <a:prstGeom prst="rect">
-                      <a:avLst/>
-                    </a:prstGeom>
-                    <a:noFill/>
-                    <a:ln w="9525">
-                      <a:noFill/>
-                      <a:headEnd/>
-                      <a:tailEnd/>
-                    </a:ln>
-                  </pic:spPr>
-                </pic:pic>
-              </a:graphicData>
-            </a:graphic>
-          </wp:inline>
-        </w:drawing>
-      </w:r>
-    </w:p>
-    <w:p>
-      <w:pPr>
-        <w:pStyle w:val="ImageCaption"/>
-      </w:pPr>
-      <w:r>
-        <w:t xml:space="preserve">United Airlines (UAL) Quarterly Total Assets, Debt and Equity (2020-2024)</w:t>
-      </w:r>
-    </w:p>
-    <w:bookmarkStart w:id="49" w:name="debt-to-equity-ratio-trend"/>
-    <w:p>
-      <w:pPr>
-        <w:pStyle w:val="Heading3"/>
-      </w:pPr>
-      <w:r>
-        <w:t xml:space="preserve">4.3.1 Debt-to-Equity Ratio Trend</w:t>
-      </w:r>
-    </w:p>
-    <w:p>
-      <w:pPr>
-        <w:pStyle w:val="FirstParagraph"/>
-      </w:pPr>
-      <w:r>
-        <w:t xml:space="preserve">The evolution of UAL’s capital structure is stark. The Debt-to-Equity ratio (Total Liabilities / Total Equity) peaked in 2022 at over 18, indicating extreme financial risk. However, driven by retained earnings, the equity base has more than doubled from its 2021 low, and the Debt-to-Equity ratio has been systematically reduced to a more manageable, though still high, 4.7 by year-start 2025. This trend of strengthening the balance sheet is a critical component of its long-term strategy.</w:t>
-      </w:r>
-    </w:p>
-    <w:p>
-      <w:pPr>
-        <w:pStyle w:val="CaptionedFigure"/>
-      </w:pPr>
-      <w:r>
-        <w:drawing>
-          <wp:inline>
-            <wp:extent cx="5334000" cy="4267200"/>
-            <wp:effectExtent b="0" l="0" r="0" t="0"/>
-            <wp:docPr descr="United Airlines (UAL) Quarterly Debt-to-Equity Ratio (2020-2024)" title="" id="47" name="Picture"/>
-            <a:graphic>
-              <a:graphicData uri="http://schemas.openxmlformats.org/drawingml/2006/picture">
-                <pic:pic>
-                  <pic:nvPicPr>
-                    <pic:cNvPr descr="ual_financial_analysis_files/figure-docx/ual-debt-equity-1.png" id="48" name="Picture"/>
-                    <pic:cNvPicPr>
-                      <a:picLocks noChangeArrowheads="1" noChangeAspect="1"/>
-                    </pic:cNvPicPr>
-                  </pic:nvPicPr>
-                  <pic:blipFill>
-                    <a:blip r:embed="rId46"/>
-                    <a:stretch>
-                      <a:fillRect/>
-                    </a:stretch>
-                  </pic:blipFill>
-                  <pic:spPr bwMode="auto">
-                    <a:xfrm>
-                      <a:off x="0" y="0"/>
-                      <a:ext cx="5334000" cy="4267200"/>
-                    </a:xfrm>
-                    <a:prstGeom prst="rect">
-                      <a:avLst/>
-                    </a:prstGeom>
-                    <a:noFill/>
-                    <a:ln w="9525">
-                      <a:noFill/>
-                      <a:headEnd/>
-                      <a:tailEnd/>
-                    </a:ln>
-                  </pic:spPr>
-                </pic:pic>
-              </a:graphicData>
-            </a:graphic>
-          </wp:inline>
-        </w:drawing>
-      </w:r>
-    </w:p>
-    <w:p>
-      <w:pPr>
-        <w:pStyle w:val="ImageCaption"/>
-      </w:pPr>
-      <w:r>
-        <w:t xml:space="preserve">United Airlines (UAL) Quarterly Debt-to-Equity Ratio (2020-2024)</w:t>
-      </w:r>
-    </w:p>
-    <w:bookmarkEnd w:id="49"/>
-    <w:bookmarkEnd w:id="50"/>
-    <w:bookmarkStart w:id="58" w:name="cash-flow-quality-and-sustainability"/>
-    <w:p>
-      <w:pPr>
-        <w:pStyle w:val="Heading2"/>
-      </w:pPr>
-      <w:r>
-        <w:t xml:space="preserve">4.4 Cash Flow Quality and Sustainability</w:t>
-      </w:r>
-    </w:p>
-    <w:p>
-      <w:pPr>
-        <w:pStyle w:val="FirstParagraph"/>
-      </w:pPr>
-      <w:r>
-        <w:t xml:space="preserve">A key measure of an airline’s health is its ability to generate cash internally. The comparison between Net Income and Cash from Operating Activities (CFO) reveals the quality of UAL’s earnings.</w:t>
-      </w:r>
-    </w:p>
-    <w:p>
-      <w:pPr>
-        <w:pStyle w:val="BodyText"/>
-      </w:pPr>
-      <w:r>
-        <w:t xml:space="preserve">The data shows a generally positive relationship between earnings and cash flow, particularly in 2022 and 2024 where CFO exceeded net income, a sign of high-quality earnings. However, the negative CFO in 2023, despite positive net income, suggests a significant cash drain from working capital, likely related to the timing of accrued liabilities or a build-up in receivables.</w:t>
-      </w:r>
-    </w:p>
-    <w:p>
-      <w:pPr>
-        <w:pStyle w:val="CaptionedFigure"/>
-      </w:pPr>
-      <w:r>
-        <w:drawing>
-          <wp:inline>
-            <wp:extent cx="5334000" cy="4267200"/>
-            <wp:effectExtent b="0" l="0" r="0" t="0"/>
-            <wp:docPr descr="United Airlines (UAL) Quarterly Net Income and Cash from Operating Activities (2020-2024)" title="" id="52" name="Picture"/>
-            <a:graphic>
-              <a:graphicData uri="http://schemas.openxmlformats.org/drawingml/2006/picture">
-                <pic:pic>
-                  <pic:nvPicPr>
-                    <pic:cNvPr descr="ual_financial_analysis_files/figure-docx/ual-cash-flow-1.png" id="53" name="Picture"/>
-                    <pic:cNvPicPr>
-                      <a:picLocks noChangeArrowheads="1" noChangeAspect="1"/>
-                    </pic:cNvPicPr>
-                  </pic:nvPicPr>
-                  <pic:blipFill>
-                    <a:blip r:embed="rId51"/>
-                    <a:stretch>
-                      <a:fillRect/>
-                    </a:stretch>
-                  </pic:blipFill>
-                  <pic:spPr bwMode="auto">
-                    <a:xfrm>
-                      <a:off x="0" y="0"/>
-                      <a:ext cx="5334000" cy="4267200"/>
-                    </a:xfrm>
-                    <a:prstGeom prst="rect">
-                      <a:avLst/>
-                    </a:prstGeom>
-                    <a:noFill/>
-                    <a:ln w="9525">
-                      <a:noFill/>
-                      <a:headEnd/>
-                      <a:tailEnd/>
-                    </a:ln>
-                  </pic:spPr>
-                </pic:pic>
-              </a:graphicData>
-            </a:graphic>
-          </wp:inline>
-        </w:drawing>
-      </w:r>
-    </w:p>
-    <w:p>
-      <w:pPr>
-        <w:pStyle w:val="ImageCaption"/>
-      </w:pPr>
-      <w:r>
-        <w:t xml:space="preserve">United Airlines (UAL) Quarterly Net Income and Cash from Operating Activities (2020-2024)</w:t>
-      </w:r>
-    </w:p>
-    <w:bookmarkStart w:id="57" w:name="free-cash-flow-trend"/>
-    <w:p>
-      <w:pPr>
-        <w:pStyle w:val="Heading3"/>
-      </w:pPr>
-      <w:r>
-        <w:t xml:space="preserve">4.4.1 Free Cash Flow Trend</w:t>
-      </w:r>
-    </w:p>
-    <w:p>
-      <w:pPr>
-        <w:pStyle w:val="FirstParagraph"/>
-      </w:pPr>
-      <w:r>
-        <w:t xml:space="preserve">The free cash flow (FCF) trend further illustrates the capital-intensive nature of UAL’s business. The negative FCF in most quarters underscores the airline’s heavy investment in fleet modernization and expansion, which is critical for maintaining competitive advantage but also places pressure on liquidity. The consistent negative FCF (except for 2024) highlights its intense capital expenditure cycle, making sustained operational cash generation essential to fund its growth ambitions.</w:t>
-      </w:r>
-    </w:p>
-    <w:p>
-      <w:pPr>
-        <w:pStyle w:val="CaptionedFigure"/>
-      </w:pPr>
-      <w:r>
-        <w:drawing>
-          <wp:inline>
-            <wp:extent cx="5334000" cy="4267200"/>
-            <wp:effectExtent b="0" l="0" r="0" t="0"/>
-            <wp:docPr descr="United Airlines (UAL) Quarterly Free Cash Flow (2020-2024)" title="" id="55" name="Picture"/>
-            <a:graphic>
-              <a:graphicData uri="http://schemas.openxmlformats.org/drawingml/2006/picture">
-                <pic:pic>
-                  <pic:nvPicPr>
-                    <pic:cNvPr descr="ual_financial_analysis_files/figure-docx/ual-fcf-1.png" id="56" name="Picture"/>
-                    <pic:cNvPicPr>
-                      <a:picLocks noChangeArrowheads="1" noChangeAspect="1"/>
-                    </pic:cNvPicPr>
-                  </pic:nvPicPr>
-                  <pic:blipFill>
-                    <a:blip r:embed="rId54"/>
-                    <a:stretch>
-                      <a:fillRect/>
-                    </a:stretch>
-                  </pic:blipFill>
-                  <pic:spPr bwMode="auto">
-                    <a:xfrm>
-                      <a:off x="0" y="0"/>
-                      <a:ext cx="5334000" cy="4267200"/>
-                    </a:xfrm>
-                    <a:prstGeom prst="rect">
-                      <a:avLst/>
-                    </a:prstGeom>
-                    <a:noFill/>
-                    <a:ln w="9525">
-                      <a:noFill/>
-                      <a:headEnd/>
-                      <a:tailEnd/>
-                    </a:ln>
-                  </pic:spPr>
-                </pic:pic>
-              </a:graphicData>
-            </a:graphic>
-          </wp:inline>
-        </w:drawing>
-      </w:r>
-    </w:p>
-    <w:p>
-      <w:pPr>
-        <w:pStyle w:val="ImageCaption"/>
-      </w:pPr>
-      <w:r>
-        <w:t xml:space="preserve">United Airlines (UAL) Quarterly Free Cash Flow (2020-2024)</w:t>
-      </w:r>
-    </w:p>
-    <w:bookmarkEnd w:id="57"/>
-    <w:bookmarkEnd w:id="58"/>
-    <w:bookmarkStart w:id="71" w:name="efficiency-and-performance-ratios"/>
-    <w:p>
-      <w:pPr>
-        <w:pStyle w:val="Heading2"/>
-      </w:pPr>
-      <w:r>
-        <w:t xml:space="preserve">4.5 Efficiency and Performance Ratios</w:t>
-      </w:r>
-    </w:p>
-    <w:p>
-      <w:pPr>
-        <w:pStyle w:val="Heading3"/>
-      </w:pPr>
-      <w:r>
-        <w:t xml:space="preserve">Return on Assets (ROA)</w:t>
-      </w:r>
-    </w:p>
-    <w:p>
-      <w:pPr>
-        <w:pStyle w:val="FirstParagraph"/>
-      </w:pPr>
-      <w:r>
-        <w:t xml:space="preserve">UAL’s Return on Assets (ROA) trajectory highlights the airline’s efficiency in utilizing its asset base to generate profits. The negative ROA during the pandemic years reflects the severe operational challenges faced, while the positive rebound in 2022 and beyond indicates improved asset utilization as travel demand recovered.</w:t>
-      </w:r>
-    </w:p>
-    <w:p>
-      <w:pPr>
-        <w:pStyle w:val="CaptionedFigure"/>
-      </w:pPr>
-      <w:r>
-        <w:drawing>
-          <wp:inline>
-            <wp:extent cx="5334000" cy="4267200"/>
-            <wp:effectExtent b="0" l="0" r="0" t="0"/>
-            <wp:docPr descr="United Airlines (UAL) Quarterly Return on Assets (ROA) (2020-2024)" title="" id="60" name="Picture"/>
-            <a:graphic>
-              <a:graphicData uri="http://schemas.openxmlformats.org/drawingml/2006/picture">
-                <pic:pic>
-                  <pic:nvPicPr>
-                    <pic:cNvPr descr="ual_financial_analysis_files/figure-docx/ual-roa-1.png" id="61" name="Picture"/>
-                    <pic:cNvPicPr>
-                      <a:picLocks noChangeArrowheads="1" noChangeAspect="1"/>
-                    </pic:cNvPicPr>
-                  </pic:nvPicPr>
-                  <pic:blipFill>
-                    <a:blip r:embed="rId59"/>
-                    <a:stretch>
-                      <a:fillRect/>
-                    </a:stretch>
-                  </pic:blipFill>
-                  <pic:spPr bwMode="auto">
-                    <a:xfrm>
-                      <a:off x="0" y="0"/>
-                      <a:ext cx="5334000" cy="4267200"/>
-                    </a:xfrm>
-                    <a:prstGeom prst="rect">
-                      <a:avLst/>
-                    </a:prstGeom>
-                    <a:noFill/>
-                    <a:ln w="9525">
-                      <a:noFill/>
-                      <a:headEnd/>
-                      <a:tailEnd/>
-                    </a:ln>
-                  </pic:spPr>
-                </pic:pic>
-              </a:graphicData>
-            </a:graphic>
-          </wp:inline>
-        </w:drawing>
-      </w:r>
-    </w:p>
-    <w:p>
-      <w:pPr>
-        <w:pStyle w:val="ImageCaption"/>
-      </w:pPr>
-      <w:r>
-        <w:t xml:space="preserve">United Airlines (UAL) Quarterly Return on Assets (ROA) (2020-2024)</w:t>
-      </w:r>
-    </w:p>
-    <w:p>
-      <w:pPr>
-        <w:pStyle w:val="Heading3"/>
-      </w:pPr>
-      <w:r>
-        <w:t xml:space="preserve">ROA = Total Asset Turnover × Profit Margin</w:t>
-      </w:r>
-    </w:p>
-    <w:p>
-      <w:pPr>
-        <w:pStyle w:val="FirstParagraph"/>
-      </w:pPr>
-      <w:r>
-        <w:t xml:space="preserve">ROA decomposition illustrates how UAL’s asset efficiency and profitability jointly influence its overall return on assets. The interplay between these two components highlights the airline’s strategic focus on maximizing both revenue generation and cost management to enhance asset returns.</w:t>
-      </w:r>
-    </w:p>
-    <w:p>
-      <w:pPr>
-        <w:pStyle w:val="CaptionedFigure"/>
-      </w:pPr>
-      <w:r>
-        <w:drawing>
-          <wp:inline>
-            <wp:extent cx="5334000" cy="4267200"/>
-            <wp:effectExtent b="0" l="0" r="0" t="0"/>
-            <wp:docPr descr="United Airlines (UAL) Quarterly ROA Decomposition (2020-2024)" title="" id="63" name="Picture"/>
-            <a:graphic>
-              <a:graphicData uri="http://schemas.openxmlformats.org/drawingml/2006/picture">
-                <pic:pic>
-                  <pic:nvPicPr>
-                    <pic:cNvPr descr="ual_financial_analysis_files/figure-docx/ual-roa-decomposition-1.png" id="64" name="Picture"/>
+                    <pic:cNvPr descr="ual_financial_analysis_files/figure-docx/ual-balance-sheet-1.png" id="64" name="Picture"/>
                     <pic:cNvPicPr>
                       <a:picLocks noChangeArrowheads="1" noChangeAspect="1"/>
                     </pic:cNvPicPr>
@@ -1279,15 +1289,16 @@
         <w:pStyle w:val="ImageCaption"/>
       </w:pPr>
       <w:r>
-        <w:t xml:space="preserve">United Airlines (UAL) Quarterly ROA Decomposition (2020-2024)</w:t>
-      </w:r>
-    </w:p>
+        <w:t xml:space="preserve">United Airlines (UAL) Quarterly Total Assets, Debt and Equity (2020-2024)</w:t>
+      </w:r>
+    </w:p>
+    <w:bookmarkStart w:id="68" w:name="debt-to-equity-ratio-trend"/>
     <w:p>
       <w:pPr>
         <w:pStyle w:val="Heading3"/>
       </w:pPr>
       <w:r>
-        <w:t xml:space="preserve">Return on Equity (ROE)</w:t>
+        <w:t xml:space="preserve">4.3.1 Debt-to-Equity Ratio Trend</w:t>
       </w:r>
     </w:p>
     <w:p>
@@ -1295,7 +1306,7 @@
         <w:pStyle w:val="FirstParagraph"/>
       </w:pPr>
       <w:r>
-        <w:t xml:space="preserve">UAL’s Return on Equity (ROE) pattern closely follows that of ROA, underscoring the airline’s ability to generate shareholder returns from its equity base. The significant dip during the pandemic years is indicative of the financial strain experienced, while the recovery in subsequent years reflects improved profitability and effective equity utilization.</w:t>
+        <w:t xml:space="preserve">The evolution of UAL’s capital structure is stark. The Debt-to-Equity ratio (Total Liabilities / Total Equity) peaked in 2022 at over 18, indicating extreme financial risk. However, driven by retained earnings, the equity base has more than doubled from its 2021 low, and the Debt-to-Equity ratio has been systematically reduced to a more manageable, though still high, 4.7 by year-start 2025. This trend of strengthening the balance sheet is a critical component of its long-term strategy.</w:t>
       </w:r>
     </w:p>
     <w:p>
@@ -1307,12 +1318,12 @@
           <wp:inline>
             <wp:extent cx="5334000" cy="4267200"/>
             <wp:effectExtent b="0" l="0" r="0" t="0"/>
-            <wp:docPr descr="United Airlines (UAL) Quarterly Return on Equity (ROE) (2020-2024)" title="" id="66" name="Picture"/>
+            <wp:docPr descr="United Airlines (UAL) Quarterly Debt-to-Equity Ratio (2020-2024)" title="" id="66" name="Picture"/>
             <a:graphic>
               <a:graphicData uri="http://schemas.openxmlformats.org/drawingml/2006/picture">
                 <pic:pic>
                   <pic:nvPicPr>
-                    <pic:cNvPr descr="ual_financial_analysis_files/figure-docx/ual-roe-1.png" id="67" name="Picture"/>
+                    <pic:cNvPr descr="ual_financial_analysis_files/figure-docx/ual-debt-equity-1.png" id="67" name="Picture"/>
                     <pic:cNvPicPr>
                       <a:picLocks noChangeArrowheads="1" noChangeAspect="1"/>
                     </pic:cNvPicPr>
@@ -1350,15 +1361,18 @@
         <w:pStyle w:val="ImageCaption"/>
       </w:pPr>
       <w:r>
-        <w:t xml:space="preserve">United Airlines (UAL) Quarterly Return on Equity (ROE) (2020-2024)</w:t>
-      </w:r>
-    </w:p>
-    <w:p>
-      <w:pPr>
-        <w:pStyle w:val="Heading3"/>
-      </w:pPr>
-      <w:r>
-        <w:t xml:space="preserve">ROE = ROA × Capital Structure Leverage × Common Earnings Leverage</w:t>
+        <w:t xml:space="preserve">United Airlines (UAL) Quarterly Debt-to-Equity Ratio (2020-2024)</w:t>
+      </w:r>
+    </w:p>
+    <w:bookmarkEnd w:id="68"/>
+    <w:bookmarkEnd w:id="69"/>
+    <w:bookmarkStart w:id="77" w:name="cash-flow-quality-and-sustainability"/>
+    <w:p>
+      <w:pPr>
+        <w:pStyle w:val="Heading2"/>
+      </w:pPr>
+      <w:r>
+        <w:t xml:space="preserve">4.4 Cash Flow Quality and Sustainability</w:t>
       </w:r>
     </w:p>
     <w:p>
@@ -1366,7 +1380,15 @@
         <w:pStyle w:val="FirstParagraph"/>
       </w:pPr>
       <w:r>
-        <w:t xml:space="preserve">Decomposing ROE into its constituent parts provides a nuanced understanding of how UAL generates returns for its shareholders. The interaction between operational efficiency (ROA), financial leverage (Capital Structure Leverage), and earnings quality (Common Earnings Leverage) reveals the multifaceted approach UAL employs to enhance shareholder value.</w:t>
+        <w:t xml:space="preserve">A key measure of an airline’s health is its ability to generate cash internally. The comparison between Net Income and Cash from Operating Activities (CFO) reveals the quality of UAL’s earnings.</w:t>
+      </w:r>
+    </w:p>
+    <w:p>
+      <w:pPr>
+        <w:pStyle w:val="BodyText"/>
+      </w:pPr>
+      <w:r>
+        <w:t xml:space="preserve">The data shows a generally positive relationship between earnings and cash flow, particularly in 2022 and 2024 where CFO exceeded net income, a sign of high-quality earnings. However, the negative CFO in 2023, despite positive net income, suggests a significant cash drain from working capital, likely related to the timing of accrued liabilities or a build-up in receivables.</w:t>
       </w:r>
     </w:p>
     <w:p>
@@ -1376,129 +1398,20 @@
       <w:r>
         <w:drawing>
           <wp:inline>
-            <wp:extent cx="5334000" cy="3200400"/>
+            <wp:extent cx="5334000" cy="4267200"/>
             <wp:effectExtent b="0" l="0" r="0" t="0"/>
-            <wp:docPr descr="United Airlines (UAL) Quarterly ROE Decomposition (2020-2024)" title="" id="69" name="Picture"/>
+            <wp:docPr descr="United Airlines (UAL) Quarterly Net Income and Cash from Operating Activities (2020-2024)" title="" id="71" name="Picture"/>
             <a:graphic>
               <a:graphicData uri="http://schemas.openxmlformats.org/drawingml/2006/picture">
                 <pic:pic>
                   <pic:nvPicPr>
-                    <pic:cNvPr descr="ual_financial_analysis_files/figure-docx/ual-roe-decomposition-1.png" id="70" name="Picture"/>
+                    <pic:cNvPr descr="ual_financial_analysis_files/figure-docx/ual-cash-flow-1.png" id="72" name="Picture"/>
                     <pic:cNvPicPr>
                       <a:picLocks noChangeArrowheads="1" noChangeAspect="1"/>
                     </pic:cNvPicPr>
                   </pic:nvPicPr>
                   <pic:blipFill>
-                    <a:blip r:embed="rId68"/>
-                    <a:stretch>
-                      <a:fillRect/>
-                    </a:stretch>
-                  </pic:blipFill>
-                  <pic:spPr bwMode="auto">
-                    <a:xfrm>
-                      <a:off x="0" y="0"/>
-                      <a:ext cx="5334000" cy="3200400"/>
-                    </a:xfrm>
-                    <a:prstGeom prst="rect">
-                      <a:avLst/>
-                    </a:prstGeom>
-                    <a:noFill/>
-                    <a:ln w="9525">
-                      <a:noFill/>
-                      <a:headEnd/>
-                      <a:tailEnd/>
-                    </a:ln>
-                  </pic:spPr>
-                </pic:pic>
-              </a:graphicData>
-            </a:graphic>
-          </wp:inline>
-        </w:drawing>
-      </w:r>
-    </w:p>
-    <w:p>
-      <w:pPr>
-        <w:pStyle w:val="ImageCaption"/>
-      </w:pPr>
-      <w:r>
-        <w:t xml:space="preserve">United Airlines (UAL) Quarterly ROE Decomposition (2020-2024)</w:t>
-      </w:r>
-    </w:p>
-    <w:bookmarkEnd w:id="71"/>
-    <w:bookmarkStart w:id="72" w:name="summary"/>
-    <w:p>
-      <w:pPr>
-        <w:pStyle w:val="Heading2"/>
-      </w:pPr>
-      <w:r>
-        <w:t xml:space="preserve">4.6 Summary</w:t>
-      </w:r>
-    </w:p>
-    <w:p>
-      <w:pPr>
-        <w:pStyle w:val="FirstParagraph"/>
-      </w:pPr>
-      <w:r>
-        <w:t xml:space="preserve">In summary, United Airlines has demonstrated a robust recovery from the pandemic-induced downturn, marked by a strong rebound in revenue and a return to profitability. The airline’s strategic focus on premium travel segments has paid off, enabling it to achieve healthy operating margins. However, the balance sheet remains highly leveraged, and the capital-intensive nature of the business continues to pressure free cash flow. Moving forward, UAL’s ability to sustain operational cash generation while managing its debt levels will be critical to its long-term financial health and competitive positioning in the evolving airline industry.</w:t>
-      </w:r>
-    </w:p>
-    <w:bookmarkEnd w:id="72"/>
-    <w:bookmarkEnd w:id="73"/>
-    <w:bookmarkStart w:id="117" w:name="jetblue-jblu-financial-analysis"/>
-    <w:p>
-      <w:pPr>
-        <w:pStyle w:val="Heading1"/>
-      </w:pPr>
-      <w:r>
-        <w:t xml:space="preserve">5. JetBlue (JBLU) Financial Analysis</w:t>
-      </w:r>
-    </w:p>
-    <w:p>
-      <w:pPr>
-        <w:pStyle w:val="FirstParagraph"/>
-      </w:pPr>
-      <w:r>
-        <w:t xml:space="preserve">JetBlue Airways occupies a competitive space between legacy carriers and ultra-low-cost operators. Analyzing its financial statements is crucial for understanding the strategic challenges and opportunities for airlines with this hybrid model. This section provides a time-series analysis of JetBlue’s key financial metrics, tracing its performance against the backdrop of an evolving industry.</w:t>
-      </w:r>
-    </w:p>
-    <w:bookmarkStart w:id="77" w:name="market-capitalization"/>
-    <w:p>
-      <w:pPr>
-        <w:pStyle w:val="Heading2"/>
-      </w:pPr>
-      <w:r>
-        <w:t xml:space="preserve">5.1 Market Capitalization</w:t>
-      </w:r>
-    </w:p>
-    <w:p>
-      <w:pPr>
-        <w:pStyle w:val="FirstParagraph"/>
-      </w:pPr>
-      <w:r>
-        <w:t xml:space="preserve">JetBlue’s market capitalization trajectory from 2020 to 2024 reflects the broader industry’s volatility and recovery. The initial sharp decline in early 2020 corresponds with the onset of the COVID-19 pandemic, which severely impacted air travel demand. However, unlike some competitors, JetBlue’s market cap did not recover to pre-pandemic levels by 2024, indicating ongoing challenges in regaining investor confidence amid competitive pressures and operational hurdles.</w:t>
-      </w:r>
-    </w:p>
-    <w:p>
-      <w:pPr>
-        <w:pStyle w:val="CaptionedFigure"/>
-      </w:pPr>
-      <w:r>
-        <w:drawing>
-          <wp:inline>
-            <wp:extent cx="5334000" cy="4267200"/>
-            <wp:effectExtent b="0" l="0" r="0" t="0"/>
-            <wp:docPr descr="JetBlue (JBLU) Historical Market Capitalization (2020-2024)" title="" id="75" name="Picture"/>
-            <a:graphic>
-              <a:graphicData uri="http://schemas.openxmlformats.org/drawingml/2006/picture">
-                <pic:pic>
-                  <pic:nvPicPr>
-                    <pic:cNvPr descr="jblu_financial_analysis_files/figure-docx/jblu-mkt-cap-1.png" id="76" name="Picture"/>
-                    <pic:cNvPicPr>
-                      <a:picLocks noChangeArrowheads="1" noChangeAspect="1"/>
-                    </pic:cNvPicPr>
-                  </pic:nvPicPr>
-                  <pic:blipFill>
-                    <a:blip r:embed="rId74"/>
+                    <a:blip r:embed="rId70"/>
                     <a:stretch>
                       <a:fillRect/>
                     </a:stretch>
@@ -1530,26 +1443,16 @@
         <w:pStyle w:val="ImageCaption"/>
       </w:pPr>
       <w:r>
-        <w:t xml:space="preserve">JetBlue (JBLU) Historical Market Capitalization (2020-2024)</w:t>
-      </w:r>
-    </w:p>
-    <w:bookmarkEnd w:id="77"/>
-    <w:bookmarkStart w:id="82" w:name="income-statement-overview"/>
-    <w:p>
-      <w:pPr>
-        <w:pStyle w:val="Heading2"/>
-      </w:pPr>
-      <w:r>
-        <w:t xml:space="preserve">5.2 Income Statement Overview</w:t>
-      </w:r>
-    </w:p>
-    <w:bookmarkStart w:id="81" w:name="profitability-analysis-1"/>
+        <w:t xml:space="preserve">United Airlines (UAL) Quarterly Net Income and Cash from Operating Activities (2020-2024)</w:t>
+      </w:r>
+    </w:p>
+    <w:bookmarkStart w:id="76" w:name="free-cash-flow-trend"/>
     <w:p>
       <w:pPr>
         <w:pStyle w:val="Heading3"/>
       </w:pPr>
       <w:r>
-        <w:t xml:space="preserve">5.2.1 Profitability Analysis</w:t>
+        <w:t xml:space="preserve">4.4.1 Free Cash Flow Trend</w:t>
       </w:r>
     </w:p>
     <w:p>
@@ -1557,7 +1460,7 @@
         <w:pStyle w:val="FirstParagraph"/>
       </w:pPr>
       <w:r>
-        <w:t xml:space="preserve">JetBlue’s path to profitability has been significantly more challenging than that of its larger peers. While revenue has recovered, consistent bottom-line performance remains elusive.</w:t>
+        <w:t xml:space="preserve">The free cash flow (FCF) trend further illustrates the capital-intensive nature of UAL’s business. The negative FCF in most quarters underscores the airline’s heavy investment in fleet modernization and expansion, which is critical for maintaining competitive advantage but also places pressure on liquidity. The consistent negative FCF (except for 2024) highlights its intense capital expenditure cycle, making sustained operational cash generation essential to fund its growth ambitions.</w:t>
       </w:r>
     </w:p>
     <w:p>
@@ -1569,12 +1472,94 @@
           <wp:inline>
             <wp:extent cx="5334000" cy="4267200"/>
             <wp:effectExtent b="0" l="0" r="0" t="0"/>
-            <wp:docPr descr="JetBlue (JBLU) Quarterly Revenue and Net Income (2020-2024)" title="" id="79" name="Picture"/>
+            <wp:docPr descr="United Airlines (UAL) Quarterly Free Cash Flow (2020-2024)" title="" id="74" name="Picture"/>
             <a:graphic>
               <a:graphicData uri="http://schemas.openxmlformats.org/drawingml/2006/picture">
                 <pic:pic>
                   <pic:nvPicPr>
-                    <pic:cNvPr descr="jblu_financial_analysis_files/figure-docx/jblu-profitability-1.png" id="80" name="Picture"/>
+                    <pic:cNvPr descr="ual_financial_analysis_files/figure-docx/ual-fcf-1.png" id="75" name="Picture"/>
+                    <pic:cNvPicPr>
+                      <a:picLocks noChangeArrowheads="1" noChangeAspect="1"/>
+                    </pic:cNvPicPr>
+                  </pic:nvPicPr>
+                  <pic:blipFill>
+                    <a:blip r:embed="rId73"/>
+                    <a:stretch>
+                      <a:fillRect/>
+                    </a:stretch>
+                  </pic:blipFill>
+                  <pic:spPr bwMode="auto">
+                    <a:xfrm>
+                      <a:off x="0" y="0"/>
+                      <a:ext cx="5334000" cy="4267200"/>
+                    </a:xfrm>
+                    <a:prstGeom prst="rect">
+                      <a:avLst/>
+                    </a:prstGeom>
+                    <a:noFill/>
+                    <a:ln w="9525">
+                      <a:noFill/>
+                      <a:headEnd/>
+                      <a:tailEnd/>
+                    </a:ln>
+                  </pic:spPr>
+                </pic:pic>
+              </a:graphicData>
+            </a:graphic>
+          </wp:inline>
+        </w:drawing>
+      </w:r>
+    </w:p>
+    <w:p>
+      <w:pPr>
+        <w:pStyle w:val="ImageCaption"/>
+      </w:pPr>
+      <w:r>
+        <w:t xml:space="preserve">United Airlines (UAL) Quarterly Free Cash Flow (2020-2024)</w:t>
+      </w:r>
+    </w:p>
+    <w:bookmarkEnd w:id="76"/>
+    <w:bookmarkEnd w:id="77"/>
+    <w:bookmarkStart w:id="90" w:name="efficiency-and-performance-ratios"/>
+    <w:p>
+      <w:pPr>
+        <w:pStyle w:val="Heading2"/>
+      </w:pPr>
+      <w:r>
+        <w:t xml:space="preserve">4.5 Efficiency and Performance Ratios</w:t>
+      </w:r>
+    </w:p>
+    <w:p>
+      <w:pPr>
+        <w:pStyle w:val="Heading3"/>
+      </w:pPr>
+      <w:r>
+        <w:t xml:space="preserve">Return on Assets (ROA)</w:t>
+      </w:r>
+    </w:p>
+    <w:p>
+      <w:pPr>
+        <w:pStyle w:val="FirstParagraph"/>
+      </w:pPr>
+      <w:r>
+        <w:t xml:space="preserve">UAL’s Return on Assets (ROA) trajectory highlights the airline’s efficiency in utilizing its asset base to generate profits. The negative ROA during the pandemic years reflects the severe operational challenges faced, while the positive rebound in 2022 and beyond indicates improved asset utilization as travel demand recovered.</w:t>
+      </w:r>
+    </w:p>
+    <w:p>
+      <w:pPr>
+        <w:pStyle w:val="CaptionedFigure"/>
+      </w:pPr>
+      <w:r>
+        <w:drawing>
+          <wp:inline>
+            <wp:extent cx="5334000" cy="4267200"/>
+            <wp:effectExtent b="0" l="0" r="0" t="0"/>
+            <wp:docPr descr="United Airlines (UAL) Quarterly Return on Assets (ROA) (2020-2024)" title="" id="79" name="Picture"/>
+            <a:graphic>
+              <a:graphicData uri="http://schemas.openxmlformats.org/drawingml/2006/picture">
+                <pic:pic>
+                  <pic:nvPicPr>
+                    <pic:cNvPr descr="ual_financial_analysis_files/figure-docx/ual-roa-1.png" id="80" name="Picture"/>
                     <pic:cNvPicPr>
                       <a:picLocks noChangeArrowheads="1" noChangeAspect="1"/>
                     </pic:cNvPicPr>
@@ -1612,18 +1597,15 @@
         <w:pStyle w:val="ImageCaption"/>
       </w:pPr>
       <w:r>
-        <w:t xml:space="preserve">JetBlue (JBLU) Quarterly Revenue and Net Income (2020-2024)</w:t>
-      </w:r>
-    </w:p>
-    <w:bookmarkEnd w:id="81"/>
-    <w:bookmarkEnd w:id="82"/>
-    <w:bookmarkStart w:id="86" w:name="margin-analysis-1"/>
-    <w:p>
-      <w:pPr>
-        <w:pStyle w:val="Heading2"/>
-      </w:pPr>
-      <w:r>
-        <w:t xml:space="preserve">5.3 Margin Analysis</w:t>
+        <w:t xml:space="preserve">United Airlines (UAL) Quarterly Return on Assets (ROA) (2020-2024)</w:t>
+      </w:r>
+    </w:p>
+    <w:p>
+      <w:pPr>
+        <w:pStyle w:val="Heading3"/>
+      </w:pPr>
+      <w:r>
+        <w:t xml:space="preserve">ROA = Total Asset Turnover × Profit Margin</w:t>
       </w:r>
     </w:p>
     <w:p>
@@ -1631,7 +1613,7 @@
         <w:pStyle w:val="FirstParagraph"/>
       </w:pPr>
       <w:r>
-        <w:t xml:space="preserve">JetBlue’s recovery trajectory has been fraught with volatility. After a brief return to a small operating and net profit in 2022, the airline slipped back into losses in 2023 and continued to post a net loss in 2024. This persistent margin weakness suggests structural cost pressures, potentially from an uncompetitive labor cost structure or an inefficient route network that faces intense competition from both legacy carriers on premium routes and ultra-low-cost carriers on leisure routes, leaving JetBlue caught in the middle.</w:t>
+        <w:t xml:space="preserve">ROA decomposition illustrates how UAL’s asset efficiency and profitability jointly influence its overall return on assets. The interplay between these two components highlights the airline’s strategic focus on maximizing both revenue generation and cost management to enhance asset returns.</w:t>
       </w:r>
     </w:p>
     <w:p>
@@ -1643,18 +1625,18 @@
           <wp:inline>
             <wp:extent cx="5334000" cy="4267200"/>
             <wp:effectExtent b="0" l="0" r="0" t="0"/>
-            <wp:docPr descr="JetBlue (JBLU) Quarterly Operating and Net Margins (2020-2024)" title="" id="84" name="Picture"/>
+            <wp:docPr descr="United Airlines (UAL) Quarterly ROA Decomposition (2020-2024)" title="" id="82" name="Picture"/>
             <a:graphic>
               <a:graphicData uri="http://schemas.openxmlformats.org/drawingml/2006/picture">
                 <pic:pic>
                   <pic:nvPicPr>
-                    <pic:cNvPr descr="jblu_financial_analysis_files/figure-docx/jblu-margins-1.png" id="85" name="Picture"/>
+                    <pic:cNvPr descr="ual_financial_analysis_files/figure-docx/ual-roa-decomposition-1.png" id="83" name="Picture"/>
                     <pic:cNvPicPr>
                       <a:picLocks noChangeArrowheads="1" noChangeAspect="1"/>
                     </pic:cNvPicPr>
                   </pic:nvPicPr>
                   <pic:blipFill>
-                    <a:blip r:embed="rId83"/>
+                    <a:blip r:embed="rId81"/>
                     <a:stretch>
                       <a:fillRect/>
                     </a:stretch>
@@ -1686,17 +1668,15 @@
         <w:pStyle w:val="ImageCaption"/>
       </w:pPr>
       <w:r>
-        <w:t xml:space="preserve">JetBlue (JBLU) Quarterly Operating and Net Margins (2020-2024)</w:t>
-      </w:r>
-    </w:p>
-    <w:bookmarkEnd w:id="86"/>
-    <w:bookmarkStart w:id="94" w:name="balance-sheet-health-and-leverage-1"/>
-    <w:p>
-      <w:pPr>
-        <w:pStyle w:val="Heading2"/>
-      </w:pPr>
-      <w:r>
-        <w:t xml:space="preserve">5.4 Balance Sheet Health and Leverage</w:t>
+        <w:t xml:space="preserve">United Airlines (UAL) Quarterly ROA Decomposition (2020-2024)</w:t>
+      </w:r>
+    </w:p>
+    <w:p>
+      <w:pPr>
+        <w:pStyle w:val="Heading3"/>
+      </w:pPr>
+      <w:r>
+        <w:t xml:space="preserve">Return on Equity (ROE)</w:t>
       </w:r>
     </w:p>
     <w:p>
@@ -1704,7 +1684,7 @@
         <w:pStyle w:val="FirstParagraph"/>
       </w:pPr>
       <w:r>
-        <w:t xml:space="preserve">JetBlue’s struggle with profitability is reflected in its deteriorating balance sheet health, marked by rising debt levels.</w:t>
+        <w:t xml:space="preserve">UAL’s Return on Equity (ROE) pattern closely follows that of ROA, underscoring the airline’s ability to generate shareholder returns from its equity base. The significant dip during the pandemic years is indicative of the financial strain experienced, while the recovery in subsequent years reflects improved profitability and effective equity utilization.</w:t>
       </w:r>
     </w:p>
     <w:p>
@@ -1716,18 +1696,18 @@
           <wp:inline>
             <wp:extent cx="5334000" cy="4267200"/>
             <wp:effectExtent b="0" l="0" r="0" t="0"/>
-            <wp:docPr descr="JetBlue (JBLU) Quarterly Total Assets, Debt and Equity (2020-2024)" title="" id="88" name="Picture"/>
+            <wp:docPr descr="United Airlines (UAL) Quarterly Return on Equity (ROE) (2020-2024)" title="" id="85" name="Picture"/>
             <a:graphic>
               <a:graphicData uri="http://schemas.openxmlformats.org/drawingml/2006/picture">
                 <pic:pic>
                   <pic:nvPicPr>
-                    <pic:cNvPr descr="jblu_financial_analysis_files/figure-docx/jblu-balance-sheet-1.png" id="89" name="Picture"/>
+                    <pic:cNvPr descr="ual_financial_analysis_files/figure-docx/ual-roe-1.png" id="86" name="Picture"/>
                     <pic:cNvPicPr>
                       <a:picLocks noChangeArrowheads="1" noChangeAspect="1"/>
                     </pic:cNvPicPr>
                   </pic:nvPicPr>
                   <pic:blipFill>
-                    <a:blip r:embed="rId87"/>
+                    <a:blip r:embed="rId84"/>
                     <a:stretch>
                       <a:fillRect/>
                     </a:stretch>
@@ -1759,16 +1739,15 @@
         <w:pStyle w:val="ImageCaption"/>
       </w:pPr>
       <w:r>
-        <w:t xml:space="preserve">JetBlue (JBLU) Quarterly Total Assets, Debt and Equity (2020-2024)</w:t>
-      </w:r>
-    </w:p>
-    <w:bookmarkStart w:id="93" w:name="debt-to-equity-ratio-trend-1"/>
+        <w:t xml:space="preserve">United Airlines (UAL) Quarterly Return on Equity (ROE) (2020-2024)</w:t>
+      </w:r>
+    </w:p>
     <w:p>
       <w:pPr>
         <w:pStyle w:val="Heading3"/>
       </w:pPr>
       <w:r>
-        <w:t xml:space="preserve">5.4.1 Debt-to-Equity Ratio Trend</w:t>
+        <w:t xml:space="preserve">ROE = ROA × Capital Structure Leverage × Common Earnings Leverage</w:t>
       </w:r>
     </w:p>
     <w:p>
@@ -1776,7 +1755,7 @@
         <w:pStyle w:val="FirstParagraph"/>
       </w:pPr>
       <w:r>
-        <w:t xml:space="preserve">JetBlue’s financial stability has weakened considerably over the five-year period. While the Net Debt to Equity ratio briefly improved in 2021, it has since escalated dramatically, reaching 5x by the end of 2024. This trend is a direct result of equity erosion from persistent net losses and an increase in net debt to fund operations and investments. Such high leverage poses a significant financial risk and constrains the company’s strategic flexibility.</w:t>
+        <w:t xml:space="preserve">Decomposing ROE into its constituent parts provides a nuanced understanding of how UAL generates returns for its shareholders. The interaction between operational efficiency (ROA), financial leverage (Capital Structure Leverage), and earnings quality (Common Earnings Leverage) reveals the multifaceted approach UAL employs to enhance shareholder value.</w:t>
       </w:r>
     </w:p>
     <w:p>
@@ -1786,20 +1765,129 @@
       <w:r>
         <w:drawing>
           <wp:inline>
-            <wp:extent cx="5334000" cy="4267200"/>
+            <wp:extent cx="5334000" cy="3200400"/>
             <wp:effectExtent b="0" l="0" r="0" t="0"/>
-            <wp:docPr descr="JetBlue (JBLU) Quarterly Debt-to-Equity Ratio (2020-2024)" title="" id="91" name="Picture"/>
+            <wp:docPr descr="United Airlines (UAL) Quarterly ROE Decomposition (2020-2024)" title="" id="88" name="Picture"/>
             <a:graphic>
               <a:graphicData uri="http://schemas.openxmlformats.org/drawingml/2006/picture">
                 <pic:pic>
                   <pic:nvPicPr>
-                    <pic:cNvPr descr="jblu_financial_analysis_files/figure-docx/jblu-debt-equity-1.png" id="92" name="Picture"/>
+                    <pic:cNvPr descr="ual_financial_analysis_files/figure-docx/ual-roe-decomposition-1.png" id="89" name="Picture"/>
                     <pic:cNvPicPr>
                       <a:picLocks noChangeArrowheads="1" noChangeAspect="1"/>
                     </pic:cNvPicPr>
                   </pic:nvPicPr>
                   <pic:blipFill>
-                    <a:blip r:embed="rId90"/>
+                    <a:blip r:embed="rId87"/>
+                    <a:stretch>
+                      <a:fillRect/>
+                    </a:stretch>
+                  </pic:blipFill>
+                  <pic:spPr bwMode="auto">
+                    <a:xfrm>
+                      <a:off x="0" y="0"/>
+                      <a:ext cx="5334000" cy="3200400"/>
+                    </a:xfrm>
+                    <a:prstGeom prst="rect">
+                      <a:avLst/>
+                    </a:prstGeom>
+                    <a:noFill/>
+                    <a:ln w="9525">
+                      <a:noFill/>
+                      <a:headEnd/>
+                      <a:tailEnd/>
+                    </a:ln>
+                  </pic:spPr>
+                </pic:pic>
+              </a:graphicData>
+            </a:graphic>
+          </wp:inline>
+        </w:drawing>
+      </w:r>
+    </w:p>
+    <w:p>
+      <w:pPr>
+        <w:pStyle w:val="ImageCaption"/>
+      </w:pPr>
+      <w:r>
+        <w:t xml:space="preserve">United Airlines (UAL) Quarterly ROE Decomposition (2020-2024)</w:t>
+      </w:r>
+    </w:p>
+    <w:bookmarkEnd w:id="90"/>
+    <w:bookmarkStart w:id="91" w:name="summary"/>
+    <w:p>
+      <w:pPr>
+        <w:pStyle w:val="Heading2"/>
+      </w:pPr>
+      <w:r>
+        <w:t xml:space="preserve">4.6 Summary</w:t>
+      </w:r>
+    </w:p>
+    <w:p>
+      <w:pPr>
+        <w:pStyle w:val="FirstParagraph"/>
+      </w:pPr>
+      <w:r>
+        <w:t xml:space="preserve">In summary, United Airlines has demonstrated a robust recovery from the pandemic-induced downturn, marked by a strong rebound in revenue and a return to profitability. The airline’s strategic focus on premium travel segments has paid off, enabling it to achieve healthy operating margins. However, the balance sheet remains highly leveraged, and the capital-intensive nature of the business continues to pressure free cash flow. Moving forward, UAL’s ability to sustain operational cash generation while managing its debt levels will be critical to its long-term financial health and competitive positioning in the evolving airline industry.</w:t>
+      </w:r>
+    </w:p>
+    <w:bookmarkEnd w:id="91"/>
+    <w:bookmarkEnd w:id="92"/>
+    <w:bookmarkStart w:id="136" w:name="jetblue-jblu-financial-analysis"/>
+    <w:p>
+      <w:pPr>
+        <w:pStyle w:val="Heading1"/>
+      </w:pPr>
+      <w:r>
+        <w:t xml:space="preserve">5. JetBlue (JBLU) Financial Analysis</w:t>
+      </w:r>
+    </w:p>
+    <w:p>
+      <w:pPr>
+        <w:pStyle w:val="FirstParagraph"/>
+      </w:pPr>
+      <w:r>
+        <w:t xml:space="preserve">JetBlue Airways occupies a competitive space between legacy carriers and ultra-low-cost operators. Analyzing its financial statements is crucial for understanding the strategic challenges and opportunities for airlines with this hybrid model. This section provides a time-series analysis of JetBlue’s key financial metrics, tracing its performance against the backdrop of an evolving industry.</w:t>
+      </w:r>
+    </w:p>
+    <w:bookmarkStart w:id="96" w:name="market-capitalization"/>
+    <w:p>
+      <w:pPr>
+        <w:pStyle w:val="Heading2"/>
+      </w:pPr>
+      <w:r>
+        <w:t xml:space="preserve">5.1 Market Capitalization</w:t>
+      </w:r>
+    </w:p>
+    <w:p>
+      <w:pPr>
+        <w:pStyle w:val="FirstParagraph"/>
+      </w:pPr>
+      <w:r>
+        <w:t xml:space="preserve">JetBlue’s market capitalization trajectory from 2020 to 2024 reflects the broader industry’s volatility and recovery. The initial sharp decline in early 2020 corresponds with the onset of the COVID-19 pandemic, which severely impacted air travel demand. However, unlike some competitors, JetBlue’s market cap did not recover to pre-pandemic levels by 2024, indicating ongoing challenges in regaining investor confidence amid competitive pressures and operational hurdles.</w:t>
+      </w:r>
+    </w:p>
+    <w:p>
+      <w:pPr>
+        <w:pStyle w:val="CaptionedFigure"/>
+      </w:pPr>
+      <w:r>
+        <w:drawing>
+          <wp:inline>
+            <wp:extent cx="5334000" cy="4267200"/>
+            <wp:effectExtent b="0" l="0" r="0" t="0"/>
+            <wp:docPr descr="JetBlue (JBLU) Historical Market Capitalization (2020-2024)" title="" id="94" name="Picture"/>
+            <a:graphic>
+              <a:graphicData uri="http://schemas.openxmlformats.org/drawingml/2006/picture">
+                <pic:pic>
+                  <pic:nvPicPr>
+                    <pic:cNvPr descr="jblu_financial_analysis_files/figure-docx/jblu-mkt-cap-1.png" id="95" name="Picture"/>
+                    <pic:cNvPicPr>
+                      <a:picLocks noChangeArrowheads="1" noChangeAspect="1"/>
+                    </pic:cNvPicPr>
+                  </pic:nvPicPr>
+                  <pic:blipFill>
+                    <a:blip r:embed="rId93"/>
                     <a:stretch>
                       <a:fillRect/>
                     </a:stretch>
@@ -1831,18 +1919,26 @@
         <w:pStyle w:val="ImageCaption"/>
       </w:pPr>
       <w:r>
-        <w:t xml:space="preserve">JetBlue (JBLU) Quarterly Debt-to-Equity Ratio (2020-2024)</w:t>
-      </w:r>
-    </w:p>
-    <w:bookmarkEnd w:id="93"/>
-    <w:bookmarkEnd w:id="94"/>
-    <w:bookmarkStart w:id="102" w:name="cash-flow-qjbluity-and-sustainability"/>
+        <w:t xml:space="preserve">JetBlue (JBLU) Historical Market Capitalization (2020-2024)</w:t>
+      </w:r>
+    </w:p>
+    <w:bookmarkEnd w:id="96"/>
+    <w:bookmarkStart w:id="101" w:name="income-statement-overview"/>
     <w:p>
       <w:pPr>
         <w:pStyle w:val="Heading2"/>
       </w:pPr>
       <w:r>
-        <w:t xml:space="preserve">5.5 Cash Flow Qjbluity and Sustainability</w:t>
+        <w:t xml:space="preserve">5.2 Income Statement Overview</w:t>
+      </w:r>
+    </w:p>
+    <w:bookmarkStart w:id="100" w:name="profitability-analysis-1"/>
+    <w:p>
+      <w:pPr>
+        <w:pStyle w:val="Heading3"/>
+      </w:pPr>
+      <w:r>
+        <w:t xml:space="preserve">5.2.1 Profitability Analysis</w:t>
       </w:r>
     </w:p>
     <w:p>
@@ -1850,15 +1946,7 @@
         <w:pStyle w:val="FirstParagraph"/>
       </w:pPr>
       <w:r>
-        <w:t xml:space="preserve">JetBlue’s cash flow statement further highlights its operational challenges, showing a disconnect between reported earnings and actjblu cash generation.</w:t>
-      </w:r>
-    </w:p>
-    <w:p>
-      <w:pPr>
-        <w:pStyle w:val="BodyText"/>
-      </w:pPr>
-      <w:r>
-        <w:t xml:space="preserve">The pattern is concerning: in years with net losses (2020, 2021, 2023, 2024), cash from operations was also negative, and often worse than the reported loss. This indicates that non-cash charges like depreciation were not sufficient to offset cash drains from operations.</w:t>
+        <w:t xml:space="preserve">JetBlue’s path to profitability has been significantly more challenging than that of its larger peers. While revenue has recovered, consistent bottom-line performance remains elusive.</w:t>
       </w:r>
     </w:p>
     <w:p>
@@ -1870,18 +1958,18 @@
           <wp:inline>
             <wp:extent cx="5334000" cy="4267200"/>
             <wp:effectExtent b="0" l="0" r="0" t="0"/>
-            <wp:docPr descr="JetBlue (JBLU) Quarterly Net Income and Cash from Operating Activities (2020-2024)" title="" id="96" name="Picture"/>
+            <wp:docPr descr="JetBlue (JBLU) Quarterly Revenue and Net Income (2020-2024)" title="" id="98" name="Picture"/>
             <a:graphic>
               <a:graphicData uri="http://schemas.openxmlformats.org/drawingml/2006/picture">
                 <pic:pic>
                   <pic:nvPicPr>
-                    <pic:cNvPr descr="jblu_financial_analysis_files/figure-docx/jblu-cash-flow-1.png" id="97" name="Picture"/>
+                    <pic:cNvPr descr="jblu_financial_analysis_files/figure-docx/jblu-profitability-1.png" id="99" name="Picture"/>
                     <pic:cNvPicPr>
                       <a:picLocks noChangeArrowheads="1" noChangeAspect="1"/>
                     </pic:cNvPicPr>
                   </pic:nvPicPr>
                   <pic:blipFill>
-                    <a:blip r:embed="rId95"/>
+                    <a:blip r:embed="rId97"/>
                     <a:stretch>
                       <a:fillRect/>
                     </a:stretch>
@@ -1913,16 +2001,18 @@
         <w:pStyle w:val="ImageCaption"/>
       </w:pPr>
       <w:r>
-        <w:t xml:space="preserve">JetBlue (JBLU) Quarterly Net Income and Cash from Operating Activities (2020-2024)</w:t>
-      </w:r>
-    </w:p>
-    <w:bookmarkStart w:id="101" w:name="free-cash-flow-trend-1"/>
-    <w:p>
-      <w:pPr>
-        <w:pStyle w:val="Heading3"/>
-      </w:pPr>
-      <w:r>
-        <w:t xml:space="preserve">5.5.1 Free Cash Flow Trend</w:t>
+        <w:t xml:space="preserve">JetBlue (JBLU) Quarterly Revenue and Net Income (2020-2024)</w:t>
+      </w:r>
+    </w:p>
+    <w:bookmarkEnd w:id="100"/>
+    <w:bookmarkEnd w:id="101"/>
+    <w:bookmarkStart w:id="105" w:name="margin-analysis-1"/>
+    <w:p>
+      <w:pPr>
+        <w:pStyle w:val="Heading2"/>
+      </w:pPr>
+      <w:r>
+        <w:t xml:space="preserve">5.3 Margin Analysis</w:t>
       </w:r>
     </w:p>
     <w:p>
@@ -1930,7 +2020,7 @@
         <w:pStyle w:val="FirstParagraph"/>
       </w:pPr>
       <w:r>
-        <w:t xml:space="preserve">Furthermore, JetBlue’s free cash flow has been consistently and deeply negative over the periods. This inability to generate positive free cash flow underscores a critical lack of financial flexibility and a dependency on external financing to fund its capital expenditures.</w:t>
+        <w:t xml:space="preserve">JetBlue’s recovery trajectory has been fraught with volatility. After a brief return to a small operating and net profit in 2022, the airline slipped back into losses in 2023 and continued to post a net loss in 2024. This persistent margin weakness suggests structural cost pressures, potentially from an uncompetitive labor cost structure or an inefficient route network that faces intense competition from both legacy carriers on premium routes and ultra-low-cost carriers on leisure routes, leaving JetBlue caught in the middle.</w:t>
       </w:r>
     </w:p>
     <w:p>
@@ -1942,18 +2032,18 @@
           <wp:inline>
             <wp:extent cx="5334000" cy="4267200"/>
             <wp:effectExtent b="0" l="0" r="0" t="0"/>
-            <wp:docPr descr="JetBlue (JBLU) Quarterly Free Cash Flow (2020-2024)" title="" id="99" name="Picture"/>
+            <wp:docPr descr="JetBlue (JBLU) Quarterly Operating and Net Margins (2020-2024)" title="" id="103" name="Picture"/>
             <a:graphic>
               <a:graphicData uri="http://schemas.openxmlformats.org/drawingml/2006/picture">
                 <pic:pic>
                   <pic:nvPicPr>
-                    <pic:cNvPr descr="jblu_financial_analysis_files/figure-docx/jblu-fcf-1.png" id="100" name="Picture"/>
+                    <pic:cNvPr descr="jblu_financial_analysis_files/figure-docx/jblu-margins-1.png" id="104" name="Picture"/>
                     <pic:cNvPicPr>
                       <a:picLocks noChangeArrowheads="1" noChangeAspect="1"/>
                     </pic:cNvPicPr>
                   </pic:nvPicPr>
                   <pic:blipFill>
-                    <a:blip r:embed="rId98"/>
+                    <a:blip r:embed="rId102"/>
                     <a:stretch>
                       <a:fillRect/>
                     </a:stretch>
@@ -1985,26 +2075,17 @@
         <w:pStyle w:val="ImageCaption"/>
       </w:pPr>
       <w:r>
-        <w:t xml:space="preserve">JetBlue (JBLU) Quarterly Free Cash Flow (2020-2024)</w:t>
-      </w:r>
-    </w:p>
-    <w:bookmarkEnd w:id="101"/>
-    <w:bookmarkEnd w:id="102"/>
-    <w:bookmarkStart w:id="115" w:name="efficiency-and-performance-ratios-1"/>
+        <w:t xml:space="preserve">JetBlue (JBLU) Quarterly Operating and Net Margins (2020-2024)</w:t>
+      </w:r>
+    </w:p>
+    <w:bookmarkEnd w:id="105"/>
+    <w:bookmarkStart w:id="113" w:name="balance-sheet-health-and-leverage-1"/>
     <w:p>
       <w:pPr>
         <w:pStyle w:val="Heading2"/>
       </w:pPr>
       <w:r>
-        <w:t xml:space="preserve">5.6 Efficiency and Performance Ratios</w:t>
-      </w:r>
-    </w:p>
-    <w:p>
-      <w:pPr>
-        <w:pStyle w:val="Heading3"/>
-      </w:pPr>
-      <w:r>
-        <w:t xml:space="preserve">Return on Assets (ROA)</w:t>
+        <w:t xml:space="preserve">5.4 Balance Sheet Health and Leverage</w:t>
       </w:r>
     </w:p>
     <w:p>
@@ -2012,7 +2093,7 @@
         <w:pStyle w:val="FirstParagraph"/>
       </w:pPr>
       <w:r>
-        <w:t xml:space="preserve">JBLU’s Return on Assets (ROA) has been highly volatile from 2020 to 2024, reflecting the airline’s struggle to generate consistent profits amid fluctuating demand and operational challenges. The ROA dipped into negative territory during the peak pandemic years, with only brief recoveries in between. This inconsistency highlights the difficulties JetBlue faces in efficiently utilizing its asset base to generate earnings.</w:t>
+        <w:t xml:space="preserve">JetBlue’s struggle with profitability is reflected in its deteriorating balance sheet health, marked by rising debt levels.</w:t>
       </w:r>
     </w:p>
     <w:p>
@@ -2024,83 +2105,12 @@
           <wp:inline>
             <wp:extent cx="5334000" cy="4267200"/>
             <wp:effectExtent b="0" l="0" r="0" t="0"/>
-            <wp:docPr descr="JetBlue (JBLU) Quarterly Return on Assets (ROA) (2020-2024)" title="" id="104" name="Picture"/>
+            <wp:docPr descr="JetBlue (JBLU) Quarterly Total Assets, Debt and Equity (2020-2024)" title="" id="107" name="Picture"/>
             <a:graphic>
               <a:graphicData uri="http://schemas.openxmlformats.org/drawingml/2006/picture">
                 <pic:pic>
                   <pic:nvPicPr>
-                    <pic:cNvPr descr="jblu_financial_analysis_files/figure-docx/jblu-roa-1.png" id="105" name="Picture"/>
-                    <pic:cNvPicPr>
-                      <a:picLocks noChangeArrowheads="1" noChangeAspect="1"/>
-                    </pic:cNvPicPr>
-                  </pic:nvPicPr>
-                  <pic:blipFill>
-                    <a:blip r:embed="rId103"/>
-                    <a:stretch>
-                      <a:fillRect/>
-                    </a:stretch>
-                  </pic:blipFill>
-                  <pic:spPr bwMode="auto">
-                    <a:xfrm>
-                      <a:off x="0" y="0"/>
-                      <a:ext cx="5334000" cy="4267200"/>
-                    </a:xfrm>
-                    <a:prstGeom prst="rect">
-                      <a:avLst/>
-                    </a:prstGeom>
-                    <a:noFill/>
-                    <a:ln w="9525">
-                      <a:noFill/>
-                      <a:headEnd/>
-                      <a:tailEnd/>
-                    </a:ln>
-                  </pic:spPr>
-                </pic:pic>
-              </a:graphicData>
-            </a:graphic>
-          </wp:inline>
-        </w:drawing>
-      </w:r>
-    </w:p>
-    <w:p>
-      <w:pPr>
-        <w:pStyle w:val="ImageCaption"/>
-      </w:pPr>
-      <w:r>
-        <w:t xml:space="preserve">JetBlue (JBLU) Quarterly Return on Assets (ROA) (2020-2024)</w:t>
-      </w:r>
-    </w:p>
-    <w:p>
-      <w:pPr>
-        <w:pStyle w:val="Heading3"/>
-      </w:pPr>
-      <w:r>
-        <w:t xml:space="preserve">ROA = Total Asset Turnover × Profit Margin</w:t>
-      </w:r>
-    </w:p>
-    <w:p>
-      <w:pPr>
-        <w:pStyle w:val="FirstParagraph"/>
-      </w:pPr>
-      <w:r>
-        <w:t xml:space="preserve">The decomposition of ROA into Total Asset Turnover and Profit Margin provides insights into the drivers behind JetBlue’s asset efficiency. The airline’s low and fluctuating profit margins have been a significant drag on ROA, despite relatively stable asset turnover ratios. This indicates that while JetBlue can generate revenue from its assets, its ability to convert that revenue into profit remains a critical challenge.</w:t>
-      </w:r>
-    </w:p>
-    <w:p>
-      <w:pPr>
-        <w:pStyle w:val="CaptionedFigure"/>
-      </w:pPr>
-      <w:r>
-        <w:drawing>
-          <wp:inline>
-            <wp:extent cx="5334000" cy="4267200"/>
-            <wp:effectExtent b="0" l="0" r="0" t="0"/>
-            <wp:docPr descr="JetBlue (JBLU) Quarterly ROA Decomposition (2020-2024)" title="" id="107" name="Picture"/>
-            <a:graphic>
-              <a:graphicData uri="http://schemas.openxmlformats.org/drawingml/2006/picture">
-                <pic:pic>
-                  <pic:nvPicPr>
-                    <pic:cNvPr descr="jblu_financial_analysis_files/figure-docx/jblu-roa-decomposition-1.png" id="108" name="Picture"/>
+                    <pic:cNvPr descr="jblu_financial_analysis_files/figure-docx/jblu-balance-sheet-1.png" id="108" name="Picture"/>
                     <pic:cNvPicPr>
                       <a:picLocks noChangeArrowheads="1" noChangeAspect="1"/>
                     </pic:cNvPicPr>
@@ -2138,15 +2148,16 @@
         <w:pStyle w:val="ImageCaption"/>
       </w:pPr>
       <w:r>
-        <w:t xml:space="preserve">JetBlue (JBLU) Quarterly ROA Decomposition (2020-2024)</w:t>
-      </w:r>
-    </w:p>
+        <w:t xml:space="preserve">JetBlue (JBLU) Quarterly Total Assets, Debt and Equity (2020-2024)</w:t>
+      </w:r>
+    </w:p>
+    <w:bookmarkStart w:id="112" w:name="debt-to-equity-ratio-trend-1"/>
     <w:p>
       <w:pPr>
         <w:pStyle w:val="Heading3"/>
       </w:pPr>
       <w:r>
-        <w:t xml:space="preserve">Return on Equity (ROE)</w:t>
+        <w:t xml:space="preserve">5.4.1 Debt-to-Equity Ratio Trend</w:t>
       </w:r>
     </w:p>
     <w:p>
@@ -2154,7 +2165,7 @@
         <w:pStyle w:val="FirstParagraph"/>
       </w:pPr>
       <w:r>
-        <w:t xml:space="preserve">JBLU’s Return on Equity (ROE) has mirrored its ROA trends, with significant fluctuations and periods of negative returns. The airline’s ROE has been particularly affected by its equity erosion due to sustained losses, leading to a challenging environment for shareholders. The negative ROE in several quarters underscores the difficulties JetBlue faces in delivering value to its equity investors.</w:t>
+        <w:t xml:space="preserve">JetBlue’s financial stability has weakened considerably over the five-year period. While the Net Debt to Equity ratio briefly improved in 2021, it has since escalated dramatically, reaching 5x by the end of 2024. This trend is a direct result of equity erosion from persistent net losses and an increase in net debt to fund operations and investments. Such high leverage poses a significant financial risk and constrains the company’s strategic flexibility.</w:t>
       </w:r>
     </w:p>
     <w:p>
@@ -2166,12 +2177,12 @@
           <wp:inline>
             <wp:extent cx="5334000" cy="4267200"/>
             <wp:effectExtent b="0" l="0" r="0" t="0"/>
-            <wp:docPr descr="JetBlue (JBLU) Quarterly Return on Equity (ROE) (2020-2024)" title="" id="110" name="Picture"/>
+            <wp:docPr descr="JetBlue (JBLU) Quarterly Debt-to-Equity Ratio (2020-2024)" title="" id="110" name="Picture"/>
             <a:graphic>
               <a:graphicData uri="http://schemas.openxmlformats.org/drawingml/2006/picture">
                 <pic:pic>
                   <pic:nvPicPr>
-                    <pic:cNvPr descr="jblu_financial_analysis_files/figure-docx/jblu-roe-1.png" id="111" name="Picture"/>
+                    <pic:cNvPr descr="jblu_financial_analysis_files/figure-docx/jblu-debt-equity-1.png" id="111" name="Picture"/>
                     <pic:cNvPicPr>
                       <a:picLocks noChangeArrowheads="1" noChangeAspect="1"/>
                     </pic:cNvPicPr>
@@ -2209,15 +2220,18 @@
         <w:pStyle w:val="ImageCaption"/>
       </w:pPr>
       <w:r>
-        <w:t xml:space="preserve">JetBlue (JBLU) Quarterly Return on Equity (ROE) (2020-2024)</w:t>
-      </w:r>
-    </w:p>
-    <w:p>
-      <w:pPr>
-        <w:pStyle w:val="Heading3"/>
-      </w:pPr>
-      <w:r>
-        <w:t xml:space="preserve">ROE = ROA × Capital Structure Leverage × Common Earnings Leverage</w:t>
+        <w:t xml:space="preserve">JetBlue (JBLU) Quarterly Debt-to-Equity Ratio (2020-2024)</w:t>
+      </w:r>
+    </w:p>
+    <w:bookmarkEnd w:id="112"/>
+    <w:bookmarkEnd w:id="113"/>
+    <w:bookmarkStart w:id="121" w:name="cash-flow-qjbluity-and-sustainability"/>
+    <w:p>
+      <w:pPr>
+        <w:pStyle w:val="Heading2"/>
+      </w:pPr>
+      <w:r>
+        <w:t xml:space="preserve">5.5 Cash Flow Qjbluity and Sustainability</w:t>
       </w:r>
     </w:p>
     <w:p>
@@ -2225,7 +2239,15 @@
         <w:pStyle w:val="FirstParagraph"/>
       </w:pPr>
       <w:r>
-        <w:t xml:space="preserve">The decomposition of ROE into its constituent components reveals the multifaceted challenges JetBlue faces in delivering shareholder value. The airline’s low ROA, combined with high leverage ratios, has amplified the negative impact on ROE. This analysis underscores the critical need for JetBlue to improve its operational efficiency and profitability while managing its capital structure prudently to enhance returns for equity investors.</w:t>
+        <w:t xml:space="preserve">JetBlue’s cash flow statement further highlights its operational challenges, showing a disconnect between reported earnings and actjblu cash generation.</w:t>
+      </w:r>
+    </w:p>
+    <w:p>
+      <w:pPr>
+        <w:pStyle w:val="BodyText"/>
+      </w:pPr>
+      <w:r>
+        <w:t xml:space="preserve">The pattern is concerning: in years with net losses (2020, 2021, 2023, 2024), cash from operations was also negative, and often worse than the reported loss. This indicates that non-cash charges like depreciation were not sufficient to offset cash drains from operations.</w:t>
       </w:r>
     </w:p>
     <w:p>
@@ -2235,129 +2257,20 @@
       <w:r>
         <w:drawing>
           <wp:inline>
-            <wp:extent cx="5334000" cy="3200400"/>
+            <wp:extent cx="5334000" cy="4267200"/>
             <wp:effectExtent b="0" l="0" r="0" t="0"/>
-            <wp:docPr descr="JetBlue (JBLU) Quarterly ROE Decomposition (2020-2024)" title="" id="113" name="Picture"/>
+            <wp:docPr descr="JetBlue (JBLU) Quarterly Net Income and Cash from Operating Activities (2020-2024)" title="" id="115" name="Picture"/>
             <a:graphic>
               <a:graphicData uri="http://schemas.openxmlformats.org/drawingml/2006/picture">
                 <pic:pic>
                   <pic:nvPicPr>
-                    <pic:cNvPr descr="jblu_financial_analysis_files/figure-docx/jblu-roe-decomposition-1.png" id="114" name="Picture"/>
+                    <pic:cNvPr descr="jblu_financial_analysis_files/figure-docx/jblu-cash-flow-1.png" id="116" name="Picture"/>
                     <pic:cNvPicPr>
                       <a:picLocks noChangeArrowheads="1" noChangeAspect="1"/>
                     </pic:cNvPicPr>
                   </pic:nvPicPr>
                   <pic:blipFill>
-                    <a:blip r:embed="rId112"/>
-                    <a:stretch>
-                      <a:fillRect/>
-                    </a:stretch>
-                  </pic:blipFill>
-                  <pic:spPr bwMode="auto">
-                    <a:xfrm>
-                      <a:off x="0" y="0"/>
-                      <a:ext cx="5334000" cy="3200400"/>
-                    </a:xfrm>
-                    <a:prstGeom prst="rect">
-                      <a:avLst/>
-                    </a:prstGeom>
-                    <a:noFill/>
-                    <a:ln w="9525">
-                      <a:noFill/>
-                      <a:headEnd/>
-                      <a:tailEnd/>
-                    </a:ln>
-                  </pic:spPr>
-                </pic:pic>
-              </a:graphicData>
-            </a:graphic>
-          </wp:inline>
-        </w:drawing>
-      </w:r>
-    </w:p>
-    <w:p>
-      <w:pPr>
-        <w:pStyle w:val="ImageCaption"/>
-      </w:pPr>
-      <w:r>
-        <w:t xml:space="preserve">JetBlue (JBLU) Quarterly ROE Decomposition (2020-2024)</w:t>
-      </w:r>
-    </w:p>
-    <w:bookmarkEnd w:id="115"/>
-    <w:bookmarkStart w:id="116" w:name="summary-1"/>
-    <w:p>
-      <w:pPr>
-        <w:pStyle w:val="Heading2"/>
-      </w:pPr>
-      <w:r>
-        <w:t xml:space="preserve">5.7 Summary</w:t>
-      </w:r>
-    </w:p>
-    <w:p>
-      <w:pPr>
-        <w:pStyle w:val="FirstParagraph"/>
-      </w:pPr>
-      <w:r>
-        <w:t xml:space="preserve">In summary, JetBlue’s financial analysis from 2020 to 2024 reveals a company grappling with the dual challenges of recovering from a severe industry downturn while trying to establish a sustainable and profitable business model. The airline’s inability to consistently generate profits, coupled with a deteriorating balance sheet and negative cash flows, raises significant concerns about its long-term viability without substantial strategic changes. JetBlue’s hybrid model, while offering some competitive advantages, appears to be a liability in a market increasingly polarized between low-cost and full-service carriers. Addressing these financial and operational challenges will be critical for JetBlue to regain its footing in the competitive U.S. airline landscape.</w:t>
-      </w:r>
-    </w:p>
-    <w:bookmarkEnd w:id="116"/>
-    <w:bookmarkEnd w:id="117"/>
-    <w:bookmarkStart w:id="161" w:name="skywest-skyw-financial-analysis"/>
-    <w:p>
-      <w:pPr>
-        <w:pStyle w:val="Heading1"/>
-      </w:pPr>
-      <w:r>
-        <w:t xml:space="preserve">6. SkyWest (SKYW) Financial Analysis</w:t>
-      </w:r>
-    </w:p>
-    <w:p>
-      <w:pPr>
-        <w:pStyle w:val="FirstParagraph"/>
-      </w:pPr>
-      <w:r>
-        <w:t xml:space="preserve">SkyWest, Inc. operates under a unique and resilient business model as a regional carrier, providing flight services under contract for major airline partners like SkyWest. This structure insulates it from certain risks, such as direct fuel price and ticketing volatility, that mainline carriers face. Its financial performance, therefore, offers a distinct and valuable perspective on the U.S. airline sector. This section will analyze SkyWest’s financial statements from 2020 through the end of fiscal year 2024.</w:t>
-      </w:r>
-    </w:p>
-    <w:bookmarkStart w:id="121" w:name="market-capitalization-trend"/>
-    <w:p>
-      <w:pPr>
-        <w:pStyle w:val="Heading2"/>
-      </w:pPr>
-      <w:r>
-        <w:t xml:space="preserve">6.1 Market Capitalization Trend</w:t>
-      </w:r>
-    </w:p>
-    <w:p>
-      <w:pPr>
-        <w:pStyle w:val="FirstParagraph"/>
-      </w:pPr>
-      <w:r>
-        <w:t xml:space="preserve">SkyWest’s market capitalization trajectory from 2020 to 2024 reflects its resilience and strategic positioning in the airline industry. The company’s market cap experienced a significant dip during the initial phase of the COVID-19 pandemic in early 2020, mirroring the broader industry downturn. However, unlike many mainline carriers, SkyWest’s recovery was relatively swift and steady, underscoring the strength of its regional carrier model and its contracts with major airlines.</w:t>
-      </w:r>
-    </w:p>
-    <w:p>
-      <w:pPr>
-        <w:pStyle w:val="CaptionedFigure"/>
-      </w:pPr>
-      <w:r>
-        <w:drawing>
-          <wp:inline>
-            <wp:extent cx="5334000" cy="4267200"/>
-            <wp:effectExtent b="0" l="0" r="0" t="0"/>
-            <wp:docPr descr="SkyWest (SKYW) Historical Market Capitalization (2020-2024)" title="" id="119" name="Picture"/>
-            <a:graphic>
-              <a:graphicData uri="http://schemas.openxmlformats.org/drawingml/2006/picture">
-                <pic:pic>
-                  <pic:nvPicPr>
-                    <pic:cNvPr descr="skyw_financial_analysis_files/figure-docx/skyw-mkt-cap-1.png" id="120" name="Picture"/>
-                    <pic:cNvPicPr>
-                      <a:picLocks noChangeArrowheads="1" noChangeAspect="1"/>
-                    </pic:cNvPicPr>
-                  </pic:nvPicPr>
-                  <pic:blipFill>
-                    <a:blip r:embed="rId118"/>
+                    <a:blip r:embed="rId114"/>
                     <a:stretch>
                       <a:fillRect/>
                     </a:stretch>
@@ -2389,26 +2302,16 @@
         <w:pStyle w:val="ImageCaption"/>
       </w:pPr>
       <w:r>
-        <w:t xml:space="preserve">SkyWest (SKYW) Historical Market Capitalization (2020-2024)</w:t>
-      </w:r>
-    </w:p>
-    <w:bookmarkEnd w:id="121"/>
-    <w:bookmarkStart w:id="130" w:name="income-statement-and-profitability"/>
-    <w:p>
-      <w:pPr>
-        <w:pStyle w:val="Heading2"/>
-      </w:pPr>
-      <w:r>
-        <w:t xml:space="preserve">6.2 Income Statement and Profitability</w:t>
-      </w:r>
-    </w:p>
-    <w:bookmarkStart w:id="125" w:name="profitability-analysis-2"/>
+        <w:t xml:space="preserve">JetBlue (JBLU) Quarterly Net Income and Cash from Operating Activities (2020-2024)</w:t>
+      </w:r>
+    </w:p>
+    <w:bookmarkStart w:id="120" w:name="free-cash-flow-trend-1"/>
     <w:p>
       <w:pPr>
         <w:pStyle w:val="Heading3"/>
       </w:pPr>
       <w:r>
-        <w:t xml:space="preserve">6.2.1 Profitability Analysis</w:t>
+        <w:t xml:space="preserve">5.5.1 Free Cash Flow Trend</w:t>
       </w:r>
     </w:p>
     <w:p>
@@ -2416,7 +2319,7 @@
         <w:pStyle w:val="FirstParagraph"/>
       </w:pPr>
       <w:r>
-        <w:t xml:space="preserve">SkyWest’s capacity-purchase business model provides a foundation for more stable and predictable revenue streams compared to its mainline counterparts.</w:t>
+        <w:t xml:space="preserve">Furthermore, JetBlue’s free cash flow has been consistently and deeply negative over the periods. This inability to generate positive free cash flow underscores a critical lack of financial flexibility and a dependency on external financing to fund its capital expenditures.</w:t>
       </w:r>
     </w:p>
     <w:p>
@@ -2428,12 +2331,94 @@
           <wp:inline>
             <wp:extent cx="5334000" cy="4267200"/>
             <wp:effectExtent b="0" l="0" r="0" t="0"/>
-            <wp:docPr descr="SkyWest (SKYW) Quarterly Revenue and Net Income (2020-2024)" title="" id="123" name="Picture"/>
+            <wp:docPr descr="JetBlue (JBLU) Quarterly Free Cash Flow (2020-2024)" title="" id="118" name="Picture"/>
             <a:graphic>
               <a:graphicData uri="http://schemas.openxmlformats.org/drawingml/2006/picture">
                 <pic:pic>
                   <pic:nvPicPr>
-                    <pic:cNvPr descr="skyw_financial_analysis_files/figure-docx/skyw-profitability-1.png" id="124" name="Picture"/>
+                    <pic:cNvPr descr="jblu_financial_analysis_files/figure-docx/jblu-fcf-1.png" id="119" name="Picture"/>
+                    <pic:cNvPicPr>
+                      <a:picLocks noChangeArrowheads="1" noChangeAspect="1"/>
+                    </pic:cNvPicPr>
+                  </pic:nvPicPr>
+                  <pic:blipFill>
+                    <a:blip r:embed="rId117"/>
+                    <a:stretch>
+                      <a:fillRect/>
+                    </a:stretch>
+                  </pic:blipFill>
+                  <pic:spPr bwMode="auto">
+                    <a:xfrm>
+                      <a:off x="0" y="0"/>
+                      <a:ext cx="5334000" cy="4267200"/>
+                    </a:xfrm>
+                    <a:prstGeom prst="rect">
+                      <a:avLst/>
+                    </a:prstGeom>
+                    <a:noFill/>
+                    <a:ln w="9525">
+                      <a:noFill/>
+                      <a:headEnd/>
+                      <a:tailEnd/>
+                    </a:ln>
+                  </pic:spPr>
+                </pic:pic>
+              </a:graphicData>
+            </a:graphic>
+          </wp:inline>
+        </w:drawing>
+      </w:r>
+    </w:p>
+    <w:p>
+      <w:pPr>
+        <w:pStyle w:val="ImageCaption"/>
+      </w:pPr>
+      <w:r>
+        <w:t xml:space="preserve">JetBlue (JBLU) Quarterly Free Cash Flow (2020-2024)</w:t>
+      </w:r>
+    </w:p>
+    <w:bookmarkEnd w:id="120"/>
+    <w:bookmarkEnd w:id="121"/>
+    <w:bookmarkStart w:id="134" w:name="efficiency-and-performance-ratios-1"/>
+    <w:p>
+      <w:pPr>
+        <w:pStyle w:val="Heading2"/>
+      </w:pPr>
+      <w:r>
+        <w:t xml:space="preserve">5.6 Efficiency and Performance Ratios</w:t>
+      </w:r>
+    </w:p>
+    <w:p>
+      <w:pPr>
+        <w:pStyle w:val="Heading3"/>
+      </w:pPr>
+      <w:r>
+        <w:t xml:space="preserve">Return on Assets (ROA)</w:t>
+      </w:r>
+    </w:p>
+    <w:p>
+      <w:pPr>
+        <w:pStyle w:val="FirstParagraph"/>
+      </w:pPr>
+      <w:r>
+        <w:t xml:space="preserve">JBLU’s Return on Assets (ROA) has been highly volatile from 2020 to 2024, reflecting the airline’s struggle to generate consistent profits amid fluctuating demand and operational challenges. The ROA dipped into negative territory during the peak pandemic years, with only brief recoveries in between. This inconsistency highlights the difficulties JetBlue faces in efficiently utilizing its asset base to generate earnings.</w:t>
+      </w:r>
+    </w:p>
+    <w:p>
+      <w:pPr>
+        <w:pStyle w:val="CaptionedFigure"/>
+      </w:pPr>
+      <w:r>
+        <w:drawing>
+          <wp:inline>
+            <wp:extent cx="5334000" cy="4267200"/>
+            <wp:effectExtent b="0" l="0" r="0" t="0"/>
+            <wp:docPr descr="JetBlue (JBLU) Quarterly Return on Assets (ROA) (2020-2024)" title="" id="123" name="Picture"/>
+            <a:graphic>
+              <a:graphicData uri="http://schemas.openxmlformats.org/drawingml/2006/picture">
+                <pic:pic>
+                  <pic:nvPicPr>
+                    <pic:cNvPr descr="jblu_financial_analysis_files/figure-docx/jblu-roa-1.png" id="124" name="Picture"/>
                     <pic:cNvPicPr>
                       <a:picLocks noChangeArrowheads="1" noChangeAspect="1"/>
                     </pic:cNvPicPr>
@@ -2471,17 +2456,15 @@
         <w:pStyle w:val="ImageCaption"/>
       </w:pPr>
       <w:r>
-        <w:t xml:space="preserve">SkyWest (SKYW) Quarterly Revenue and Net Income (2020-2024)</w:t>
-      </w:r>
-    </w:p>
-    <w:bookmarkEnd w:id="125"/>
-    <w:bookmarkStart w:id="129" w:name="margin-analysis-2"/>
+        <w:t xml:space="preserve">JetBlue (JBLU) Quarterly Return on Assets (ROA) (2020-2024)</w:t>
+      </w:r>
+    </w:p>
     <w:p>
       <w:pPr>
         <w:pStyle w:val="Heading3"/>
       </w:pPr>
       <w:r>
-        <w:t xml:space="preserve">6.2.2 Margin Analysis</w:t>
+        <w:t xml:space="preserve">ROA = Total Asset Turnover × Profit Margin</w:t>
       </w:r>
     </w:p>
     <w:p>
@@ -2489,7 +2472,7 @@
         <w:pStyle w:val="FirstParagraph"/>
       </w:pPr>
       <w:r>
-        <w:t xml:space="preserve">SkyWest’s profitability demonstrates remarkable consistency despite industry-wide turmoil. The stability of its results stems from its capacity purchase agreements with major carriers. These fixed-fee and cost-plus contracts largely insulate SkyWest from passenger demand risk and fuel price volatility, which are the primary sources of margin volatility for mainline carriers. While it posted modest losses in 2020 and 2022, it maintained positive operating income in other years, culminating in a very strong 15% operating margin in 2024.</w:t>
+        <w:t xml:space="preserve">The decomposition of ROA into Total Asset Turnover and Profit Margin provides insights into the drivers behind JetBlue’s asset efficiency. The airline’s low and fluctuating profit margins have been a significant drag on ROA, despite relatively stable asset turnover ratios. This indicates that while JetBlue can generate revenue from its assets, its ability to convert that revenue into profit remains a critical challenge.</w:t>
       </w:r>
     </w:p>
     <w:p>
@@ -2501,18 +2484,18 @@
           <wp:inline>
             <wp:extent cx="5334000" cy="4267200"/>
             <wp:effectExtent b="0" l="0" r="0" t="0"/>
-            <wp:docPr descr="SkyWest (SKYW) Quarterly Operating and Net Margins (2020-2024)" title="" id="127" name="Picture"/>
+            <wp:docPr descr="JetBlue (JBLU) Quarterly ROA Decomposition (2020-2024)" title="" id="126" name="Picture"/>
             <a:graphic>
               <a:graphicData uri="http://schemas.openxmlformats.org/drawingml/2006/picture">
                 <pic:pic>
                   <pic:nvPicPr>
-                    <pic:cNvPr descr="skyw_financial_analysis_files/figure-docx/skyw-margins-1.png" id="128" name="Picture"/>
+                    <pic:cNvPr descr="jblu_financial_analysis_files/figure-docx/jblu-roa-decomposition-1.png" id="127" name="Picture"/>
                     <pic:cNvPicPr>
                       <a:picLocks noChangeArrowheads="1" noChangeAspect="1"/>
                     </pic:cNvPicPr>
                   </pic:nvPicPr>
                   <pic:blipFill>
-                    <a:blip r:embed="rId126"/>
+                    <a:blip r:embed="rId125"/>
                     <a:stretch>
                       <a:fillRect/>
                     </a:stretch>
@@ -2544,18 +2527,15 @@
         <w:pStyle w:val="ImageCaption"/>
       </w:pPr>
       <w:r>
-        <w:t xml:space="preserve">SkyWest (SKYW) Quarterly Operating and Net Margins (2020-2024)</w:t>
-      </w:r>
-    </w:p>
-    <w:bookmarkEnd w:id="129"/>
-    <w:bookmarkEnd w:id="130"/>
-    <w:bookmarkStart w:id="138" w:name="balance-sheet-health-and-leverage-2"/>
-    <w:p>
-      <w:pPr>
-        <w:pStyle w:val="Heading2"/>
-      </w:pPr>
-      <w:r>
-        <w:t xml:space="preserve">6.3 Balance Sheet Health and Leverage</w:t>
+        <w:t xml:space="preserve">JetBlue (JBLU) Quarterly ROA Decomposition (2020-2024)</w:t>
+      </w:r>
+    </w:p>
+    <w:p>
+      <w:pPr>
+        <w:pStyle w:val="Heading3"/>
+      </w:pPr>
+      <w:r>
+        <w:t xml:space="preserve">Return on Equity (ROE)</w:t>
       </w:r>
     </w:p>
     <w:p>
@@ -2563,7 +2543,7 @@
         <w:pStyle w:val="FirstParagraph"/>
       </w:pPr>
       <w:r>
-        <w:t xml:space="preserve">A core strength of SkyWest is its conservative financial management, resulting in a robust and low-leverage balance sheet.</w:t>
+        <w:t xml:space="preserve">JBLU’s Return on Equity (ROE) has mirrored its ROA trends, with significant fluctuations and periods of negative returns. The airline’s ROE has been particularly affected by its equity erosion due to sustained losses, leading to a challenging environment for shareholders. The negative ROE in several quarters underscores the difficulties JetBlue faces in delivering value to its equity investors.</w:t>
       </w:r>
     </w:p>
     <w:p>
@@ -2575,18 +2555,18 @@
           <wp:inline>
             <wp:extent cx="5334000" cy="4267200"/>
             <wp:effectExtent b="0" l="0" r="0" t="0"/>
-            <wp:docPr descr="SkyWest (SKYW) Quarterly Total Assets, Debt and Equity (2020-2024)" title="" id="132" name="Picture"/>
+            <wp:docPr descr="JetBlue (JBLU) Quarterly Return on Equity (ROE) (2020-2024)" title="" id="129" name="Picture"/>
             <a:graphic>
               <a:graphicData uri="http://schemas.openxmlformats.org/drawingml/2006/picture">
                 <pic:pic>
                   <pic:nvPicPr>
-                    <pic:cNvPr descr="skyw_financial_analysis_files/figure-docx/skyw-balance-sheet-1.png" id="133" name="Picture"/>
+                    <pic:cNvPr descr="jblu_financial_analysis_files/figure-docx/jblu-roe-1.png" id="130" name="Picture"/>
                     <pic:cNvPicPr>
                       <a:picLocks noChangeArrowheads="1" noChangeAspect="1"/>
                     </pic:cNvPicPr>
                   </pic:nvPicPr>
                   <pic:blipFill>
-                    <a:blip r:embed="rId131"/>
+                    <a:blip r:embed="rId128"/>
                     <a:stretch>
                       <a:fillRect/>
                     </a:stretch>
@@ -2618,16 +2598,15 @@
         <w:pStyle w:val="ImageCaption"/>
       </w:pPr>
       <w:r>
-        <w:t xml:space="preserve">SkyWest (SKYW) Quarterly Total Assets, Debt and Equity (2020-2024)</w:t>
-      </w:r>
-    </w:p>
-    <w:bookmarkStart w:id="137" w:name="debt-to-equity-ratio-trend-2"/>
+        <w:t xml:space="preserve">JetBlue (JBLU) Quarterly Return on Equity (ROE) (2020-2024)</w:t>
+      </w:r>
+    </w:p>
     <w:p>
       <w:pPr>
         <w:pStyle w:val="Heading3"/>
       </w:pPr>
       <w:r>
-        <w:t xml:space="preserve">6.3.1 Debt-to-Equity Ratio Trend</w:t>
+        <w:t xml:space="preserve">ROE = ROA × Capital Structure Leverage × Common Earnings Leverage</w:t>
       </w:r>
     </w:p>
     <w:p>
@@ -2635,7 +2614,7 @@
         <w:pStyle w:val="FirstParagraph"/>
       </w:pPr>
       <w:r>
-        <w:t xml:space="preserve">SkyWest’s financial structure is exceptionally strong for an airline. Over the five-year period, its Net Debt to Equity ratio has steadily decreased from 2.3x to a very healthy 1.7x by the end of 2024. This consistent deleveraging, even through challenging years, provides SkyWest with significant financial resilience and a lower risk profile.</w:t>
+        <w:t xml:space="preserve">The decomposition of ROE into its constituent components reveals the multifaceted challenges JetBlue faces in delivering shareholder value. The airline’s low ROA, combined with high leverage ratios, has amplified the negative impact on ROE. This analysis underscores the critical need for JetBlue to improve its operational efficiency and profitability while managing its capital structure prudently to enhance returns for equity investors.</w:t>
       </w:r>
     </w:p>
     <w:p>
@@ -2645,20 +2624,129 @@
       <w:r>
         <w:drawing>
           <wp:inline>
-            <wp:extent cx="5334000" cy="4267200"/>
+            <wp:extent cx="5334000" cy="3200400"/>
             <wp:effectExtent b="0" l="0" r="0" t="0"/>
-            <wp:docPr descr="SkyWest (SKYW) Quarterly Debt-to-Equity Ratio (2020-2024)" title="" id="135" name="Picture"/>
+            <wp:docPr descr="JetBlue (JBLU) Quarterly ROE Decomposition (2020-2024)" title="" id="132" name="Picture"/>
             <a:graphic>
               <a:graphicData uri="http://schemas.openxmlformats.org/drawingml/2006/picture">
                 <pic:pic>
                   <pic:nvPicPr>
-                    <pic:cNvPr descr="skyw_financial_analysis_files/figure-docx/skyw-debt-equity-1.png" id="136" name="Picture"/>
+                    <pic:cNvPr descr="jblu_financial_analysis_files/figure-docx/jblu-roe-decomposition-1.png" id="133" name="Picture"/>
                     <pic:cNvPicPr>
                       <a:picLocks noChangeArrowheads="1" noChangeAspect="1"/>
                     </pic:cNvPicPr>
                   </pic:nvPicPr>
                   <pic:blipFill>
-                    <a:blip r:embed="rId134"/>
+                    <a:blip r:embed="rId131"/>
+                    <a:stretch>
+                      <a:fillRect/>
+                    </a:stretch>
+                  </pic:blipFill>
+                  <pic:spPr bwMode="auto">
+                    <a:xfrm>
+                      <a:off x="0" y="0"/>
+                      <a:ext cx="5334000" cy="3200400"/>
+                    </a:xfrm>
+                    <a:prstGeom prst="rect">
+                      <a:avLst/>
+                    </a:prstGeom>
+                    <a:noFill/>
+                    <a:ln w="9525">
+                      <a:noFill/>
+                      <a:headEnd/>
+                      <a:tailEnd/>
+                    </a:ln>
+                  </pic:spPr>
+                </pic:pic>
+              </a:graphicData>
+            </a:graphic>
+          </wp:inline>
+        </w:drawing>
+      </w:r>
+    </w:p>
+    <w:p>
+      <w:pPr>
+        <w:pStyle w:val="ImageCaption"/>
+      </w:pPr>
+      <w:r>
+        <w:t xml:space="preserve">JetBlue (JBLU) Quarterly ROE Decomposition (2020-2024)</w:t>
+      </w:r>
+    </w:p>
+    <w:bookmarkEnd w:id="134"/>
+    <w:bookmarkStart w:id="135" w:name="summary-1"/>
+    <w:p>
+      <w:pPr>
+        <w:pStyle w:val="Heading2"/>
+      </w:pPr>
+      <w:r>
+        <w:t xml:space="preserve">5.7 Summary</w:t>
+      </w:r>
+    </w:p>
+    <w:p>
+      <w:pPr>
+        <w:pStyle w:val="FirstParagraph"/>
+      </w:pPr>
+      <w:r>
+        <w:t xml:space="preserve">In summary, JetBlue’s financial analysis from 2020 to 2024 reveals a company grappling with the dual challenges of recovering from a severe industry downturn while trying to establish a sustainable and profitable business model. The airline’s inability to consistently generate profits, coupled with a deteriorating balance sheet and negative cash flows, raises significant concerns about its long-term viability without substantial strategic changes. JetBlue’s hybrid model, while offering some competitive advantages, appears to be a liability in a market increasingly polarized between low-cost and full-service carriers. Addressing these financial and operational challenges will be critical for JetBlue to regain its footing in the competitive U.S. airline landscape.</w:t>
+      </w:r>
+    </w:p>
+    <w:bookmarkEnd w:id="135"/>
+    <w:bookmarkEnd w:id="136"/>
+    <w:bookmarkStart w:id="180" w:name="skywest-skyw-financial-analysis"/>
+    <w:p>
+      <w:pPr>
+        <w:pStyle w:val="Heading1"/>
+      </w:pPr>
+      <w:r>
+        <w:t xml:space="preserve">6. SkyWest (SKYW) Financial Analysis</w:t>
+      </w:r>
+    </w:p>
+    <w:p>
+      <w:pPr>
+        <w:pStyle w:val="FirstParagraph"/>
+      </w:pPr>
+      <w:r>
+        <w:t xml:space="preserve">SkyWest, Inc. operates under a unique and resilient business model as a regional carrier, providing flight services under contract for major airline partners like SkyWest. This structure insulates it from certain risks, such as direct fuel price and ticketing volatility, that mainline carriers face. Its financial performance, therefore, offers a distinct and valuable perspective on the U.S. airline sector. This section will analyze SkyWest’s financial statements from 2020 through the end of fiscal year 2024.</w:t>
+      </w:r>
+    </w:p>
+    <w:bookmarkStart w:id="140" w:name="market-capitalization-trend"/>
+    <w:p>
+      <w:pPr>
+        <w:pStyle w:val="Heading2"/>
+      </w:pPr>
+      <w:r>
+        <w:t xml:space="preserve">6.1 Market Capitalization Trend</w:t>
+      </w:r>
+    </w:p>
+    <w:p>
+      <w:pPr>
+        <w:pStyle w:val="FirstParagraph"/>
+      </w:pPr>
+      <w:r>
+        <w:t xml:space="preserve">SkyWest’s market capitalization trajectory from 2020 to 2024 reflects its resilience and strategic positioning in the airline industry. The company’s market cap experienced a significant dip during the initial phase of the COVID-19 pandemic in early 2020, mirroring the broader industry downturn. However, unlike many mainline carriers, SkyWest’s recovery was relatively swift and steady, underscoring the strength of its regional carrier model and its contracts with major airlines.</w:t>
+      </w:r>
+    </w:p>
+    <w:p>
+      <w:pPr>
+        <w:pStyle w:val="CaptionedFigure"/>
+      </w:pPr>
+      <w:r>
+        <w:drawing>
+          <wp:inline>
+            <wp:extent cx="5334000" cy="4267200"/>
+            <wp:effectExtent b="0" l="0" r="0" t="0"/>
+            <wp:docPr descr="SkyWest (SKYW) Historical Market Capitalization (2020-2024)" title="" id="138" name="Picture"/>
+            <a:graphic>
+              <a:graphicData uri="http://schemas.openxmlformats.org/drawingml/2006/picture">
+                <pic:pic>
+                  <pic:nvPicPr>
+                    <pic:cNvPr descr="skyw_financial_analysis_files/figure-docx/skyw-mkt-cap-1.png" id="139" name="Picture"/>
+                    <pic:cNvPicPr>
+                      <a:picLocks noChangeArrowheads="1" noChangeAspect="1"/>
+                    </pic:cNvPicPr>
+                  </pic:nvPicPr>
+                  <pic:blipFill>
+                    <a:blip r:embed="rId137"/>
                     <a:stretch>
                       <a:fillRect/>
                     </a:stretch>
@@ -2690,18 +2778,26 @@
         <w:pStyle w:val="ImageCaption"/>
       </w:pPr>
       <w:r>
-        <w:t xml:space="preserve">SkyWest (SKYW) Quarterly Debt-to-Equity Ratio (2020-2024)</w:t>
-      </w:r>
-    </w:p>
-    <w:bookmarkEnd w:id="137"/>
-    <w:bookmarkEnd w:id="138"/>
-    <w:bookmarkStart w:id="146" w:name="cash-flow-qskywity-and-sustainability"/>
+        <w:t xml:space="preserve">SkyWest (SKYW) Historical Market Capitalization (2020-2024)</w:t>
+      </w:r>
+    </w:p>
+    <w:bookmarkEnd w:id="140"/>
+    <w:bookmarkStart w:id="149" w:name="income-statement-and-profitability"/>
     <w:p>
       <w:pPr>
         <w:pStyle w:val="Heading2"/>
       </w:pPr>
       <w:r>
-        <w:t xml:space="preserve">6.4 Cash Flow Qskywity and Sustainability</w:t>
+        <w:t xml:space="preserve">6.2 Income Statement and Profitability</w:t>
+      </w:r>
+    </w:p>
+    <w:bookmarkStart w:id="144" w:name="profitability-analysis-2"/>
+    <w:p>
+      <w:pPr>
+        <w:pStyle w:val="Heading3"/>
+      </w:pPr>
+      <w:r>
+        <w:t xml:space="preserve">6.2.1 Profitability Analysis</w:t>
       </w:r>
     </w:p>
     <w:p>
@@ -2709,15 +2805,7 @@
         <w:pStyle w:val="FirstParagraph"/>
       </w:pPr>
       <w:r>
-        <w:t xml:space="preserve">SkyWest’s operational efficiency is best illustrated by its consistent and strong cash flow generation.</w:t>
-      </w:r>
-    </w:p>
-    <w:p>
-      <w:pPr>
-        <w:pStyle w:val="BodyText"/>
-      </w:pPr>
-      <w:r>
-        <w:t xml:space="preserve">The analysis reveals a powerful and consistent ability to convert earnings (and even losses) into positive operating cash flow. In every single year, Cash from Operating Activities was significantly positive and substantially exceeded net income. This indicates very high-quality earnings and efficient working capital management. This operational strength translates directly to financial health.</w:t>
+        <w:t xml:space="preserve">SkyWest’s capacity-purchase business model provides a foundation for more stable and predictable revenue streams compared to its mainline counterparts.</w:t>
       </w:r>
     </w:p>
     <w:p>
@@ -2729,18 +2817,18 @@
           <wp:inline>
             <wp:extent cx="5334000" cy="4267200"/>
             <wp:effectExtent b="0" l="0" r="0" t="0"/>
-            <wp:docPr descr="SkyWest (SKYW) Quarterly Net Income and Cash from Operating Activities (2020-2024)" title="" id="140" name="Picture"/>
+            <wp:docPr descr="SkyWest (SKYW) Quarterly Revenue and Net Income (2020-2024)" title="" id="142" name="Picture"/>
             <a:graphic>
               <a:graphicData uri="http://schemas.openxmlformats.org/drawingml/2006/picture">
                 <pic:pic>
                   <pic:nvPicPr>
-                    <pic:cNvPr descr="skyw_financial_analysis_files/figure-docx/skyw-cash-flow-1.png" id="141" name="Picture"/>
+                    <pic:cNvPr descr="skyw_financial_analysis_files/figure-docx/skyw-profitability-1.png" id="143" name="Picture"/>
                     <pic:cNvPicPr>
                       <a:picLocks noChangeArrowheads="1" noChangeAspect="1"/>
                     </pic:cNvPicPr>
                   </pic:nvPicPr>
                   <pic:blipFill>
-                    <a:blip r:embed="rId139"/>
+                    <a:blip r:embed="rId141"/>
                     <a:stretch>
                       <a:fillRect/>
                     </a:stretch>
@@ -2772,16 +2860,17 @@
         <w:pStyle w:val="ImageCaption"/>
       </w:pPr>
       <w:r>
-        <w:t xml:space="preserve">SkyWest (SKYW) Quarterly Net Income and Cash from Operating Activities (2020-2024)</w:t>
-      </w:r>
-    </w:p>
-    <w:bookmarkStart w:id="145" w:name="free-cash-flow-trend-2"/>
+        <w:t xml:space="preserve">SkyWest (SKYW) Quarterly Revenue and Net Income (2020-2024)</w:t>
+      </w:r>
+    </w:p>
+    <w:bookmarkEnd w:id="144"/>
+    <w:bookmarkStart w:id="148" w:name="margin-analysis-2"/>
     <w:p>
       <w:pPr>
         <w:pStyle w:val="Heading3"/>
       </w:pPr>
       <w:r>
-        <w:t xml:space="preserve">6.4.1 Free Cash Flow Trend</w:t>
+        <w:t xml:space="preserve">6.2.2 Margin Analysis</w:t>
       </w:r>
     </w:p>
     <w:p>
@@ -2789,7 +2878,7 @@
         <w:pStyle w:val="FirstParagraph"/>
       </w:pPr>
       <w:r>
-        <w:t xml:space="preserve">SkyWest’s return to positive free cash flow since 2022 demonstrates an ability to fund capital needs internally, a critical hallmark of a self-sustaining and healthy enterprise.</w:t>
+        <w:t xml:space="preserve">SkyWest’s profitability demonstrates remarkable consistency despite industry-wide turmoil. The stability of its results stems from its capacity purchase agreements with major carriers. These fixed-fee and cost-plus contracts largely insulate SkyWest from passenger demand risk and fuel price volatility, which are the primary sources of margin volatility for mainline carriers. While it posted modest losses in 2020 and 2022, it maintained positive operating income in other years, culminating in a very strong 15% operating margin in 2024.</w:t>
       </w:r>
     </w:p>
     <w:p>
@@ -2801,18 +2890,18 @@
           <wp:inline>
             <wp:extent cx="5334000" cy="4267200"/>
             <wp:effectExtent b="0" l="0" r="0" t="0"/>
-            <wp:docPr descr="SkyWest (SKYW) Quarterly Free Cash Flow (2020-2024)" title="" id="143" name="Picture"/>
+            <wp:docPr descr="SkyWest (SKYW) Quarterly Operating and Net Margins (2020-2024)" title="" id="146" name="Picture"/>
             <a:graphic>
               <a:graphicData uri="http://schemas.openxmlformats.org/drawingml/2006/picture">
                 <pic:pic>
                   <pic:nvPicPr>
-                    <pic:cNvPr descr="skyw_financial_analysis_files/figure-docx/skyw-fcf-1.png" id="144" name="Picture"/>
+                    <pic:cNvPr descr="skyw_financial_analysis_files/figure-docx/skyw-margins-1.png" id="147" name="Picture"/>
                     <pic:cNvPicPr>
                       <a:picLocks noChangeArrowheads="1" noChangeAspect="1"/>
                     </pic:cNvPicPr>
                   </pic:nvPicPr>
                   <pic:blipFill>
-                    <a:blip r:embed="rId142"/>
+                    <a:blip r:embed="rId145"/>
                     <a:stretch>
                       <a:fillRect/>
                     </a:stretch>
@@ -2844,26 +2933,18 @@
         <w:pStyle w:val="ImageCaption"/>
       </w:pPr>
       <w:r>
-        <w:t xml:space="preserve">SkyWest (SKYW) Quarterly Free Cash Flow (2020-2024)</w:t>
-      </w:r>
-    </w:p>
-    <w:bookmarkEnd w:id="145"/>
-    <w:bookmarkEnd w:id="146"/>
-    <w:bookmarkStart w:id="159" w:name="efficiency-and-performance-ratios-2"/>
+        <w:t xml:space="preserve">SkyWest (SKYW) Quarterly Operating and Net Margins (2020-2024)</w:t>
+      </w:r>
+    </w:p>
+    <w:bookmarkEnd w:id="148"/>
+    <w:bookmarkEnd w:id="149"/>
+    <w:bookmarkStart w:id="157" w:name="balance-sheet-health-and-leverage-2"/>
     <w:p>
       <w:pPr>
         <w:pStyle w:val="Heading2"/>
       </w:pPr>
       <w:r>
-        <w:t xml:space="preserve">6.5 Efficiency and Performance Ratios</w:t>
-      </w:r>
-    </w:p>
-    <w:p>
-      <w:pPr>
-        <w:pStyle w:val="Heading3"/>
-      </w:pPr>
-      <w:r>
-        <w:t xml:space="preserve">Return on Assets (ROA)</w:t>
+        <w:t xml:space="preserve">6.3 Balance Sheet Health and Leverage</w:t>
       </w:r>
     </w:p>
     <w:p>
@@ -2871,7 +2952,7 @@
         <w:pStyle w:val="FirstParagraph"/>
       </w:pPr>
       <w:r>
-        <w:t xml:space="preserve">SKYW’s Return on Assets (ROA) has shown a positive trend from 2020 to 2024, reflecting the company’s efficient use of its asset base to generate profits. The ROA metric indicates how effectively SkyWest is utilizing its assets to produce earnings, which is particularly important in the capital-intensive airline industry. The steady improvement in ROA over the years suggests that SkyWest has been successful in optimizing its operations and asset management, leading to enhanced profitability and financial health.</w:t>
+        <w:t xml:space="preserve">A core strength of SkyWest is its conservative financial management, resulting in a robust and low-leverage balance sheet.</w:t>
       </w:r>
     </w:p>
     <w:p>
@@ -2883,83 +2964,12 @@
           <wp:inline>
             <wp:extent cx="5334000" cy="4267200"/>
             <wp:effectExtent b="0" l="0" r="0" t="0"/>
-            <wp:docPr descr="SkyWest (SKYW) Quarterly Return on Assets (ROA) (2020-2024)" title="" id="148" name="Picture"/>
+            <wp:docPr descr="SkyWest (SKYW) Quarterly Total Assets, Debt and Equity (2020-2024)" title="" id="151" name="Picture"/>
             <a:graphic>
               <a:graphicData uri="http://schemas.openxmlformats.org/drawingml/2006/picture">
                 <pic:pic>
                   <pic:nvPicPr>
-                    <pic:cNvPr descr="skyw_financial_analysis_files/figure-docx/skyw-roa-1.png" id="149" name="Picture"/>
-                    <pic:cNvPicPr>
-                      <a:picLocks noChangeArrowheads="1" noChangeAspect="1"/>
-                    </pic:cNvPicPr>
-                  </pic:nvPicPr>
-                  <pic:blipFill>
-                    <a:blip r:embed="rId147"/>
-                    <a:stretch>
-                      <a:fillRect/>
-                    </a:stretch>
-                  </pic:blipFill>
-                  <pic:spPr bwMode="auto">
-                    <a:xfrm>
-                      <a:off x="0" y="0"/>
-                      <a:ext cx="5334000" cy="4267200"/>
-                    </a:xfrm>
-                    <a:prstGeom prst="rect">
-                      <a:avLst/>
-                    </a:prstGeom>
-                    <a:noFill/>
-                    <a:ln w="9525">
-                      <a:noFill/>
-                      <a:headEnd/>
-                      <a:tailEnd/>
-                    </a:ln>
-                  </pic:spPr>
-                </pic:pic>
-              </a:graphicData>
-            </a:graphic>
-          </wp:inline>
-        </w:drawing>
-      </w:r>
-    </w:p>
-    <w:p>
-      <w:pPr>
-        <w:pStyle w:val="ImageCaption"/>
-      </w:pPr>
-      <w:r>
-        <w:t xml:space="preserve">SkyWest (SKYW) Quarterly Return on Assets (ROA) (2020-2024)</w:t>
-      </w:r>
-    </w:p>
-    <w:p>
-      <w:pPr>
-        <w:pStyle w:val="Heading3"/>
-      </w:pPr>
-      <w:r>
-        <w:t xml:space="preserve">ROA = Total Asset Turnover × Profit Margin</w:t>
-      </w:r>
-    </w:p>
-    <w:p>
-      <w:pPr>
-        <w:pStyle w:val="FirstParagraph"/>
-      </w:pPr>
-      <w:r>
-        <w:t xml:space="preserve">ROA decomposition provides valuable insights into the drivers of SkyWest’s asset efficiency. By breaking down ROA into Total Asset Turnover and Profit Margin, we can better understand how effectively the company utilizes its assets to generate revenue and how efficiently it converts that revenue into profit. This analysis highlights the dual importance of operational efficiency and profitability in enhancing SkyWest’s overall return on assets.</w:t>
-      </w:r>
-    </w:p>
-    <w:p>
-      <w:pPr>
-        <w:pStyle w:val="CaptionedFigure"/>
-      </w:pPr>
-      <w:r>
-        <w:drawing>
-          <wp:inline>
-            <wp:extent cx="5334000" cy="4267200"/>
-            <wp:effectExtent b="0" l="0" r="0" t="0"/>
-            <wp:docPr descr="SkyWest (SKYW) Quarterly ROA Decomposition (2020-2024)" title="" id="151" name="Picture"/>
-            <a:graphic>
-              <a:graphicData uri="http://schemas.openxmlformats.org/drawingml/2006/picture">
-                <pic:pic>
-                  <pic:nvPicPr>
-                    <pic:cNvPr descr="skyw_financial_analysis_files/figure-docx/skyw-roa-decomposition-1.png" id="152" name="Picture"/>
+                    <pic:cNvPr descr="skyw_financial_analysis_files/figure-docx/skyw-balance-sheet-1.png" id="152" name="Picture"/>
                     <pic:cNvPicPr>
                       <a:picLocks noChangeArrowheads="1" noChangeAspect="1"/>
                     </pic:cNvPicPr>
@@ -2997,15 +3007,16 @@
         <w:pStyle w:val="ImageCaption"/>
       </w:pPr>
       <w:r>
-        <w:t xml:space="preserve">SkyWest (SKYW) Quarterly ROA Decomposition (2020-2024)</w:t>
-      </w:r>
-    </w:p>
+        <w:t xml:space="preserve">SkyWest (SKYW) Quarterly Total Assets, Debt and Equity (2020-2024)</w:t>
+      </w:r>
+    </w:p>
+    <w:bookmarkStart w:id="156" w:name="debt-to-equity-ratio-trend-2"/>
     <w:p>
       <w:pPr>
         <w:pStyle w:val="Heading3"/>
       </w:pPr>
       <w:r>
-        <w:t xml:space="preserve">Return on Equity (ROE)</w:t>
+        <w:t xml:space="preserve">6.3.1 Debt-to-Equity Ratio Trend</w:t>
       </w:r>
     </w:p>
     <w:p>
@@ -3013,7 +3024,7 @@
         <w:pStyle w:val="FirstParagraph"/>
       </w:pPr>
       <w:r>
-        <w:t xml:space="preserve">SKYW’s Return on Equity (ROE) has also demonstrated a positive trajectory from 2020 to 2024, highlighting the company’s ability to generate profits from its shareholders’ equity. ROE is a critical measure of financial performance, indicating how effectively SkyWest is using the capital invested by its shareholders to produce earnings. The upward trend in ROE suggests that SkyWest has been successful in enhancing shareholder value through efficient management and profitable operations, even in the face of industry challenges.</w:t>
+        <w:t xml:space="preserve">SkyWest’s financial structure is exceptionally strong for an airline. Over the five-year period, its Net Debt to Equity ratio has steadily decreased from 2.3x to a very healthy 1.7x by the end of 2024. This consistent deleveraging, even through challenging years, provides SkyWest with significant financial resilience and a lower risk profile.</w:t>
       </w:r>
     </w:p>
     <w:p>
@@ -3025,12 +3036,12 @@
           <wp:inline>
             <wp:extent cx="5334000" cy="4267200"/>
             <wp:effectExtent b="0" l="0" r="0" t="0"/>
-            <wp:docPr descr="SkyWest (SKYW) Quarterly Return on Equity (ROE) (2020-2024)" title="" id="154" name="Picture"/>
+            <wp:docPr descr="SkyWest (SKYW) Quarterly Debt-to-Equity Ratio (2020-2024)" title="" id="154" name="Picture"/>
             <a:graphic>
               <a:graphicData uri="http://schemas.openxmlformats.org/drawingml/2006/picture">
                 <pic:pic>
                   <pic:nvPicPr>
-                    <pic:cNvPr descr="skyw_financial_analysis_files/figure-docx/skyw-roe-1.png" id="155" name="Picture"/>
+                    <pic:cNvPr descr="skyw_financial_analysis_files/figure-docx/skyw-debt-equity-1.png" id="155" name="Picture"/>
                     <pic:cNvPicPr>
                       <a:picLocks noChangeArrowheads="1" noChangeAspect="1"/>
                     </pic:cNvPicPr>
@@ -3068,15 +3079,18 @@
         <w:pStyle w:val="ImageCaption"/>
       </w:pPr>
       <w:r>
-        <w:t xml:space="preserve">SkyWest (SKYW) Quarterly Return on Equity (ROE) (2020-2024)</w:t>
-      </w:r>
-    </w:p>
-    <w:p>
-      <w:pPr>
-        <w:pStyle w:val="Heading3"/>
-      </w:pPr>
-      <w:r>
-        <w:t xml:space="preserve">ROE = ROA × Capital Structure Leverage × Common Earnings Leverage</w:t>
+        <w:t xml:space="preserve">SkyWest (SKYW) Quarterly Debt-to-Equity Ratio (2020-2024)</w:t>
+      </w:r>
+    </w:p>
+    <w:bookmarkEnd w:id="156"/>
+    <w:bookmarkEnd w:id="157"/>
+    <w:bookmarkStart w:id="165" w:name="cash-flow-qskywity-and-sustainability"/>
+    <w:p>
+      <w:pPr>
+        <w:pStyle w:val="Heading2"/>
+      </w:pPr>
+      <w:r>
+        <w:t xml:space="preserve">6.4 Cash Flow Qskywity and Sustainability</w:t>
       </w:r>
     </w:p>
     <w:p>
@@ -3084,7 +3098,15 @@
         <w:pStyle w:val="FirstParagraph"/>
       </w:pPr>
       <w:r>
-        <w:t xml:space="preserve">Decomposing ROE into its components provides valuable insights into the drivers of SkyWest’s shareholder returns. The analysis reveals how the company’s operational efficiency (ROA), financial leverage (Capital Structure Leverage), and earnings quality (Common Earnings Leverage) collectively contribute to its overall return on equity. This decomposition highlights the multifaceted nature of SkyWest’s financial performance and underscores the importance of each component in enhancing shareholder value.</w:t>
+        <w:t xml:space="preserve">SkyWest’s operational efficiency is best illustrated by its consistent and strong cash flow generation.</w:t>
+      </w:r>
+    </w:p>
+    <w:p>
+      <w:pPr>
+        <w:pStyle w:val="BodyText"/>
+      </w:pPr>
+      <w:r>
+        <w:t xml:space="preserve">The analysis reveals a powerful and consistent ability to convert earnings (and even losses) into positive operating cash flow. In every single year, Cash from Operating Activities was significantly positive and substantially exceeded net income. This indicates very high-quality earnings and efficient working capital management. This operational strength translates directly to financial health.</w:t>
       </w:r>
     </w:p>
     <w:p>
@@ -3094,20 +3116,387 @@
       <w:r>
         <w:drawing>
           <wp:inline>
-            <wp:extent cx="5334000" cy="3200400"/>
+            <wp:extent cx="5334000" cy="4267200"/>
             <wp:effectExtent b="0" l="0" r="0" t="0"/>
-            <wp:docPr descr="SkyWest (SKYW) Quarterly ROE Decomposition (2020-2024)" title="" id="157" name="Picture"/>
+            <wp:docPr descr="SkyWest (SKYW) Quarterly Net Income and Cash from Operating Activities (2020-2024)" title="" id="159" name="Picture"/>
             <a:graphic>
               <a:graphicData uri="http://schemas.openxmlformats.org/drawingml/2006/picture">
                 <pic:pic>
                   <pic:nvPicPr>
-                    <pic:cNvPr descr="skyw_financial_analysis_files/figure-docx/skyw-roe-decomposition-1.png" id="158" name="Picture"/>
+                    <pic:cNvPr descr="skyw_financial_analysis_files/figure-docx/skyw-cash-flow-1.png" id="160" name="Picture"/>
                     <pic:cNvPicPr>
                       <a:picLocks noChangeArrowheads="1" noChangeAspect="1"/>
                     </pic:cNvPicPr>
                   </pic:nvPicPr>
                   <pic:blipFill>
-                    <a:blip r:embed="rId156"/>
+                    <a:blip r:embed="rId158"/>
+                    <a:stretch>
+                      <a:fillRect/>
+                    </a:stretch>
+                  </pic:blipFill>
+                  <pic:spPr bwMode="auto">
+                    <a:xfrm>
+                      <a:off x="0" y="0"/>
+                      <a:ext cx="5334000" cy="4267200"/>
+                    </a:xfrm>
+                    <a:prstGeom prst="rect">
+                      <a:avLst/>
+                    </a:prstGeom>
+                    <a:noFill/>
+                    <a:ln w="9525">
+                      <a:noFill/>
+                      <a:headEnd/>
+                      <a:tailEnd/>
+                    </a:ln>
+                  </pic:spPr>
+                </pic:pic>
+              </a:graphicData>
+            </a:graphic>
+          </wp:inline>
+        </w:drawing>
+      </w:r>
+    </w:p>
+    <w:p>
+      <w:pPr>
+        <w:pStyle w:val="ImageCaption"/>
+      </w:pPr>
+      <w:r>
+        <w:t xml:space="preserve">SkyWest (SKYW) Quarterly Net Income and Cash from Operating Activities (2020-2024)</w:t>
+      </w:r>
+    </w:p>
+    <w:bookmarkStart w:id="164" w:name="free-cash-flow-trend-2"/>
+    <w:p>
+      <w:pPr>
+        <w:pStyle w:val="Heading3"/>
+      </w:pPr>
+      <w:r>
+        <w:t xml:space="preserve">6.4.1 Free Cash Flow Trend</w:t>
+      </w:r>
+    </w:p>
+    <w:p>
+      <w:pPr>
+        <w:pStyle w:val="FirstParagraph"/>
+      </w:pPr>
+      <w:r>
+        <w:t xml:space="preserve">SkyWest’s return to positive free cash flow since 2022 demonstrates an ability to fund capital needs internally, a critical hallmark of a self-sustaining and healthy enterprise.</w:t>
+      </w:r>
+    </w:p>
+    <w:p>
+      <w:pPr>
+        <w:pStyle w:val="CaptionedFigure"/>
+      </w:pPr>
+      <w:r>
+        <w:drawing>
+          <wp:inline>
+            <wp:extent cx="5334000" cy="4267200"/>
+            <wp:effectExtent b="0" l="0" r="0" t="0"/>
+            <wp:docPr descr="SkyWest (SKYW) Quarterly Free Cash Flow (2020-2024)" title="" id="162" name="Picture"/>
+            <a:graphic>
+              <a:graphicData uri="http://schemas.openxmlformats.org/drawingml/2006/picture">
+                <pic:pic>
+                  <pic:nvPicPr>
+                    <pic:cNvPr descr="skyw_financial_analysis_files/figure-docx/skyw-fcf-1.png" id="163" name="Picture"/>
+                    <pic:cNvPicPr>
+                      <a:picLocks noChangeArrowheads="1" noChangeAspect="1"/>
+                    </pic:cNvPicPr>
+                  </pic:nvPicPr>
+                  <pic:blipFill>
+                    <a:blip r:embed="rId161"/>
+                    <a:stretch>
+                      <a:fillRect/>
+                    </a:stretch>
+                  </pic:blipFill>
+                  <pic:spPr bwMode="auto">
+                    <a:xfrm>
+                      <a:off x="0" y="0"/>
+                      <a:ext cx="5334000" cy="4267200"/>
+                    </a:xfrm>
+                    <a:prstGeom prst="rect">
+                      <a:avLst/>
+                    </a:prstGeom>
+                    <a:noFill/>
+                    <a:ln w="9525">
+                      <a:noFill/>
+                      <a:headEnd/>
+                      <a:tailEnd/>
+                    </a:ln>
+                  </pic:spPr>
+                </pic:pic>
+              </a:graphicData>
+            </a:graphic>
+          </wp:inline>
+        </w:drawing>
+      </w:r>
+    </w:p>
+    <w:p>
+      <w:pPr>
+        <w:pStyle w:val="ImageCaption"/>
+      </w:pPr>
+      <w:r>
+        <w:t xml:space="preserve">SkyWest (SKYW) Quarterly Free Cash Flow (2020-2024)</w:t>
+      </w:r>
+    </w:p>
+    <w:bookmarkEnd w:id="164"/>
+    <w:bookmarkEnd w:id="165"/>
+    <w:bookmarkStart w:id="178" w:name="efficiency-and-performance-ratios-2"/>
+    <w:p>
+      <w:pPr>
+        <w:pStyle w:val="Heading2"/>
+      </w:pPr>
+      <w:r>
+        <w:t xml:space="preserve">6.5 Efficiency and Performance Ratios</w:t>
+      </w:r>
+    </w:p>
+    <w:p>
+      <w:pPr>
+        <w:pStyle w:val="Heading3"/>
+      </w:pPr>
+      <w:r>
+        <w:t xml:space="preserve">Return on Assets (ROA)</w:t>
+      </w:r>
+    </w:p>
+    <w:p>
+      <w:pPr>
+        <w:pStyle w:val="FirstParagraph"/>
+      </w:pPr>
+      <w:r>
+        <w:t xml:space="preserve">SKYW’s Return on Assets (ROA) has shown a positive trend from 2020 to 2024, reflecting the company’s efficient use of its asset base to generate profits. The ROA metric indicates how effectively SkyWest is utilizing its assets to produce earnings, which is particularly important in the capital-intensive airline industry. The steady improvement in ROA over the years suggests that SkyWest has been successful in optimizing its operations and asset management, leading to enhanced profitability and financial health.</w:t>
+      </w:r>
+    </w:p>
+    <w:p>
+      <w:pPr>
+        <w:pStyle w:val="CaptionedFigure"/>
+      </w:pPr>
+      <w:r>
+        <w:drawing>
+          <wp:inline>
+            <wp:extent cx="5334000" cy="4267200"/>
+            <wp:effectExtent b="0" l="0" r="0" t="0"/>
+            <wp:docPr descr="SkyWest (SKYW) Quarterly Return on Assets (ROA) (2020-2024)" title="" id="167" name="Picture"/>
+            <a:graphic>
+              <a:graphicData uri="http://schemas.openxmlformats.org/drawingml/2006/picture">
+                <pic:pic>
+                  <pic:nvPicPr>
+                    <pic:cNvPr descr="skyw_financial_analysis_files/figure-docx/skyw-roa-1.png" id="168" name="Picture"/>
+                    <pic:cNvPicPr>
+                      <a:picLocks noChangeArrowheads="1" noChangeAspect="1"/>
+                    </pic:cNvPicPr>
+                  </pic:nvPicPr>
+                  <pic:blipFill>
+                    <a:blip r:embed="rId166"/>
+                    <a:stretch>
+                      <a:fillRect/>
+                    </a:stretch>
+                  </pic:blipFill>
+                  <pic:spPr bwMode="auto">
+                    <a:xfrm>
+                      <a:off x="0" y="0"/>
+                      <a:ext cx="5334000" cy="4267200"/>
+                    </a:xfrm>
+                    <a:prstGeom prst="rect">
+                      <a:avLst/>
+                    </a:prstGeom>
+                    <a:noFill/>
+                    <a:ln w="9525">
+                      <a:noFill/>
+                      <a:headEnd/>
+                      <a:tailEnd/>
+                    </a:ln>
+                  </pic:spPr>
+                </pic:pic>
+              </a:graphicData>
+            </a:graphic>
+          </wp:inline>
+        </w:drawing>
+      </w:r>
+    </w:p>
+    <w:p>
+      <w:pPr>
+        <w:pStyle w:val="ImageCaption"/>
+      </w:pPr>
+      <w:r>
+        <w:t xml:space="preserve">SkyWest (SKYW) Quarterly Return on Assets (ROA) (2020-2024)</w:t>
+      </w:r>
+    </w:p>
+    <w:p>
+      <w:pPr>
+        <w:pStyle w:val="Heading3"/>
+      </w:pPr>
+      <w:r>
+        <w:t xml:space="preserve">ROA = Total Asset Turnover × Profit Margin</w:t>
+      </w:r>
+    </w:p>
+    <w:p>
+      <w:pPr>
+        <w:pStyle w:val="FirstParagraph"/>
+      </w:pPr>
+      <w:r>
+        <w:t xml:space="preserve">ROA decomposition provides valuable insights into the drivers of SkyWest’s asset efficiency. By breaking down ROA into Total Asset Turnover and Profit Margin, we can better understand how effectively the company utilizes its assets to generate revenue and how efficiently it converts that revenue into profit. This analysis highlights the dual importance of operational efficiency and profitability in enhancing SkyWest’s overall return on assets.</w:t>
+      </w:r>
+    </w:p>
+    <w:p>
+      <w:pPr>
+        <w:pStyle w:val="CaptionedFigure"/>
+      </w:pPr>
+      <w:r>
+        <w:drawing>
+          <wp:inline>
+            <wp:extent cx="5334000" cy="4267200"/>
+            <wp:effectExtent b="0" l="0" r="0" t="0"/>
+            <wp:docPr descr="SkyWest (SKYW) Quarterly ROA Decomposition (2020-2024)" title="" id="170" name="Picture"/>
+            <a:graphic>
+              <a:graphicData uri="http://schemas.openxmlformats.org/drawingml/2006/picture">
+                <pic:pic>
+                  <pic:nvPicPr>
+                    <pic:cNvPr descr="skyw_financial_analysis_files/figure-docx/skyw-roa-decomposition-1.png" id="171" name="Picture"/>
+                    <pic:cNvPicPr>
+                      <a:picLocks noChangeArrowheads="1" noChangeAspect="1"/>
+                    </pic:cNvPicPr>
+                  </pic:nvPicPr>
+                  <pic:blipFill>
+                    <a:blip r:embed="rId169"/>
+                    <a:stretch>
+                      <a:fillRect/>
+                    </a:stretch>
+                  </pic:blipFill>
+                  <pic:spPr bwMode="auto">
+                    <a:xfrm>
+                      <a:off x="0" y="0"/>
+                      <a:ext cx="5334000" cy="4267200"/>
+                    </a:xfrm>
+                    <a:prstGeom prst="rect">
+                      <a:avLst/>
+                    </a:prstGeom>
+                    <a:noFill/>
+                    <a:ln w="9525">
+                      <a:noFill/>
+                      <a:headEnd/>
+                      <a:tailEnd/>
+                    </a:ln>
+                  </pic:spPr>
+                </pic:pic>
+              </a:graphicData>
+            </a:graphic>
+          </wp:inline>
+        </w:drawing>
+      </w:r>
+    </w:p>
+    <w:p>
+      <w:pPr>
+        <w:pStyle w:val="ImageCaption"/>
+      </w:pPr>
+      <w:r>
+        <w:t xml:space="preserve">SkyWest (SKYW) Quarterly ROA Decomposition (2020-2024)</w:t>
+      </w:r>
+    </w:p>
+    <w:p>
+      <w:pPr>
+        <w:pStyle w:val="Heading3"/>
+      </w:pPr>
+      <w:r>
+        <w:t xml:space="preserve">Return on Equity (ROE)</w:t>
+      </w:r>
+    </w:p>
+    <w:p>
+      <w:pPr>
+        <w:pStyle w:val="FirstParagraph"/>
+      </w:pPr>
+      <w:r>
+        <w:t xml:space="preserve">SKYW’s Return on Equity (ROE) has also demonstrated a positive trajectory from 2020 to 2024, highlighting the company’s ability to generate profits from its shareholders’ equity. ROE is a critical measure of financial performance, indicating how effectively SkyWest is using the capital invested by its shareholders to produce earnings. The upward trend in ROE suggests that SkyWest has been successful in enhancing shareholder value through efficient management and profitable operations, even in the face of industry challenges.</w:t>
+      </w:r>
+    </w:p>
+    <w:p>
+      <w:pPr>
+        <w:pStyle w:val="CaptionedFigure"/>
+      </w:pPr>
+      <w:r>
+        <w:drawing>
+          <wp:inline>
+            <wp:extent cx="5334000" cy="4267200"/>
+            <wp:effectExtent b="0" l="0" r="0" t="0"/>
+            <wp:docPr descr="SkyWest (SKYW) Quarterly Return on Equity (ROE) (2020-2024)" title="" id="173" name="Picture"/>
+            <a:graphic>
+              <a:graphicData uri="http://schemas.openxmlformats.org/drawingml/2006/picture">
+                <pic:pic>
+                  <pic:nvPicPr>
+                    <pic:cNvPr descr="skyw_financial_analysis_files/figure-docx/skyw-roe-1.png" id="174" name="Picture"/>
+                    <pic:cNvPicPr>
+                      <a:picLocks noChangeArrowheads="1" noChangeAspect="1"/>
+                    </pic:cNvPicPr>
+                  </pic:nvPicPr>
+                  <pic:blipFill>
+                    <a:blip r:embed="rId172"/>
+                    <a:stretch>
+                      <a:fillRect/>
+                    </a:stretch>
+                  </pic:blipFill>
+                  <pic:spPr bwMode="auto">
+                    <a:xfrm>
+                      <a:off x="0" y="0"/>
+                      <a:ext cx="5334000" cy="4267200"/>
+                    </a:xfrm>
+                    <a:prstGeom prst="rect">
+                      <a:avLst/>
+                    </a:prstGeom>
+                    <a:noFill/>
+                    <a:ln w="9525">
+                      <a:noFill/>
+                      <a:headEnd/>
+                      <a:tailEnd/>
+                    </a:ln>
+                  </pic:spPr>
+                </pic:pic>
+              </a:graphicData>
+            </a:graphic>
+          </wp:inline>
+        </w:drawing>
+      </w:r>
+    </w:p>
+    <w:p>
+      <w:pPr>
+        <w:pStyle w:val="ImageCaption"/>
+      </w:pPr>
+      <w:r>
+        <w:t xml:space="preserve">SkyWest (SKYW) Quarterly Return on Equity (ROE) (2020-2024)</w:t>
+      </w:r>
+    </w:p>
+    <w:p>
+      <w:pPr>
+        <w:pStyle w:val="Heading3"/>
+      </w:pPr>
+      <w:r>
+        <w:t xml:space="preserve">ROE = ROA × Capital Structure Leverage × Common Earnings Leverage</w:t>
+      </w:r>
+    </w:p>
+    <w:p>
+      <w:pPr>
+        <w:pStyle w:val="FirstParagraph"/>
+      </w:pPr>
+      <w:r>
+        <w:t xml:space="preserve">Decomposing ROE into its components provides valuable insights into the drivers of SkyWest’s shareholder returns. The analysis reveals how the company’s operational efficiency (ROA), financial leverage (Capital Structure Leverage), and earnings quality (Common Earnings Leverage) collectively contribute to its overall return on equity. This decomposition highlights the multifaceted nature of SkyWest’s financial performance and underscores the importance of each component in enhancing shareholder value.</w:t>
+      </w:r>
+    </w:p>
+    <w:p>
+      <w:pPr>
+        <w:pStyle w:val="CaptionedFigure"/>
+      </w:pPr>
+      <w:r>
+        <w:drawing>
+          <wp:inline>
+            <wp:extent cx="5334000" cy="3200400"/>
+            <wp:effectExtent b="0" l="0" r="0" t="0"/>
+            <wp:docPr descr="SkyWest (SKYW) Quarterly ROE Decomposition (2020-2024)" title="" id="176" name="Picture"/>
+            <a:graphic>
+              <a:graphicData uri="http://schemas.openxmlformats.org/drawingml/2006/picture">
+                <pic:pic>
+                  <pic:nvPicPr>
+                    <pic:cNvPr descr="skyw_financial_analysis_files/figure-docx/skyw-roe-decomposition-1.png" id="177" name="Picture"/>
+                    <pic:cNvPicPr>
+                      <a:picLocks noChangeArrowheads="1" noChangeAspect="1"/>
+                    </pic:cNvPicPr>
+                  </pic:nvPicPr>
+                  <pic:blipFill>
+                    <a:blip r:embed="rId175"/>
                     <a:stretch>
                       <a:fillRect/>
                     </a:stretch>
@@ -3142,8 +3531,8 @@
         <w:t xml:space="preserve">SkyWest (SKYW) Quarterly ROE Decomposition (2020-2024)</w:t>
       </w:r>
     </w:p>
-    <w:bookmarkEnd w:id="159"/>
-    <w:bookmarkStart w:id="160" w:name="summary-2"/>
+    <w:bookmarkEnd w:id="178"/>
+    <w:bookmarkStart w:id="179" w:name="summary-2"/>
     <w:p>
       <w:pPr>
         <w:pStyle w:val="Heading2"/>
@@ -3160,9 +3549,9 @@
         <w:t xml:space="preserve">In summary, SkyWest’s financial analysis from 2020 to 2024 reveals a company that has not only weathered the unprecedented challenges of the pandemic but has emerged stronger and more resilient. Its unique business model as a regional carrier, combined with prudent financial management, has resulted in a robust balance sheet, consistent profitability, and strong cash flow generation. SkyWest’s low leverage, stable margins, and ability to generate free cash flow position it well for future growth and stability in an industry that remains volatile and competitive. This analysis underscores SkyWest as a standout performer in the airline sector, demonstrating that strategic focus and operational efficiency can yield significant advantages even in challenging times.</w:t>
       </w:r>
     </w:p>
-    <w:bookmarkEnd w:id="160"/>
-    <w:bookmarkEnd w:id="161"/>
-    <w:bookmarkStart w:id="162" w:name="comparative-financial-analysis"/>
+    <w:bookmarkEnd w:id="179"/>
+    <w:bookmarkEnd w:id="180"/>
+    <w:bookmarkStart w:id="181" w:name="comparative-financial-analysis"/>
     <w:p>
       <w:pPr>
         <w:pStyle w:val="Heading1"/>
@@ -3171,8 +3560,8 @@
         <w:t xml:space="preserve">7. Comparative Financial Analysis</w:t>
       </w:r>
     </w:p>
-    <w:bookmarkEnd w:id="162"/>
-    <w:bookmarkStart w:id="264" w:name="introduction-1"/>
+    <w:bookmarkEnd w:id="181"/>
+    <w:bookmarkStart w:id="278" w:name="introduction-2"/>
     <w:p>
       <w:pPr>
         <w:pStyle w:val="Heading1"/>
@@ -3186,7 +3575,24 @@
         <w:pStyle w:val="FirstParagraph"/>
       </w:pPr>
       <w:r>
-        <w:t xml:space="preserve">This blog explores the financial performance of selected airlines using various financial analysis techniques including time series, cross-sectional, and panel data analysis.</w:t>
+        <w:t xml:space="preserve">Here we compare financial performance of United Airlines (UAL), JetBlue (JBLU), and SkyWest (SKW). This report provides a detailed comparative financial analysis of three distinct players in the U.S. airline industry: legacy carrier United Airlines (UAL), low-cost carrier JetBlue (JBLU), and regional operator SkyWest (SKW). Utilizing financial data from the beginning of 2020 through the end of fiscal year 2024, this study examines the post-pandemic recovery, financial health, profitability, and operational efficiency of each company. The strategic importance of this analysis lies in understanding the divergent recovery paths and competitive positioning that have emerged in a sector profoundly reshaped by recent global events.</w:t>
+      </w:r>
+    </w:p>
+    <w:bookmarkStart w:id="188" w:name="leverage-ratios"/>
+    <w:p>
+      <w:pPr>
+        <w:pStyle w:val="Heading2"/>
+      </w:pPr>
+      <w:r>
+        <w:t xml:space="preserve">8.1 Leverage Ratios</w:t>
+      </w:r>
+    </w:p>
+    <w:p>
+      <w:pPr>
+        <w:pStyle w:val="FirstParagraph"/>
+      </w:pPr>
+      <w:r>
+        <w:t xml:space="preserve">The leverage ratios analyzed include Debt-to-Asset and Debt-to-Equity ratios.</w:t>
       </w:r>
     </w:p>
     <w:p>
@@ -3194,99 +3600,7 @@
         <w:pStyle w:val="BodyText"/>
       </w:pPr>
       <w:r>
-        <w:t xml:space="preserve">This report provides a detailed comparative financial analysis of three distinct players in the U.S. airline industry: legacy carrier United Airlines (UAL), low-cost carrier JetBlue (JBLU), and regional operator SkyWest (SKW). Utilizing financial data from the beginning of 2020 through the end of fiscal year 2024, this study examines the post-pandemic recovery, financial health, profitability, and operational efficiency of each company. The strategic importance of this analysis lies in understanding the divergent recovery paths and competitive positioning that have emerged in a sector profoundly reshaped by recent global events.</w:t>
-      </w:r>
-    </w:p>
-    <w:bookmarkStart w:id="163" w:name="data-collection"/>
-    <w:p>
-      <w:pPr>
-        <w:pStyle w:val="Heading2"/>
-      </w:pPr>
-      <w:r>
-        <w:t xml:space="preserve">8.1 Data Collection</w:t>
-      </w:r>
-    </w:p>
-    <w:p>
-      <w:pPr>
-        <w:pStyle w:val="FirstParagraph"/>
-      </w:pPr>
-      <w:r>
-        <w:t xml:space="preserve">We collected data using Financial Modeling Prep (FMP) API. You can get your free API key by signing up at https://financialmodelingprep.com/developer/docs/pricing/</w:t>
-      </w:r>
-    </w:p>
-    <w:bookmarkEnd w:id="163"/>
-    <w:bookmarkStart w:id="167" w:name="liquidity-ratios"/>
-    <w:p>
-      <w:pPr>
-        <w:pStyle w:val="Heading2"/>
-      </w:pPr>
-      <w:r>
-        <w:t xml:space="preserve">8.2 Liquidity Ratios</w:t>
-      </w:r>
-    </w:p>
-    <w:p>
-      <w:pPr>
-        <w:pStyle w:val="FirstParagraph"/>
-      </w:pPr>
-      <w:r>
-        <w:drawing>
-          <wp:inline>
-            <wp:extent cx="5334000" cy="4267200"/>
-            <wp:effectExtent b="0" l="0" r="0" t="0"/>
-            <wp:docPr descr="" title="" id="165" name="Picture"/>
-            <a:graphic>
-              <a:graphicData uri="http://schemas.openxmlformats.org/drawingml/2006/picture">
-                <pic:pic>
-                  <pic:nvPicPr>
-                    <pic:cNvPr descr="comparative_financial_analysis_files/figure-docx/plot-liquidity-ratios-1.png" id="166" name="Picture"/>
-                    <pic:cNvPicPr>
-                      <a:picLocks noChangeArrowheads="1" noChangeAspect="1"/>
-                    </pic:cNvPicPr>
-                  </pic:nvPicPr>
-                  <pic:blipFill>
-                    <a:blip r:embed="rId164"/>
-                    <a:stretch>
-                      <a:fillRect/>
-                    </a:stretch>
-                  </pic:blipFill>
-                  <pic:spPr bwMode="auto">
-                    <a:xfrm>
-                      <a:off x="0" y="0"/>
-                      <a:ext cx="5334000" cy="4267200"/>
-                    </a:xfrm>
-                    <a:prstGeom prst="rect">
-                      <a:avLst/>
-                    </a:prstGeom>
-                    <a:noFill/>
-                    <a:ln w="9525">
-                      <a:noFill/>
-                      <a:headEnd/>
-                      <a:tailEnd/>
-                    </a:ln>
-                  </pic:spPr>
-                </pic:pic>
-              </a:graphicData>
-            </a:graphic>
-          </wp:inline>
-        </w:drawing>
-      </w:r>
-    </w:p>
-    <w:bookmarkEnd w:id="167"/>
-    <w:bookmarkStart w:id="174" w:name="leverage-ratios"/>
-    <w:p>
-      <w:pPr>
-        <w:pStyle w:val="Heading2"/>
-      </w:pPr>
-      <w:r>
-        <w:t xml:space="preserve">8.3 Leverage Ratios</w:t>
-      </w:r>
-    </w:p>
-    <w:p>
-      <w:pPr>
-        <w:pStyle w:val="FirstParagraph"/>
-      </w:pPr>
-      <w:r>
-        <w:t xml:space="preserve">The leverage ratios analyzed include Debt-to-Asset and Debt-to-Equity ratios. The Debt-to-Asset ratio measures the proportion of a company’s assets that are financed through debt, indicating the level of financial risk. A higher ratio suggests greater reliance on debt financing, which can increase vulnerability to economic downturns. The Debt-to-Equity ratio compares a company’s total debt to its shareholders’ equity, providing insights into the company’s capital structure and financial leverage. A higher Debt-to-Equity ratio indicates that a company is using more debt relative to equity to finance its operations, which can amplify returns but also increases financial risk. In the charts below, we analyze the Debt-to-Asset and Debt-to-Equity ratios for United Airlines (UAL), JetBlue (JBLU), and SkyWest (SKW) from the fourth quarter of 2019 to the second quarter of 2025. We observe how these airlines have managed their debt levels in response to industry challenges, particularly in the context of the COVID-19 pandemic and its aftermath. SkyWest (SKW) consistently maintains lower leverage ratios compared to UAL and JBLU, indicating a more conservative approach to debt financing. JetBlue (JBLU) shows a gradual increase in leverage ratios, reflecting its growth strategies post-pandemic. United Airlines (UAL) exhibits fluctuations in leverage ratios, highlighting efforts to balance debt management with operational needs during recovery phases.</w:t>
+        <w:t xml:space="preserve">The Debt-to-Asset ratio measures the proportion of a company’s assets that are financed through debt, indicating the level of financial risk. A higher ratio suggests greater reliance on debt financing, which can increase vulnerability to economic downturns.</w:t>
       </w:r>
     </w:p>
     <w:p>
@@ -3294,46 +3608,7 @@
         <w:pStyle w:val="BodyText"/>
       </w:pPr>
       <w:r>
-        <w:drawing>
-          <wp:inline>
-            <wp:extent cx="5334000" cy="4267200"/>
-            <wp:effectExtent b="0" l="0" r="0" t="0"/>
-            <wp:docPr descr="" title="" id="169" name="Picture"/>
-            <a:graphic>
-              <a:graphicData uri="http://schemas.openxmlformats.org/drawingml/2006/picture">
-                <pic:pic>
-                  <pic:nvPicPr>
-                    <pic:cNvPr descr="comparative_financial_analysis_files/figure-docx/plot-leverage-ratios-1.png" id="170" name="Picture"/>
-                    <pic:cNvPicPr>
-                      <a:picLocks noChangeArrowheads="1" noChangeAspect="1"/>
-                    </pic:cNvPicPr>
-                  </pic:nvPicPr>
-                  <pic:blipFill>
-                    <a:blip r:embed="rId168"/>
-                    <a:stretch>
-                      <a:fillRect/>
-                    </a:stretch>
-                  </pic:blipFill>
-                  <pic:spPr bwMode="auto">
-                    <a:xfrm>
-                      <a:off x="0" y="0"/>
-                      <a:ext cx="5334000" cy="4267200"/>
-                    </a:xfrm>
-                    <a:prstGeom prst="rect">
-                      <a:avLst/>
-                    </a:prstGeom>
-                    <a:noFill/>
-                    <a:ln w="9525">
-                      <a:noFill/>
-                      <a:headEnd/>
-                      <a:tailEnd/>
-                    </a:ln>
-                  </pic:spPr>
-                </pic:pic>
-              </a:graphicData>
-            </a:graphic>
-          </wp:inline>
-        </w:drawing>
+        <w:t xml:space="preserve">The Debt-to-Equity ratio compares a company’s total debt to its shareholders’ equity, providing insights into the company’s capital structure and financial leverage. A higher Debt-to-Equity ratio indicates that a company is using more debt relative to equity to finance its operations, which can amplify returns but also increases financial risk.</w:t>
       </w:r>
     </w:p>
     <w:p>
@@ -3341,103 +3616,7 @@
         <w:pStyle w:val="BodyText"/>
       </w:pPr>
       <w:r>
-        <w:drawing>
-          <wp:inline>
-            <wp:extent cx="5334000" cy="4267200"/>
-            <wp:effectExtent b="0" l="0" r="0" t="0"/>
-            <wp:docPr descr="" title="" id="172" name="Picture"/>
-            <a:graphic>
-              <a:graphicData uri="http://schemas.openxmlformats.org/drawingml/2006/picture">
-                <pic:pic>
-                  <pic:nvPicPr>
-                    <pic:cNvPr descr="comparative_financial_analysis_files/figure-docx/plot-leverage-ratios-2.png" id="173" name="Picture"/>
-                    <pic:cNvPicPr>
-                      <a:picLocks noChangeArrowheads="1" noChangeAspect="1"/>
-                    </pic:cNvPicPr>
-                  </pic:nvPicPr>
-                  <pic:blipFill>
-                    <a:blip r:embed="rId171"/>
-                    <a:stretch>
-                      <a:fillRect/>
-                    </a:stretch>
-                  </pic:blipFill>
-                  <pic:spPr bwMode="auto">
-                    <a:xfrm>
-                      <a:off x="0" y="0"/>
-                      <a:ext cx="5334000" cy="4267200"/>
-                    </a:xfrm>
-                    <a:prstGeom prst="rect">
-                      <a:avLst/>
-                    </a:prstGeom>
-                    <a:noFill/>
-                    <a:ln w="9525">
-                      <a:noFill/>
-                      <a:headEnd/>
-                      <a:tailEnd/>
-                    </a:ln>
-                  </pic:spPr>
-                </pic:pic>
-              </a:graphicData>
-            </a:graphic>
-          </wp:inline>
-        </w:drawing>
-      </w:r>
-    </w:p>
-    <w:bookmarkEnd w:id="174"/>
-    <w:bookmarkStart w:id="181" w:name="Xb6b05eec95260fbf68c6ef8e2d1681e241f4ead"/>
-    <w:p>
-      <w:pPr>
-        <w:pStyle w:val="Heading2"/>
-      </w:pPr>
-      <w:r>
-        <w:t xml:space="preserve">8.4 Cross-Sectional Analysis of Debt to Asset Ratio in 2024</w:t>
-      </w:r>
-    </w:p>
-    <w:p>
-      <w:pPr>
-        <w:pStyle w:val="FirstParagraph"/>
-      </w:pPr>
-      <w:r>
-        <w:drawing>
-          <wp:inline>
-            <wp:extent cx="5334000" cy="4267200"/>
-            <wp:effectExtent b="0" l="0" r="0" t="0"/>
-            <wp:docPr descr="" title="" id="176" name="Picture"/>
-            <a:graphic>
-              <a:graphicData uri="http://schemas.openxmlformats.org/drawingml/2006/picture">
-                <pic:pic>
-                  <pic:nvPicPr>
-                    <pic:cNvPr descr="comparative_financial_analysis_files/figure-docx/cross-sectional%20view%20of%20debt-to-asset%20ratio%20in%202024-1.png" id="177" name="Picture"/>
-                    <pic:cNvPicPr>
-                      <a:picLocks noChangeArrowheads="1" noChangeAspect="1"/>
-                    </pic:cNvPicPr>
-                  </pic:nvPicPr>
-                  <pic:blipFill>
-                    <a:blip r:embed="rId175"/>
-                    <a:stretch>
-                      <a:fillRect/>
-                    </a:stretch>
-                  </pic:blipFill>
-                  <pic:spPr bwMode="auto">
-                    <a:xfrm>
-                      <a:off x="0" y="0"/>
-                      <a:ext cx="5334000" cy="4267200"/>
-                    </a:xfrm>
-                    <a:prstGeom prst="rect">
-                      <a:avLst/>
-                    </a:prstGeom>
-                    <a:noFill/>
-                    <a:ln w="9525">
-                      <a:noFill/>
-                      <a:headEnd/>
-                      <a:tailEnd/>
-                    </a:ln>
-                  </pic:spPr>
-                </pic:pic>
-              </a:graphicData>
-            </a:graphic>
-          </wp:inline>
-        </w:drawing>
+        <w:t xml:space="preserve">In the charts below, we analyze the Debt-to-Asset and Debt-to-Equity ratios for United Airlines (UAL), JetBlue (JBLU), and SkyWest (SKW) from the fourth quarter of 2019 to the second quarter of 2025. We observe how these airlines have managed their debt levels in response to industry challenges, particularly in the context of the COVID-19 pandemic and its aftermath.</w:t>
       </w:r>
     </w:p>
     <w:p>
@@ -3445,73 +3624,23 @@
         <w:pStyle w:val="BodyText"/>
       </w:pPr>
       <w:r>
-        <w:drawing>
-          <wp:inline>
-            <wp:extent cx="5334000" cy="4267200"/>
-            <wp:effectExtent b="0" l="0" r="0" t="0"/>
-            <wp:docPr descr="" title="" id="179" name="Picture"/>
-            <a:graphic>
-              <a:graphicData uri="http://schemas.openxmlformats.org/drawingml/2006/picture">
-                <pic:pic>
-                  <pic:nvPicPr>
-                    <pic:cNvPr descr="comparative_financial_analysis_files/figure-docx/cross-sectional%20view%20of%20debt-to-asset%20ratio%20in%202024-2.png" id="180" name="Picture"/>
-                    <pic:cNvPicPr>
-                      <a:picLocks noChangeArrowheads="1" noChangeAspect="1"/>
-                    </pic:cNvPicPr>
-                  </pic:nvPicPr>
-                  <pic:blipFill>
-                    <a:blip r:embed="rId178"/>
-                    <a:stretch>
-                      <a:fillRect/>
-                    </a:stretch>
-                  </pic:blipFill>
-                  <pic:spPr bwMode="auto">
-                    <a:xfrm>
-                      <a:off x="0" y="0"/>
-                      <a:ext cx="5334000" cy="4267200"/>
-                    </a:xfrm>
-                    <a:prstGeom prst="rect">
-                      <a:avLst/>
-                    </a:prstGeom>
-                    <a:noFill/>
-                    <a:ln w="9525">
-                      <a:noFill/>
-                      <a:headEnd/>
-                      <a:tailEnd/>
-                    </a:ln>
-                  </pic:spPr>
-                </pic:pic>
-              </a:graphicData>
-            </a:graphic>
-          </wp:inline>
-        </w:drawing>
-      </w:r>
-    </w:p>
-    <w:bookmarkEnd w:id="181"/>
-    <w:bookmarkStart w:id="216" w:name="efficiency-and-profitability-ratios"/>
-    <w:p>
-      <w:pPr>
-        <w:pStyle w:val="Heading2"/>
-      </w:pPr>
-      <w:r>
-        <w:t xml:space="preserve">8.5 Efficiency and Profitability Ratios</w:t>
-      </w:r>
-    </w:p>
-    <w:bookmarkStart w:id="188" w:name="return-on-assets-and-return-on-equity"/>
-    <w:p>
-      <w:pPr>
-        <w:pStyle w:val="Heading3"/>
-      </w:pPr>
-      <w:r>
-        <w:t xml:space="preserve">8.5.1 Return on Assets and Return on Equity</w:t>
-      </w:r>
-    </w:p>
-    <w:p>
-      <w:pPr>
-        <w:pStyle w:val="FirstParagraph"/>
-      </w:pPr>
-      <w:r>
-        <w:t xml:space="preserve">The return on assets (ROA) and return on equity (ROE) ratios are key indicators of a company’s profitability and efficiency in utilizing its assets and equity to generate earnings. ROA measures how effectively a company uses its assets to produce net income, while ROE assesses the profitability relative to shareholders’ equity. In the charts below, we analyze the ROA and ROE trends for United Airlines (UAL), JetBlue (JBLU), and SkyWest (SKW) from the fourth quarter of 2019 to the second quarter of 2025. We observe how these airlines have navigated the challenges of the airline industry, particularly in the context of the COVID-19 pandemic and its aftermath. SkyWest (SKW) consistently demonstrates higher ROA and ROE compared to UAL and JBLU, indicating a more efficient use of assets and equity in generating profits. This analysis provides insights into the financial health and operational efficiency of these airlines over the specified period. JetBlue (JBLU) shows a gradual improvement in both ROA and ROE, reflecting its recovery and growth strategies post-pandemic. United Airlines (UAL), while showing fluctuations, indicates efforts to stabilize and enhance profitability through various operational adjustments.</w:t>
+        <w:t xml:space="preserve">SkyWest (SKW) consistently maintains lower leverage ratios compared to UAL and JBLU, indicating a more conservative approach to debt financing.</w:t>
+      </w:r>
+    </w:p>
+    <w:p>
+      <w:pPr>
+        <w:pStyle w:val="BodyText"/>
+      </w:pPr>
+      <w:r>
+        <w:t xml:space="preserve">JetBlue (JBLU) shows a gradual increase in leverage ratios, reflecting its growth strategies post-pandemic.</w:t>
+      </w:r>
+    </w:p>
+    <w:p>
+      <w:pPr>
+        <w:pStyle w:val="BodyText"/>
+      </w:pPr>
+      <w:r>
+        <w:t xml:space="preserve">United Airlines (UAL) exhibits fluctuations in leverage ratios, highlighting efforts to balance debt management with operational needs during recovery phases.</w:t>
       </w:r>
     </w:p>
     <w:p>
@@ -3528,7 +3657,7 @@
               <a:graphicData uri="http://schemas.openxmlformats.org/drawingml/2006/picture">
                 <pic:pic>
                   <pic:nvPicPr>
-                    <pic:cNvPr descr="comparative_financial_analysis_files/figure-docx/plot-roa-roe-1.png" id="184" name="Picture"/>
+                    <pic:cNvPr descr="comparative_financial_analysis_files/figure-docx/plot-leverage-ratios-1.png" id="184" name="Picture"/>
                     <pic:cNvPicPr>
                       <a:picLocks noChangeArrowheads="1" noChangeAspect="1"/>
                     </pic:cNvPicPr>
@@ -3575,7 +3704,7 @@
               <a:graphicData uri="http://schemas.openxmlformats.org/drawingml/2006/picture">
                 <pic:pic>
                   <pic:nvPicPr>
-                    <pic:cNvPr descr="comparative_financial_analysis_files/figure-docx/plot-roa-roe-2.png" id="187" name="Picture"/>
+                    <pic:cNvPr descr="comparative_financial_analysis_files/figure-docx/plot-leverage-ratios-2.png" id="187" name="Picture"/>
                     <pic:cNvPicPr>
                       <a:picLocks noChangeArrowheads="1" noChangeAspect="1"/>
                     </pic:cNvPicPr>
@@ -3609,26 +3738,18 @@
       </w:r>
     </w:p>
     <w:bookmarkEnd w:id="188"/>
-    <w:bookmarkStart w:id="195" w:name="X7d6671735b474d47ef725eb4d4499d9c7b90ef0"/>
-    <w:p>
-      <w:pPr>
-        <w:pStyle w:val="Heading3"/>
-      </w:pPr>
-      <w:r>
-        <w:t xml:space="preserve">8.5.2 Capital Structure Leverage and Common Earnings Leverage</w:t>
+    <w:bookmarkStart w:id="195" w:name="Xb6b05eec95260fbf68c6ef8e2d1681e241f4ead"/>
+    <w:p>
+      <w:pPr>
+        <w:pStyle w:val="Heading2"/>
+      </w:pPr>
+      <w:r>
+        <w:t xml:space="preserve">8.2 Cross-Sectional Analysis of Debt to Asset Ratio in 2024</w:t>
       </w:r>
     </w:p>
     <w:p>
       <w:pPr>
         <w:pStyle w:val="FirstParagraph"/>
-      </w:pPr>
-      <w:r>
-        <w:t xml:space="preserve">The capital structure leverage ratio and common earnings leverage ratio are important metrics for assessing a company’s financial leverage and risk profile. The capital structure leverage ratio indicates the extent to which a company utilizes debt in its capital structure, while the common earnings leverage ratio measures the sensitivity of a company’s earnings to changes in its operating income. In the charts below, we analyze these leverage ratios for United Airlines (UAL), JetBlue (JBLU), and SkyWest (SKW) from the fourth quarter of 2019 to the second quarter of 2025. We observe how these airlines have managed their financial leverage in response to industry challenges, particularly in the context of the COVID-19 pandemic and its aftermath. SkyWest (SKW) consistently maintains lower leverage ratios compared to UAL and JBLU, indicating a more conservative approach to debt financing. JetBlue (JBLU) shows a gradual increase in leverage ratios, reflecting its growth strategies post-pandemic. United Airlines (UAL) exhibits fluctuations in leverage ratios, highlighting efforts to balance debt management with operational needs during recovery phases.</w:t>
-      </w:r>
-    </w:p>
-    <w:p>
-      <w:pPr>
-        <w:pStyle w:val="BodyText"/>
       </w:pPr>
       <w:r>
         <w:drawing>
@@ -3640,7 +3761,7 @@
               <a:graphicData uri="http://schemas.openxmlformats.org/drawingml/2006/picture">
                 <pic:pic>
                   <pic:nvPicPr>
-                    <pic:cNvPr descr="comparative_financial_analysis_files/figure-docx/plot-capital-structure-leverage-common-earnings-leverage-1.png" id="191" name="Picture"/>
+                    <pic:cNvPr descr="comparative_financial_analysis_files/figure-docx/cross-sectional%20view%20of%20debt-to-asset%20ratio%20in%202024-1.png" id="191" name="Picture"/>
                     <pic:cNvPicPr>
                       <a:picLocks noChangeArrowheads="1" noChangeAspect="1"/>
                     </pic:cNvPicPr>
@@ -3687,7 +3808,7 @@
               <a:graphicData uri="http://schemas.openxmlformats.org/drawingml/2006/picture">
                 <pic:pic>
                   <pic:nvPicPr>
-                    <pic:cNvPr descr="comparative_financial_analysis_files/figure-docx/plot-capital-structure-leverage-common-earnings-leverage-2.png" id="194" name="Picture"/>
+                    <pic:cNvPr descr="comparative_financial_analysis_files/figure-docx/cross-sectional%20view%20of%20debt-to-asset%20ratio%20in%202024-2.png" id="194" name="Picture"/>
                     <pic:cNvPicPr>
                       <a:picLocks noChangeArrowheads="1" noChangeAspect="1"/>
                     </pic:cNvPicPr>
@@ -3721,13 +3842,22 @@
       </w:r>
     </w:p>
     <w:bookmarkEnd w:id="195"/>
-    <w:bookmarkStart w:id="205" w:name="efficiency-ratios-over-time"/>
+    <w:bookmarkStart w:id="230" w:name="efficiency-and-profitability-ratios"/>
+    <w:p>
+      <w:pPr>
+        <w:pStyle w:val="Heading2"/>
+      </w:pPr>
+      <w:r>
+        <w:t xml:space="preserve">8.3 Efficiency and Profitability Ratios</w:t>
+      </w:r>
+    </w:p>
+    <w:bookmarkStart w:id="202" w:name="return-on-assets-and-return-on-equity"/>
     <w:p>
       <w:pPr>
         <w:pStyle w:val="Heading3"/>
       </w:pPr>
       <w:r>
-        <w:t xml:space="preserve">8.5.3 Efficiency Ratios Over Time</w:t>
+        <w:t xml:space="preserve">8.3.1 Return on Assets and Return on Equity</w:t>
       </w:r>
     </w:p>
     <w:p>
@@ -3735,7 +3865,47 @@
         <w:pStyle w:val="FirstParagraph"/>
       </w:pPr>
       <w:r>
-        <w:t xml:space="preserve">The efficiency ratios analyzed include Asset Turnover, Inventory Turnover, and Receivables Turnover. Asset Turnover measures how effectively a company utilizes its assets to generate revenue. Inventory Turnover assesses how efficiently inventory is managed and sold, while Receivables Turnover evaluates the effectiveness of credit and collection policies. These ratios provide insights into operational efficiency and resource management. In the charts below, we analyze these efficiency ratios for United Airlines (UAL), JetBlue (JBLU), and SkyWest (SKW) from the fourth quarter of 2019 to the second quarter of 2025. We observe how these airlines have optimized their operations in response to industry challenges, particularly in the context of the COVID-19 pandemic and its aftermath. SkyWest (SKW) consistently demonstrates higher efficiency ratios compared to UAL and JBLU, indicating more effective asset and resource management. JetBlue (JBLU) shows improvements in efficiency ratios, reflecting its recovery and growth strategies post-pandemic. United Airlines (UAL) exhibits fluctuations in efficiency ratios, highlighting efforts to enhance operational performance during recovery phases.</w:t>
+        <w:t xml:space="preserve">The return on assets (ROA) and return on equity (ROE) ratios are key indicators of a company’s profitability and efficiency in utilizing its assets and equity to generate earnings.</w:t>
+      </w:r>
+    </w:p>
+    <w:p>
+      <w:pPr>
+        <w:pStyle w:val="BodyText"/>
+      </w:pPr>
+      <w:r>
+        <w:t xml:space="preserve">ROA measures how effectively a company uses its assets to produce net income, while ROE assesses the profitability relative to shareholders’ equity.</w:t>
+      </w:r>
+    </w:p>
+    <w:p>
+      <w:pPr>
+        <w:pStyle w:val="BodyText"/>
+      </w:pPr>
+      <w:r>
+        <w:t xml:space="preserve">In the charts below, we analyze the ROA and ROE trends for United Airlines (UAL), JetBlue (JBLU), and SkyWest (SKW) from the fourth quarter of 2019 to the second quarter of 2025. We observe how these airlines have navigated the challenges of the airline industry, particularly in the context of the COVID-19 pandemic and its aftermath.</w:t>
+      </w:r>
+    </w:p>
+    <w:p>
+      <w:pPr>
+        <w:pStyle w:val="BodyText"/>
+      </w:pPr>
+      <w:r>
+        <w:t xml:space="preserve">SkyWest (SKW) consistently demonstrates higher ROA and ROE compared to UAL and JBLU, indicating a more efficient use of assets and equity in generating profits.</w:t>
+      </w:r>
+    </w:p>
+    <w:p>
+      <w:pPr>
+        <w:pStyle w:val="BodyText"/>
+      </w:pPr>
+      <w:r>
+        <w:t xml:space="preserve">JetBlue (JBLU) shows a gradual improvement in both ROA and ROE, reflecting its recovery and growth strategies post-pandemic.</w:t>
+      </w:r>
+    </w:p>
+    <w:p>
+      <w:pPr>
+        <w:pStyle w:val="BodyText"/>
+      </w:pPr>
+      <w:r>
+        <w:t xml:space="preserve">United Airlines (UAL), while showing fluctuations, indicates efforts to stabilize and enhance profitability through various operational adjustments.</w:t>
       </w:r>
     </w:p>
     <w:p>
@@ -3752,7 +3922,7 @@
               <a:graphicData uri="http://schemas.openxmlformats.org/drawingml/2006/picture">
                 <pic:pic>
                   <pic:nvPicPr>
-                    <pic:cNvPr descr="comparative_financial_analysis_files/figure-docx/plot-efficiency-ratios-1.png" id="198" name="Picture"/>
+                    <pic:cNvPr descr="comparative_financial_analysis_files/figure-docx/plot-roa-roe-1.png" id="198" name="Picture"/>
                     <pic:cNvPicPr>
                       <a:picLocks noChangeArrowheads="1" noChangeAspect="1"/>
                     </pic:cNvPicPr>
@@ -3799,7 +3969,7 @@
               <a:graphicData uri="http://schemas.openxmlformats.org/drawingml/2006/picture">
                 <pic:pic>
                   <pic:nvPicPr>
-                    <pic:cNvPr descr="comparative_financial_analysis_files/figure-docx/plot-efficiency-ratios-2.png" id="201" name="Picture"/>
+                    <pic:cNvPr descr="comparative_financial_analysis_files/figure-docx/plot-roa-roe-2.png" id="201" name="Picture"/>
                     <pic:cNvPicPr>
                       <a:picLocks noChangeArrowheads="1" noChangeAspect="1"/>
                     </pic:cNvPicPr>
@@ -3832,6 +4002,64 @@
         </w:drawing>
       </w:r>
     </w:p>
+    <w:bookmarkEnd w:id="202"/>
+    <w:bookmarkStart w:id="209" w:name="X7d6671735b474d47ef725eb4d4499d9c7b90ef0"/>
+    <w:p>
+      <w:pPr>
+        <w:pStyle w:val="Heading3"/>
+      </w:pPr>
+      <w:r>
+        <w:t xml:space="preserve">8.3.2 Capital Structure Leverage and Common Earnings Leverage</w:t>
+      </w:r>
+    </w:p>
+    <w:p>
+      <w:pPr>
+        <w:pStyle w:val="FirstParagraph"/>
+      </w:pPr>
+      <w:r>
+        <w:t xml:space="preserve">The capital structure leverage ratio and common earnings leverage ratio are important metrics for assessing a company’s financial leverage and risk profile.</w:t>
+      </w:r>
+    </w:p>
+    <w:p>
+      <w:pPr>
+        <w:pStyle w:val="BodyText"/>
+      </w:pPr>
+      <w:r>
+        <w:t xml:space="preserve">The capital structure leverage ratio indicates the extent to which a company utilizes debt in its capital structure, while the common earnings leverage ratio measures the sensitivity of a company’s earnings to changes in its operating income.</w:t>
+      </w:r>
+    </w:p>
+    <w:p>
+      <w:pPr>
+        <w:pStyle w:val="BodyText"/>
+      </w:pPr>
+      <w:r>
+        <w:t xml:space="preserve">In the charts below, we analyze these leverage ratios for United Airlines (UAL), JetBlue (JBLU), and SkyWest (SKW) from the fourth quarter of 2019 to the second quarter of 2025. We observe how these airlines have managed their financial leverage in response to industry challenges, particularly in the context of the COVID-19 pandemic and its aftermath. S</w:t>
+      </w:r>
+    </w:p>
+    <w:p>
+      <w:pPr>
+        <w:pStyle w:val="BodyText"/>
+      </w:pPr>
+      <w:r>
+        <w:t xml:space="preserve">SkyWest (SKW) consistently maintains lower leverage ratios compared to UAL and JBLU, indicating a more conservative approach to debt financing.</w:t>
+      </w:r>
+    </w:p>
+    <w:p>
+      <w:pPr>
+        <w:pStyle w:val="BodyText"/>
+      </w:pPr>
+      <w:r>
+        <w:t xml:space="preserve">JetBlue (JBLU) shows a gradual increase in leverage ratios, reflecting its growth strategies post-pandemic.</w:t>
+      </w:r>
+    </w:p>
+    <w:p>
+      <w:pPr>
+        <w:pStyle w:val="BodyText"/>
+      </w:pPr>
+      <w:r>
+        <w:t xml:space="preserve">United Airlines (UAL) exhibits fluctuations in leverage ratios, highlighting efforts to balance debt management with operational needs during recovery phases.</w:t>
+      </w:r>
+    </w:p>
     <w:p>
       <w:pPr>
         <w:pStyle w:val="BodyText"/>
@@ -3841,18 +4069,18 @@
           <wp:inline>
             <wp:extent cx="5334000" cy="4267200"/>
             <wp:effectExtent b="0" l="0" r="0" t="0"/>
-            <wp:docPr descr="" title="" id="203" name="Picture"/>
+            <wp:docPr descr="" title="" id="204" name="Picture"/>
             <a:graphic>
               <a:graphicData uri="http://schemas.openxmlformats.org/drawingml/2006/picture">
                 <pic:pic>
                   <pic:nvPicPr>
-                    <pic:cNvPr descr="comparative_financial_analysis_files/figure-docx/plot-efficiency-ratios-3.png" id="204" name="Picture"/>
+                    <pic:cNvPr descr="comparative_financial_analysis_files/figure-docx/plot-capital-structure-leverage-common-earnings-leverage-1.png" id="205" name="Picture"/>
                     <pic:cNvPicPr>
                       <a:picLocks noChangeArrowheads="1" noChangeAspect="1"/>
                     </pic:cNvPicPr>
                   </pic:nvPicPr>
                   <pic:blipFill>
-                    <a:blip r:embed="rId202"/>
+                    <a:blip r:embed="rId203"/>
                     <a:stretch>
                       <a:fillRect/>
                     </a:stretch>
@@ -3879,24 +4107,6 @@
         </w:drawing>
       </w:r>
     </w:p>
-    <w:bookmarkEnd w:id="205"/>
-    <w:bookmarkStart w:id="215" w:name="profitability-ratios-over-time"/>
-    <w:p>
-      <w:pPr>
-        <w:pStyle w:val="Heading3"/>
-      </w:pPr>
-      <w:r>
-        <w:t xml:space="preserve">8.5.4 Profitability Ratios Over Time</w:t>
-      </w:r>
-    </w:p>
-    <w:p>
-      <w:pPr>
-        <w:pStyle w:val="FirstParagraph"/>
-      </w:pPr>
-      <w:r>
-        <w:t xml:space="preserve">The profitability ratios analyzed include Gross Margin, Profit Margin, and After-Tax Return on Equity (ROE). Gross Margin indicates the percentage of revenue that exceeds the cost of goods sold, reflecting the efficiency of production and pricing strategies. Profit Margin measures the overall profitability by showing the percentage of revenue that remains as profit after all expenses, taxes, and costs have been deducted. After-Tax ROE assesses how effectively a company generates profit from its shareholders’ equity after accounting for taxes, providing insight into financial performance and shareholder value creation. These ratios are crucial for evaluating the financial health and operational efficiency of companies. In the charts below, we analyze these profitability ratios for United Airlines (UAL), JetBlue (JBLU), and SkyWest (SKW) from the fourth quarter of 2019 to the second quarter of 2025. We observe how these airlines have managed their profitability in response to industry challenges, particularly in the context of the COVID-19 pandemic and its aftermath. SkyWest (SKW) consistently demonstrates higher profitability ratios compared to UAL and JBLU, indicating more effective cost management and revenue generation. JetBlue (JBLU) shows improvements in profitability ratios, reflecting its recovery and growth strategies post-pandemic. United Airlines (UAL) exhibits fluctuations in profitability ratios, highlighting efforts to enhance financial performance during recovery phases.</w:t>
-      </w:r>
-    </w:p>
     <w:p>
       <w:pPr>
         <w:pStyle w:val="BodyText"/>
@@ -3911,7 +4121,7 @@
               <a:graphicData uri="http://schemas.openxmlformats.org/drawingml/2006/picture">
                 <pic:pic>
                   <pic:nvPicPr>
-                    <pic:cNvPr descr="comparative_financial_analysis_files/figure-docx/plot-profitability-ratios-1.png" id="208" name="Picture"/>
+                    <pic:cNvPr descr="comparative_financial_analysis_files/figure-docx/plot-capital-structure-leverage-common-earnings-leverage-2.png" id="208" name="Picture"/>
                     <pic:cNvPicPr>
                       <a:picLocks noChangeArrowheads="1" noChangeAspect="1"/>
                     </pic:cNvPicPr>
@@ -3944,6 +4154,64 @@
         </w:drawing>
       </w:r>
     </w:p>
+    <w:bookmarkEnd w:id="209"/>
+    <w:bookmarkStart w:id="219" w:name="efficiency-ratios-over-time"/>
+    <w:p>
+      <w:pPr>
+        <w:pStyle w:val="Heading3"/>
+      </w:pPr>
+      <w:r>
+        <w:t xml:space="preserve">8.3.3 Efficiency Ratios Over Time</w:t>
+      </w:r>
+    </w:p>
+    <w:p>
+      <w:pPr>
+        <w:pStyle w:val="FirstParagraph"/>
+      </w:pPr>
+      <w:r>
+        <w:t xml:space="preserve">The efficiency ratios analyzed include Asset Turnover, Inventory Turnover, and Receivables Turnover. Asset Turnover measures how effectively a company utilizes its assets to generate revenue.</w:t>
+      </w:r>
+    </w:p>
+    <w:p>
+      <w:pPr>
+        <w:pStyle w:val="BodyText"/>
+      </w:pPr>
+      <w:r>
+        <w:t xml:space="preserve">Inventory Turnover assesses how efficiently inventory is managed and sold, while Receivables Turnover evaluates the effectiveness of credit and collection policies. These ratios provide insights into operational efficiency and resource management.</w:t>
+      </w:r>
+    </w:p>
+    <w:p>
+      <w:pPr>
+        <w:pStyle w:val="BodyText"/>
+      </w:pPr>
+      <w:r>
+        <w:t xml:space="preserve">In the charts below, we analyze these efficiency ratios for United Airlines (UAL), JetBlue (JBLU), and SkyWest (SKW) from the fourth quarter of 2019 to the second quarter of 2025. We observe how these airlines have optimized their operations in response to industry challenges, particularly in the context of the COVID-19 pandemic and its aftermath.</w:t>
+      </w:r>
+    </w:p>
+    <w:p>
+      <w:pPr>
+        <w:pStyle w:val="BodyText"/>
+      </w:pPr>
+      <w:r>
+        <w:t xml:space="preserve">SkyWest (SKW) consistently demonstrates higher efficiency ratios compared to UAL and JBLU, indicating more effective asset and resource management.</w:t>
+      </w:r>
+    </w:p>
+    <w:p>
+      <w:pPr>
+        <w:pStyle w:val="BodyText"/>
+      </w:pPr>
+      <w:r>
+        <w:t xml:space="preserve">JetBlue (JBLU) shows improvements in efficiency ratios, reflecting its recovery and growth strategies post-pandemic.</w:t>
+      </w:r>
+    </w:p>
+    <w:p>
+      <w:pPr>
+        <w:pStyle w:val="BodyText"/>
+      </w:pPr>
+      <w:r>
+        <w:t xml:space="preserve">United Airlines (UAL) exhibits fluctuations in efficiency ratios, highlighting efforts to enhance operational performance during recovery phases.</w:t>
+      </w:r>
+    </w:p>
     <w:p>
       <w:pPr>
         <w:pStyle w:val="BodyText"/>
@@ -3953,18 +4221,18 @@
           <wp:inline>
             <wp:extent cx="5334000" cy="4267200"/>
             <wp:effectExtent b="0" l="0" r="0" t="0"/>
-            <wp:docPr descr="" title="" id="210" name="Picture"/>
+            <wp:docPr descr="" title="" id="211" name="Picture"/>
             <a:graphic>
               <a:graphicData uri="http://schemas.openxmlformats.org/drawingml/2006/picture">
                 <pic:pic>
                   <pic:nvPicPr>
-                    <pic:cNvPr descr="comparative_financial_analysis_files/figure-docx/plot-profitability-ratios-2.png" id="211" name="Picture"/>
+                    <pic:cNvPr descr="comparative_financial_analysis_files/figure-docx/plot-efficiency-ratios-1.png" id="212" name="Picture"/>
                     <pic:cNvPicPr>
                       <a:picLocks noChangeArrowheads="1" noChangeAspect="1"/>
                     </pic:cNvPicPr>
                   </pic:nvPicPr>
                   <pic:blipFill>
-                    <a:blip r:embed="rId209"/>
+                    <a:blip r:embed="rId210"/>
                     <a:stretch>
                       <a:fillRect/>
                     </a:stretch>
@@ -4000,18 +4268,18 @@
           <wp:inline>
             <wp:extent cx="5334000" cy="4267200"/>
             <wp:effectExtent b="0" l="0" r="0" t="0"/>
-            <wp:docPr descr="" title="" id="213" name="Picture"/>
+            <wp:docPr descr="" title="" id="214" name="Picture"/>
             <a:graphic>
               <a:graphicData uri="http://schemas.openxmlformats.org/drawingml/2006/picture">
                 <pic:pic>
                   <pic:nvPicPr>
-                    <pic:cNvPr descr="comparative_financial_analysis_files/figure-docx/plot-profitability-ratios-3.png" id="214" name="Picture"/>
+                    <pic:cNvPr descr="comparative_financial_analysis_files/figure-docx/plot-efficiency-ratios-2.png" id="215" name="Picture"/>
                     <pic:cNvPicPr>
                       <a:picLocks noChangeArrowheads="1" noChangeAspect="1"/>
                     </pic:cNvPicPr>
                   </pic:nvPicPr>
                   <pic:blipFill>
-                    <a:blip r:embed="rId212"/>
+                    <a:blip r:embed="rId213"/>
                     <a:stretch>
                       <a:fillRect/>
                     </a:stretch>
@@ -4038,54 +4306,27 @@
         </w:drawing>
       </w:r>
     </w:p>
-    <w:bookmarkEnd w:id="215"/>
-    <w:bookmarkEnd w:id="216"/>
-    <w:bookmarkStart w:id="226" w:name="common-size-analysis---income-statement"/>
-    <w:p>
-      <w:pPr>
-        <w:pStyle w:val="Heading2"/>
-      </w:pPr>
-      <w:r>
-        <w:t xml:space="preserve">8.6 Common Size Analysis - Income Statement</w:t>
-      </w:r>
-    </w:p>
-    <w:p>
-      <w:pPr>
-        <w:pStyle w:val="FirstParagraph"/>
-      </w:pPr>
-      <w:r>
-        <w:t xml:space="preserve">The common-size analysis standardizes financial statements by expressing each line item as a percentage of a base figure, allowing for easier comparison across companies and time periods. In the income statement, each item is expressed as a percentage of total revenue. The net income ratio, gross profit ratio, and operating income ratio are key metrics derived from this analysis. The net income ratio indicates the percentage of revenue that remains as profit after all expenses, taxes, and costs have been deducted. A higher net income ratio suggests better profitability and efficiency in managing expenses relative to revenue. The gross profit ratio reflects the percentage of revenue remaining after accounting for the cost of goods sold, indicating how efficiently a company produces and sells its products. The operating income ratio shows the percentage of revenue left after covering operating expenses, providing insight into the company’s operational efficiency. By analyzing these ratios over time and across different airlines, stakeholders can assess financial health, operational performance, and profitability trends within the airline industry.</w:t>
-      </w:r>
-    </w:p>
-    <w:p>
-      <w:pPr>
-        <w:pStyle w:val="Heading3"/>
-      </w:pPr>
-      <w:r>
-        <w:t xml:space="preserve">Net Income Ratio Over Time</w:t>
-      </w:r>
-    </w:p>
-    <w:p>
-      <w:pPr>
-        <w:pStyle w:val="CaptionedFigure"/>
+    <w:p>
+      <w:pPr>
+        <w:pStyle w:val="BodyText"/>
       </w:pPr>
       <w:r>
         <w:drawing>
           <wp:inline>
             <wp:extent cx="5334000" cy="4267200"/>
             <wp:effectExtent b="0" l="0" r="0" t="0"/>
-            <wp:docPr descr="Net Income Ratio for UAL, JBLU and SKYW (2019 Q4 - 2025 Q2)" title="" id="218" name="Picture"/>
+            <wp:docPr descr="" title="" id="217" name="Picture"/>
             <a:graphic>
               <a:graphicData uri="http://schemas.openxmlformats.org/drawingml/2006/picture">
                 <pic:pic>
                   <pic:nvPicPr>
-                    <pic:cNvPr descr="comparative_financial_analysis_files/figure-docx/plot-net-income-ratio-1.png" id="219" name="Picture"/>
+                    <pic:cNvPr descr="comparative_financial_analysis_files/figure-docx/plot-efficiency-ratios-3.png" id="218" name="Picture"/>
                     <pic:cNvPicPr>
                       <a:picLocks noChangeArrowheads="1" noChangeAspect="1"/>
                     </pic:cNvPicPr>
                   </pic:nvPicPr>
                   <pic:blipFill>
-                    <a:blip r:embed="rId217"/>
+                    <a:blip r:embed="rId216"/>
                     <a:stretch>
                       <a:fillRect/>
                     </a:stretch>
@@ -4112,37 +4353,95 @@
         </w:drawing>
       </w:r>
     </w:p>
-    <w:p>
-      <w:pPr>
-        <w:pStyle w:val="ImageCaption"/>
-      </w:pPr>
-      <w:r>
-        <w:t xml:space="preserve">Net Income Ratio for UAL, JBLU and SKYW (2019 Q4 - 2025 Q2)</w:t>
-      </w:r>
-    </w:p>
+    <w:bookmarkEnd w:id="219"/>
+    <w:bookmarkStart w:id="229" w:name="profitability-ratios-over-time"/>
     <w:p>
       <w:pPr>
         <w:pStyle w:val="Heading3"/>
       </w:pPr>
       <w:r>
-        <w:t xml:space="preserve">Expense Composition (% of Revenue)</w:t>
-      </w:r>
-    </w:p>
-    <w:p>
-      <w:pPr>
-        <w:pStyle w:val="CaptionedFigure"/>
+        <w:t xml:space="preserve">8.3.4 Profitability Ratios Over Time</w:t>
+      </w:r>
+    </w:p>
+    <w:p>
+      <w:pPr>
+        <w:pStyle w:val="FirstParagraph"/>
+      </w:pPr>
+      <w:r>
+        <w:t xml:space="preserve">The profitability ratios analyzed include Gross Margin, Profit Margin, and After-Tax Return on Equity (ROE).</w:t>
+      </w:r>
+    </w:p>
+    <w:p>
+      <w:pPr>
+        <w:pStyle w:val="BodyText"/>
+      </w:pPr>
+      <w:r>
+        <w:t xml:space="preserve">Gross Margin indicates the percentage of revenue that exceeds the cost of goods sold, reflecting the efficiency of production and pricing strategies.</w:t>
+      </w:r>
+    </w:p>
+    <w:p>
+      <w:pPr>
+        <w:pStyle w:val="BodyText"/>
+      </w:pPr>
+      <w:r>
+        <w:t xml:space="preserve">Profit Margin measures the overall profitability by showing the percentage of revenue that remains as profit after all expenses, taxes, and costs have been deducted.</w:t>
+      </w:r>
+    </w:p>
+    <w:p>
+      <w:pPr>
+        <w:pStyle w:val="BodyText"/>
+      </w:pPr>
+      <w:r>
+        <w:t xml:space="preserve">After-Tax ROE assesses how effectively a company generates profit from its shareholders’ equity after accounting for taxes, providing insight into financial performance and shareholder value creation.</w:t>
+      </w:r>
+    </w:p>
+    <w:p>
+      <w:pPr>
+        <w:pStyle w:val="BodyText"/>
+      </w:pPr>
+      <w:r>
+        <w:t xml:space="preserve">These ratios are crucial for evaluating the financial health and operational efficiency of companies. In the charts below, we analyze these profitability ratios for United Airlines (UAL), JetBlue (JBLU), and SkyWest (SKW) from the fourth quarter of 2019 to the second quarter of 2025. We observe how these airlines have managed their profitability in response to industry challenges, particularly in the context of the COVID-19 pandemic and its aftermath.</w:t>
+      </w:r>
+    </w:p>
+    <w:p>
+      <w:pPr>
+        <w:pStyle w:val="BodyText"/>
+      </w:pPr>
+      <w:r>
+        <w:t xml:space="preserve">SkyWest (SKW) consistently demonstrates higher profitability ratios compared to UAL and JBLU, indicating more effective cost management and revenue generation.</w:t>
+      </w:r>
+    </w:p>
+    <w:p>
+      <w:pPr>
+        <w:pStyle w:val="BodyText"/>
+      </w:pPr>
+      <w:r>
+        <w:t xml:space="preserve">JetBlue (JBLU) shows improvements in profitability ratios, reflecting its recovery and growth strategies post-pandemic.</w:t>
+      </w:r>
+    </w:p>
+    <w:p>
+      <w:pPr>
+        <w:pStyle w:val="BodyText"/>
+      </w:pPr>
+      <w:r>
+        <w:t xml:space="preserve">United Airlines (UAL) exhibits fluctuations in profitability ratios, highlighting efforts to enhance financial performance during recovery phases.</w:t>
+      </w:r>
+    </w:p>
+    <w:p>
+      <w:pPr>
+        <w:pStyle w:val="BodyText"/>
       </w:pPr>
       <w:r>
         <w:drawing>
           <wp:inline>
             <wp:extent cx="5334000" cy="4267200"/>
             <wp:effectExtent b="0" l="0" r="0" t="0"/>
-            <wp:docPr descr="Expense Composition for UAL, JBLU and SKYW (2023 Q4)" title="" id="221" name="Picture"/>
+            <wp:docPr descr="" title="" id="221" name="Picture"/>
             <a:graphic>
               <a:graphicData uri="http://schemas.openxmlformats.org/drawingml/2006/picture">
                 <pic:pic>
                   <pic:nvPicPr>
-                    <pic:cNvPr descr="comparative_financial_analysis_files/figure-docx/plot-expense-composition-1.png" id="222" name="Picture"/>
+                    <pic:cNvPr descr="comparative_financial_analysis_files/figure-docx/plot-profitability-ratios-1.png" id="222" name="Picture"/>
                     <pic:cNvPicPr>
                       <a:picLocks noChangeArrowheads="1" noChangeAspect="1"/>
                     </pic:cNvPicPr>
@@ -4177,35 +4476,19 @@
     </w:p>
     <w:p>
       <w:pPr>
-        <w:pStyle w:val="ImageCaption"/>
-      </w:pPr>
-      <w:r>
-        <w:t xml:space="preserve">Expense Composition for UAL, JBLU and SKYW (2023 Q4)</w:t>
-      </w:r>
-    </w:p>
-    <w:p>
-      <w:pPr>
-        <w:pStyle w:val="Heading3"/>
-      </w:pPr>
-      <w:r>
-        <w:t xml:space="preserve">Margin Comparison (Gross vs Operating vs Net)</w:t>
-      </w:r>
-    </w:p>
-    <w:p>
-      <w:pPr>
-        <w:pStyle w:val="CaptionedFigure"/>
+        <w:pStyle w:val="BodyText"/>
       </w:pPr>
       <w:r>
         <w:drawing>
           <wp:inline>
             <wp:extent cx="5334000" cy="4267200"/>
             <wp:effectExtent b="0" l="0" r="0" t="0"/>
-            <wp:docPr descr="Margin Comparison for UAL, JBLU and SKYW (2019 Q4 - 2025 Q2)" title="" id="224" name="Picture"/>
+            <wp:docPr descr="" title="" id="224" name="Picture"/>
             <a:graphic>
               <a:graphicData uri="http://schemas.openxmlformats.org/drawingml/2006/picture">
                 <pic:pic>
                   <pic:nvPicPr>
-                    <pic:cNvPr descr="comparative_financial_analysis_files/figure-docx/plot-margin-comparison_gross-operating-net-1.png" id="225" name="Picture"/>
+                    <pic:cNvPr descr="comparative_financial_analysis_files/figure-docx/plot-profitability-ratios-2.png" id="225" name="Picture"/>
                     <pic:cNvPicPr>
                       <a:picLocks noChangeArrowheads="1" noChangeAspect="1"/>
                     </pic:cNvPicPr>
@@ -4240,59 +4523,25 @@
     </w:p>
     <w:p>
       <w:pPr>
-        <w:pStyle w:val="ImageCaption"/>
-      </w:pPr>
-      <w:r>
-        <w:t xml:space="preserve">Margin Comparison for UAL, JBLU and SKYW (2019 Q4 - 2025 Q2)</w:t>
-      </w:r>
-    </w:p>
-    <w:bookmarkEnd w:id="226"/>
-    <w:bookmarkStart w:id="233" w:name="common-size-analysis---balance-sheet"/>
-    <w:p>
-      <w:pPr>
-        <w:pStyle w:val="Heading2"/>
-      </w:pPr>
-      <w:r>
-        <w:t xml:space="preserve">8.7 Common Size Analysis - Balance Sheet</w:t>
-      </w:r>
-    </w:p>
-    <w:p>
-      <w:pPr>
-        <w:pStyle w:val="FirstParagraph"/>
-      </w:pPr>
-      <w:r>
-        <w:t xml:space="preserve">The common-size analysis of the balance sheet provides insights into a company’s financial structure by expressing each line item as a percentage of total assets. This standardization allows for easier comparison across companies and time periods. The capital structure, asset composition, and liquidity ratios are key components of this analysis. The capital structure illustrates the proportion of liabilities, equity, and cash in relation to total assets, highlighting how a company finances its operations. The asset composition reveals the distribution of different asset types, such as cash, property, and intangible assets, providing insights into resource allocation. By analyzing these ratios over time and across different airlines, stakeholders can assess financial health, operational efficiency, and strategic positioning within the airline industry.</w:t>
-      </w:r>
-    </w:p>
-    <w:p>
-      <w:pPr>
-        <w:pStyle w:val="Heading3"/>
-      </w:pPr>
-      <w:r>
-        <w:t xml:space="preserve">Capital Structure: Liabilities, Equity and Cash</w:t>
-      </w:r>
-    </w:p>
-    <w:p>
-      <w:pPr>
-        <w:pStyle w:val="CaptionedFigure"/>
+        <w:pStyle w:val="BodyText"/>
       </w:pPr>
       <w:r>
         <w:drawing>
           <wp:inline>
             <wp:extent cx="5334000" cy="4267200"/>
             <wp:effectExtent b="0" l="0" r="0" t="0"/>
-            <wp:docPr descr="Capital Structure for UAL, JBLU and SKYW (2019 Q4 - 2025 Q2)" title="" id="228" name="Picture"/>
+            <wp:docPr descr="" title="" id="227" name="Picture"/>
             <a:graphic>
               <a:graphicData uri="http://schemas.openxmlformats.org/drawingml/2006/picture">
                 <pic:pic>
                   <pic:nvPicPr>
-                    <pic:cNvPr descr="comparative_financial_analysis_files/figure-docx/plot-capital-structure-liabilities-equity-cash-1.png" id="229" name="Picture"/>
+                    <pic:cNvPr descr="comparative_financial_analysis_files/figure-docx/plot-profitability-ratios-3.png" id="228" name="Picture"/>
                     <pic:cNvPicPr>
                       <a:picLocks noChangeArrowheads="1" noChangeAspect="1"/>
                     </pic:cNvPicPr>
                   </pic:nvPicPr>
                   <pic:blipFill>
-                    <a:blip r:embed="rId227"/>
+                    <a:blip r:embed="rId226"/>
                     <a:stretch>
                       <a:fillRect/>
                     </a:stretch>
@@ -4319,12 +4568,63 @@
         </w:drawing>
       </w:r>
     </w:p>
-    <w:p>
-      <w:pPr>
-        <w:pStyle w:val="ImageCaption"/>
-      </w:pPr>
-      <w:r>
-        <w:t xml:space="preserve">Capital Structure for UAL, JBLU and SKYW (2019 Q4 - 2025 Q2)</w:t>
+    <w:bookmarkEnd w:id="229"/>
+    <w:bookmarkEnd w:id="230"/>
+    <w:bookmarkStart w:id="240" w:name="common-size-analysis---income-statement"/>
+    <w:p>
+      <w:pPr>
+        <w:pStyle w:val="Heading2"/>
+      </w:pPr>
+      <w:r>
+        <w:t xml:space="preserve">8.4 Common Size Analysis - Income Statement</w:t>
+      </w:r>
+    </w:p>
+    <w:p>
+      <w:pPr>
+        <w:pStyle w:val="FirstParagraph"/>
+      </w:pPr>
+      <w:r>
+        <w:t xml:space="preserve">The common-size analysis standardizes financial statements by expressing each line item as a percentage of a base figure, allowing for easier comparison across companies and time periods.</w:t>
+      </w:r>
+    </w:p>
+    <w:p>
+      <w:pPr>
+        <w:pStyle w:val="BodyText"/>
+      </w:pPr>
+      <w:r>
+        <w:t xml:space="preserve">In the income statement, each item is expressed as a percentage of total revenue. The net income ratio, gross profit ratio, and operating income ratio are key metrics derived from this analysis.</w:t>
+      </w:r>
+    </w:p>
+    <w:p>
+      <w:pPr>
+        <w:pStyle w:val="BodyText"/>
+      </w:pPr>
+      <w:r>
+        <w:t xml:space="preserve">The net income ratio indicates the percentage of revenue that remains as profit after all expenses, taxes, and costs have been deducted. A higher net income ratio suggests better profitability and efficiency in managing expenses relative to revenue.</w:t>
+      </w:r>
+    </w:p>
+    <w:p>
+      <w:pPr>
+        <w:pStyle w:val="BodyText"/>
+      </w:pPr>
+      <w:r>
+        <w:t xml:space="preserve">The gross profit ratio reflects the percentage of revenue remaining after accounting for the cost of goods sold, indicating how efficiently a company produces and sells its products.</w:t>
+      </w:r>
+    </w:p>
+    <w:p>
+      <w:pPr>
+        <w:pStyle w:val="BodyText"/>
+      </w:pPr>
+      <w:r>
+        <w:t xml:space="preserve">The operating income ratio shows the percentage of revenue left after covering operating expenses, providing insight into the company’s operational efficiency.</w:t>
+      </w:r>
+    </w:p>
+    <w:p>
+      <w:pPr>
+        <w:pStyle w:val="BodyText"/>
+      </w:pPr>
+      <w:r>
+        <w:t xml:space="preserve">By analyzing these ratios over time and across different airlines, stakeholders can assess financial health, operational performance, and profitability trends within the airline industry.</w:t>
       </w:r>
     </w:p>
     <w:p>
@@ -4332,7 +4632,7 @@
         <w:pStyle w:val="Heading3"/>
       </w:pPr>
       <w:r>
-        <w:t xml:space="preserve">Asset Composition (% of Total Assets)</w:t>
+        <w:t xml:space="preserve">Net Income Ratio Over Time</w:t>
       </w:r>
     </w:p>
     <w:p>
@@ -4344,18 +4644,18 @@
           <wp:inline>
             <wp:extent cx="5334000" cy="4267200"/>
             <wp:effectExtent b="0" l="0" r="0" t="0"/>
-            <wp:docPr descr="Asset Composition for UAL, JBLU and SKYW (2019 Q4 - 2025 Q2)" title="" id="231" name="Picture"/>
+            <wp:docPr descr="Net Income Ratio for UAL, JBLU and SKYW (2019 Q4 - 2025 Q2)" title="" id="232" name="Picture"/>
             <a:graphic>
               <a:graphicData uri="http://schemas.openxmlformats.org/drawingml/2006/picture">
                 <pic:pic>
                   <pic:nvPicPr>
-                    <pic:cNvPr descr="comparative_financial_analysis_files/figure-docx/plot-asset-composition-1.png" id="232" name="Picture"/>
+                    <pic:cNvPr descr="comparative_financial_analysis_files/figure-docx/plot-net-income-ratio-1.png" id="233" name="Picture"/>
                     <pic:cNvPicPr>
                       <a:picLocks noChangeArrowheads="1" noChangeAspect="1"/>
                     </pic:cNvPicPr>
                   </pic:nvPicPr>
                   <pic:blipFill>
-                    <a:blip r:embed="rId230"/>
+                    <a:blip r:embed="rId231"/>
                     <a:stretch>
                       <a:fillRect/>
                     </a:stretch>
@@ -4387,25 +4687,7 @@
         <w:pStyle w:val="ImageCaption"/>
       </w:pPr>
       <w:r>
-        <w:t xml:space="preserve">Asset Composition for UAL, JBLU and SKYW (2019 Q4 - 2025 Q2)</w:t>
-      </w:r>
-    </w:p>
-    <w:bookmarkEnd w:id="233"/>
-    <w:bookmarkStart w:id="243" w:name="X41caad5e855f50f19dc48bc3ecf3bbf5b5bf153"/>
-    <w:p>
-      <w:pPr>
-        <w:pStyle w:val="Heading2"/>
-      </w:pPr>
-      <w:r>
-        <w:t xml:space="preserve">8.8 Common Size Analysis - Cash Flow Statement</w:t>
-      </w:r>
-    </w:p>
-    <w:p>
-      <w:pPr>
-        <w:pStyle w:val="FirstParagraph"/>
-      </w:pPr>
-      <w:r>
-        <w:t xml:space="preserve">The cash flow statement common size analysis provides insights into how effectively a company generates cash from its operations, invests in assets, and finances its activities. The Cash Flow Quality, Cash Flow Composition, and Free Cash Flow ratios are key indicators of financial health and operational efficiency. The Cash Flow Quality ratio measures the proportion of net income that is supported by cash flow from operations. The Cash Flow Composition chart illustrates the proportion of cash flows from operating, investing, and financing activities as a percentage of total cash inflows. Free Cash Flow indicates the cash available after capital expenditures, which is crucial for growth and shareholder returns.</w:t>
+        <w:t xml:space="preserve">Net Income Ratio for UAL, JBLU and SKYW (2019 Q4 - 2025 Q2)</w:t>
       </w:r>
     </w:p>
     <w:p>
@@ -4413,7 +4695,7 @@
         <w:pStyle w:val="Heading3"/>
       </w:pPr>
       <w:r>
-        <w:t xml:space="preserve">Cash Flow Quality (CFO/Net Income)</w:t>
+        <w:t xml:space="preserve">Expense Composition (% of Revenue)</w:t>
       </w:r>
     </w:p>
     <w:p>
@@ -4425,12 +4707,12 @@
           <wp:inline>
             <wp:extent cx="5334000" cy="4267200"/>
             <wp:effectExtent b="0" l="0" r="0" t="0"/>
-            <wp:docPr descr="Cash Flow Quality for UAL, JBLU and SKYW (2019 Q4 - 2025 Q2)" title="" id="235" name="Picture"/>
+            <wp:docPr descr="Expense Composition for UAL, JBLU and SKYW (2023 Q4)" title="" id="235" name="Picture"/>
             <a:graphic>
               <a:graphicData uri="http://schemas.openxmlformats.org/drawingml/2006/picture">
                 <pic:pic>
                   <pic:nvPicPr>
-                    <pic:cNvPr descr="comparative_financial_analysis_files/figure-docx/plot-cash-flow-quality-1.png" id="236" name="Picture"/>
+                    <pic:cNvPr descr="comparative_financial_analysis_files/figure-docx/plot-expense-composition-1.png" id="236" name="Picture"/>
                     <pic:cNvPicPr>
                       <a:picLocks noChangeArrowheads="1" noChangeAspect="1"/>
                     </pic:cNvPicPr>
@@ -4468,7 +4750,7 @@
         <w:pStyle w:val="ImageCaption"/>
       </w:pPr>
       <w:r>
-        <w:t xml:space="preserve">Cash Flow Quality for UAL, JBLU and SKYW (2019 Q4 - 2025 Q2)</w:t>
+        <w:t xml:space="preserve">Expense Composition for UAL, JBLU and SKYW (2023 Q4)</w:t>
       </w:r>
     </w:p>
     <w:p>
@@ -4476,7 +4758,7 @@
         <w:pStyle w:val="Heading3"/>
       </w:pPr>
       <w:r>
-        <w:t xml:space="preserve">Cash Flow Composition (Operating, Investing, Financing)</w:t>
+        <w:t xml:space="preserve">Margin Comparison (Gross vs Operating vs Net)</w:t>
       </w:r>
     </w:p>
     <w:p>
@@ -4488,12 +4770,12 @@
           <wp:inline>
             <wp:extent cx="5334000" cy="4267200"/>
             <wp:effectExtent b="0" l="0" r="0" t="0"/>
-            <wp:docPr descr="Cash Flow Composition for UAL, JBLU and SKYW (2019 Q4 - 2025 Q2)" title="" id="238" name="Picture"/>
+            <wp:docPr descr="Margin Comparison for UAL, JBLU and SKYW (2019 Q4 - 2025 Q2)" title="" id="238" name="Picture"/>
             <a:graphic>
               <a:graphicData uri="http://schemas.openxmlformats.org/drawingml/2006/picture">
                 <pic:pic>
                   <pic:nvPicPr>
-                    <pic:cNvPr descr="comparative_financial_analysis_files/figure-docx/plot-cash-flow-composition-1.png" id="239" name="Picture"/>
+                    <pic:cNvPr descr="comparative_financial_analysis_files/figure-docx/plot-margin-comparison_gross-operating-net-1.png" id="239" name="Picture"/>
                     <pic:cNvPicPr>
                       <a:picLocks noChangeArrowheads="1" noChangeAspect="1"/>
                     </pic:cNvPicPr>
@@ -4531,7 +4813,49 @@
         <w:pStyle w:val="ImageCaption"/>
       </w:pPr>
       <w:r>
-        <w:t xml:space="preserve">Cash Flow Composition for UAL, JBLU and SKYW (2019 Q4 - 2025 Q2)</w:t>
+        <w:t xml:space="preserve">Margin Comparison for UAL, JBLU and SKYW (2019 Q4 - 2025 Q2)</w:t>
+      </w:r>
+    </w:p>
+    <w:bookmarkEnd w:id="240"/>
+    <w:bookmarkStart w:id="247" w:name="common-size-analysis---balance-sheet"/>
+    <w:p>
+      <w:pPr>
+        <w:pStyle w:val="Heading2"/>
+      </w:pPr>
+      <w:r>
+        <w:t xml:space="preserve">8.5 Common Size Analysis - Balance Sheet</w:t>
+      </w:r>
+    </w:p>
+    <w:p>
+      <w:pPr>
+        <w:pStyle w:val="FirstParagraph"/>
+      </w:pPr>
+      <w:r>
+        <w:t xml:space="preserve">The common-size analysis of the balance sheet provides insights into a company’s financial structure by expressing each line item as a percentage of total assets. This standardization allows for easier comparison across companies and time periods.</w:t>
+      </w:r>
+    </w:p>
+    <w:p>
+      <w:pPr>
+        <w:pStyle w:val="BodyText"/>
+      </w:pPr>
+      <w:r>
+        <w:t xml:space="preserve">The capital structure, asset composition, and liquidity ratios are key components of this analysis. The capital structure illustrates the proportion of liabilities, equity, and cash in relation to total assets, highlighting how a company finances its operations.</w:t>
+      </w:r>
+    </w:p>
+    <w:p>
+      <w:pPr>
+        <w:pStyle w:val="BodyText"/>
+      </w:pPr>
+      <w:r>
+        <w:t xml:space="preserve">The asset composition reveals the distribution of different asset types, such as cash, property, and intangible assets, providing insights into resource allocation.</w:t>
+      </w:r>
+    </w:p>
+    <w:p>
+      <w:pPr>
+        <w:pStyle w:val="BodyText"/>
+      </w:pPr>
+      <w:r>
+        <w:t xml:space="preserve">By analyzing these ratios over time and across different airlines, stakeholders can assess financial health, operational efficiency, and strategic positioning within the airline industry.</w:t>
       </w:r>
     </w:p>
     <w:p>
@@ -4539,7 +4863,7 @@
         <w:pStyle w:val="Heading3"/>
       </w:pPr>
       <w:r>
-        <w:t xml:space="preserve">Free Cash Flow (% of Net Income)</w:t>
+        <w:t xml:space="preserve">Capital Structure: Liabilities, Equity and Cash</w:t>
       </w:r>
     </w:p>
     <w:p>
@@ -4551,18 +4875,18 @@
           <wp:inline>
             <wp:extent cx="5334000" cy="4267200"/>
             <wp:effectExtent b="0" l="0" r="0" t="0"/>
-            <wp:docPr descr="Free Cash Flow for UAL, JBLU and SKYW (2019 Q4 - 2025 Q2)" title="" id="241" name="Picture"/>
+            <wp:docPr descr="Capital Structure for UAL, JBLU and SKYW (2019 Q4 - 2025 Q2)" title="" id="242" name="Picture"/>
             <a:graphic>
               <a:graphicData uri="http://schemas.openxmlformats.org/drawingml/2006/picture">
                 <pic:pic>
                   <pic:nvPicPr>
-                    <pic:cNvPr descr="comparative_financial_analysis_files/figure-docx/plot-free-cash-flow-1.png" id="242" name="Picture"/>
+                    <pic:cNvPr descr="comparative_financial_analysis_files/figure-docx/plot-capital-structure-liabilities-equity-cash-1.png" id="243" name="Picture"/>
                     <pic:cNvPicPr>
                       <a:picLocks noChangeArrowheads="1" noChangeAspect="1"/>
                     </pic:cNvPicPr>
                   </pic:nvPicPr>
                   <pic:blipFill>
-                    <a:blip r:embed="rId240"/>
+                    <a:blip r:embed="rId241"/>
                     <a:stretch>
                       <a:fillRect/>
                     </a:stretch>
@@ -4594,25 +4918,15 @@
         <w:pStyle w:val="ImageCaption"/>
       </w:pPr>
       <w:r>
-        <w:t xml:space="preserve">Free Cash Flow for UAL, JBLU and SKYW (2019 Q4 - 2025 Q2)</w:t>
-      </w:r>
-    </w:p>
-    <w:bookmarkEnd w:id="243"/>
-    <w:bookmarkStart w:id="247" w:name="net-income-ratio-by-year-and-airline"/>
-    <w:p>
-      <w:pPr>
-        <w:pStyle w:val="Heading2"/>
-      </w:pPr>
-      <w:r>
-        <w:t xml:space="preserve">8.9 Net Income Ratio by year and airline</w:t>
-      </w:r>
-    </w:p>
-    <w:p>
-      <w:pPr>
-        <w:pStyle w:val="FirstParagraph"/>
-      </w:pPr>
-      <w:r>
-        <w:t xml:space="preserve">The heatmap below visualizes the average Net Income Ratio for each airline across different years, providing insights into their profitability trends over time.</w:t>
+        <w:t xml:space="preserve">Capital Structure for UAL, JBLU and SKYW (2019 Q4 - 2025 Q2)</w:t>
+      </w:r>
+    </w:p>
+    <w:p>
+      <w:pPr>
+        <w:pStyle w:val="Heading3"/>
+      </w:pPr>
+      <w:r>
+        <w:t xml:space="preserve">Asset Composition (% of Total Assets)</w:t>
       </w:r>
     </w:p>
     <w:p>
@@ -4624,12 +4938,12 @@
           <wp:inline>
             <wp:extent cx="5334000" cy="4267200"/>
             <wp:effectExtent b="0" l="0" r="0" t="0"/>
-            <wp:docPr descr="Net Income Ratio by Year and Airline (2019 - 2024)" title="" id="245" name="Picture"/>
+            <wp:docPr descr="Asset Composition for UAL, JBLU and SKYW (2019 Q4 - 2025 Q2)" title="" id="245" name="Picture"/>
             <a:graphic>
               <a:graphicData uri="http://schemas.openxmlformats.org/drawingml/2006/picture">
                 <pic:pic>
                   <pic:nvPicPr>
-                    <pic:cNvPr descr="comparative_financial_analysis_files/figure-docx/net-income-ratio-by-year-and-airline-1.png" id="246" name="Picture"/>
+                    <pic:cNvPr descr="comparative_financial_analysis_files/figure-docx/plot-asset-composition-1.png" id="246" name="Picture"/>
                     <pic:cNvPicPr>
                       <a:picLocks noChangeArrowheads="1" noChangeAspect="1"/>
                     </pic:cNvPicPr>
@@ -4667,34 +4981,65 @@
         <w:pStyle w:val="ImageCaption"/>
       </w:pPr>
       <w:r>
-        <w:t xml:space="preserve">Net Income Ratio by Year and Airline (2019 - 2024)</w:t>
+        <w:t xml:space="preserve">Asset Composition for UAL, JBLU and SKYW (2019 Q4 - 2025 Q2)</w:t>
       </w:r>
     </w:p>
     <w:bookmarkEnd w:id="247"/>
-    <w:bookmarkStart w:id="252" w:name="bankruptcy-prediction-model"/>
+    <w:bookmarkStart w:id="257" w:name="X41caad5e855f50f19dc48bc3ecf3bbf5b5bf153"/>
     <w:p>
       <w:pPr>
         <w:pStyle w:val="Heading2"/>
       </w:pPr>
       <w:r>
-        <w:t xml:space="preserve">8.10 Bankruptcy Prediction Model</w:t>
-      </w:r>
-    </w:p>
-    <w:bookmarkStart w:id="251" w:name="X4ee13189475bf72ad8c30fcc9620f8b72362f3e"/>
+        <w:t xml:space="preserve">8.6 Common Size Analysis - Cash Flow Statement</w:t>
+      </w:r>
+    </w:p>
+    <w:p>
+      <w:pPr>
+        <w:pStyle w:val="FirstParagraph"/>
+      </w:pPr>
+      <w:r>
+        <w:t xml:space="preserve">The cash flow statement common size analysis provides insights into how effectively a company generates cash from its operations, invests in assets, and finances its activities.</w:t>
+      </w:r>
+    </w:p>
+    <w:p>
+      <w:pPr>
+        <w:pStyle w:val="BodyText"/>
+      </w:pPr>
+      <w:r>
+        <w:t xml:space="preserve">The Cash Flow Quality, Cash Flow Composition, and Free Cash Flow ratios are key indicators of financial health and operational efficiency.</w:t>
+      </w:r>
+    </w:p>
+    <w:p>
+      <w:pPr>
+        <w:pStyle w:val="BodyText"/>
+      </w:pPr>
+      <w:r>
+        <w:t xml:space="preserve">The Cash Flow Quality ratio measures the proportion of net income that is supported by cash flow from operations.</w:t>
+      </w:r>
+    </w:p>
+    <w:p>
+      <w:pPr>
+        <w:pStyle w:val="BodyText"/>
+      </w:pPr>
+      <w:r>
+        <w:t xml:space="preserve">The Cash Flow Composition chart illustrates the proportion of cash flows from operating, investing, and financing activities as a percentage of total cash inflows.</w:t>
+      </w:r>
+    </w:p>
+    <w:p>
+      <w:pPr>
+        <w:pStyle w:val="BodyText"/>
+      </w:pPr>
+      <w:r>
+        <w:t xml:space="preserve">Free Cash Flow indicates the cash available after capital expenditures, which is crucial for growth and shareholder returns.</w:t>
+      </w:r>
+    </w:p>
     <w:p>
       <w:pPr>
         <w:pStyle w:val="Heading3"/>
       </w:pPr>
       <w:r>
-        <w:t xml:space="preserve">8.10.1 Altman Z-Score for Service Industry Over Time</w:t>
-      </w:r>
-    </w:p>
-    <w:p>
-      <w:pPr>
-        <w:pStyle w:val="FirstParagraph"/>
-      </w:pPr>
-      <w:r>
-        <w:t xml:space="preserve">The Altman Z-Score is a widely used metric for predicting the likelihood of bankruptcy. A score above 2.6 indicates a low risk of bankruptcy, while a score below 1.1 suggests a high risk.</w:t>
+        <w:t xml:space="preserve">Cash Flow Quality (CFO/Net Income)</w:t>
       </w:r>
     </w:p>
     <w:p>
@@ -4706,12 +5051,12 @@
           <wp:inline>
             <wp:extent cx="5334000" cy="4267200"/>
             <wp:effectExtent b="0" l="0" r="0" t="0"/>
-            <wp:docPr descr="Altman Z-Score - Service Industry for for UAL, JBLU and SKYW (2019 Q4 - 2025 Q2)" title="" id="249" name="Picture"/>
+            <wp:docPr descr="Cash Flow Quality for UAL, JBLU and SKYW (2019 Q4 - 2025 Q2)" title="" id="249" name="Picture"/>
             <a:graphic>
               <a:graphicData uri="http://schemas.openxmlformats.org/drawingml/2006/picture">
                 <pic:pic>
                   <pic:nvPicPr>
-                    <pic:cNvPr descr="comparative_financial_analysis_files/figure-docx/plot-altman-z-score-1.png" id="250" name="Picture"/>
+                    <pic:cNvPr descr="comparative_financial_analysis_files/figure-docx/plot-cash-flow-quality-1.png" id="250" name="Picture"/>
                     <pic:cNvPicPr>
                       <a:picLocks noChangeArrowheads="1" noChangeAspect="1"/>
                     </pic:cNvPicPr>
@@ -4749,58 +5094,38 @@
         <w:pStyle w:val="ImageCaption"/>
       </w:pPr>
       <w:r>
-        <w:t xml:space="preserve">Altman Z-Score - Service Industry for for UAL, JBLU and SKYW (2019 Q4 - 2025 Q2)</w:t>
-      </w:r>
-    </w:p>
-    <w:bookmarkEnd w:id="251"/>
-    <w:bookmarkEnd w:id="252"/>
-    <w:bookmarkStart w:id="263" w:name="operating-leverage-ratios"/>
-    <w:p>
-      <w:pPr>
-        <w:pStyle w:val="Heading2"/>
-      </w:pPr>
-      <w:r>
-        <w:t xml:space="preserve">8.11 Operating Leverage Ratios</w:t>
-      </w:r>
-    </w:p>
-    <w:bookmarkStart w:id="262" w:name="operating-leverage-over-time"/>
+        <w:t xml:space="preserve">Cash Flow Quality for UAL, JBLU and SKYW (2019 Q4 - 2025 Q2)</w:t>
+      </w:r>
+    </w:p>
     <w:p>
       <w:pPr>
         <w:pStyle w:val="Heading3"/>
       </w:pPr>
       <w:r>
-        <w:t xml:space="preserve">8.11.1 Operating Leverage Over Time</w:t>
-      </w:r>
-    </w:p>
-    <w:p>
-      <w:pPr>
-        <w:pStyle w:val="FirstParagraph"/>
-      </w:pPr>
-      <w:r>
-        <w:t xml:space="preserve">These ratios help assess how efficiently a company utilizes its fixed assets and working capital to generate revenue.</w:t>
-      </w:r>
-    </w:p>
-    <w:p>
-      <w:pPr>
-        <w:pStyle w:val="BodyText"/>
+        <w:t xml:space="preserve">Cash Flow Composition (Operating, Investing, Financing)</w:t>
+      </w:r>
+    </w:p>
+    <w:p>
+      <w:pPr>
+        <w:pStyle w:val="CaptionedFigure"/>
       </w:pPr>
       <w:r>
         <w:drawing>
           <wp:inline>
             <wp:extent cx="5334000" cy="4267200"/>
             <wp:effectExtent b="0" l="0" r="0" t="0"/>
-            <wp:docPr descr="" title="" id="254" name="Picture"/>
+            <wp:docPr descr="Cash Flow Composition for UAL, JBLU and SKYW (2019 Q4 - 2025 Q2)" title="" id="252" name="Picture"/>
             <a:graphic>
               <a:graphicData uri="http://schemas.openxmlformats.org/drawingml/2006/picture">
                 <pic:pic>
                   <pic:nvPicPr>
-                    <pic:cNvPr descr="comparative_financial_analysis_files/figure-docx/plot-operating-leverage-ratios-1.png" id="255" name="Picture"/>
+                    <pic:cNvPr descr="comparative_financial_analysis_files/figure-docx/plot-cash-flow-composition-1.png" id="253" name="Picture"/>
                     <pic:cNvPicPr>
                       <a:picLocks noChangeArrowheads="1" noChangeAspect="1"/>
                     </pic:cNvPicPr>
                   </pic:nvPicPr>
                   <pic:blipFill>
-                    <a:blip r:embed="rId253"/>
+                    <a:blip r:embed="rId251"/>
                     <a:stretch>
                       <a:fillRect/>
                     </a:stretch>
@@ -4829,25 +5154,41 @@
     </w:p>
     <w:p>
       <w:pPr>
-        <w:pStyle w:val="BodyText"/>
+        <w:pStyle w:val="ImageCaption"/>
+      </w:pPr>
+      <w:r>
+        <w:t xml:space="preserve">Cash Flow Composition for UAL, JBLU and SKYW (2019 Q4 - 2025 Q2)</w:t>
+      </w:r>
+    </w:p>
+    <w:p>
+      <w:pPr>
+        <w:pStyle w:val="Heading3"/>
+      </w:pPr>
+      <w:r>
+        <w:t xml:space="preserve">Free Cash Flow (% of Net Income)</w:t>
+      </w:r>
+    </w:p>
+    <w:p>
+      <w:pPr>
+        <w:pStyle w:val="CaptionedFigure"/>
       </w:pPr>
       <w:r>
         <w:drawing>
           <wp:inline>
             <wp:extent cx="5334000" cy="4267200"/>
             <wp:effectExtent b="0" l="0" r="0" t="0"/>
-            <wp:docPr descr="" title="" id="257" name="Picture"/>
+            <wp:docPr descr="Free Cash Flow for UAL, JBLU and SKYW (2019 Q4 - 2025 Q2)" title="" id="255" name="Picture"/>
             <a:graphic>
               <a:graphicData uri="http://schemas.openxmlformats.org/drawingml/2006/picture">
                 <pic:pic>
                   <pic:nvPicPr>
-                    <pic:cNvPr descr="comparative_financial_analysis_files/figure-docx/plot-operating-leverage-ratios-2.png" id="258" name="Picture"/>
+                    <pic:cNvPr descr="comparative_financial_analysis_files/figure-docx/plot-free-cash-flow-1.png" id="256" name="Picture"/>
                     <pic:cNvPicPr>
                       <a:picLocks noChangeArrowheads="1" noChangeAspect="1"/>
                     </pic:cNvPicPr>
                   </pic:nvPicPr>
                   <pic:blipFill>
-                    <a:blip r:embed="rId256"/>
+                    <a:blip r:embed="rId254"/>
                     <a:stretch>
                       <a:fillRect/>
                     </a:stretch>
@@ -4876,25 +5217,51 @@
     </w:p>
     <w:p>
       <w:pPr>
-        <w:pStyle w:val="BodyText"/>
+        <w:pStyle w:val="ImageCaption"/>
+      </w:pPr>
+      <w:r>
+        <w:t xml:space="preserve">Free Cash Flow for UAL, JBLU and SKYW (2019 Q4 - 2025 Q2)</w:t>
+      </w:r>
+    </w:p>
+    <w:bookmarkEnd w:id="257"/>
+    <w:bookmarkStart w:id="261" w:name="net-income-ratio-by-year-and-airline"/>
+    <w:p>
+      <w:pPr>
+        <w:pStyle w:val="Heading2"/>
+      </w:pPr>
+      <w:r>
+        <w:t xml:space="preserve">8.7 Net Income Ratio by year and airline</w:t>
+      </w:r>
+    </w:p>
+    <w:p>
+      <w:pPr>
+        <w:pStyle w:val="FirstParagraph"/>
+      </w:pPr>
+      <w:r>
+        <w:t xml:space="preserve">The heatmap below visualizes the average Net Income Ratio for each airline across different years, providing insights into their profitability trends over time.</w:t>
+      </w:r>
+    </w:p>
+    <w:p>
+      <w:pPr>
+        <w:pStyle w:val="CaptionedFigure"/>
       </w:pPr>
       <w:r>
         <w:drawing>
           <wp:inline>
             <wp:extent cx="5334000" cy="4267200"/>
             <wp:effectExtent b="0" l="0" r="0" t="0"/>
-            <wp:docPr descr="" title="" id="260" name="Picture"/>
+            <wp:docPr descr="Net Income Ratio by Year and Airline (2019 - 2024)" title="" id="259" name="Picture"/>
             <a:graphic>
               <a:graphicData uri="http://schemas.openxmlformats.org/drawingml/2006/picture">
                 <pic:pic>
                   <pic:nvPicPr>
-                    <pic:cNvPr descr="comparative_financial_analysis_files/figure-docx/plot-operating-leverage-ratios-3.png" id="261" name="Picture"/>
+                    <pic:cNvPr descr="comparative_financial_analysis_files/figure-docx/net-income-ratio-by-year-and-airline-1.png" id="260" name="Picture"/>
                     <pic:cNvPicPr>
                       <a:picLocks noChangeArrowheads="1" noChangeAspect="1"/>
                     </pic:cNvPicPr>
                   </pic:nvPicPr>
                   <pic:blipFill>
-                    <a:blip r:embed="rId259"/>
+                    <a:blip r:embed="rId258"/>
                     <a:stretch>
                       <a:fillRect/>
                     </a:stretch>
@@ -4921,9 +5288,316 @@
         </w:drawing>
       </w:r>
     </w:p>
-    <w:bookmarkEnd w:id="262"/>
-    <w:bookmarkEnd w:id="263"/>
-    <w:bookmarkEnd w:id="264"/>
+    <w:p>
+      <w:pPr>
+        <w:pStyle w:val="ImageCaption"/>
+      </w:pPr>
+      <w:r>
+        <w:t xml:space="preserve">Net Income Ratio by Year and Airline (2019 - 2024)</w:t>
+      </w:r>
+    </w:p>
+    <w:bookmarkEnd w:id="261"/>
+    <w:bookmarkStart w:id="266" w:name="bankruptcy-prediction-model"/>
+    <w:p>
+      <w:pPr>
+        <w:pStyle w:val="Heading2"/>
+      </w:pPr>
+      <w:r>
+        <w:t xml:space="preserve">8.8 Bankruptcy Prediction Model</w:t>
+      </w:r>
+    </w:p>
+    <w:bookmarkStart w:id="265" w:name="X4ee13189475bf72ad8c30fcc9620f8b72362f3e"/>
+    <w:p>
+      <w:pPr>
+        <w:pStyle w:val="Heading3"/>
+      </w:pPr>
+      <w:r>
+        <w:t xml:space="preserve">8.8.1 Altman Z-Score for Service Industry Over Time</w:t>
+      </w:r>
+    </w:p>
+    <w:p>
+      <w:pPr>
+        <w:pStyle w:val="FirstParagraph"/>
+      </w:pPr>
+      <w:r>
+        <w:t xml:space="preserve">The Altman Z-Score is a widely used metric for predicting the likelihood of bankruptcy. A score above 2.6 indicates a low risk of bankruptcy, while a score below 1.1 suggests a high risk. Between these values lies a gray area where the risk is moderate.</w:t>
+      </w:r>
+    </w:p>
+    <w:p>
+      <w:pPr>
+        <w:pStyle w:val="BodyText"/>
+      </w:pPr>
+      <w:r>
+        <w:t xml:space="preserve">Below is the Altman Z-Score for the service industry, specifically for United Airlines (UAL), JetBlue (JBLU), and SkyWest (SKW) from the fourth quarter of 2019 to the second quarter of 2025. We observe that UAL and JBLU have scores fluctuating in the high risk zone, while SKW consistently maintains a score above 1.1, indicating a moderate risk of bankruptcy.</w:t>
+      </w:r>
+    </w:p>
+    <w:p>
+      <w:pPr>
+        <w:pStyle w:val="CaptionedFigure"/>
+      </w:pPr>
+      <w:r>
+        <w:drawing>
+          <wp:inline>
+            <wp:extent cx="5334000" cy="4267200"/>
+            <wp:effectExtent b="0" l="0" r="0" t="0"/>
+            <wp:docPr descr="Altman Z-Score - Service Industry for for UAL, JBLU and SKYW (2019 Q4 - 2025 Q2)" title="" id="263" name="Picture"/>
+            <a:graphic>
+              <a:graphicData uri="http://schemas.openxmlformats.org/drawingml/2006/picture">
+                <pic:pic>
+                  <pic:nvPicPr>
+                    <pic:cNvPr descr="comparative_financial_analysis_files/figure-docx/plot-altman-z-score-1.png" id="264" name="Picture"/>
+                    <pic:cNvPicPr>
+                      <a:picLocks noChangeArrowheads="1" noChangeAspect="1"/>
+                    </pic:cNvPicPr>
+                  </pic:nvPicPr>
+                  <pic:blipFill>
+                    <a:blip r:embed="rId262"/>
+                    <a:stretch>
+                      <a:fillRect/>
+                    </a:stretch>
+                  </pic:blipFill>
+                  <pic:spPr bwMode="auto">
+                    <a:xfrm>
+                      <a:off x="0" y="0"/>
+                      <a:ext cx="5334000" cy="4267200"/>
+                    </a:xfrm>
+                    <a:prstGeom prst="rect">
+                      <a:avLst/>
+                    </a:prstGeom>
+                    <a:noFill/>
+                    <a:ln w="9525">
+                      <a:noFill/>
+                      <a:headEnd/>
+                      <a:tailEnd/>
+                    </a:ln>
+                  </pic:spPr>
+                </pic:pic>
+              </a:graphicData>
+            </a:graphic>
+          </wp:inline>
+        </w:drawing>
+      </w:r>
+    </w:p>
+    <w:p>
+      <w:pPr>
+        <w:pStyle w:val="ImageCaption"/>
+      </w:pPr>
+      <w:r>
+        <w:t xml:space="preserve">Altman Z-Score - Service Industry for for UAL, JBLU and SKYW (2019 Q4 - 2025 Q2)</w:t>
+      </w:r>
+    </w:p>
+    <w:bookmarkEnd w:id="265"/>
+    <w:bookmarkEnd w:id="266"/>
+    <w:bookmarkStart w:id="277" w:name="operating-leverage-ratios"/>
+    <w:p>
+      <w:pPr>
+        <w:pStyle w:val="Heading2"/>
+      </w:pPr>
+      <w:r>
+        <w:t xml:space="preserve">8.9 Operating Leverage Ratios</w:t>
+      </w:r>
+    </w:p>
+    <w:bookmarkStart w:id="276" w:name="operating-leverage-over-time"/>
+    <w:p>
+      <w:pPr>
+        <w:pStyle w:val="Heading3"/>
+      </w:pPr>
+      <w:r>
+        <w:t xml:space="preserve">8.9.1 Operating Leverage Over Time</w:t>
+      </w:r>
+    </w:p>
+    <w:p>
+      <w:pPr>
+        <w:pStyle w:val="FirstParagraph"/>
+      </w:pPr>
+      <w:r>
+        <w:t xml:space="preserve">These ratios help assess how efficiently a company utilizes its fixed assets and working capital to generate revenue.</w:t>
+      </w:r>
+    </w:p>
+    <w:p>
+      <w:pPr>
+        <w:pStyle w:val="BodyText"/>
+      </w:pPr>
+      <w:r>
+        <w:t xml:space="preserve">The operating leverage ratio indicates the sensitivity of operating income to changes in sales revenue.</w:t>
+      </w:r>
+    </w:p>
+    <w:p>
+      <w:pPr>
+        <w:pStyle w:val="BodyText"/>
+      </w:pPr>
+      <w:r>
+        <w:t xml:space="preserve">Fixed asset turnover measures how effectively a company uses its fixed assets to generate sales, while working capital turnover evaluates how efficiently a company utilizes its working capital to support sales.</w:t>
+      </w:r>
+    </w:p>
+    <w:p>
+      <w:pPr>
+        <w:pStyle w:val="BodyText"/>
+      </w:pPr>
+      <w:r>
+        <w:t xml:space="preserve">Working capital is calculated as current assets minus current liabilities.</w:t>
+      </w:r>
+    </w:p>
+    <w:p>
+      <w:pPr>
+        <w:pStyle w:val="BodyText"/>
+      </w:pPr>
+      <w:r>
+        <w:t xml:space="preserve">Below charts illustrate these ratios for United Airlines (UAL), JetBlue (JBLU), and SkyWest (SKW) from the fourth quarter of 2019 to the second quarter of 2025.</w:t>
+      </w:r>
+    </w:p>
+    <w:p>
+      <w:pPr>
+        <w:pStyle w:val="BodyText"/>
+      </w:pPr>
+      <w:r>
+        <w:t xml:space="preserve">We observe that SkyWest (SKW) consistently demonstrates higher efficiency in utilizing its fixed assets and working capital compared to UAL and JBLU, indicating more effective resource management.</w:t>
+      </w:r>
+    </w:p>
+    <w:p>
+      <w:pPr>
+        <w:pStyle w:val="BodyText"/>
+      </w:pPr>
+      <w:r>
+        <w:drawing>
+          <wp:inline>
+            <wp:extent cx="5334000" cy="4267200"/>
+            <wp:effectExtent b="0" l="0" r="0" t="0"/>
+            <wp:docPr descr="" title="" id="268" name="Picture"/>
+            <a:graphic>
+              <a:graphicData uri="http://schemas.openxmlformats.org/drawingml/2006/picture">
+                <pic:pic>
+                  <pic:nvPicPr>
+                    <pic:cNvPr descr="comparative_financial_analysis_files/figure-docx/plot-operating-leverage-ratios-1.png" id="269" name="Picture"/>
+                    <pic:cNvPicPr>
+                      <a:picLocks noChangeArrowheads="1" noChangeAspect="1"/>
+                    </pic:cNvPicPr>
+                  </pic:nvPicPr>
+                  <pic:blipFill>
+                    <a:blip r:embed="rId267"/>
+                    <a:stretch>
+                      <a:fillRect/>
+                    </a:stretch>
+                  </pic:blipFill>
+                  <pic:spPr bwMode="auto">
+                    <a:xfrm>
+                      <a:off x="0" y="0"/>
+                      <a:ext cx="5334000" cy="4267200"/>
+                    </a:xfrm>
+                    <a:prstGeom prst="rect">
+                      <a:avLst/>
+                    </a:prstGeom>
+                    <a:noFill/>
+                    <a:ln w="9525">
+                      <a:noFill/>
+                      <a:headEnd/>
+                      <a:tailEnd/>
+                    </a:ln>
+                  </pic:spPr>
+                </pic:pic>
+              </a:graphicData>
+            </a:graphic>
+          </wp:inline>
+        </w:drawing>
+      </w:r>
+    </w:p>
+    <w:p>
+      <w:pPr>
+        <w:pStyle w:val="BodyText"/>
+      </w:pPr>
+      <w:r>
+        <w:drawing>
+          <wp:inline>
+            <wp:extent cx="5334000" cy="4267200"/>
+            <wp:effectExtent b="0" l="0" r="0" t="0"/>
+            <wp:docPr descr="" title="" id="271" name="Picture"/>
+            <a:graphic>
+              <a:graphicData uri="http://schemas.openxmlformats.org/drawingml/2006/picture">
+                <pic:pic>
+                  <pic:nvPicPr>
+                    <pic:cNvPr descr="comparative_financial_analysis_files/figure-docx/plot-operating-leverage-ratios-2.png" id="272" name="Picture"/>
+                    <pic:cNvPicPr>
+                      <a:picLocks noChangeArrowheads="1" noChangeAspect="1"/>
+                    </pic:cNvPicPr>
+                  </pic:nvPicPr>
+                  <pic:blipFill>
+                    <a:blip r:embed="rId270"/>
+                    <a:stretch>
+                      <a:fillRect/>
+                    </a:stretch>
+                  </pic:blipFill>
+                  <pic:spPr bwMode="auto">
+                    <a:xfrm>
+                      <a:off x="0" y="0"/>
+                      <a:ext cx="5334000" cy="4267200"/>
+                    </a:xfrm>
+                    <a:prstGeom prst="rect">
+                      <a:avLst/>
+                    </a:prstGeom>
+                    <a:noFill/>
+                    <a:ln w="9525">
+                      <a:noFill/>
+                      <a:headEnd/>
+                      <a:tailEnd/>
+                    </a:ln>
+                  </pic:spPr>
+                </pic:pic>
+              </a:graphicData>
+            </a:graphic>
+          </wp:inline>
+        </w:drawing>
+      </w:r>
+    </w:p>
+    <w:p>
+      <w:pPr>
+        <w:pStyle w:val="BodyText"/>
+      </w:pPr>
+      <w:r>
+        <w:drawing>
+          <wp:inline>
+            <wp:extent cx="5334000" cy="4267200"/>
+            <wp:effectExtent b="0" l="0" r="0" t="0"/>
+            <wp:docPr descr="" title="" id="274" name="Picture"/>
+            <a:graphic>
+              <a:graphicData uri="http://schemas.openxmlformats.org/drawingml/2006/picture">
+                <pic:pic>
+                  <pic:nvPicPr>
+                    <pic:cNvPr descr="comparative_financial_analysis_files/figure-docx/plot-operating-leverage-ratios-3.png" id="275" name="Picture"/>
+                    <pic:cNvPicPr>
+                      <a:picLocks noChangeArrowheads="1" noChangeAspect="1"/>
+                    </pic:cNvPicPr>
+                  </pic:nvPicPr>
+                  <pic:blipFill>
+                    <a:blip r:embed="rId273"/>
+                    <a:stretch>
+                      <a:fillRect/>
+                    </a:stretch>
+                  </pic:blipFill>
+                  <pic:spPr bwMode="auto">
+                    <a:xfrm>
+                      <a:off x="0" y="0"/>
+                      <a:ext cx="5334000" cy="4267200"/>
+                    </a:xfrm>
+                    <a:prstGeom prst="rect">
+                      <a:avLst/>
+                    </a:prstGeom>
+                    <a:noFill/>
+                    <a:ln w="9525">
+                      <a:noFill/>
+                      <a:headEnd/>
+                      <a:tailEnd/>
+                    </a:ln>
+                  </pic:spPr>
+                </pic:pic>
+              </a:graphicData>
+            </a:graphic>
+          </wp:inline>
+        </w:drawing>
+      </w:r>
+    </w:p>
+    <w:bookmarkEnd w:id="276"/>
+    <w:bookmarkEnd w:id="277"/>
+    <w:bookmarkEnd w:id="278"/>
     <w:sectPr/>
   </w:body>
 </w:document>

--- a/US-Airline-Sector-Financial-Analysis.docx
+++ b/US-Airline-Sector-Financial-Analysis.docx
@@ -5598,7 +5598,11 @@
     <w:bookmarkEnd w:id="276"/>
     <w:bookmarkEnd w:id="277"/>
     <w:bookmarkEnd w:id="278"/>
-    <w:sectPr/>
+    <w:sectPr>
+      <w:footnotePr>
+        <w:numRestart w:val="eachSect"/>
+      </w:footnotePr>
+    </w:sectPr>
   </w:body>
 </w:document>
 </file>
@@ -5876,8 +5880,6 @@
     </w:pPr>
     <w:rPr>
       <w:rFonts w:asciiTheme="majorHAnsi" w:cstheme="majorBidi" w:eastAsiaTheme="majorEastAsia" w:hAnsiTheme="majorHAnsi"/>
-      <w:spacing w:val="-10"/>
-      <w:kern w:val="28"/>
       <w:sz w:val="56"/>
       <w:szCs w:val="56"/>
     </w:rPr>
@@ -5890,8 +5892,6 @@
     <w:rsid w:val="00A10FD9"/>
     <w:rPr>
       <w:rFonts w:asciiTheme="majorHAnsi" w:cstheme="majorBidi" w:eastAsiaTheme="majorEastAsia" w:hAnsiTheme="majorHAnsi"/>
-      <w:spacing w:val="-10"/>
-      <w:kern w:val="28"/>
       <w:sz w:val="56"/>
       <w:szCs w:val="56"/>
     </w:rPr>
@@ -5932,23 +5932,31 @@
   </w:style>
   <w:style w:customStyle="1" w:styleId="Author" w:type="paragraph">
     <w:name w:val="Author"/>
+    <w:basedOn w:val="Title"/>
     <w:next w:val="BodyText"/>
     <w:qFormat/>
     <w:pPr>
       <w:keepNext/>
       <w:keepLines/>
-      <w:jc w:val="center"/>
     </w:pPr>
+    <w:rPr>
+      <w:sz w:val="24"/>
+      <w:szCs w:val="24"/>
+    </w:rPr>
   </w:style>
   <w:style w:styleId="Date" w:type="paragraph">
     <w:name w:val="Date"/>
+    <w:basedOn w:val="Title"/>
     <w:next w:val="BodyText"/>
     <w:qFormat/>
     <w:pPr>
       <w:keepNext/>
       <w:keepLines/>
-      <w:jc w:val="center"/>
     </w:pPr>
+    <w:rPr>
+      <w:sz w:val="24"/>
+      <w:szCs w:val="24"/>
+    </w:rPr>
   </w:style>
   <w:style w:customStyle="1" w:styleId="AbstractTitle" w:type="paragraph">
     <w:name w:val="Abstract Title"/>

--- a/US-Airline-Sector-Financial-Analysis.docx
+++ b/US-Airline-Sector-Financial-Analysis.docx
@@ -499,7 +499,7 @@
       </w:hyperlink>
     </w:p>
     <w:bookmarkEnd w:id="38"/>
-    <w:bookmarkStart w:id="48" w:name="executive-summary"/>
+    <w:bookmarkStart w:id="51" w:name="executive-summary"/>
     <w:p>
       <w:pPr>
         <w:pStyle w:val="Heading1"/>
@@ -955,13 +955,13 @@
       </w:tr>
     </w:tbl>
     <w:bookmarkEnd w:id="46"/>
-    <w:bookmarkStart w:id="47" w:name="conclusion"/>
+    <w:bookmarkStart w:id="49" w:name="video-summary"/>
     <w:p>
       <w:pPr>
         <w:pStyle w:val="Heading2"/>
       </w:pPr>
       <w:r>
-        <w:t xml:space="preserve">3.3 Conclusion</w:t>
+        <w:t xml:space="preserve">3.3 Video Summary</w:t>
       </w:r>
     </w:p>
     <w:p>
@@ -969,12 +969,66 @@
         <w:pStyle w:val="FirstParagraph"/>
       </w:pPr>
       <w:r>
+        <w:t xml:space="preserve">The video below provides a concise summary of the key insights from this analysis.</w:t>
+      </w:r>
+    </w:p>
+    <w:p>
+      <w:pPr>
+        <w:pStyle w:val="BodyText"/>
+      </w:pPr>
+      <w:r>
+        <w:t xml:space="preserve">We made this using NotebookLM by Google and thought it would be interesting to share.</w:t>
+      </w:r>
+    </w:p>
+    <w:p>
+      <w:pPr>
+        <w:pStyle w:val="BodyText"/>
+      </w:pPr>
+      <w:r>
+        <w:t xml:space="preserve">There are two flavors of it one with only our report as the source and one with report and additional graphs and data.</w:t>
+      </w:r>
+    </w:p>
+    <w:bookmarkStart w:id="47" w:name="video-summary-report-as-the-only-source"/>
+    <w:p>
+      <w:pPr>
+        <w:pStyle w:val="Heading3"/>
+      </w:pPr>
+      <w:r>
+        <w:t xml:space="preserve">3.3.1 Video summary (report as the only source)</w:t>
+      </w:r>
+    </w:p>
+    <w:bookmarkEnd w:id="47"/>
+    <w:bookmarkStart w:id="48" w:name="Xfecf0d9be95dab59bbbca32ad569bad99f724a5"/>
+    <w:p>
+      <w:pPr>
+        <w:pStyle w:val="Heading3"/>
+      </w:pPr>
+      <w:r>
+        <w:t xml:space="preserve">3.3.2 Video summary (report + additional data and graphs)</w:t>
+      </w:r>
+    </w:p>
+    <w:bookmarkEnd w:id="48"/>
+    <w:bookmarkEnd w:id="49"/>
+    <w:bookmarkStart w:id="50" w:name="conclusion"/>
+    <w:p>
+      <w:pPr>
+        <w:pStyle w:val="Heading2"/>
+      </w:pPr>
+      <w:r>
+        <w:t xml:space="preserve">3.4 Conclusion</w:t>
+      </w:r>
+    </w:p>
+    <w:p>
+      <w:pPr>
+        <w:pStyle w:val="FirstParagraph"/>
+      </w:pPr>
+      <w:r>
         <w:t xml:space="preserve">In conclusion, the U.S. airline sector presents a landscape of varied financial fortitude. United Airlines has successfully leveraged its scale to drive a powerful earnings recovery. JetBlue faces significant headwinds in its pursuit of sustainable profitability and balance sheet repair. SkyWest, with its distinct regional operating model, has emerged from the turbulent five-year period with the most durable and well-positioned financial structure, setting the stage for a stable long-term outlook.</w:t>
       </w:r>
     </w:p>
-    <w:bookmarkEnd w:id="47"/>
-    <w:bookmarkEnd w:id="48"/>
-    <w:bookmarkStart w:id="92" w:name="united-airlines-ual-financial-analysis"/>
+    <w:bookmarkEnd w:id="50"/>
+    <w:bookmarkEnd w:id="51"/>
+    <w:bookmarkStart w:id="95" w:name="united-airlines-ual-financial-analysis"/>
     <w:p>
       <w:pPr>
         <w:pStyle w:val="Heading1"/>
@@ -991,7 +1045,7 @@
         <w:t xml:space="preserve">As a premier global legacy carrier, United Airlines’ financial performance serves as a crucial barometer for the health of the entire airline industry. Its vast network and exposure to international and business travel make its recovery from the 2020 downturn a key case study in sector resilience. This section performs a time-series analysis of UAL’s profitability, financial health, and cash flow sustainability from 2020 through the end of fiscal year 2024.</w:t>
       </w:r>
     </w:p>
-    <w:bookmarkStart w:id="52" w:name="market-capitalization-recovery"/>
+    <w:bookmarkStart w:id="55" w:name="market-capitalization-recovery"/>
     <w:p>
       <w:pPr>
         <w:pStyle w:val="Heading2"/>
@@ -1017,18 +1071,18 @@
           <wp:inline>
             <wp:extent cx="5334000" cy="4267200"/>
             <wp:effectExtent b="0" l="0" r="0" t="0"/>
-            <wp:docPr descr="United Airlines (UAL) Historical Market Capitalization (2020-2024)" title="" id="50" name="Picture"/>
+            <wp:docPr descr="United Airlines (UAL) Historical Market Capitalization (2020-2024)" title="" id="53" name="Picture"/>
             <a:graphic>
               <a:graphicData uri="http://schemas.openxmlformats.org/drawingml/2006/picture">
                 <pic:pic>
                   <pic:nvPicPr>
-                    <pic:cNvPr descr="ual_financial_analysis_files/figure-docx/ual-mkt-cap-1.png" id="51" name="Picture"/>
+                    <pic:cNvPr descr="ual_financial_analysis_files/figure-docx/ual-mkt-cap-1.png" id="54" name="Picture"/>
                     <pic:cNvPicPr>
                       <a:picLocks noChangeArrowheads="1" noChangeAspect="1"/>
                     </pic:cNvPicPr>
                   </pic:nvPicPr>
                   <pic:blipFill>
-                    <a:blip r:embed="rId49"/>
+                    <a:blip r:embed="rId52"/>
                     <a:stretch>
                       <a:fillRect/>
                     </a:stretch>
@@ -1063,8 +1117,8 @@
         <w:t xml:space="preserve">United Airlines (UAL) Historical Market Capitalization (2020-2024)</w:t>
       </w:r>
     </w:p>
-    <w:bookmarkEnd w:id="52"/>
-    <w:bookmarkStart w:id="61" w:name="income-sustainability-and-recovery"/>
+    <w:bookmarkEnd w:id="55"/>
+    <w:bookmarkStart w:id="64" w:name="income-sustainability-and-recovery"/>
     <w:p>
       <w:pPr>
         <w:pStyle w:val="Heading2"/>
@@ -1073,7 +1127,7 @@
         <w:t xml:space="preserve">4.2 Income Sustainability and Recovery</w:t>
       </w:r>
     </w:p>
-    <w:bookmarkStart w:id="56" w:name="profitability-analysis"/>
+    <w:bookmarkStart w:id="59" w:name="profitability-analysis"/>
     <w:p>
       <w:pPr>
         <w:pStyle w:val="Heading3"/>
@@ -1099,18 +1153,18 @@
           <wp:inline>
             <wp:extent cx="5334000" cy="4267200"/>
             <wp:effectExtent b="0" l="0" r="0" t="0"/>
-            <wp:docPr descr="United Airlines (UAL) Quarterly Revenue and Net Income (2020-2024)" title="" id="54" name="Picture"/>
+            <wp:docPr descr="United Airlines (UAL) Quarterly Revenue and Net Income (2020-2024)" title="" id="57" name="Picture"/>
             <a:graphic>
               <a:graphicData uri="http://schemas.openxmlformats.org/drawingml/2006/picture">
                 <pic:pic>
                   <pic:nvPicPr>
-                    <pic:cNvPr descr="ual_financial_analysis_files/figure-docx/ual-profitability-1.png" id="55" name="Picture"/>
+                    <pic:cNvPr descr="ual_financial_analysis_files/figure-docx/ual-profitability-1.png" id="58" name="Picture"/>
                     <pic:cNvPicPr>
                       <a:picLocks noChangeArrowheads="1" noChangeAspect="1"/>
                     </pic:cNvPicPr>
                   </pic:nvPicPr>
                   <pic:blipFill>
-                    <a:blip r:embed="rId53"/>
+                    <a:blip r:embed="rId56"/>
                     <a:stretch>
                       <a:fillRect/>
                     </a:stretch>
@@ -1145,8 +1199,8 @@
         <w:t xml:space="preserve">United Airlines (UAL) Quarterly Revenue and Net Income (2020-2024)</w:t>
       </w:r>
     </w:p>
-    <w:bookmarkEnd w:id="56"/>
-    <w:bookmarkStart w:id="60" w:name="margin-analysis"/>
+    <w:bookmarkEnd w:id="59"/>
+    <w:bookmarkStart w:id="63" w:name="margin-analysis"/>
     <w:p>
       <w:pPr>
         <w:pStyle w:val="Heading3"/>
@@ -1172,18 +1226,18 @@
           <wp:inline>
             <wp:extent cx="5334000" cy="4267200"/>
             <wp:effectExtent b="0" l="0" r="0" t="0"/>
-            <wp:docPr descr="United Airlines (UAL) Quarterly Operating and Net Margins (2020-2024)" title="" id="58" name="Picture"/>
+            <wp:docPr descr="United Airlines (UAL) Quarterly Operating and Net Margins (2020-2024)" title="" id="61" name="Picture"/>
             <a:graphic>
               <a:graphicData uri="http://schemas.openxmlformats.org/drawingml/2006/picture">
                 <pic:pic>
                   <pic:nvPicPr>
-                    <pic:cNvPr descr="ual_financial_analysis_files/figure-docx/ual-margins-1.png" id="59" name="Picture"/>
+                    <pic:cNvPr descr="ual_financial_analysis_files/figure-docx/ual-margins-1.png" id="62" name="Picture"/>
                     <pic:cNvPicPr>
                       <a:picLocks noChangeArrowheads="1" noChangeAspect="1"/>
                     </pic:cNvPicPr>
                   </pic:nvPicPr>
                   <pic:blipFill>
-                    <a:blip r:embed="rId57"/>
+                    <a:blip r:embed="rId60"/>
                     <a:stretch>
                       <a:fillRect/>
                     </a:stretch>
@@ -1218,9 +1272,9 @@
         <w:t xml:space="preserve">United Airlines (UAL) Quarterly Operating and Net Margins (2020-2024)</w:t>
       </w:r>
     </w:p>
-    <w:bookmarkEnd w:id="60"/>
-    <w:bookmarkEnd w:id="61"/>
-    <w:bookmarkStart w:id="69" w:name="balance-sheet-health-and-leverage"/>
+    <w:bookmarkEnd w:id="63"/>
+    <w:bookmarkEnd w:id="64"/>
+    <w:bookmarkStart w:id="72" w:name="balance-sheet-health-and-leverage"/>
     <w:p>
       <w:pPr>
         <w:pStyle w:val="Heading2"/>
@@ -1246,84 +1300,12 @@
           <wp:inline>
             <wp:extent cx="5334000" cy="4267200"/>
             <wp:effectExtent b="0" l="0" r="0" t="0"/>
-            <wp:docPr descr="United Airlines (UAL) Quarterly Total Assets, Debt and Equity (2020-2024)" title="" id="63" name="Picture"/>
+            <wp:docPr descr="United Airlines (UAL) Quarterly Total Assets, Debt and Equity (2020-2024)" title="" id="66" name="Picture"/>
             <a:graphic>
               <a:graphicData uri="http://schemas.openxmlformats.org/drawingml/2006/picture">
                 <pic:pic>
                   <pic:nvPicPr>
-                    <pic:cNvPr descr="ual_financial_analysis_files/figure-docx/ual-balance-sheet-1.png" id="64" name="Picture"/>
-                    <pic:cNvPicPr>
-                      <a:picLocks noChangeArrowheads="1" noChangeAspect="1"/>
-                    </pic:cNvPicPr>
-                  </pic:nvPicPr>
-                  <pic:blipFill>
-                    <a:blip r:embed="rId62"/>
-                    <a:stretch>
-                      <a:fillRect/>
-                    </a:stretch>
-                  </pic:blipFill>
-                  <pic:spPr bwMode="auto">
-                    <a:xfrm>
-                      <a:off x="0" y="0"/>
-                      <a:ext cx="5334000" cy="4267200"/>
-                    </a:xfrm>
-                    <a:prstGeom prst="rect">
-                      <a:avLst/>
-                    </a:prstGeom>
-                    <a:noFill/>
-                    <a:ln w="9525">
-                      <a:noFill/>
-                      <a:headEnd/>
-                      <a:tailEnd/>
-                    </a:ln>
-                  </pic:spPr>
-                </pic:pic>
-              </a:graphicData>
-            </a:graphic>
-          </wp:inline>
-        </w:drawing>
-      </w:r>
-    </w:p>
-    <w:p>
-      <w:pPr>
-        <w:pStyle w:val="ImageCaption"/>
-      </w:pPr>
-      <w:r>
-        <w:t xml:space="preserve">United Airlines (UAL) Quarterly Total Assets, Debt and Equity (2020-2024)</w:t>
-      </w:r>
-    </w:p>
-    <w:bookmarkStart w:id="68" w:name="debt-to-equity-ratio-trend"/>
-    <w:p>
-      <w:pPr>
-        <w:pStyle w:val="Heading3"/>
-      </w:pPr>
-      <w:r>
-        <w:t xml:space="preserve">4.3.1 Debt-to-Equity Ratio Trend</w:t>
-      </w:r>
-    </w:p>
-    <w:p>
-      <w:pPr>
-        <w:pStyle w:val="FirstParagraph"/>
-      </w:pPr>
-      <w:r>
-        <w:t xml:space="preserve">The evolution of UAL’s capital structure is stark. The Debt-to-Equity ratio (Total Liabilities / Total Equity) peaked in 2022 at over 18, indicating extreme financial risk. However, driven by retained earnings, the equity base has more than doubled from its 2021 low, and the Debt-to-Equity ratio has been systematically reduced to a more manageable, though still high, 4.7 by year-start 2025. This trend of strengthening the balance sheet is a critical component of its long-term strategy.</w:t>
-      </w:r>
-    </w:p>
-    <w:p>
-      <w:pPr>
-        <w:pStyle w:val="CaptionedFigure"/>
-      </w:pPr>
-      <w:r>
-        <w:drawing>
-          <wp:inline>
-            <wp:extent cx="5334000" cy="4267200"/>
-            <wp:effectExtent b="0" l="0" r="0" t="0"/>
-            <wp:docPr descr="United Airlines (UAL) Quarterly Debt-to-Equity Ratio (2020-2024)" title="" id="66" name="Picture"/>
-            <a:graphic>
-              <a:graphicData uri="http://schemas.openxmlformats.org/drawingml/2006/picture">
-                <pic:pic>
-                  <pic:nvPicPr>
-                    <pic:cNvPr descr="ual_financial_analysis_files/figure-docx/ual-debt-equity-1.png" id="67" name="Picture"/>
+                    <pic:cNvPr descr="ual_financial_analysis_files/figure-docx/ual-balance-sheet-1.png" id="67" name="Picture"/>
                     <pic:cNvPicPr>
                       <a:picLocks noChangeArrowheads="1" noChangeAspect="1"/>
                     </pic:cNvPicPr>
@@ -1361,18 +1343,16 @@
         <w:pStyle w:val="ImageCaption"/>
       </w:pPr>
       <w:r>
-        <w:t xml:space="preserve">United Airlines (UAL) Quarterly Debt-to-Equity Ratio (2020-2024)</w:t>
-      </w:r>
-    </w:p>
-    <w:bookmarkEnd w:id="68"/>
-    <w:bookmarkEnd w:id="69"/>
-    <w:bookmarkStart w:id="77" w:name="cash-flow-quality-and-sustainability"/>
-    <w:p>
-      <w:pPr>
-        <w:pStyle w:val="Heading2"/>
-      </w:pPr>
-      <w:r>
-        <w:t xml:space="preserve">4.4 Cash Flow Quality and Sustainability</w:t>
+        <w:t xml:space="preserve">United Airlines (UAL) Quarterly Total Assets, Debt and Equity (2020-2024)</w:t>
+      </w:r>
+    </w:p>
+    <w:bookmarkStart w:id="71" w:name="debt-to-equity-ratio-trend"/>
+    <w:p>
+      <w:pPr>
+        <w:pStyle w:val="Heading3"/>
+      </w:pPr>
+      <w:r>
+        <w:t xml:space="preserve">4.3.1 Debt-to-Equity Ratio Trend</w:t>
       </w:r>
     </w:p>
     <w:p>
@@ -1380,15 +1360,7 @@
         <w:pStyle w:val="FirstParagraph"/>
       </w:pPr>
       <w:r>
-        <w:t xml:space="preserve">A key measure of an airline’s health is its ability to generate cash internally. The comparison between Net Income and Cash from Operating Activities (CFO) reveals the quality of UAL’s earnings.</w:t>
-      </w:r>
-    </w:p>
-    <w:p>
-      <w:pPr>
-        <w:pStyle w:val="BodyText"/>
-      </w:pPr>
-      <w:r>
-        <w:t xml:space="preserve">The data shows a generally positive relationship between earnings and cash flow, particularly in 2022 and 2024 where CFO exceeded net income, a sign of high-quality earnings. However, the negative CFO in 2023, despite positive net income, suggests a significant cash drain from working capital, likely related to the timing of accrued liabilities or a build-up in receivables.</w:t>
+        <w:t xml:space="preserve">The evolution of UAL’s capital structure is stark. The Debt-to-Equity ratio (Total Liabilities / Total Equity) peaked in 2022 at over 18, indicating extreme financial risk. However, driven by retained earnings, the equity base has more than doubled from its 2021 low, and the Debt-to-Equity ratio has been systematically reduced to a more manageable, though still high, 4.7 by year-start 2025. This trend of strengthening the balance sheet is a critical component of its long-term strategy.</w:t>
       </w:r>
     </w:p>
     <w:p>
@@ -1400,18 +1372,18 @@
           <wp:inline>
             <wp:extent cx="5334000" cy="4267200"/>
             <wp:effectExtent b="0" l="0" r="0" t="0"/>
-            <wp:docPr descr="United Airlines (UAL) Quarterly Net Income and Cash from Operating Activities (2020-2024)" title="" id="71" name="Picture"/>
+            <wp:docPr descr="United Airlines (UAL) Quarterly Debt-to-Equity Ratio (2020-2024)" title="" id="69" name="Picture"/>
             <a:graphic>
               <a:graphicData uri="http://schemas.openxmlformats.org/drawingml/2006/picture">
                 <pic:pic>
                   <pic:nvPicPr>
-                    <pic:cNvPr descr="ual_financial_analysis_files/figure-docx/ual-cash-flow-1.png" id="72" name="Picture"/>
+                    <pic:cNvPr descr="ual_financial_analysis_files/figure-docx/ual-debt-equity-1.png" id="70" name="Picture"/>
                     <pic:cNvPicPr>
                       <a:picLocks noChangeArrowheads="1" noChangeAspect="1"/>
                     </pic:cNvPicPr>
                   </pic:nvPicPr>
                   <pic:blipFill>
-                    <a:blip r:embed="rId70"/>
+                    <a:blip r:embed="rId68"/>
                     <a:stretch>
                       <a:fillRect/>
                     </a:stretch>
@@ -1443,16 +1415,18 @@
         <w:pStyle w:val="ImageCaption"/>
       </w:pPr>
       <w:r>
-        <w:t xml:space="preserve">United Airlines (UAL) Quarterly Net Income and Cash from Operating Activities (2020-2024)</w:t>
-      </w:r>
-    </w:p>
-    <w:bookmarkStart w:id="76" w:name="free-cash-flow-trend"/>
-    <w:p>
-      <w:pPr>
-        <w:pStyle w:val="Heading3"/>
-      </w:pPr>
-      <w:r>
-        <w:t xml:space="preserve">4.4.1 Free Cash Flow Trend</w:t>
+        <w:t xml:space="preserve">United Airlines (UAL) Quarterly Debt-to-Equity Ratio (2020-2024)</w:t>
+      </w:r>
+    </w:p>
+    <w:bookmarkEnd w:id="71"/>
+    <w:bookmarkEnd w:id="72"/>
+    <w:bookmarkStart w:id="80" w:name="cash-flow-quality-and-sustainability"/>
+    <w:p>
+      <w:pPr>
+        <w:pStyle w:val="Heading2"/>
+      </w:pPr>
+      <w:r>
+        <w:t xml:space="preserve">4.4 Cash Flow Quality and Sustainability</w:t>
       </w:r>
     </w:p>
     <w:p>
@@ -1460,7 +1434,15 @@
         <w:pStyle w:val="FirstParagraph"/>
       </w:pPr>
       <w:r>
-        <w:t xml:space="preserve">The free cash flow (FCF) trend further illustrates the capital-intensive nature of UAL’s business. The negative FCF in most quarters underscores the airline’s heavy investment in fleet modernization and expansion, which is critical for maintaining competitive advantage but also places pressure on liquidity. The consistent negative FCF (except for 2024) highlights its intense capital expenditure cycle, making sustained operational cash generation essential to fund its growth ambitions.</w:t>
+        <w:t xml:space="preserve">A key measure of an airline’s health is its ability to generate cash internally. The comparison between Net Income and Cash from Operating Activities (CFO) reveals the quality of UAL’s earnings.</w:t>
+      </w:r>
+    </w:p>
+    <w:p>
+      <w:pPr>
+        <w:pStyle w:val="BodyText"/>
+      </w:pPr>
+      <w:r>
+        <w:t xml:space="preserve">The data shows a generally positive relationship between earnings and cash flow, particularly in 2022 and 2024 where CFO exceeded net income, a sign of high-quality earnings. However, the negative CFO in 2023, despite positive net income, suggests a significant cash drain from working capital, likely related to the timing of accrued liabilities or a build-up in receivables.</w:t>
       </w:r>
     </w:p>
     <w:p>
@@ -1472,12 +1454,12 @@
           <wp:inline>
             <wp:extent cx="5334000" cy="4267200"/>
             <wp:effectExtent b="0" l="0" r="0" t="0"/>
-            <wp:docPr descr="United Airlines (UAL) Quarterly Free Cash Flow (2020-2024)" title="" id="74" name="Picture"/>
+            <wp:docPr descr="United Airlines (UAL) Quarterly Net Income and Cash from Operating Activities (2020-2024)" title="" id="74" name="Picture"/>
             <a:graphic>
               <a:graphicData uri="http://schemas.openxmlformats.org/drawingml/2006/picture">
                 <pic:pic>
                   <pic:nvPicPr>
-                    <pic:cNvPr descr="ual_financial_analysis_files/figure-docx/ual-fcf-1.png" id="75" name="Picture"/>
+                    <pic:cNvPr descr="ual_financial_analysis_files/figure-docx/ual-cash-flow-1.png" id="75" name="Picture"/>
                     <pic:cNvPicPr>
                       <a:picLocks noChangeArrowheads="1" noChangeAspect="1"/>
                     </pic:cNvPicPr>
@@ -1515,26 +1497,16 @@
         <w:pStyle w:val="ImageCaption"/>
       </w:pPr>
       <w:r>
-        <w:t xml:space="preserve">United Airlines (UAL) Quarterly Free Cash Flow (2020-2024)</w:t>
-      </w:r>
-    </w:p>
-    <w:bookmarkEnd w:id="76"/>
-    <w:bookmarkEnd w:id="77"/>
-    <w:bookmarkStart w:id="90" w:name="efficiency-and-performance-ratios"/>
-    <w:p>
-      <w:pPr>
-        <w:pStyle w:val="Heading2"/>
-      </w:pPr>
-      <w:r>
-        <w:t xml:space="preserve">4.5 Efficiency and Performance Ratios</w:t>
-      </w:r>
-    </w:p>
+        <w:t xml:space="preserve">United Airlines (UAL) Quarterly Net Income and Cash from Operating Activities (2020-2024)</w:t>
+      </w:r>
+    </w:p>
+    <w:bookmarkStart w:id="79" w:name="free-cash-flow-trend"/>
     <w:p>
       <w:pPr>
         <w:pStyle w:val="Heading3"/>
       </w:pPr>
       <w:r>
-        <w:t xml:space="preserve">Return on Assets (ROA)</w:t>
+        <w:t xml:space="preserve">4.4.1 Free Cash Flow Trend</w:t>
       </w:r>
     </w:p>
     <w:p>
@@ -1542,7 +1514,7 @@
         <w:pStyle w:val="FirstParagraph"/>
       </w:pPr>
       <w:r>
-        <w:t xml:space="preserve">UAL’s Return on Assets (ROA) trajectory highlights the airline’s efficiency in utilizing its asset base to generate profits. The negative ROA during the pandemic years reflects the severe operational challenges faced, while the positive rebound in 2022 and beyond indicates improved asset utilization as travel demand recovered.</w:t>
+        <w:t xml:space="preserve">The free cash flow (FCF) trend further illustrates the capital-intensive nature of UAL’s business. The negative FCF in most quarters underscores the airline’s heavy investment in fleet modernization and expansion, which is critical for maintaining competitive advantage but also places pressure on liquidity. The consistent negative FCF (except for 2024) highlights its intense capital expenditure cycle, making sustained operational cash generation essential to fund its growth ambitions.</w:t>
       </w:r>
     </w:p>
     <w:p>
@@ -1554,18 +1526,18 @@
           <wp:inline>
             <wp:extent cx="5334000" cy="4267200"/>
             <wp:effectExtent b="0" l="0" r="0" t="0"/>
-            <wp:docPr descr="United Airlines (UAL) Quarterly Return on Assets (ROA) (2020-2024)" title="" id="79" name="Picture"/>
+            <wp:docPr descr="United Airlines (UAL) Quarterly Free Cash Flow (2020-2024)" title="" id="77" name="Picture"/>
             <a:graphic>
               <a:graphicData uri="http://schemas.openxmlformats.org/drawingml/2006/picture">
                 <pic:pic>
                   <pic:nvPicPr>
-                    <pic:cNvPr descr="ual_financial_analysis_files/figure-docx/ual-roa-1.png" id="80" name="Picture"/>
+                    <pic:cNvPr descr="ual_financial_analysis_files/figure-docx/ual-fcf-1.png" id="78" name="Picture"/>
                     <pic:cNvPicPr>
                       <a:picLocks noChangeArrowheads="1" noChangeAspect="1"/>
                     </pic:cNvPicPr>
                   </pic:nvPicPr>
                   <pic:blipFill>
-                    <a:blip r:embed="rId78"/>
+                    <a:blip r:embed="rId76"/>
                     <a:stretch>
                       <a:fillRect/>
                     </a:stretch>
@@ -1597,7 +1569,18 @@
         <w:pStyle w:val="ImageCaption"/>
       </w:pPr>
       <w:r>
-        <w:t xml:space="preserve">United Airlines (UAL) Quarterly Return on Assets (ROA) (2020-2024)</w:t>
+        <w:t xml:space="preserve">United Airlines (UAL) Quarterly Free Cash Flow (2020-2024)</w:t>
+      </w:r>
+    </w:p>
+    <w:bookmarkEnd w:id="79"/>
+    <w:bookmarkEnd w:id="80"/>
+    <w:bookmarkStart w:id="93" w:name="efficiency-and-performance-ratios"/>
+    <w:p>
+      <w:pPr>
+        <w:pStyle w:val="Heading2"/>
+      </w:pPr>
+      <w:r>
+        <w:t xml:space="preserve">4.5 Efficiency and Performance Ratios</w:t>
       </w:r>
     </w:p>
     <w:p>
@@ -1605,7 +1588,7 @@
         <w:pStyle w:val="Heading3"/>
       </w:pPr>
       <w:r>
-        <w:t xml:space="preserve">ROA = Total Asset Turnover × Profit Margin</w:t>
+        <w:t xml:space="preserve">Return on Assets (ROA)</w:t>
       </w:r>
     </w:p>
     <w:p>
@@ -1613,7 +1596,7 @@
         <w:pStyle w:val="FirstParagraph"/>
       </w:pPr>
       <w:r>
-        <w:t xml:space="preserve">ROA decomposition illustrates how UAL’s asset efficiency and profitability jointly influence its overall return on assets. The interplay between these two components highlights the airline’s strategic focus on maximizing both revenue generation and cost management to enhance asset returns.</w:t>
+        <w:t xml:space="preserve">UAL’s Return on Assets (ROA) trajectory highlights the airline’s efficiency in utilizing its asset base to generate profits. The negative ROA during the pandemic years reflects the severe operational challenges faced, while the positive rebound in 2022 and beyond indicates improved asset utilization as travel demand recovered.</w:t>
       </w:r>
     </w:p>
     <w:p>
@@ -1625,12 +1608,12 @@
           <wp:inline>
             <wp:extent cx="5334000" cy="4267200"/>
             <wp:effectExtent b="0" l="0" r="0" t="0"/>
-            <wp:docPr descr="United Airlines (UAL) Quarterly ROA Decomposition (2020-2024)" title="" id="82" name="Picture"/>
+            <wp:docPr descr="United Airlines (UAL) Quarterly Return on Assets (ROA) (2020-2024)" title="" id="82" name="Picture"/>
             <a:graphic>
               <a:graphicData uri="http://schemas.openxmlformats.org/drawingml/2006/picture">
                 <pic:pic>
                   <pic:nvPicPr>
-                    <pic:cNvPr descr="ual_financial_analysis_files/figure-docx/ual-roa-decomposition-1.png" id="83" name="Picture"/>
+                    <pic:cNvPr descr="ual_financial_analysis_files/figure-docx/ual-roa-1.png" id="83" name="Picture"/>
                     <pic:cNvPicPr>
                       <a:picLocks noChangeArrowheads="1" noChangeAspect="1"/>
                     </pic:cNvPicPr>
@@ -1668,7 +1651,7 @@
         <w:pStyle w:val="ImageCaption"/>
       </w:pPr>
       <w:r>
-        <w:t xml:space="preserve">United Airlines (UAL) Quarterly ROA Decomposition (2020-2024)</w:t>
+        <w:t xml:space="preserve">United Airlines (UAL) Quarterly Return on Assets (ROA) (2020-2024)</w:t>
       </w:r>
     </w:p>
     <w:p>
@@ -1676,7 +1659,7 @@
         <w:pStyle w:val="Heading3"/>
       </w:pPr>
       <w:r>
-        <w:t xml:space="preserve">Return on Equity (ROE)</w:t>
+        <w:t xml:space="preserve">ROA = Total Asset Turnover × Profit Margin</w:t>
       </w:r>
     </w:p>
     <w:p>
@@ -1684,7 +1667,7 @@
         <w:pStyle w:val="FirstParagraph"/>
       </w:pPr>
       <w:r>
-        <w:t xml:space="preserve">UAL’s Return on Equity (ROE) pattern closely follows that of ROA, underscoring the airline’s ability to generate shareholder returns from its equity base. The significant dip during the pandemic years is indicative of the financial strain experienced, while the recovery in subsequent years reflects improved profitability and effective equity utilization.</w:t>
+        <w:t xml:space="preserve">ROA decomposition illustrates how UAL’s asset efficiency and profitability jointly influence its overall return on assets. The interplay between these two components highlights the airline’s strategic focus on maximizing both revenue generation and cost management to enhance asset returns.</w:t>
       </w:r>
     </w:p>
     <w:p>
@@ -1696,12 +1679,12 @@
           <wp:inline>
             <wp:extent cx="5334000" cy="4267200"/>
             <wp:effectExtent b="0" l="0" r="0" t="0"/>
-            <wp:docPr descr="United Airlines (UAL) Quarterly Return on Equity (ROE) (2020-2024)" title="" id="85" name="Picture"/>
+            <wp:docPr descr="United Airlines (UAL) Quarterly ROA Decomposition (2020-2024)" title="" id="85" name="Picture"/>
             <a:graphic>
               <a:graphicData uri="http://schemas.openxmlformats.org/drawingml/2006/picture">
                 <pic:pic>
                   <pic:nvPicPr>
-                    <pic:cNvPr descr="ual_financial_analysis_files/figure-docx/ual-roe-1.png" id="86" name="Picture"/>
+                    <pic:cNvPr descr="ual_financial_analysis_files/figure-docx/ual-roa-decomposition-1.png" id="86" name="Picture"/>
                     <pic:cNvPicPr>
                       <a:picLocks noChangeArrowheads="1" noChangeAspect="1"/>
                     </pic:cNvPicPr>
@@ -1739,7 +1722,7 @@
         <w:pStyle w:val="ImageCaption"/>
       </w:pPr>
       <w:r>
-        <w:t xml:space="preserve">United Airlines (UAL) Quarterly Return on Equity (ROE) (2020-2024)</w:t>
+        <w:t xml:space="preserve">United Airlines (UAL) Quarterly ROA Decomposition (2020-2024)</w:t>
       </w:r>
     </w:p>
     <w:p>
@@ -1747,7 +1730,7 @@
         <w:pStyle w:val="Heading3"/>
       </w:pPr>
       <w:r>
-        <w:t xml:space="preserve">ROE = ROA × Capital Structure Leverage × Common Earnings Leverage</w:t>
+        <w:t xml:space="preserve">Return on Equity (ROE)</w:t>
       </w:r>
     </w:p>
     <w:p>
@@ -1755,7 +1738,7 @@
         <w:pStyle w:val="FirstParagraph"/>
       </w:pPr>
       <w:r>
-        <w:t xml:space="preserve">Decomposing ROE into its constituent parts provides a nuanced understanding of how UAL generates returns for its shareholders. The interaction between operational efficiency (ROA), financial leverage (Capital Structure Leverage), and earnings quality (Common Earnings Leverage) reveals the multifaceted approach UAL employs to enhance shareholder value.</w:t>
+        <w:t xml:space="preserve">UAL’s Return on Equity (ROE) pattern closely follows that of ROA, underscoring the airline’s ability to generate shareholder returns from its equity base. The significant dip during the pandemic years is indicative of the financial strain experienced, while the recovery in subsequent years reflects improved profitability and effective equity utilization.</w:t>
       </w:r>
     </w:p>
     <w:p>
@@ -1765,20 +1748,91 @@
       <w:r>
         <w:drawing>
           <wp:inline>
-            <wp:extent cx="5334000" cy="3200400"/>
+            <wp:extent cx="5334000" cy="4267200"/>
             <wp:effectExtent b="0" l="0" r="0" t="0"/>
-            <wp:docPr descr="United Airlines (UAL) Quarterly ROE Decomposition (2020-2024)" title="" id="88" name="Picture"/>
+            <wp:docPr descr="United Airlines (UAL) Quarterly Return on Equity (ROE) (2020-2024)" title="" id="88" name="Picture"/>
             <a:graphic>
               <a:graphicData uri="http://schemas.openxmlformats.org/drawingml/2006/picture">
                 <pic:pic>
                   <pic:nvPicPr>
-                    <pic:cNvPr descr="ual_financial_analysis_files/figure-docx/ual-roe-decomposition-1.png" id="89" name="Picture"/>
+                    <pic:cNvPr descr="ual_financial_analysis_files/figure-docx/ual-roe-1.png" id="89" name="Picture"/>
                     <pic:cNvPicPr>
                       <a:picLocks noChangeArrowheads="1" noChangeAspect="1"/>
                     </pic:cNvPicPr>
                   </pic:nvPicPr>
                   <pic:blipFill>
                     <a:blip r:embed="rId87"/>
+                    <a:stretch>
+                      <a:fillRect/>
+                    </a:stretch>
+                  </pic:blipFill>
+                  <pic:spPr bwMode="auto">
+                    <a:xfrm>
+                      <a:off x="0" y="0"/>
+                      <a:ext cx="5334000" cy="4267200"/>
+                    </a:xfrm>
+                    <a:prstGeom prst="rect">
+                      <a:avLst/>
+                    </a:prstGeom>
+                    <a:noFill/>
+                    <a:ln w="9525">
+                      <a:noFill/>
+                      <a:headEnd/>
+                      <a:tailEnd/>
+                    </a:ln>
+                  </pic:spPr>
+                </pic:pic>
+              </a:graphicData>
+            </a:graphic>
+          </wp:inline>
+        </w:drawing>
+      </w:r>
+    </w:p>
+    <w:p>
+      <w:pPr>
+        <w:pStyle w:val="ImageCaption"/>
+      </w:pPr>
+      <w:r>
+        <w:t xml:space="preserve">United Airlines (UAL) Quarterly Return on Equity (ROE) (2020-2024)</w:t>
+      </w:r>
+    </w:p>
+    <w:p>
+      <w:pPr>
+        <w:pStyle w:val="Heading3"/>
+      </w:pPr>
+      <w:r>
+        <w:t xml:space="preserve">ROE = ROA × Capital Structure Leverage × Common Earnings Leverage</w:t>
+      </w:r>
+    </w:p>
+    <w:p>
+      <w:pPr>
+        <w:pStyle w:val="FirstParagraph"/>
+      </w:pPr>
+      <w:r>
+        <w:t xml:space="preserve">Decomposing ROE into its constituent parts provides a nuanced understanding of how UAL generates returns for its shareholders. The interaction between operational efficiency (ROA), financial leverage (Capital Structure Leverage), and earnings quality (Common Earnings Leverage) reveals the multifaceted approach UAL employs to enhance shareholder value.</w:t>
+      </w:r>
+    </w:p>
+    <w:p>
+      <w:pPr>
+        <w:pStyle w:val="CaptionedFigure"/>
+      </w:pPr>
+      <w:r>
+        <w:drawing>
+          <wp:inline>
+            <wp:extent cx="5334000" cy="3200400"/>
+            <wp:effectExtent b="0" l="0" r="0" t="0"/>
+            <wp:docPr descr="United Airlines (UAL) Quarterly ROE Decomposition (2020-2024)" title="" id="91" name="Picture"/>
+            <a:graphic>
+              <a:graphicData uri="http://schemas.openxmlformats.org/drawingml/2006/picture">
+                <pic:pic>
+                  <pic:nvPicPr>
+                    <pic:cNvPr descr="ual_financial_analysis_files/figure-docx/ual-roe-decomposition-1.png" id="92" name="Picture"/>
+                    <pic:cNvPicPr>
+                      <a:picLocks noChangeArrowheads="1" noChangeAspect="1"/>
+                    </pic:cNvPicPr>
+                  </pic:nvPicPr>
+                  <pic:blipFill>
+                    <a:blip r:embed="rId90"/>
                     <a:stretch>
                       <a:fillRect/>
                     </a:stretch>
@@ -1813,8 +1867,8 @@
         <w:t xml:space="preserve">United Airlines (UAL) Quarterly ROE Decomposition (2020-2024)</w:t>
       </w:r>
     </w:p>
-    <w:bookmarkEnd w:id="90"/>
-    <w:bookmarkStart w:id="91" w:name="summary"/>
+    <w:bookmarkEnd w:id="93"/>
+    <w:bookmarkStart w:id="94" w:name="summary"/>
     <w:p>
       <w:pPr>
         <w:pStyle w:val="Heading2"/>
@@ -1831,9 +1885,9 @@
         <w:t xml:space="preserve">In summary, United Airlines has demonstrated a robust recovery from the pandemic-induced downturn, marked by a strong rebound in revenue and a return to profitability. The airline’s strategic focus on premium travel segments has paid off, enabling it to achieve healthy operating margins. However, the balance sheet remains highly leveraged, and the capital-intensive nature of the business continues to pressure free cash flow. Moving forward, UAL’s ability to sustain operational cash generation while managing its debt levels will be critical to its long-term financial health and competitive positioning in the evolving airline industry.</w:t>
       </w:r>
     </w:p>
-    <w:bookmarkEnd w:id="91"/>
-    <w:bookmarkEnd w:id="92"/>
-    <w:bookmarkStart w:id="136" w:name="jetblue-jblu-financial-analysis"/>
+    <w:bookmarkEnd w:id="94"/>
+    <w:bookmarkEnd w:id="95"/>
+    <w:bookmarkStart w:id="139" w:name="jetblue-jblu-financial-analysis"/>
     <w:p>
       <w:pPr>
         <w:pStyle w:val="Heading1"/>
@@ -1850,7 +1904,7 @@
         <w:t xml:space="preserve">JetBlue Airways occupies a competitive space between legacy carriers and ultra-low-cost operators. Analyzing its financial statements is crucial for understanding the strategic challenges and opportunities for airlines with this hybrid model. This section provides a time-series analysis of JetBlue’s key financial metrics, tracing its performance against the backdrop of an evolving industry.</w:t>
       </w:r>
     </w:p>
-    <w:bookmarkStart w:id="96" w:name="market-capitalization"/>
+    <w:bookmarkStart w:id="99" w:name="market-capitalization"/>
     <w:p>
       <w:pPr>
         <w:pStyle w:val="Heading2"/>
@@ -1876,18 +1930,18 @@
           <wp:inline>
             <wp:extent cx="5334000" cy="4267200"/>
             <wp:effectExtent b="0" l="0" r="0" t="0"/>
-            <wp:docPr descr="JetBlue (JBLU) Historical Market Capitalization (2020-2024)" title="" id="94" name="Picture"/>
+            <wp:docPr descr="JetBlue (JBLU) Historical Market Capitalization (2020-2024)" title="" id="97" name="Picture"/>
             <a:graphic>
               <a:graphicData uri="http://schemas.openxmlformats.org/drawingml/2006/picture">
                 <pic:pic>
                   <pic:nvPicPr>
-                    <pic:cNvPr descr="jblu_financial_analysis_files/figure-docx/jblu-mkt-cap-1.png" id="95" name="Picture"/>
+                    <pic:cNvPr descr="jblu_financial_analysis_files/figure-docx/jblu-mkt-cap-1.png" id="98" name="Picture"/>
                     <pic:cNvPicPr>
                       <a:picLocks noChangeArrowheads="1" noChangeAspect="1"/>
                     </pic:cNvPicPr>
                   </pic:nvPicPr>
                   <pic:blipFill>
-                    <a:blip r:embed="rId93"/>
+                    <a:blip r:embed="rId96"/>
                     <a:stretch>
                       <a:fillRect/>
                     </a:stretch>
@@ -1922,8 +1976,8 @@
         <w:t xml:space="preserve">JetBlue (JBLU) Historical Market Capitalization (2020-2024)</w:t>
       </w:r>
     </w:p>
-    <w:bookmarkEnd w:id="96"/>
-    <w:bookmarkStart w:id="101" w:name="income-statement-overview"/>
+    <w:bookmarkEnd w:id="99"/>
+    <w:bookmarkStart w:id="104" w:name="income-statement-overview"/>
     <w:p>
       <w:pPr>
         <w:pStyle w:val="Heading2"/>
@@ -1932,7 +1986,7 @@
         <w:t xml:space="preserve">5.2 Income Statement Overview</w:t>
       </w:r>
     </w:p>
-    <w:bookmarkStart w:id="100" w:name="profitability-analysis-1"/>
+    <w:bookmarkStart w:id="103" w:name="profitability-analysis-1"/>
     <w:p>
       <w:pPr>
         <w:pStyle w:val="Heading3"/>
@@ -1958,18 +2012,18 @@
           <wp:inline>
             <wp:extent cx="5334000" cy="4267200"/>
             <wp:effectExtent b="0" l="0" r="0" t="0"/>
-            <wp:docPr descr="JetBlue (JBLU) Quarterly Revenue and Net Income (2020-2024)" title="" id="98" name="Picture"/>
+            <wp:docPr descr="JetBlue (JBLU) Quarterly Revenue and Net Income (2020-2024)" title="" id="101" name="Picture"/>
             <a:graphic>
               <a:graphicData uri="http://schemas.openxmlformats.org/drawingml/2006/picture">
                 <pic:pic>
                   <pic:nvPicPr>
-                    <pic:cNvPr descr="jblu_financial_analysis_files/figure-docx/jblu-profitability-1.png" id="99" name="Picture"/>
+                    <pic:cNvPr descr="jblu_financial_analysis_files/figure-docx/jblu-profitability-1.png" id="102" name="Picture"/>
                     <pic:cNvPicPr>
                       <a:picLocks noChangeArrowheads="1" noChangeAspect="1"/>
                     </pic:cNvPicPr>
                   </pic:nvPicPr>
                   <pic:blipFill>
-                    <a:blip r:embed="rId97"/>
+                    <a:blip r:embed="rId100"/>
                     <a:stretch>
                       <a:fillRect/>
                     </a:stretch>
@@ -2004,9 +2058,9 @@
         <w:t xml:space="preserve">JetBlue (JBLU) Quarterly Revenue and Net Income (2020-2024)</w:t>
       </w:r>
     </w:p>
-    <w:bookmarkEnd w:id="100"/>
-    <w:bookmarkEnd w:id="101"/>
-    <w:bookmarkStart w:id="105" w:name="margin-analysis-1"/>
+    <w:bookmarkEnd w:id="103"/>
+    <w:bookmarkEnd w:id="104"/>
+    <w:bookmarkStart w:id="108" w:name="margin-analysis-1"/>
     <w:p>
       <w:pPr>
         <w:pStyle w:val="Heading2"/>
@@ -2032,18 +2086,18 @@
           <wp:inline>
             <wp:extent cx="5334000" cy="4267200"/>
             <wp:effectExtent b="0" l="0" r="0" t="0"/>
-            <wp:docPr descr="JetBlue (JBLU) Quarterly Operating and Net Margins (2020-2024)" title="" id="103" name="Picture"/>
+            <wp:docPr descr="JetBlue (JBLU) Quarterly Operating and Net Margins (2020-2024)" title="" id="106" name="Picture"/>
             <a:graphic>
               <a:graphicData uri="http://schemas.openxmlformats.org/drawingml/2006/picture">
                 <pic:pic>
                   <pic:nvPicPr>
-                    <pic:cNvPr descr="jblu_financial_analysis_files/figure-docx/jblu-margins-1.png" id="104" name="Picture"/>
+                    <pic:cNvPr descr="jblu_financial_analysis_files/figure-docx/jblu-margins-1.png" id="107" name="Picture"/>
                     <pic:cNvPicPr>
                       <a:picLocks noChangeArrowheads="1" noChangeAspect="1"/>
                     </pic:cNvPicPr>
                   </pic:nvPicPr>
                   <pic:blipFill>
-                    <a:blip r:embed="rId102"/>
+                    <a:blip r:embed="rId105"/>
                     <a:stretch>
                       <a:fillRect/>
                     </a:stretch>
@@ -2078,8 +2132,8 @@
         <w:t xml:space="preserve">JetBlue (JBLU) Quarterly Operating and Net Margins (2020-2024)</w:t>
       </w:r>
     </w:p>
-    <w:bookmarkEnd w:id="105"/>
-    <w:bookmarkStart w:id="113" w:name="balance-sheet-health-and-leverage-1"/>
+    <w:bookmarkEnd w:id="108"/>
+    <w:bookmarkStart w:id="116" w:name="balance-sheet-health-and-leverage-1"/>
     <w:p>
       <w:pPr>
         <w:pStyle w:val="Heading2"/>
@@ -2105,84 +2159,12 @@
           <wp:inline>
             <wp:extent cx="5334000" cy="4267200"/>
             <wp:effectExtent b="0" l="0" r="0" t="0"/>
-            <wp:docPr descr="JetBlue (JBLU) Quarterly Total Assets, Debt and Equity (2020-2024)" title="" id="107" name="Picture"/>
+            <wp:docPr descr="JetBlue (JBLU) Quarterly Total Assets, Debt and Equity (2020-2024)" title="" id="110" name="Picture"/>
             <a:graphic>
               <a:graphicData uri="http://schemas.openxmlformats.org/drawingml/2006/picture">
                 <pic:pic>
                   <pic:nvPicPr>
-                    <pic:cNvPr descr="jblu_financial_analysis_files/figure-docx/jblu-balance-sheet-1.png" id="108" name="Picture"/>
-                    <pic:cNvPicPr>
-                      <a:picLocks noChangeArrowheads="1" noChangeAspect="1"/>
-                    </pic:cNvPicPr>
-                  </pic:nvPicPr>
-                  <pic:blipFill>
-                    <a:blip r:embed="rId106"/>
-                    <a:stretch>
-                      <a:fillRect/>
-                    </a:stretch>
-                  </pic:blipFill>
-                  <pic:spPr bwMode="auto">
-                    <a:xfrm>
-                      <a:off x="0" y="0"/>
-                      <a:ext cx="5334000" cy="4267200"/>
-                    </a:xfrm>
-                    <a:prstGeom prst="rect">
-                      <a:avLst/>
-                    </a:prstGeom>
-                    <a:noFill/>
-                    <a:ln w="9525">
-                      <a:noFill/>
-                      <a:headEnd/>
-                      <a:tailEnd/>
-                    </a:ln>
-                  </pic:spPr>
-                </pic:pic>
-              </a:graphicData>
-            </a:graphic>
-          </wp:inline>
-        </w:drawing>
-      </w:r>
-    </w:p>
-    <w:p>
-      <w:pPr>
-        <w:pStyle w:val="ImageCaption"/>
-      </w:pPr>
-      <w:r>
-        <w:t xml:space="preserve">JetBlue (JBLU) Quarterly Total Assets, Debt and Equity (2020-2024)</w:t>
-      </w:r>
-    </w:p>
-    <w:bookmarkStart w:id="112" w:name="debt-to-equity-ratio-trend-1"/>
-    <w:p>
-      <w:pPr>
-        <w:pStyle w:val="Heading3"/>
-      </w:pPr>
-      <w:r>
-        <w:t xml:space="preserve">5.4.1 Debt-to-Equity Ratio Trend</w:t>
-      </w:r>
-    </w:p>
-    <w:p>
-      <w:pPr>
-        <w:pStyle w:val="FirstParagraph"/>
-      </w:pPr>
-      <w:r>
-        <w:t xml:space="preserve">JetBlue’s financial stability has weakened considerably over the five-year period. While the Net Debt to Equity ratio briefly improved in 2021, it has since escalated dramatically, reaching 5x by the end of 2024. This trend is a direct result of equity erosion from persistent net losses and an increase in net debt to fund operations and investments. Such high leverage poses a significant financial risk and constrains the company’s strategic flexibility.</w:t>
-      </w:r>
-    </w:p>
-    <w:p>
-      <w:pPr>
-        <w:pStyle w:val="CaptionedFigure"/>
-      </w:pPr>
-      <w:r>
-        <w:drawing>
-          <wp:inline>
-            <wp:extent cx="5334000" cy="4267200"/>
-            <wp:effectExtent b="0" l="0" r="0" t="0"/>
-            <wp:docPr descr="JetBlue (JBLU) Quarterly Debt-to-Equity Ratio (2020-2024)" title="" id="110" name="Picture"/>
-            <a:graphic>
-              <a:graphicData uri="http://schemas.openxmlformats.org/drawingml/2006/picture">
-                <pic:pic>
-                  <pic:nvPicPr>
-                    <pic:cNvPr descr="jblu_financial_analysis_files/figure-docx/jblu-debt-equity-1.png" id="111" name="Picture"/>
+                    <pic:cNvPr descr="jblu_financial_analysis_files/figure-docx/jblu-balance-sheet-1.png" id="111" name="Picture"/>
                     <pic:cNvPicPr>
                       <a:picLocks noChangeArrowheads="1" noChangeAspect="1"/>
                     </pic:cNvPicPr>
@@ -2220,18 +2202,16 @@
         <w:pStyle w:val="ImageCaption"/>
       </w:pPr>
       <w:r>
-        <w:t xml:space="preserve">JetBlue (JBLU) Quarterly Debt-to-Equity Ratio (2020-2024)</w:t>
-      </w:r>
-    </w:p>
-    <w:bookmarkEnd w:id="112"/>
-    <w:bookmarkEnd w:id="113"/>
-    <w:bookmarkStart w:id="121" w:name="cash-flow-qjbluity-and-sustainability"/>
-    <w:p>
-      <w:pPr>
-        <w:pStyle w:val="Heading2"/>
-      </w:pPr>
-      <w:r>
-        <w:t xml:space="preserve">5.5 Cash Flow Qjbluity and Sustainability</w:t>
+        <w:t xml:space="preserve">JetBlue (JBLU) Quarterly Total Assets, Debt and Equity (2020-2024)</w:t>
+      </w:r>
+    </w:p>
+    <w:bookmarkStart w:id="115" w:name="debt-to-equity-ratio-trend-1"/>
+    <w:p>
+      <w:pPr>
+        <w:pStyle w:val="Heading3"/>
+      </w:pPr>
+      <w:r>
+        <w:t xml:space="preserve">5.4.1 Debt-to-Equity Ratio Trend</w:t>
       </w:r>
     </w:p>
     <w:p>
@@ -2239,15 +2219,7 @@
         <w:pStyle w:val="FirstParagraph"/>
       </w:pPr>
       <w:r>
-        <w:t xml:space="preserve">JetBlue’s cash flow statement further highlights its operational challenges, showing a disconnect between reported earnings and actjblu cash generation.</w:t>
-      </w:r>
-    </w:p>
-    <w:p>
-      <w:pPr>
-        <w:pStyle w:val="BodyText"/>
-      </w:pPr>
-      <w:r>
-        <w:t xml:space="preserve">The pattern is concerning: in years with net losses (2020, 2021, 2023, 2024), cash from operations was also negative, and often worse than the reported loss. This indicates that non-cash charges like depreciation were not sufficient to offset cash drains from operations.</w:t>
+        <w:t xml:space="preserve">JetBlue’s financial stability has weakened considerably over the five-year period. While the Net Debt to Equity ratio briefly improved in 2021, it has since escalated dramatically, reaching 5x by the end of 2024. This trend is a direct result of equity erosion from persistent net losses and an increase in net debt to fund operations and investments. Such high leverage poses a significant financial risk and constrains the company’s strategic flexibility.</w:t>
       </w:r>
     </w:p>
     <w:p>
@@ -2259,18 +2231,18 @@
           <wp:inline>
             <wp:extent cx="5334000" cy="4267200"/>
             <wp:effectExtent b="0" l="0" r="0" t="0"/>
-            <wp:docPr descr="JetBlue (JBLU) Quarterly Net Income and Cash from Operating Activities (2020-2024)" title="" id="115" name="Picture"/>
+            <wp:docPr descr="JetBlue (JBLU) Quarterly Debt-to-Equity Ratio (2020-2024)" title="" id="113" name="Picture"/>
             <a:graphic>
               <a:graphicData uri="http://schemas.openxmlformats.org/drawingml/2006/picture">
                 <pic:pic>
                   <pic:nvPicPr>
-                    <pic:cNvPr descr="jblu_financial_analysis_files/figure-docx/jblu-cash-flow-1.png" id="116" name="Picture"/>
+                    <pic:cNvPr descr="jblu_financial_analysis_files/figure-docx/jblu-debt-equity-1.png" id="114" name="Picture"/>
                     <pic:cNvPicPr>
                       <a:picLocks noChangeArrowheads="1" noChangeAspect="1"/>
                     </pic:cNvPicPr>
                   </pic:nvPicPr>
                   <pic:blipFill>
-                    <a:blip r:embed="rId114"/>
+                    <a:blip r:embed="rId112"/>
                     <a:stretch>
                       <a:fillRect/>
                     </a:stretch>
@@ -2302,16 +2274,18 @@
         <w:pStyle w:val="ImageCaption"/>
       </w:pPr>
       <w:r>
-        <w:t xml:space="preserve">JetBlue (JBLU) Quarterly Net Income and Cash from Operating Activities (2020-2024)</w:t>
-      </w:r>
-    </w:p>
-    <w:bookmarkStart w:id="120" w:name="free-cash-flow-trend-1"/>
-    <w:p>
-      <w:pPr>
-        <w:pStyle w:val="Heading3"/>
-      </w:pPr>
-      <w:r>
-        <w:t xml:space="preserve">5.5.1 Free Cash Flow Trend</w:t>
+        <w:t xml:space="preserve">JetBlue (JBLU) Quarterly Debt-to-Equity Ratio (2020-2024)</w:t>
+      </w:r>
+    </w:p>
+    <w:bookmarkEnd w:id="115"/>
+    <w:bookmarkEnd w:id="116"/>
+    <w:bookmarkStart w:id="124" w:name="cash-flow-qjbluity-and-sustainability"/>
+    <w:p>
+      <w:pPr>
+        <w:pStyle w:val="Heading2"/>
+      </w:pPr>
+      <w:r>
+        <w:t xml:space="preserve">5.5 Cash Flow Qjbluity and Sustainability</w:t>
       </w:r>
     </w:p>
     <w:p>
@@ -2319,7 +2293,15 @@
         <w:pStyle w:val="FirstParagraph"/>
       </w:pPr>
       <w:r>
-        <w:t xml:space="preserve">Furthermore, JetBlue’s free cash flow has been consistently and deeply negative over the periods. This inability to generate positive free cash flow underscores a critical lack of financial flexibility and a dependency on external financing to fund its capital expenditures.</w:t>
+        <w:t xml:space="preserve">JetBlue’s cash flow statement further highlights its operational challenges, showing a disconnect between reported earnings and actjblu cash generation.</w:t>
+      </w:r>
+    </w:p>
+    <w:p>
+      <w:pPr>
+        <w:pStyle w:val="BodyText"/>
+      </w:pPr>
+      <w:r>
+        <w:t xml:space="preserve">The pattern is concerning: in years with net losses (2020, 2021, 2023, 2024), cash from operations was also negative, and often worse than the reported loss. This indicates that non-cash charges like depreciation were not sufficient to offset cash drains from operations.</w:t>
       </w:r>
     </w:p>
     <w:p>
@@ -2331,12 +2313,12 @@
           <wp:inline>
             <wp:extent cx="5334000" cy="4267200"/>
             <wp:effectExtent b="0" l="0" r="0" t="0"/>
-            <wp:docPr descr="JetBlue (JBLU) Quarterly Free Cash Flow (2020-2024)" title="" id="118" name="Picture"/>
+            <wp:docPr descr="JetBlue (JBLU) Quarterly Net Income and Cash from Operating Activities (2020-2024)" title="" id="118" name="Picture"/>
             <a:graphic>
               <a:graphicData uri="http://schemas.openxmlformats.org/drawingml/2006/picture">
                 <pic:pic>
                   <pic:nvPicPr>
-                    <pic:cNvPr descr="jblu_financial_analysis_files/figure-docx/jblu-fcf-1.png" id="119" name="Picture"/>
+                    <pic:cNvPr descr="jblu_financial_analysis_files/figure-docx/jblu-cash-flow-1.png" id="119" name="Picture"/>
                     <pic:cNvPicPr>
                       <a:picLocks noChangeArrowheads="1" noChangeAspect="1"/>
                     </pic:cNvPicPr>
@@ -2374,26 +2356,16 @@
         <w:pStyle w:val="ImageCaption"/>
       </w:pPr>
       <w:r>
-        <w:t xml:space="preserve">JetBlue (JBLU) Quarterly Free Cash Flow (2020-2024)</w:t>
-      </w:r>
-    </w:p>
-    <w:bookmarkEnd w:id="120"/>
-    <w:bookmarkEnd w:id="121"/>
-    <w:bookmarkStart w:id="134" w:name="efficiency-and-performance-ratios-1"/>
-    <w:p>
-      <w:pPr>
-        <w:pStyle w:val="Heading2"/>
-      </w:pPr>
-      <w:r>
-        <w:t xml:space="preserve">5.6 Efficiency and Performance Ratios</w:t>
-      </w:r>
-    </w:p>
+        <w:t xml:space="preserve">JetBlue (JBLU) Quarterly Net Income and Cash from Operating Activities (2020-2024)</w:t>
+      </w:r>
+    </w:p>
+    <w:bookmarkStart w:id="123" w:name="free-cash-flow-trend-1"/>
     <w:p>
       <w:pPr>
         <w:pStyle w:val="Heading3"/>
       </w:pPr>
       <w:r>
-        <w:t xml:space="preserve">Return on Assets (ROA)</w:t>
+        <w:t xml:space="preserve">5.5.1 Free Cash Flow Trend</w:t>
       </w:r>
     </w:p>
     <w:p>
@@ -2401,7 +2373,7 @@
         <w:pStyle w:val="FirstParagraph"/>
       </w:pPr>
       <w:r>
-        <w:t xml:space="preserve">JBLU’s Return on Assets (ROA) has been highly volatile from 2020 to 2024, reflecting the airline’s struggle to generate consistent profits amid fluctuating demand and operational challenges. The ROA dipped into negative territory during the peak pandemic years, with only brief recoveries in between. This inconsistency highlights the difficulties JetBlue faces in efficiently utilizing its asset base to generate earnings.</w:t>
+        <w:t xml:space="preserve">Furthermore, JetBlue’s free cash flow has been consistently and deeply negative over the periods. This inability to generate positive free cash flow underscores a critical lack of financial flexibility and a dependency on external financing to fund its capital expenditures.</w:t>
       </w:r>
     </w:p>
     <w:p>
@@ -2413,18 +2385,18 @@
           <wp:inline>
             <wp:extent cx="5334000" cy="4267200"/>
             <wp:effectExtent b="0" l="0" r="0" t="0"/>
-            <wp:docPr descr="JetBlue (JBLU) Quarterly Return on Assets (ROA) (2020-2024)" title="" id="123" name="Picture"/>
+            <wp:docPr descr="JetBlue (JBLU) Quarterly Free Cash Flow (2020-2024)" title="" id="121" name="Picture"/>
             <a:graphic>
               <a:graphicData uri="http://schemas.openxmlformats.org/drawingml/2006/picture">
                 <pic:pic>
                   <pic:nvPicPr>
-                    <pic:cNvPr descr="jblu_financial_analysis_files/figure-docx/jblu-roa-1.png" id="124" name="Picture"/>
+                    <pic:cNvPr descr="jblu_financial_analysis_files/figure-docx/jblu-fcf-1.png" id="122" name="Picture"/>
                     <pic:cNvPicPr>
                       <a:picLocks noChangeArrowheads="1" noChangeAspect="1"/>
                     </pic:cNvPicPr>
                   </pic:nvPicPr>
                   <pic:blipFill>
-                    <a:blip r:embed="rId122"/>
+                    <a:blip r:embed="rId120"/>
                     <a:stretch>
                       <a:fillRect/>
                     </a:stretch>
@@ -2456,7 +2428,18 @@
         <w:pStyle w:val="ImageCaption"/>
       </w:pPr>
       <w:r>
-        <w:t xml:space="preserve">JetBlue (JBLU) Quarterly Return on Assets (ROA) (2020-2024)</w:t>
+        <w:t xml:space="preserve">JetBlue (JBLU) Quarterly Free Cash Flow (2020-2024)</w:t>
+      </w:r>
+    </w:p>
+    <w:bookmarkEnd w:id="123"/>
+    <w:bookmarkEnd w:id="124"/>
+    <w:bookmarkStart w:id="137" w:name="efficiency-and-performance-ratios-1"/>
+    <w:p>
+      <w:pPr>
+        <w:pStyle w:val="Heading2"/>
+      </w:pPr>
+      <w:r>
+        <w:t xml:space="preserve">5.6 Efficiency and Performance Ratios</w:t>
       </w:r>
     </w:p>
     <w:p>
@@ -2464,7 +2447,7 @@
         <w:pStyle w:val="Heading3"/>
       </w:pPr>
       <w:r>
-        <w:t xml:space="preserve">ROA = Total Asset Turnover × Profit Margin</w:t>
+        <w:t xml:space="preserve">Return on Assets (ROA)</w:t>
       </w:r>
     </w:p>
     <w:p>
@@ -2472,7 +2455,7 @@
         <w:pStyle w:val="FirstParagraph"/>
       </w:pPr>
       <w:r>
-        <w:t xml:space="preserve">The decomposition of ROA into Total Asset Turnover and Profit Margin provides insights into the drivers behind JetBlue’s asset efficiency. The airline’s low and fluctuating profit margins have been a significant drag on ROA, despite relatively stable asset turnover ratios. This indicates that while JetBlue can generate revenue from its assets, its ability to convert that revenue into profit remains a critical challenge.</w:t>
+        <w:t xml:space="preserve">JBLU’s Return on Assets (ROA) has been highly volatile from 2020 to 2024, reflecting the airline’s struggle to generate consistent profits amid fluctuating demand and operational challenges. The ROA dipped into negative territory during the peak pandemic years, with only brief recoveries in between. This inconsistency highlights the difficulties JetBlue faces in efficiently utilizing its asset base to generate earnings.</w:t>
       </w:r>
     </w:p>
     <w:p>
@@ -2484,12 +2467,12 @@
           <wp:inline>
             <wp:extent cx="5334000" cy="4267200"/>
             <wp:effectExtent b="0" l="0" r="0" t="0"/>
-            <wp:docPr descr="JetBlue (JBLU) Quarterly ROA Decomposition (2020-2024)" title="" id="126" name="Picture"/>
+            <wp:docPr descr="JetBlue (JBLU) Quarterly Return on Assets (ROA) (2020-2024)" title="" id="126" name="Picture"/>
             <a:graphic>
               <a:graphicData uri="http://schemas.openxmlformats.org/drawingml/2006/picture">
                 <pic:pic>
                   <pic:nvPicPr>
-                    <pic:cNvPr descr="jblu_financial_analysis_files/figure-docx/jblu-roa-decomposition-1.png" id="127" name="Picture"/>
+                    <pic:cNvPr descr="jblu_financial_analysis_files/figure-docx/jblu-roa-1.png" id="127" name="Picture"/>
                     <pic:cNvPicPr>
                       <a:picLocks noChangeArrowheads="1" noChangeAspect="1"/>
                     </pic:cNvPicPr>
@@ -2527,7 +2510,7 @@
         <w:pStyle w:val="ImageCaption"/>
       </w:pPr>
       <w:r>
-        <w:t xml:space="preserve">JetBlue (JBLU) Quarterly ROA Decomposition (2020-2024)</w:t>
+        <w:t xml:space="preserve">JetBlue (JBLU) Quarterly Return on Assets (ROA) (2020-2024)</w:t>
       </w:r>
     </w:p>
     <w:p>
@@ -2535,7 +2518,7 @@
         <w:pStyle w:val="Heading3"/>
       </w:pPr>
       <w:r>
-        <w:t xml:space="preserve">Return on Equity (ROE)</w:t>
+        <w:t xml:space="preserve">ROA = Total Asset Turnover × Profit Margin</w:t>
       </w:r>
     </w:p>
     <w:p>
@@ -2543,7 +2526,7 @@
         <w:pStyle w:val="FirstParagraph"/>
       </w:pPr>
       <w:r>
-        <w:t xml:space="preserve">JBLU’s Return on Equity (ROE) has mirrored its ROA trends, with significant fluctuations and periods of negative returns. The airline’s ROE has been particularly affected by its equity erosion due to sustained losses, leading to a challenging environment for shareholders. The negative ROE in several quarters underscores the difficulties JetBlue faces in delivering value to its equity investors.</w:t>
+        <w:t xml:space="preserve">The decomposition of ROA into Total Asset Turnover and Profit Margin provides insights into the drivers behind JetBlue’s asset efficiency. The airline’s low and fluctuating profit margins have been a significant drag on ROA, despite relatively stable asset turnover ratios. This indicates that while JetBlue can generate revenue from its assets, its ability to convert that revenue into profit remains a critical challenge.</w:t>
       </w:r>
     </w:p>
     <w:p>
@@ -2555,12 +2538,12 @@
           <wp:inline>
             <wp:extent cx="5334000" cy="4267200"/>
             <wp:effectExtent b="0" l="0" r="0" t="0"/>
-            <wp:docPr descr="JetBlue (JBLU) Quarterly Return on Equity (ROE) (2020-2024)" title="" id="129" name="Picture"/>
+            <wp:docPr descr="JetBlue (JBLU) Quarterly ROA Decomposition (2020-2024)" title="" id="129" name="Picture"/>
             <a:graphic>
               <a:graphicData uri="http://schemas.openxmlformats.org/drawingml/2006/picture">
                 <pic:pic>
                   <pic:nvPicPr>
-                    <pic:cNvPr descr="jblu_financial_analysis_files/figure-docx/jblu-roe-1.png" id="130" name="Picture"/>
+                    <pic:cNvPr descr="jblu_financial_analysis_files/figure-docx/jblu-roa-decomposition-1.png" id="130" name="Picture"/>
                     <pic:cNvPicPr>
                       <a:picLocks noChangeArrowheads="1" noChangeAspect="1"/>
                     </pic:cNvPicPr>
@@ -2598,7 +2581,7 @@
         <w:pStyle w:val="ImageCaption"/>
       </w:pPr>
       <w:r>
-        <w:t xml:space="preserve">JetBlue (JBLU) Quarterly Return on Equity (ROE) (2020-2024)</w:t>
+        <w:t xml:space="preserve">JetBlue (JBLU) Quarterly ROA Decomposition (2020-2024)</w:t>
       </w:r>
     </w:p>
     <w:p>
@@ -2606,7 +2589,7 @@
         <w:pStyle w:val="Heading3"/>
       </w:pPr>
       <w:r>
-        <w:t xml:space="preserve">ROE = ROA × Capital Structure Leverage × Common Earnings Leverage</w:t>
+        <w:t xml:space="preserve">Return on Equity (ROE)</w:t>
       </w:r>
     </w:p>
     <w:p>
@@ -2614,7 +2597,7 @@
         <w:pStyle w:val="FirstParagraph"/>
       </w:pPr>
       <w:r>
-        <w:t xml:space="preserve">The decomposition of ROE into its constituent components reveals the multifaceted challenges JetBlue faces in delivering shareholder value. The airline’s low ROA, combined with high leverage ratios, has amplified the negative impact on ROE. This analysis underscores the critical need for JetBlue to improve its operational efficiency and profitability while managing its capital structure prudently to enhance returns for equity investors.</w:t>
+        <w:t xml:space="preserve">JBLU’s Return on Equity (ROE) has mirrored its ROA trends, with significant fluctuations and periods of negative returns. The airline’s ROE has been particularly affected by its equity erosion due to sustained losses, leading to a challenging environment for shareholders. The negative ROE in several quarters underscores the difficulties JetBlue faces in delivering value to its equity investors.</w:t>
       </w:r>
     </w:p>
     <w:p>
@@ -2624,20 +2607,91 @@
       <w:r>
         <w:drawing>
           <wp:inline>
-            <wp:extent cx="5334000" cy="3200400"/>
+            <wp:extent cx="5334000" cy="4267200"/>
             <wp:effectExtent b="0" l="0" r="0" t="0"/>
-            <wp:docPr descr="JetBlue (JBLU) Quarterly ROE Decomposition (2020-2024)" title="" id="132" name="Picture"/>
+            <wp:docPr descr="JetBlue (JBLU) Quarterly Return on Equity (ROE) (2020-2024)" title="" id="132" name="Picture"/>
             <a:graphic>
               <a:graphicData uri="http://schemas.openxmlformats.org/drawingml/2006/picture">
                 <pic:pic>
                   <pic:nvPicPr>
-                    <pic:cNvPr descr="jblu_financial_analysis_files/figure-docx/jblu-roe-decomposition-1.png" id="133" name="Picture"/>
+                    <pic:cNvPr descr="jblu_financial_analysis_files/figure-docx/jblu-roe-1.png" id="133" name="Picture"/>
                     <pic:cNvPicPr>
                       <a:picLocks noChangeArrowheads="1" noChangeAspect="1"/>
                     </pic:cNvPicPr>
                   </pic:nvPicPr>
                   <pic:blipFill>
                     <a:blip r:embed="rId131"/>
+                    <a:stretch>
+                      <a:fillRect/>
+                    </a:stretch>
+                  </pic:blipFill>
+                  <pic:spPr bwMode="auto">
+                    <a:xfrm>
+                      <a:off x="0" y="0"/>
+                      <a:ext cx="5334000" cy="4267200"/>
+                    </a:xfrm>
+                    <a:prstGeom prst="rect">
+                      <a:avLst/>
+                    </a:prstGeom>
+                    <a:noFill/>
+                    <a:ln w="9525">
+                      <a:noFill/>
+                      <a:headEnd/>
+                      <a:tailEnd/>
+                    </a:ln>
+                  </pic:spPr>
+                </pic:pic>
+              </a:graphicData>
+            </a:graphic>
+          </wp:inline>
+        </w:drawing>
+      </w:r>
+    </w:p>
+    <w:p>
+      <w:pPr>
+        <w:pStyle w:val="ImageCaption"/>
+      </w:pPr>
+      <w:r>
+        <w:t xml:space="preserve">JetBlue (JBLU) Quarterly Return on Equity (ROE) (2020-2024)</w:t>
+      </w:r>
+    </w:p>
+    <w:p>
+      <w:pPr>
+        <w:pStyle w:val="Heading3"/>
+      </w:pPr>
+      <w:r>
+        <w:t xml:space="preserve">ROE = ROA × Capital Structure Leverage × Common Earnings Leverage</w:t>
+      </w:r>
+    </w:p>
+    <w:p>
+      <w:pPr>
+        <w:pStyle w:val="FirstParagraph"/>
+      </w:pPr>
+      <w:r>
+        <w:t xml:space="preserve">The decomposition of ROE into its constituent components reveals the multifaceted challenges JetBlue faces in delivering shareholder value. The airline’s low ROA, combined with high leverage ratios, has amplified the negative impact on ROE. This analysis underscores the critical need for JetBlue to improve its operational efficiency and profitability while managing its capital structure prudently to enhance returns for equity investors.</w:t>
+      </w:r>
+    </w:p>
+    <w:p>
+      <w:pPr>
+        <w:pStyle w:val="CaptionedFigure"/>
+      </w:pPr>
+      <w:r>
+        <w:drawing>
+          <wp:inline>
+            <wp:extent cx="5334000" cy="3200400"/>
+            <wp:effectExtent b="0" l="0" r="0" t="0"/>
+            <wp:docPr descr="JetBlue (JBLU) Quarterly ROE Decomposition (2020-2024)" title="" id="135" name="Picture"/>
+            <a:graphic>
+              <a:graphicData uri="http://schemas.openxmlformats.org/drawingml/2006/picture">
+                <pic:pic>
+                  <pic:nvPicPr>
+                    <pic:cNvPr descr="jblu_financial_analysis_files/figure-docx/jblu-roe-decomposition-1.png" id="136" name="Picture"/>
+                    <pic:cNvPicPr>
+                      <a:picLocks noChangeArrowheads="1" noChangeAspect="1"/>
+                    </pic:cNvPicPr>
+                  </pic:nvPicPr>
+                  <pic:blipFill>
+                    <a:blip r:embed="rId134"/>
                     <a:stretch>
                       <a:fillRect/>
                     </a:stretch>
@@ -2672,8 +2726,8 @@
         <w:t xml:space="preserve">JetBlue (JBLU) Quarterly ROE Decomposition (2020-2024)</w:t>
       </w:r>
     </w:p>
-    <w:bookmarkEnd w:id="134"/>
-    <w:bookmarkStart w:id="135" w:name="summary-1"/>
+    <w:bookmarkEnd w:id="137"/>
+    <w:bookmarkStart w:id="138" w:name="summary-1"/>
     <w:p>
       <w:pPr>
         <w:pStyle w:val="Heading2"/>
@@ -2690,9 +2744,9 @@
         <w:t xml:space="preserve">In summary, JetBlue’s financial analysis from 2020 to 2024 reveals a company grappling with the dual challenges of recovering from a severe industry downturn while trying to establish a sustainable and profitable business model. The airline’s inability to consistently generate profits, coupled with a deteriorating balance sheet and negative cash flows, raises significant concerns about its long-term viability without substantial strategic changes. JetBlue’s hybrid model, while offering some competitive advantages, appears to be a liability in a market increasingly polarized between low-cost and full-service carriers. Addressing these financial and operational challenges will be critical for JetBlue to regain its footing in the competitive U.S. airline landscape.</w:t>
       </w:r>
     </w:p>
-    <w:bookmarkEnd w:id="135"/>
-    <w:bookmarkEnd w:id="136"/>
-    <w:bookmarkStart w:id="180" w:name="skywest-skyw-financial-analysis"/>
+    <w:bookmarkEnd w:id="138"/>
+    <w:bookmarkEnd w:id="139"/>
+    <w:bookmarkStart w:id="183" w:name="skywest-skyw-financial-analysis"/>
     <w:p>
       <w:pPr>
         <w:pStyle w:val="Heading1"/>
@@ -2709,7 +2763,7 @@
         <w:t xml:space="preserve">SkyWest, Inc. operates under a unique and resilient business model as a regional carrier, providing flight services under contract for major airline partners like SkyWest. This structure insulates it from certain risks, such as direct fuel price and ticketing volatility, that mainline carriers face. Its financial performance, therefore, offers a distinct and valuable perspective on the U.S. airline sector. This section will analyze SkyWest’s financial statements from 2020 through the end of fiscal year 2024.</w:t>
       </w:r>
     </w:p>
-    <w:bookmarkStart w:id="140" w:name="market-capitalization-trend"/>
+    <w:bookmarkStart w:id="143" w:name="market-capitalization-trend"/>
     <w:p>
       <w:pPr>
         <w:pStyle w:val="Heading2"/>
@@ -2735,18 +2789,18 @@
           <wp:inline>
             <wp:extent cx="5334000" cy="4267200"/>
             <wp:effectExtent b="0" l="0" r="0" t="0"/>
-            <wp:docPr descr="SkyWest (SKYW) Historical Market Capitalization (2020-2024)" title="" id="138" name="Picture"/>
+            <wp:docPr descr="SkyWest (SKYW) Historical Market Capitalization (2020-2024)" title="" id="141" name="Picture"/>
             <a:graphic>
               <a:graphicData uri="http://schemas.openxmlformats.org/drawingml/2006/picture">
                 <pic:pic>
                   <pic:nvPicPr>
-                    <pic:cNvPr descr="skyw_financial_analysis_files/figure-docx/skyw-mkt-cap-1.png" id="139" name="Picture"/>
+                    <pic:cNvPr descr="skyw_financial_analysis_files/figure-docx/skyw-mkt-cap-1.png" id="142" name="Picture"/>
                     <pic:cNvPicPr>
                       <a:picLocks noChangeArrowheads="1" noChangeAspect="1"/>
                     </pic:cNvPicPr>
                   </pic:nvPicPr>
                   <pic:blipFill>
-                    <a:blip r:embed="rId137"/>
+                    <a:blip r:embed="rId140"/>
                     <a:stretch>
                       <a:fillRect/>
                     </a:stretch>
@@ -2781,8 +2835,8 @@
         <w:t xml:space="preserve">SkyWest (SKYW) Historical Market Capitalization (2020-2024)</w:t>
       </w:r>
     </w:p>
-    <w:bookmarkEnd w:id="140"/>
-    <w:bookmarkStart w:id="149" w:name="income-statement-and-profitability"/>
+    <w:bookmarkEnd w:id="143"/>
+    <w:bookmarkStart w:id="152" w:name="income-statement-and-profitability"/>
     <w:p>
       <w:pPr>
         <w:pStyle w:val="Heading2"/>
@@ -2791,7 +2845,7 @@
         <w:t xml:space="preserve">6.2 Income Statement and Profitability</w:t>
       </w:r>
     </w:p>
-    <w:bookmarkStart w:id="144" w:name="profitability-analysis-2"/>
+    <w:bookmarkStart w:id="147" w:name="profitability-analysis-2"/>
     <w:p>
       <w:pPr>
         <w:pStyle w:val="Heading3"/>
@@ -2817,18 +2871,18 @@
           <wp:inline>
             <wp:extent cx="5334000" cy="4267200"/>
             <wp:effectExtent b="0" l="0" r="0" t="0"/>
-            <wp:docPr descr="SkyWest (SKYW) Quarterly Revenue and Net Income (2020-2024)" title="" id="142" name="Picture"/>
+            <wp:docPr descr="SkyWest (SKYW) Quarterly Revenue and Net Income (2020-2024)" title="" id="145" name="Picture"/>
             <a:graphic>
               <a:graphicData uri="http://schemas.openxmlformats.org/drawingml/2006/picture">
                 <pic:pic>
                   <pic:nvPicPr>
-                    <pic:cNvPr descr="skyw_financial_analysis_files/figure-docx/skyw-profitability-1.png" id="143" name="Picture"/>
+                    <pic:cNvPr descr="skyw_financial_analysis_files/figure-docx/skyw-profitability-1.png" id="146" name="Picture"/>
                     <pic:cNvPicPr>
                       <a:picLocks noChangeArrowheads="1" noChangeAspect="1"/>
                     </pic:cNvPicPr>
                   </pic:nvPicPr>
                   <pic:blipFill>
-                    <a:blip r:embed="rId141"/>
+                    <a:blip r:embed="rId144"/>
                     <a:stretch>
                       <a:fillRect/>
                     </a:stretch>
@@ -2863,8 +2917,8 @@
         <w:t xml:space="preserve">SkyWest (SKYW) Quarterly Revenue and Net Income (2020-2024)</w:t>
       </w:r>
     </w:p>
-    <w:bookmarkEnd w:id="144"/>
-    <w:bookmarkStart w:id="148" w:name="margin-analysis-2"/>
+    <w:bookmarkEnd w:id="147"/>
+    <w:bookmarkStart w:id="151" w:name="margin-analysis-2"/>
     <w:p>
       <w:pPr>
         <w:pStyle w:val="Heading3"/>
@@ -2890,18 +2944,18 @@
           <wp:inline>
             <wp:extent cx="5334000" cy="4267200"/>
             <wp:effectExtent b="0" l="0" r="0" t="0"/>
-            <wp:docPr descr="SkyWest (SKYW) Quarterly Operating and Net Margins (2020-2024)" title="" id="146" name="Picture"/>
+            <wp:docPr descr="SkyWest (SKYW) Quarterly Operating and Net Margins (2020-2024)" title="" id="149" name="Picture"/>
             <a:graphic>
               <a:graphicData uri="http://schemas.openxmlformats.org/drawingml/2006/picture">
                 <pic:pic>
                   <pic:nvPicPr>
-                    <pic:cNvPr descr="skyw_financial_analysis_files/figure-docx/skyw-margins-1.png" id="147" name="Picture"/>
+                    <pic:cNvPr descr="skyw_financial_analysis_files/figure-docx/skyw-margins-1.png" id="150" name="Picture"/>
                     <pic:cNvPicPr>
                       <a:picLocks noChangeArrowheads="1" noChangeAspect="1"/>
                     </pic:cNvPicPr>
                   </pic:nvPicPr>
                   <pic:blipFill>
-                    <a:blip r:embed="rId145"/>
+                    <a:blip r:embed="rId148"/>
                     <a:stretch>
                       <a:fillRect/>
                     </a:stretch>
@@ -2936,9 +2990,9 @@
         <w:t xml:space="preserve">SkyWest (SKYW) Quarterly Operating and Net Margins (2020-2024)</w:t>
       </w:r>
     </w:p>
-    <w:bookmarkEnd w:id="148"/>
-    <w:bookmarkEnd w:id="149"/>
-    <w:bookmarkStart w:id="157" w:name="balance-sheet-health-and-leverage-2"/>
+    <w:bookmarkEnd w:id="151"/>
+    <w:bookmarkEnd w:id="152"/>
+    <w:bookmarkStart w:id="160" w:name="balance-sheet-health-and-leverage-2"/>
     <w:p>
       <w:pPr>
         <w:pStyle w:val="Heading2"/>
@@ -2964,84 +3018,12 @@
           <wp:inline>
             <wp:extent cx="5334000" cy="4267200"/>
             <wp:effectExtent b="0" l="0" r="0" t="0"/>
-            <wp:docPr descr="SkyWest (SKYW) Quarterly Total Assets, Debt and Equity (2020-2024)" title="" id="151" name="Picture"/>
+            <wp:docPr descr="SkyWest (SKYW) Quarterly Total Assets, Debt and Equity (2020-2024)" title="" id="154" name="Picture"/>
             <a:graphic>
               <a:graphicData uri="http://schemas.openxmlformats.org/drawingml/2006/picture">
                 <pic:pic>
                   <pic:nvPicPr>
-                    <pic:cNvPr descr="skyw_financial_analysis_files/figure-docx/skyw-balance-sheet-1.png" id="152" name="Picture"/>
-                    <pic:cNvPicPr>
-                      <a:picLocks noChangeArrowheads="1" noChangeAspect="1"/>
-                    </pic:cNvPicPr>
-                  </pic:nvPicPr>
-                  <pic:blipFill>
-                    <a:blip r:embed="rId150"/>
-                    <a:stretch>
-                      <a:fillRect/>
-                    </a:stretch>
-                  </pic:blipFill>
-                  <pic:spPr bwMode="auto">
-                    <a:xfrm>
-                      <a:off x="0" y="0"/>
-                      <a:ext cx="5334000" cy="4267200"/>
-                    </a:xfrm>
-                    <a:prstGeom prst="rect">
-                      <a:avLst/>
-                    </a:prstGeom>
-                    <a:noFill/>
-                    <a:ln w="9525">
-                      <a:noFill/>
-                      <a:headEnd/>
-                      <a:tailEnd/>
-                    </a:ln>
-                  </pic:spPr>
-                </pic:pic>
-              </a:graphicData>
-            </a:graphic>
-          </wp:inline>
-        </w:drawing>
-      </w:r>
-    </w:p>
-    <w:p>
-      <w:pPr>
-        <w:pStyle w:val="ImageCaption"/>
-      </w:pPr>
-      <w:r>
-        <w:t xml:space="preserve">SkyWest (SKYW) Quarterly Total Assets, Debt and Equity (2020-2024)</w:t>
-      </w:r>
-    </w:p>
-    <w:bookmarkStart w:id="156" w:name="debt-to-equity-ratio-trend-2"/>
-    <w:p>
-      <w:pPr>
-        <w:pStyle w:val="Heading3"/>
-      </w:pPr>
-      <w:r>
-        <w:t xml:space="preserve">6.3.1 Debt-to-Equity Ratio Trend</w:t>
-      </w:r>
-    </w:p>
-    <w:p>
-      <w:pPr>
-        <w:pStyle w:val="FirstParagraph"/>
-      </w:pPr>
-      <w:r>
-        <w:t xml:space="preserve">SkyWest’s financial structure is exceptionally strong for an airline. Over the five-year period, its Net Debt to Equity ratio has steadily decreased from 2.3x to a very healthy 1.7x by the end of 2024. This consistent deleveraging, even through challenging years, provides SkyWest with significant financial resilience and a lower risk profile.</w:t>
-      </w:r>
-    </w:p>
-    <w:p>
-      <w:pPr>
-        <w:pStyle w:val="CaptionedFigure"/>
-      </w:pPr>
-      <w:r>
-        <w:drawing>
-          <wp:inline>
-            <wp:extent cx="5334000" cy="4267200"/>
-            <wp:effectExtent b="0" l="0" r="0" t="0"/>
-            <wp:docPr descr="SkyWest (SKYW) Quarterly Debt-to-Equity Ratio (2020-2024)" title="" id="154" name="Picture"/>
-            <a:graphic>
-              <a:graphicData uri="http://schemas.openxmlformats.org/drawingml/2006/picture">
-                <pic:pic>
-                  <pic:nvPicPr>
-                    <pic:cNvPr descr="skyw_financial_analysis_files/figure-docx/skyw-debt-equity-1.png" id="155" name="Picture"/>
+                    <pic:cNvPr descr="skyw_financial_analysis_files/figure-docx/skyw-balance-sheet-1.png" id="155" name="Picture"/>
                     <pic:cNvPicPr>
                       <a:picLocks noChangeArrowheads="1" noChangeAspect="1"/>
                     </pic:cNvPicPr>
@@ -3079,18 +3061,16 @@
         <w:pStyle w:val="ImageCaption"/>
       </w:pPr>
       <w:r>
-        <w:t xml:space="preserve">SkyWest (SKYW) Quarterly Debt-to-Equity Ratio (2020-2024)</w:t>
-      </w:r>
-    </w:p>
-    <w:bookmarkEnd w:id="156"/>
-    <w:bookmarkEnd w:id="157"/>
-    <w:bookmarkStart w:id="165" w:name="cash-flow-qskywity-and-sustainability"/>
-    <w:p>
-      <w:pPr>
-        <w:pStyle w:val="Heading2"/>
-      </w:pPr>
-      <w:r>
-        <w:t xml:space="preserve">6.4 Cash Flow Qskywity and Sustainability</w:t>
+        <w:t xml:space="preserve">SkyWest (SKYW) Quarterly Total Assets, Debt and Equity (2020-2024)</w:t>
+      </w:r>
+    </w:p>
+    <w:bookmarkStart w:id="159" w:name="debt-to-equity-ratio-trend-2"/>
+    <w:p>
+      <w:pPr>
+        <w:pStyle w:val="Heading3"/>
+      </w:pPr>
+      <w:r>
+        <w:t xml:space="preserve">6.3.1 Debt-to-Equity Ratio Trend</w:t>
       </w:r>
     </w:p>
     <w:p>
@@ -3098,15 +3078,7 @@
         <w:pStyle w:val="FirstParagraph"/>
       </w:pPr>
       <w:r>
-        <w:t xml:space="preserve">SkyWest’s operational efficiency is best illustrated by its consistent and strong cash flow generation.</w:t>
-      </w:r>
-    </w:p>
-    <w:p>
-      <w:pPr>
-        <w:pStyle w:val="BodyText"/>
-      </w:pPr>
-      <w:r>
-        <w:t xml:space="preserve">The analysis reveals a powerful and consistent ability to convert earnings (and even losses) into positive operating cash flow. In every single year, Cash from Operating Activities was significantly positive and substantially exceeded net income. This indicates very high-quality earnings and efficient working capital management. This operational strength translates directly to financial health.</w:t>
+        <w:t xml:space="preserve">SkyWest’s financial structure is exceptionally strong for an airline. Over the five-year period, its Net Debt to Equity ratio has steadily decreased from 2.3x to a very healthy 1.7x by the end of 2024. This consistent deleveraging, even through challenging years, provides SkyWest with significant financial resilience and a lower risk profile.</w:t>
       </w:r>
     </w:p>
     <w:p>
@@ -3118,18 +3090,18 @@
           <wp:inline>
             <wp:extent cx="5334000" cy="4267200"/>
             <wp:effectExtent b="0" l="0" r="0" t="0"/>
-            <wp:docPr descr="SkyWest (SKYW) Quarterly Net Income and Cash from Operating Activities (2020-2024)" title="" id="159" name="Picture"/>
+            <wp:docPr descr="SkyWest (SKYW) Quarterly Debt-to-Equity Ratio (2020-2024)" title="" id="157" name="Picture"/>
             <a:graphic>
               <a:graphicData uri="http://schemas.openxmlformats.org/drawingml/2006/picture">
                 <pic:pic>
                   <pic:nvPicPr>
-                    <pic:cNvPr descr="skyw_financial_analysis_files/figure-docx/skyw-cash-flow-1.png" id="160" name="Picture"/>
+                    <pic:cNvPr descr="skyw_financial_analysis_files/figure-docx/skyw-debt-equity-1.png" id="158" name="Picture"/>
                     <pic:cNvPicPr>
                       <a:picLocks noChangeArrowheads="1" noChangeAspect="1"/>
                     </pic:cNvPicPr>
                   </pic:nvPicPr>
                   <pic:blipFill>
-                    <a:blip r:embed="rId158"/>
+                    <a:blip r:embed="rId156"/>
                     <a:stretch>
                       <a:fillRect/>
                     </a:stretch>
@@ -3161,16 +3133,18 @@
         <w:pStyle w:val="ImageCaption"/>
       </w:pPr>
       <w:r>
-        <w:t xml:space="preserve">SkyWest (SKYW) Quarterly Net Income and Cash from Operating Activities (2020-2024)</w:t>
-      </w:r>
-    </w:p>
-    <w:bookmarkStart w:id="164" w:name="free-cash-flow-trend-2"/>
-    <w:p>
-      <w:pPr>
-        <w:pStyle w:val="Heading3"/>
-      </w:pPr>
-      <w:r>
-        <w:t xml:space="preserve">6.4.1 Free Cash Flow Trend</w:t>
+        <w:t xml:space="preserve">SkyWest (SKYW) Quarterly Debt-to-Equity Ratio (2020-2024)</w:t>
+      </w:r>
+    </w:p>
+    <w:bookmarkEnd w:id="159"/>
+    <w:bookmarkEnd w:id="160"/>
+    <w:bookmarkStart w:id="168" w:name="cash-flow-qskywity-and-sustainability"/>
+    <w:p>
+      <w:pPr>
+        <w:pStyle w:val="Heading2"/>
+      </w:pPr>
+      <w:r>
+        <w:t xml:space="preserve">6.4 Cash Flow Qskywity and Sustainability</w:t>
       </w:r>
     </w:p>
     <w:p>
@@ -3178,7 +3152,15 @@
         <w:pStyle w:val="FirstParagraph"/>
       </w:pPr>
       <w:r>
-        <w:t xml:space="preserve">SkyWest’s return to positive free cash flow since 2022 demonstrates an ability to fund capital needs internally, a critical hallmark of a self-sustaining and healthy enterprise.</w:t>
+        <w:t xml:space="preserve">SkyWest’s operational efficiency is best illustrated by its consistent and strong cash flow generation.</w:t>
+      </w:r>
+    </w:p>
+    <w:p>
+      <w:pPr>
+        <w:pStyle w:val="BodyText"/>
+      </w:pPr>
+      <w:r>
+        <w:t xml:space="preserve">The analysis reveals a powerful and consistent ability to convert earnings (and even losses) into positive operating cash flow. In every single year, Cash from Operating Activities was significantly positive and substantially exceeded net income. This indicates very high-quality earnings and efficient working capital management. This operational strength translates directly to financial health.</w:t>
       </w:r>
     </w:p>
     <w:p>
@@ -3190,12 +3172,12 @@
           <wp:inline>
             <wp:extent cx="5334000" cy="4267200"/>
             <wp:effectExtent b="0" l="0" r="0" t="0"/>
-            <wp:docPr descr="SkyWest (SKYW) Quarterly Free Cash Flow (2020-2024)" title="" id="162" name="Picture"/>
+            <wp:docPr descr="SkyWest (SKYW) Quarterly Net Income and Cash from Operating Activities (2020-2024)" title="" id="162" name="Picture"/>
             <a:graphic>
               <a:graphicData uri="http://schemas.openxmlformats.org/drawingml/2006/picture">
                 <pic:pic>
                   <pic:nvPicPr>
-                    <pic:cNvPr descr="skyw_financial_analysis_files/figure-docx/skyw-fcf-1.png" id="163" name="Picture"/>
+                    <pic:cNvPr descr="skyw_financial_analysis_files/figure-docx/skyw-cash-flow-1.png" id="163" name="Picture"/>
                     <pic:cNvPicPr>
                       <a:picLocks noChangeArrowheads="1" noChangeAspect="1"/>
                     </pic:cNvPicPr>
@@ -3233,26 +3215,16 @@
         <w:pStyle w:val="ImageCaption"/>
       </w:pPr>
       <w:r>
-        <w:t xml:space="preserve">SkyWest (SKYW) Quarterly Free Cash Flow (2020-2024)</w:t>
-      </w:r>
-    </w:p>
-    <w:bookmarkEnd w:id="164"/>
-    <w:bookmarkEnd w:id="165"/>
-    <w:bookmarkStart w:id="178" w:name="efficiency-and-performance-ratios-2"/>
-    <w:p>
-      <w:pPr>
-        <w:pStyle w:val="Heading2"/>
-      </w:pPr>
-      <w:r>
-        <w:t xml:space="preserve">6.5 Efficiency and Performance Ratios</w:t>
-      </w:r>
-    </w:p>
+        <w:t xml:space="preserve">SkyWest (SKYW) Quarterly Net Income and Cash from Operating Activities (2020-2024)</w:t>
+      </w:r>
+    </w:p>
+    <w:bookmarkStart w:id="167" w:name="free-cash-flow-trend-2"/>
     <w:p>
       <w:pPr>
         <w:pStyle w:val="Heading3"/>
       </w:pPr>
       <w:r>
-        <w:t xml:space="preserve">Return on Assets (ROA)</w:t>
+        <w:t xml:space="preserve">6.4.1 Free Cash Flow Trend</w:t>
       </w:r>
     </w:p>
     <w:p>
@@ -3260,7 +3232,7 @@
         <w:pStyle w:val="FirstParagraph"/>
       </w:pPr>
       <w:r>
-        <w:t xml:space="preserve">SKYW’s Return on Assets (ROA) has shown a positive trend from 2020 to 2024, reflecting the company’s efficient use of its asset base to generate profits. The ROA metric indicates how effectively SkyWest is utilizing its assets to produce earnings, which is particularly important in the capital-intensive airline industry. The steady improvement in ROA over the years suggests that SkyWest has been successful in optimizing its operations and asset management, leading to enhanced profitability and financial health.</w:t>
+        <w:t xml:space="preserve">SkyWest’s return to positive free cash flow since 2022 demonstrates an ability to fund capital needs internally, a critical hallmark of a self-sustaining and healthy enterprise.</w:t>
       </w:r>
     </w:p>
     <w:p>
@@ -3272,18 +3244,18 @@
           <wp:inline>
             <wp:extent cx="5334000" cy="4267200"/>
             <wp:effectExtent b="0" l="0" r="0" t="0"/>
-            <wp:docPr descr="SkyWest (SKYW) Quarterly Return on Assets (ROA) (2020-2024)" title="" id="167" name="Picture"/>
+            <wp:docPr descr="SkyWest (SKYW) Quarterly Free Cash Flow (2020-2024)" title="" id="165" name="Picture"/>
             <a:graphic>
               <a:graphicData uri="http://schemas.openxmlformats.org/drawingml/2006/picture">
                 <pic:pic>
                   <pic:nvPicPr>
-                    <pic:cNvPr descr="skyw_financial_analysis_files/figure-docx/skyw-roa-1.png" id="168" name="Picture"/>
+                    <pic:cNvPr descr="skyw_financial_analysis_files/figure-docx/skyw-fcf-1.png" id="166" name="Picture"/>
                     <pic:cNvPicPr>
                       <a:picLocks noChangeArrowheads="1" noChangeAspect="1"/>
                     </pic:cNvPicPr>
                   </pic:nvPicPr>
                   <pic:blipFill>
-                    <a:blip r:embed="rId166"/>
+                    <a:blip r:embed="rId164"/>
                     <a:stretch>
                       <a:fillRect/>
                     </a:stretch>
@@ -3315,7 +3287,18 @@
         <w:pStyle w:val="ImageCaption"/>
       </w:pPr>
       <w:r>
-        <w:t xml:space="preserve">SkyWest (SKYW) Quarterly Return on Assets (ROA) (2020-2024)</w:t>
+        <w:t xml:space="preserve">SkyWest (SKYW) Quarterly Free Cash Flow (2020-2024)</w:t>
+      </w:r>
+    </w:p>
+    <w:bookmarkEnd w:id="167"/>
+    <w:bookmarkEnd w:id="168"/>
+    <w:bookmarkStart w:id="181" w:name="efficiency-and-performance-ratios-2"/>
+    <w:p>
+      <w:pPr>
+        <w:pStyle w:val="Heading2"/>
+      </w:pPr>
+      <w:r>
+        <w:t xml:space="preserve">6.5 Efficiency and Performance Ratios</w:t>
       </w:r>
     </w:p>
     <w:p>
@@ -3323,7 +3306,7 @@
         <w:pStyle w:val="Heading3"/>
       </w:pPr>
       <w:r>
-        <w:t xml:space="preserve">ROA = Total Asset Turnover × Profit Margin</w:t>
+        <w:t xml:space="preserve">Return on Assets (ROA)</w:t>
       </w:r>
     </w:p>
     <w:p>
@@ -3331,7 +3314,7 @@
         <w:pStyle w:val="FirstParagraph"/>
       </w:pPr>
       <w:r>
-        <w:t xml:space="preserve">ROA decomposition provides valuable insights into the drivers of SkyWest’s asset efficiency. By breaking down ROA into Total Asset Turnover and Profit Margin, we can better understand how effectively the company utilizes its assets to generate revenue and how efficiently it converts that revenue into profit. This analysis highlights the dual importance of operational efficiency and profitability in enhancing SkyWest’s overall return on assets.</w:t>
+        <w:t xml:space="preserve">SKYW’s Return on Assets (ROA) has shown a positive trend from 2020 to 2024, reflecting the company’s efficient use of its asset base to generate profits. The ROA metric indicates how effectively SkyWest is utilizing its assets to produce earnings, which is particularly important in the capital-intensive airline industry. The steady improvement in ROA over the years suggests that SkyWest has been successful in optimizing its operations and asset management, leading to enhanced profitability and financial health.</w:t>
       </w:r>
     </w:p>
     <w:p>
@@ -3343,12 +3326,12 @@
           <wp:inline>
             <wp:extent cx="5334000" cy="4267200"/>
             <wp:effectExtent b="0" l="0" r="0" t="0"/>
-            <wp:docPr descr="SkyWest (SKYW) Quarterly ROA Decomposition (2020-2024)" title="" id="170" name="Picture"/>
+            <wp:docPr descr="SkyWest (SKYW) Quarterly Return on Assets (ROA) (2020-2024)" title="" id="170" name="Picture"/>
             <a:graphic>
               <a:graphicData uri="http://schemas.openxmlformats.org/drawingml/2006/picture">
                 <pic:pic>
                   <pic:nvPicPr>
-                    <pic:cNvPr descr="skyw_financial_analysis_files/figure-docx/skyw-roa-decomposition-1.png" id="171" name="Picture"/>
+                    <pic:cNvPr descr="skyw_financial_analysis_files/figure-docx/skyw-roa-1.png" id="171" name="Picture"/>
                     <pic:cNvPicPr>
                       <a:picLocks noChangeArrowheads="1" noChangeAspect="1"/>
                     </pic:cNvPicPr>
@@ -3386,7 +3369,7 @@
         <w:pStyle w:val="ImageCaption"/>
       </w:pPr>
       <w:r>
-        <w:t xml:space="preserve">SkyWest (SKYW) Quarterly ROA Decomposition (2020-2024)</w:t>
+        <w:t xml:space="preserve">SkyWest (SKYW) Quarterly Return on Assets (ROA) (2020-2024)</w:t>
       </w:r>
     </w:p>
     <w:p>
@@ -3394,7 +3377,7 @@
         <w:pStyle w:val="Heading3"/>
       </w:pPr>
       <w:r>
-        <w:t xml:space="preserve">Return on Equity (ROE)</w:t>
+        <w:t xml:space="preserve">ROA = Total Asset Turnover × Profit Margin</w:t>
       </w:r>
     </w:p>
     <w:p>
@@ -3402,7 +3385,7 @@
         <w:pStyle w:val="FirstParagraph"/>
       </w:pPr>
       <w:r>
-        <w:t xml:space="preserve">SKYW’s Return on Equity (ROE) has also demonstrated a positive trajectory from 2020 to 2024, highlighting the company’s ability to generate profits from its shareholders’ equity. ROE is a critical measure of financial performance, indicating how effectively SkyWest is using the capital invested by its shareholders to produce earnings. The upward trend in ROE suggests that SkyWest has been successful in enhancing shareholder value through efficient management and profitable operations, even in the face of industry challenges.</w:t>
+        <w:t xml:space="preserve">ROA decomposition provides valuable insights into the drivers of SkyWest’s asset efficiency. By breaking down ROA into Total Asset Turnover and Profit Margin, we can better understand how effectively the company utilizes its assets to generate revenue and how efficiently it converts that revenue into profit. This analysis highlights the dual importance of operational efficiency and profitability in enhancing SkyWest’s overall return on assets.</w:t>
       </w:r>
     </w:p>
     <w:p>
@@ -3414,12 +3397,12 @@
           <wp:inline>
             <wp:extent cx="5334000" cy="4267200"/>
             <wp:effectExtent b="0" l="0" r="0" t="0"/>
-            <wp:docPr descr="SkyWest (SKYW) Quarterly Return on Equity (ROE) (2020-2024)" title="" id="173" name="Picture"/>
+            <wp:docPr descr="SkyWest (SKYW) Quarterly ROA Decomposition (2020-2024)" title="" id="173" name="Picture"/>
             <a:graphic>
               <a:graphicData uri="http://schemas.openxmlformats.org/drawingml/2006/picture">
                 <pic:pic>
                   <pic:nvPicPr>
-                    <pic:cNvPr descr="skyw_financial_analysis_files/figure-docx/skyw-roe-1.png" id="174" name="Picture"/>
+                    <pic:cNvPr descr="skyw_financial_analysis_files/figure-docx/skyw-roa-decomposition-1.png" id="174" name="Picture"/>
                     <pic:cNvPicPr>
                       <a:picLocks noChangeArrowheads="1" noChangeAspect="1"/>
                     </pic:cNvPicPr>
@@ -3457,7 +3440,7 @@
         <w:pStyle w:val="ImageCaption"/>
       </w:pPr>
       <w:r>
-        <w:t xml:space="preserve">SkyWest (SKYW) Quarterly Return on Equity (ROE) (2020-2024)</w:t>
+        <w:t xml:space="preserve">SkyWest (SKYW) Quarterly ROA Decomposition (2020-2024)</w:t>
       </w:r>
     </w:p>
     <w:p>
@@ -3465,7 +3448,7 @@
         <w:pStyle w:val="Heading3"/>
       </w:pPr>
       <w:r>
-        <w:t xml:space="preserve">ROE = ROA × Capital Structure Leverage × Common Earnings Leverage</w:t>
+        <w:t xml:space="preserve">Return on Equity (ROE)</w:t>
       </w:r>
     </w:p>
     <w:p>
@@ -3473,7 +3456,7 @@
         <w:pStyle w:val="FirstParagraph"/>
       </w:pPr>
       <w:r>
-        <w:t xml:space="preserve">Decomposing ROE into its components provides valuable insights into the drivers of SkyWest’s shareholder returns. The analysis reveals how the company’s operational efficiency (ROA), financial leverage (Capital Structure Leverage), and earnings quality (Common Earnings Leverage) collectively contribute to its overall return on equity. This decomposition highlights the multifaceted nature of SkyWest’s financial performance and underscores the importance of each component in enhancing shareholder value.</w:t>
+        <w:t xml:space="preserve">SKYW’s Return on Equity (ROE) has also demonstrated a positive trajectory from 2020 to 2024, highlighting the company’s ability to generate profits from its shareholders’ equity. ROE is a critical measure of financial performance, indicating how effectively SkyWest is using the capital invested by its shareholders to produce earnings. The upward trend in ROE suggests that SkyWest has been successful in enhancing shareholder value through efficient management and profitable operations, even in the face of industry challenges.</w:t>
       </w:r>
     </w:p>
     <w:p>
@@ -3483,20 +3466,91 @@
       <w:r>
         <w:drawing>
           <wp:inline>
-            <wp:extent cx="5334000" cy="3200400"/>
+            <wp:extent cx="5334000" cy="4267200"/>
             <wp:effectExtent b="0" l="0" r="0" t="0"/>
-            <wp:docPr descr="SkyWest (SKYW) Quarterly ROE Decomposition (2020-2024)" title="" id="176" name="Picture"/>
+            <wp:docPr descr="SkyWest (SKYW) Quarterly Return on Equity (ROE) (2020-2024)" title="" id="176" name="Picture"/>
             <a:graphic>
               <a:graphicData uri="http://schemas.openxmlformats.org/drawingml/2006/picture">
                 <pic:pic>
                   <pic:nvPicPr>
-                    <pic:cNvPr descr="skyw_financial_analysis_files/figure-docx/skyw-roe-decomposition-1.png" id="177" name="Picture"/>
+                    <pic:cNvPr descr="skyw_financial_analysis_files/figure-docx/skyw-roe-1.png" id="177" name="Picture"/>
                     <pic:cNvPicPr>
                       <a:picLocks noChangeArrowheads="1" noChangeAspect="1"/>
                     </pic:cNvPicPr>
                   </pic:nvPicPr>
                   <pic:blipFill>
                     <a:blip r:embed="rId175"/>
+                    <a:stretch>
+                      <a:fillRect/>
+                    </a:stretch>
+                  </pic:blipFill>
+                  <pic:spPr bwMode="auto">
+                    <a:xfrm>
+                      <a:off x="0" y="0"/>
+                      <a:ext cx="5334000" cy="4267200"/>
+                    </a:xfrm>
+                    <a:prstGeom prst="rect">
+                      <a:avLst/>
+                    </a:prstGeom>
+                    <a:noFill/>
+                    <a:ln w="9525">
+                      <a:noFill/>
+                      <a:headEnd/>
+                      <a:tailEnd/>
+                    </a:ln>
+                  </pic:spPr>
+                </pic:pic>
+              </a:graphicData>
+            </a:graphic>
+          </wp:inline>
+        </w:drawing>
+      </w:r>
+    </w:p>
+    <w:p>
+      <w:pPr>
+        <w:pStyle w:val="ImageCaption"/>
+      </w:pPr>
+      <w:r>
+        <w:t xml:space="preserve">SkyWest (SKYW) Quarterly Return on Equity (ROE) (2020-2024)</w:t>
+      </w:r>
+    </w:p>
+    <w:p>
+      <w:pPr>
+        <w:pStyle w:val="Heading3"/>
+      </w:pPr>
+      <w:r>
+        <w:t xml:space="preserve">ROE = ROA × Capital Structure Leverage × Common Earnings Leverage</w:t>
+      </w:r>
+    </w:p>
+    <w:p>
+      <w:pPr>
+        <w:pStyle w:val="FirstParagraph"/>
+      </w:pPr>
+      <w:r>
+        <w:t xml:space="preserve">Decomposing ROE into its components provides valuable insights into the drivers of SkyWest’s shareholder returns. The analysis reveals how the company’s operational efficiency (ROA), financial leverage (Capital Structure Leverage), and earnings quality (Common Earnings Leverage) collectively contribute to its overall return on equity. This decomposition highlights the multifaceted nature of SkyWest’s financial performance and underscores the importance of each component in enhancing shareholder value.</w:t>
+      </w:r>
+    </w:p>
+    <w:p>
+      <w:pPr>
+        <w:pStyle w:val="CaptionedFigure"/>
+      </w:pPr>
+      <w:r>
+        <w:drawing>
+          <wp:inline>
+            <wp:extent cx="5334000" cy="3200400"/>
+            <wp:effectExtent b="0" l="0" r="0" t="0"/>
+            <wp:docPr descr="SkyWest (SKYW) Quarterly ROE Decomposition (2020-2024)" title="" id="179" name="Picture"/>
+            <a:graphic>
+              <a:graphicData uri="http://schemas.openxmlformats.org/drawingml/2006/picture">
+                <pic:pic>
+                  <pic:nvPicPr>
+                    <pic:cNvPr descr="skyw_financial_analysis_files/figure-docx/skyw-roe-decomposition-1.png" id="180" name="Picture"/>
+                    <pic:cNvPicPr>
+                      <a:picLocks noChangeArrowheads="1" noChangeAspect="1"/>
+                    </pic:cNvPicPr>
+                  </pic:nvPicPr>
+                  <pic:blipFill>
+                    <a:blip r:embed="rId178"/>
                     <a:stretch>
                       <a:fillRect/>
                     </a:stretch>
@@ -3531,8 +3585,8 @@
         <w:t xml:space="preserve">SkyWest (SKYW) Quarterly ROE Decomposition (2020-2024)</w:t>
       </w:r>
     </w:p>
-    <w:bookmarkEnd w:id="178"/>
-    <w:bookmarkStart w:id="179" w:name="summary-2"/>
+    <w:bookmarkEnd w:id="181"/>
+    <w:bookmarkStart w:id="182" w:name="summary-2"/>
     <w:p>
       <w:pPr>
         <w:pStyle w:val="Heading2"/>
@@ -3549,9 +3603,9 @@
         <w:t xml:space="preserve">In summary, SkyWest’s financial analysis from 2020 to 2024 reveals a company that has not only weathered the unprecedented challenges of the pandemic but has emerged stronger and more resilient. Its unique business model as a regional carrier, combined with prudent financial management, has resulted in a robust balance sheet, consistent profitability, and strong cash flow generation. SkyWest’s low leverage, stable margins, and ability to generate free cash flow position it well for future growth and stability in an industry that remains volatile and competitive. This analysis underscores SkyWest as a standout performer in the airline sector, demonstrating that strategic focus and operational efficiency can yield significant advantages even in challenging times.</w:t>
       </w:r>
     </w:p>
-    <w:bookmarkEnd w:id="179"/>
-    <w:bookmarkEnd w:id="180"/>
-    <w:bookmarkStart w:id="181" w:name="comparative-financial-analysis"/>
+    <w:bookmarkEnd w:id="182"/>
+    <w:bookmarkEnd w:id="183"/>
+    <w:bookmarkStart w:id="184" w:name="comparative-financial-analysis"/>
     <w:p>
       <w:pPr>
         <w:pStyle w:val="Heading1"/>
@@ -3560,8 +3614,8 @@
         <w:t xml:space="preserve">7. Comparative Financial Analysis</w:t>
       </w:r>
     </w:p>
-    <w:bookmarkEnd w:id="181"/>
-    <w:bookmarkStart w:id="278" w:name="introduction-2"/>
+    <w:bookmarkEnd w:id="184"/>
+    <w:bookmarkStart w:id="281" w:name="introduction-2"/>
     <w:p>
       <w:pPr>
         <w:pStyle w:val="Heading1"/>
@@ -3578,7 +3632,7 @@
         <w:t xml:space="preserve">Here we compare financial performance of United Airlines (UAL), JetBlue (JBLU), and SkyWest (SKW). This report provides a detailed comparative financial analysis of three distinct players in the U.S. airline industry: legacy carrier United Airlines (UAL), low-cost carrier JetBlue (JBLU), and regional operator SkyWest (SKW). Utilizing financial data from the beginning of 2020 through the end of fiscal year 2024, this study examines the post-pandemic recovery, financial health, profitability, and operational efficiency of each company. The strategic importance of this analysis lies in understanding the divergent recovery paths and competitive positioning that have emerged in a sector profoundly reshaped by recent global events.</w:t>
       </w:r>
     </w:p>
-    <w:bookmarkStart w:id="188" w:name="leverage-ratios"/>
+    <w:bookmarkStart w:id="191" w:name="leverage-ratios"/>
     <w:p>
       <w:pPr>
         <w:pStyle w:val="Heading2"/>
@@ -3641,53 +3695,6 @@
       </w:pPr>
       <w:r>
         <w:t xml:space="preserve">United Airlines (UAL) exhibits fluctuations in leverage ratios, highlighting efforts to balance debt management with operational needs during recovery phases.</w:t>
-      </w:r>
-    </w:p>
-    <w:p>
-      <w:pPr>
-        <w:pStyle w:val="BodyText"/>
-      </w:pPr>
-      <w:r>
-        <w:drawing>
-          <wp:inline>
-            <wp:extent cx="5334000" cy="4267200"/>
-            <wp:effectExtent b="0" l="0" r="0" t="0"/>
-            <wp:docPr descr="" title="" id="183" name="Picture"/>
-            <a:graphic>
-              <a:graphicData uri="http://schemas.openxmlformats.org/drawingml/2006/picture">
-                <pic:pic>
-                  <pic:nvPicPr>
-                    <pic:cNvPr descr="comparative_financial_analysis_files/figure-docx/plot-leverage-ratios-1.png" id="184" name="Picture"/>
-                    <pic:cNvPicPr>
-                      <a:picLocks noChangeArrowheads="1" noChangeAspect="1"/>
-                    </pic:cNvPicPr>
-                  </pic:nvPicPr>
-                  <pic:blipFill>
-                    <a:blip r:embed="rId182"/>
-                    <a:stretch>
-                      <a:fillRect/>
-                    </a:stretch>
-                  </pic:blipFill>
-                  <pic:spPr bwMode="auto">
-                    <a:xfrm>
-                      <a:off x="0" y="0"/>
-                      <a:ext cx="5334000" cy="4267200"/>
-                    </a:xfrm>
-                    <a:prstGeom prst="rect">
-                      <a:avLst/>
-                    </a:prstGeom>
-                    <a:noFill/>
-                    <a:ln w="9525">
-                      <a:noFill/>
-                      <a:headEnd/>
-                      <a:tailEnd/>
-                    </a:ln>
-                  </pic:spPr>
-                </pic:pic>
-              </a:graphicData>
-            </a:graphic>
-          </wp:inline>
-        </w:drawing>
       </w:r>
     </w:p>
     <w:p>
@@ -3704,7 +3711,7 @@
               <a:graphicData uri="http://schemas.openxmlformats.org/drawingml/2006/picture">
                 <pic:pic>
                   <pic:nvPicPr>
-                    <pic:cNvPr descr="comparative_financial_analysis_files/figure-docx/plot-leverage-ratios-2.png" id="187" name="Picture"/>
+                    <pic:cNvPr descr="comparative_financial_analysis_files/figure-docx/plot-leverage-ratios-1.png" id="187" name="Picture"/>
                     <pic:cNvPicPr>
                       <a:picLocks noChangeArrowheads="1" noChangeAspect="1"/>
                     </pic:cNvPicPr>
@@ -3737,37 +3744,27 @@
         </w:drawing>
       </w:r>
     </w:p>
-    <w:bookmarkEnd w:id="188"/>
-    <w:bookmarkStart w:id="195" w:name="Xb6b05eec95260fbf68c6ef8e2d1681e241f4ead"/>
-    <w:p>
-      <w:pPr>
-        <w:pStyle w:val="Heading2"/>
-      </w:pPr>
-      <w:r>
-        <w:t xml:space="preserve">8.2 Cross-Sectional Analysis of Debt to Asset Ratio in 2024</w:t>
-      </w:r>
-    </w:p>
-    <w:p>
-      <w:pPr>
-        <w:pStyle w:val="FirstParagraph"/>
+    <w:p>
+      <w:pPr>
+        <w:pStyle w:val="BodyText"/>
       </w:pPr>
       <w:r>
         <w:drawing>
           <wp:inline>
             <wp:extent cx="5334000" cy="4267200"/>
             <wp:effectExtent b="0" l="0" r="0" t="0"/>
-            <wp:docPr descr="" title="" id="190" name="Picture"/>
+            <wp:docPr descr="" title="" id="189" name="Picture"/>
             <a:graphic>
               <a:graphicData uri="http://schemas.openxmlformats.org/drawingml/2006/picture">
                 <pic:pic>
                   <pic:nvPicPr>
-                    <pic:cNvPr descr="comparative_financial_analysis_files/figure-docx/cross-sectional%20view%20of%20debt-to-asset%20ratio%20in%202024-1.png" id="191" name="Picture"/>
+                    <pic:cNvPr descr="comparative_financial_analysis_files/figure-docx/plot-leverage-ratios-2.png" id="190" name="Picture"/>
                     <pic:cNvPicPr>
                       <a:picLocks noChangeArrowheads="1" noChangeAspect="1"/>
                     </pic:cNvPicPr>
                   </pic:nvPicPr>
                   <pic:blipFill>
-                    <a:blip r:embed="rId189"/>
+                    <a:blip r:embed="rId188"/>
                     <a:stretch>
                       <a:fillRect/>
                     </a:stretch>
@@ -3794,9 +3791,19 @@
         </w:drawing>
       </w:r>
     </w:p>
-    <w:p>
-      <w:pPr>
-        <w:pStyle w:val="BodyText"/>
+    <w:bookmarkEnd w:id="191"/>
+    <w:bookmarkStart w:id="198" w:name="Xb6b05eec95260fbf68c6ef8e2d1681e241f4ead"/>
+    <w:p>
+      <w:pPr>
+        <w:pStyle w:val="Heading2"/>
+      </w:pPr>
+      <w:r>
+        <w:t xml:space="preserve">8.2 Cross-Sectional Analysis of Debt to Asset Ratio in 2024</w:t>
+      </w:r>
+    </w:p>
+    <w:p>
+      <w:pPr>
+        <w:pStyle w:val="FirstParagraph"/>
       </w:pPr>
       <w:r>
         <w:drawing>
@@ -3808,7 +3815,7 @@
               <a:graphicData uri="http://schemas.openxmlformats.org/drawingml/2006/picture">
                 <pic:pic>
                   <pic:nvPicPr>
-                    <pic:cNvPr descr="comparative_financial_analysis_files/figure-docx/cross-sectional%20view%20of%20debt-to-asset%20ratio%20in%202024-2.png" id="194" name="Picture"/>
+                    <pic:cNvPr descr="comparative_financial_analysis_files/figure-docx/cross-sectional%20view%20of%20debt-to-asset%20ratio%20in%202024-1.png" id="194" name="Picture"/>
                     <pic:cNvPicPr>
                       <a:picLocks noChangeArrowheads="1" noChangeAspect="1"/>
                     </pic:cNvPicPr>
@@ -3841,73 +3848,6 @@
         </w:drawing>
       </w:r>
     </w:p>
-    <w:bookmarkEnd w:id="195"/>
-    <w:bookmarkStart w:id="230" w:name="efficiency-and-profitability-ratios"/>
-    <w:p>
-      <w:pPr>
-        <w:pStyle w:val="Heading2"/>
-      </w:pPr>
-      <w:r>
-        <w:t xml:space="preserve">8.3 Efficiency and Profitability Ratios</w:t>
-      </w:r>
-    </w:p>
-    <w:bookmarkStart w:id="202" w:name="return-on-assets-and-return-on-equity"/>
-    <w:p>
-      <w:pPr>
-        <w:pStyle w:val="Heading3"/>
-      </w:pPr>
-      <w:r>
-        <w:t xml:space="preserve">8.3.1 Return on Assets and Return on Equity</w:t>
-      </w:r>
-    </w:p>
-    <w:p>
-      <w:pPr>
-        <w:pStyle w:val="FirstParagraph"/>
-      </w:pPr>
-      <w:r>
-        <w:t xml:space="preserve">The return on assets (ROA) and return on equity (ROE) ratios are key indicators of a company’s profitability and efficiency in utilizing its assets and equity to generate earnings.</w:t>
-      </w:r>
-    </w:p>
-    <w:p>
-      <w:pPr>
-        <w:pStyle w:val="BodyText"/>
-      </w:pPr>
-      <w:r>
-        <w:t xml:space="preserve">ROA measures how effectively a company uses its assets to produce net income, while ROE assesses the profitability relative to shareholders’ equity.</w:t>
-      </w:r>
-    </w:p>
-    <w:p>
-      <w:pPr>
-        <w:pStyle w:val="BodyText"/>
-      </w:pPr>
-      <w:r>
-        <w:t xml:space="preserve">In the charts below, we analyze the ROA and ROE trends for United Airlines (UAL), JetBlue (JBLU), and SkyWest (SKW) from the fourth quarter of 2019 to the second quarter of 2025. We observe how these airlines have navigated the challenges of the airline industry, particularly in the context of the COVID-19 pandemic and its aftermath.</w:t>
-      </w:r>
-    </w:p>
-    <w:p>
-      <w:pPr>
-        <w:pStyle w:val="BodyText"/>
-      </w:pPr>
-      <w:r>
-        <w:t xml:space="preserve">SkyWest (SKW) consistently demonstrates higher ROA and ROE compared to UAL and JBLU, indicating a more efficient use of assets and equity in generating profits.</w:t>
-      </w:r>
-    </w:p>
-    <w:p>
-      <w:pPr>
-        <w:pStyle w:val="BodyText"/>
-      </w:pPr>
-      <w:r>
-        <w:t xml:space="preserve">JetBlue (JBLU) shows a gradual improvement in both ROA and ROE, reflecting its recovery and growth strategies post-pandemic.</w:t>
-      </w:r>
-    </w:p>
-    <w:p>
-      <w:pPr>
-        <w:pStyle w:val="BodyText"/>
-      </w:pPr>
-      <w:r>
-        <w:t xml:space="preserve">United Airlines (UAL), while showing fluctuations, indicates efforts to stabilize and enhance profitability through various operational adjustments.</w:t>
-      </w:r>
-    </w:p>
     <w:p>
       <w:pPr>
         <w:pStyle w:val="BodyText"/>
@@ -3917,18 +3857,18 @@
           <wp:inline>
             <wp:extent cx="5334000" cy="4267200"/>
             <wp:effectExtent b="0" l="0" r="0" t="0"/>
-            <wp:docPr descr="" title="" id="197" name="Picture"/>
+            <wp:docPr descr="" title="" id="196" name="Picture"/>
             <a:graphic>
               <a:graphicData uri="http://schemas.openxmlformats.org/drawingml/2006/picture">
                 <pic:pic>
                   <pic:nvPicPr>
-                    <pic:cNvPr descr="comparative_financial_analysis_files/figure-docx/plot-roa-roe-1.png" id="198" name="Picture"/>
+                    <pic:cNvPr descr="comparative_financial_analysis_files/figure-docx/cross-sectional%20view%20of%20debt-to-asset%20ratio%20in%202024-2.png" id="197" name="Picture"/>
                     <pic:cNvPicPr>
                       <a:picLocks noChangeArrowheads="1" noChangeAspect="1"/>
                     </pic:cNvPicPr>
                   </pic:nvPicPr>
                   <pic:blipFill>
-                    <a:blip r:embed="rId196"/>
+                    <a:blip r:embed="rId195"/>
                     <a:stretch>
                       <a:fillRect/>
                     </a:stretch>
@@ -3955,6 +3895,73 @@
         </w:drawing>
       </w:r>
     </w:p>
+    <w:bookmarkEnd w:id="198"/>
+    <w:bookmarkStart w:id="233" w:name="efficiency-and-profitability-ratios"/>
+    <w:p>
+      <w:pPr>
+        <w:pStyle w:val="Heading2"/>
+      </w:pPr>
+      <w:r>
+        <w:t xml:space="preserve">8.3 Efficiency and Profitability Ratios</w:t>
+      </w:r>
+    </w:p>
+    <w:bookmarkStart w:id="205" w:name="return-on-assets-and-return-on-equity"/>
+    <w:p>
+      <w:pPr>
+        <w:pStyle w:val="Heading3"/>
+      </w:pPr>
+      <w:r>
+        <w:t xml:space="preserve">8.3.1 Return on Assets and Return on Equity</w:t>
+      </w:r>
+    </w:p>
+    <w:p>
+      <w:pPr>
+        <w:pStyle w:val="FirstParagraph"/>
+      </w:pPr>
+      <w:r>
+        <w:t xml:space="preserve">The return on assets (ROA) and return on equity (ROE) ratios are key indicators of a company’s profitability and efficiency in utilizing its assets and equity to generate earnings.</w:t>
+      </w:r>
+    </w:p>
+    <w:p>
+      <w:pPr>
+        <w:pStyle w:val="BodyText"/>
+      </w:pPr>
+      <w:r>
+        <w:t xml:space="preserve">ROA measures how effectively a company uses its assets to produce net income, while ROE assesses the profitability relative to shareholders’ equity.</w:t>
+      </w:r>
+    </w:p>
+    <w:p>
+      <w:pPr>
+        <w:pStyle w:val="BodyText"/>
+      </w:pPr>
+      <w:r>
+        <w:t xml:space="preserve">In the charts below, we analyze the ROA and ROE trends for United Airlines (UAL), JetBlue (JBLU), and SkyWest (SKW) from the fourth quarter of 2019 to the second quarter of 2025. We observe how these airlines have navigated the challenges of the airline industry, particularly in the context of the COVID-19 pandemic and its aftermath.</w:t>
+      </w:r>
+    </w:p>
+    <w:p>
+      <w:pPr>
+        <w:pStyle w:val="BodyText"/>
+      </w:pPr>
+      <w:r>
+        <w:t xml:space="preserve">SkyWest (SKW) consistently demonstrates higher ROA and ROE compared to UAL and JBLU, indicating a more efficient use of assets and equity in generating profits.</w:t>
+      </w:r>
+    </w:p>
+    <w:p>
+      <w:pPr>
+        <w:pStyle w:val="BodyText"/>
+      </w:pPr>
+      <w:r>
+        <w:t xml:space="preserve">JetBlue (JBLU) shows a gradual improvement in both ROA and ROE, reflecting its recovery and growth strategies post-pandemic.</w:t>
+      </w:r>
+    </w:p>
+    <w:p>
+      <w:pPr>
+        <w:pStyle w:val="BodyText"/>
+      </w:pPr>
+      <w:r>
+        <w:t xml:space="preserve">United Airlines (UAL), while showing fluctuations, indicates efforts to stabilize and enhance profitability through various operational adjustments.</w:t>
+      </w:r>
+    </w:p>
     <w:p>
       <w:pPr>
         <w:pStyle w:val="BodyText"/>
@@ -3969,7 +3976,7 @@
               <a:graphicData uri="http://schemas.openxmlformats.org/drawingml/2006/picture">
                 <pic:pic>
                   <pic:nvPicPr>
-                    <pic:cNvPr descr="comparative_financial_analysis_files/figure-docx/plot-roa-roe-2.png" id="201" name="Picture"/>
+                    <pic:cNvPr descr="comparative_financial_analysis_files/figure-docx/plot-roa-roe-1.png" id="201" name="Picture"/>
                     <pic:cNvPicPr>
                       <a:picLocks noChangeArrowheads="1" noChangeAspect="1"/>
                     </pic:cNvPicPr>
@@ -4002,64 +4009,6 @@
         </w:drawing>
       </w:r>
     </w:p>
-    <w:bookmarkEnd w:id="202"/>
-    <w:bookmarkStart w:id="209" w:name="X7d6671735b474d47ef725eb4d4499d9c7b90ef0"/>
-    <w:p>
-      <w:pPr>
-        <w:pStyle w:val="Heading3"/>
-      </w:pPr>
-      <w:r>
-        <w:t xml:space="preserve">8.3.2 Capital Structure Leverage and Common Earnings Leverage</w:t>
-      </w:r>
-    </w:p>
-    <w:p>
-      <w:pPr>
-        <w:pStyle w:val="FirstParagraph"/>
-      </w:pPr>
-      <w:r>
-        <w:t xml:space="preserve">The capital structure leverage ratio and common earnings leverage ratio are important metrics for assessing a company’s financial leverage and risk profile.</w:t>
-      </w:r>
-    </w:p>
-    <w:p>
-      <w:pPr>
-        <w:pStyle w:val="BodyText"/>
-      </w:pPr>
-      <w:r>
-        <w:t xml:space="preserve">The capital structure leverage ratio indicates the extent to which a company utilizes debt in its capital structure, while the common earnings leverage ratio measures the sensitivity of a company’s earnings to changes in its operating income.</w:t>
-      </w:r>
-    </w:p>
-    <w:p>
-      <w:pPr>
-        <w:pStyle w:val="BodyText"/>
-      </w:pPr>
-      <w:r>
-        <w:t xml:space="preserve">In the charts below, we analyze these leverage ratios for United Airlines (UAL), JetBlue (JBLU), and SkyWest (SKW) from the fourth quarter of 2019 to the second quarter of 2025. We observe how these airlines have managed their financial leverage in response to industry challenges, particularly in the context of the COVID-19 pandemic and its aftermath. S</w:t>
-      </w:r>
-    </w:p>
-    <w:p>
-      <w:pPr>
-        <w:pStyle w:val="BodyText"/>
-      </w:pPr>
-      <w:r>
-        <w:t xml:space="preserve">SkyWest (SKW) consistently maintains lower leverage ratios compared to UAL and JBLU, indicating a more conservative approach to debt financing.</w:t>
-      </w:r>
-    </w:p>
-    <w:p>
-      <w:pPr>
-        <w:pStyle w:val="BodyText"/>
-      </w:pPr>
-      <w:r>
-        <w:t xml:space="preserve">JetBlue (JBLU) shows a gradual increase in leverage ratios, reflecting its growth strategies post-pandemic.</w:t>
-      </w:r>
-    </w:p>
-    <w:p>
-      <w:pPr>
-        <w:pStyle w:val="BodyText"/>
-      </w:pPr>
-      <w:r>
-        <w:t xml:space="preserve">United Airlines (UAL) exhibits fluctuations in leverage ratios, highlighting efforts to balance debt management with operational needs during recovery phases.</w:t>
-      </w:r>
-    </w:p>
     <w:p>
       <w:pPr>
         <w:pStyle w:val="BodyText"/>
@@ -4069,18 +4018,18 @@
           <wp:inline>
             <wp:extent cx="5334000" cy="4267200"/>
             <wp:effectExtent b="0" l="0" r="0" t="0"/>
-            <wp:docPr descr="" title="" id="204" name="Picture"/>
+            <wp:docPr descr="" title="" id="203" name="Picture"/>
             <a:graphic>
               <a:graphicData uri="http://schemas.openxmlformats.org/drawingml/2006/picture">
                 <pic:pic>
                   <pic:nvPicPr>
-                    <pic:cNvPr descr="comparative_financial_analysis_files/figure-docx/plot-capital-structure-leverage-common-earnings-leverage-1.png" id="205" name="Picture"/>
+                    <pic:cNvPr descr="comparative_financial_analysis_files/figure-docx/plot-roa-roe-2.png" id="204" name="Picture"/>
                     <pic:cNvPicPr>
                       <a:picLocks noChangeArrowheads="1" noChangeAspect="1"/>
                     </pic:cNvPicPr>
                   </pic:nvPicPr>
                   <pic:blipFill>
-                    <a:blip r:embed="rId203"/>
+                    <a:blip r:embed="rId202"/>
                     <a:stretch>
                       <a:fillRect/>
                     </a:stretch>
@@ -4107,6 +4056,64 @@
         </w:drawing>
       </w:r>
     </w:p>
+    <w:bookmarkEnd w:id="205"/>
+    <w:bookmarkStart w:id="212" w:name="X7d6671735b474d47ef725eb4d4499d9c7b90ef0"/>
+    <w:p>
+      <w:pPr>
+        <w:pStyle w:val="Heading3"/>
+      </w:pPr>
+      <w:r>
+        <w:t xml:space="preserve">8.3.2 Capital Structure Leverage and Common Earnings Leverage</w:t>
+      </w:r>
+    </w:p>
+    <w:p>
+      <w:pPr>
+        <w:pStyle w:val="FirstParagraph"/>
+      </w:pPr>
+      <w:r>
+        <w:t xml:space="preserve">The capital structure leverage ratio and common earnings leverage ratio are important metrics for assessing a company’s financial leverage and risk profile.</w:t>
+      </w:r>
+    </w:p>
+    <w:p>
+      <w:pPr>
+        <w:pStyle w:val="BodyText"/>
+      </w:pPr>
+      <w:r>
+        <w:t xml:space="preserve">The capital structure leverage ratio indicates the extent to which a company utilizes debt in its capital structure, while the common earnings leverage ratio measures the sensitivity of a company’s earnings to changes in its operating income.</w:t>
+      </w:r>
+    </w:p>
+    <w:p>
+      <w:pPr>
+        <w:pStyle w:val="BodyText"/>
+      </w:pPr>
+      <w:r>
+        <w:t xml:space="preserve">In the charts below, we analyze these leverage ratios for United Airlines (UAL), JetBlue (JBLU), and SkyWest (SKW) from the fourth quarter of 2019 to the second quarter of 2025. We observe how these airlines have managed their financial leverage in response to industry challenges, particularly in the context of the COVID-19 pandemic and its aftermath. S</w:t>
+      </w:r>
+    </w:p>
+    <w:p>
+      <w:pPr>
+        <w:pStyle w:val="BodyText"/>
+      </w:pPr>
+      <w:r>
+        <w:t xml:space="preserve">SkyWest (SKW) consistently maintains lower leverage ratios compared to UAL and JBLU, indicating a more conservative approach to debt financing.</w:t>
+      </w:r>
+    </w:p>
+    <w:p>
+      <w:pPr>
+        <w:pStyle w:val="BodyText"/>
+      </w:pPr>
+      <w:r>
+        <w:t xml:space="preserve">JetBlue (JBLU) shows a gradual increase in leverage ratios, reflecting its growth strategies post-pandemic.</w:t>
+      </w:r>
+    </w:p>
+    <w:p>
+      <w:pPr>
+        <w:pStyle w:val="BodyText"/>
+      </w:pPr>
+      <w:r>
+        <w:t xml:space="preserve">United Airlines (UAL) exhibits fluctuations in leverage ratios, highlighting efforts to balance debt management with operational needs during recovery phases.</w:t>
+      </w:r>
+    </w:p>
     <w:p>
       <w:pPr>
         <w:pStyle w:val="BodyText"/>
@@ -4121,7 +4128,7 @@
               <a:graphicData uri="http://schemas.openxmlformats.org/drawingml/2006/picture">
                 <pic:pic>
                   <pic:nvPicPr>
-                    <pic:cNvPr descr="comparative_financial_analysis_files/figure-docx/plot-capital-structure-leverage-common-earnings-leverage-2.png" id="208" name="Picture"/>
+                    <pic:cNvPr descr="comparative_financial_analysis_files/figure-docx/plot-capital-structure-leverage-common-earnings-leverage-1.png" id="208" name="Picture"/>
                     <pic:cNvPicPr>
                       <a:picLocks noChangeArrowheads="1" noChangeAspect="1"/>
                     </pic:cNvPicPr>
@@ -4154,64 +4161,6 @@
         </w:drawing>
       </w:r>
     </w:p>
-    <w:bookmarkEnd w:id="209"/>
-    <w:bookmarkStart w:id="219" w:name="efficiency-ratios-over-time"/>
-    <w:p>
-      <w:pPr>
-        <w:pStyle w:val="Heading3"/>
-      </w:pPr>
-      <w:r>
-        <w:t xml:space="preserve">8.3.3 Efficiency Ratios Over Time</w:t>
-      </w:r>
-    </w:p>
-    <w:p>
-      <w:pPr>
-        <w:pStyle w:val="FirstParagraph"/>
-      </w:pPr>
-      <w:r>
-        <w:t xml:space="preserve">The efficiency ratios analyzed include Asset Turnover, Inventory Turnover, and Receivables Turnover. Asset Turnover measures how effectively a company utilizes its assets to generate revenue.</w:t>
-      </w:r>
-    </w:p>
-    <w:p>
-      <w:pPr>
-        <w:pStyle w:val="BodyText"/>
-      </w:pPr>
-      <w:r>
-        <w:t xml:space="preserve">Inventory Turnover assesses how efficiently inventory is managed and sold, while Receivables Turnover evaluates the effectiveness of credit and collection policies. These ratios provide insights into operational efficiency and resource management.</w:t>
-      </w:r>
-    </w:p>
-    <w:p>
-      <w:pPr>
-        <w:pStyle w:val="BodyText"/>
-      </w:pPr>
-      <w:r>
-        <w:t xml:space="preserve">In the charts below, we analyze these efficiency ratios for United Airlines (UAL), JetBlue (JBLU), and SkyWest (SKW) from the fourth quarter of 2019 to the second quarter of 2025. We observe how these airlines have optimized their operations in response to industry challenges, particularly in the context of the COVID-19 pandemic and its aftermath.</w:t>
-      </w:r>
-    </w:p>
-    <w:p>
-      <w:pPr>
-        <w:pStyle w:val="BodyText"/>
-      </w:pPr>
-      <w:r>
-        <w:t xml:space="preserve">SkyWest (SKW) consistently demonstrates higher efficiency ratios compared to UAL and JBLU, indicating more effective asset and resource management.</w:t>
-      </w:r>
-    </w:p>
-    <w:p>
-      <w:pPr>
-        <w:pStyle w:val="BodyText"/>
-      </w:pPr>
-      <w:r>
-        <w:t xml:space="preserve">JetBlue (JBLU) shows improvements in efficiency ratios, reflecting its recovery and growth strategies post-pandemic.</w:t>
-      </w:r>
-    </w:p>
-    <w:p>
-      <w:pPr>
-        <w:pStyle w:val="BodyText"/>
-      </w:pPr>
-      <w:r>
-        <w:t xml:space="preserve">United Airlines (UAL) exhibits fluctuations in efficiency ratios, highlighting efforts to enhance operational performance during recovery phases.</w:t>
-      </w:r>
-    </w:p>
     <w:p>
       <w:pPr>
         <w:pStyle w:val="BodyText"/>
@@ -4221,18 +4170,18 @@
           <wp:inline>
             <wp:extent cx="5334000" cy="4267200"/>
             <wp:effectExtent b="0" l="0" r="0" t="0"/>
-            <wp:docPr descr="" title="" id="211" name="Picture"/>
+            <wp:docPr descr="" title="" id="210" name="Picture"/>
             <a:graphic>
               <a:graphicData uri="http://schemas.openxmlformats.org/drawingml/2006/picture">
                 <pic:pic>
                   <pic:nvPicPr>
-                    <pic:cNvPr descr="comparative_financial_analysis_files/figure-docx/plot-efficiency-ratios-1.png" id="212" name="Picture"/>
+                    <pic:cNvPr descr="comparative_financial_analysis_files/figure-docx/plot-capital-structure-leverage-common-earnings-leverage-2.png" id="211" name="Picture"/>
                     <pic:cNvPicPr>
                       <a:picLocks noChangeArrowheads="1" noChangeAspect="1"/>
                     </pic:cNvPicPr>
                   </pic:nvPicPr>
                   <pic:blipFill>
-                    <a:blip r:embed="rId210"/>
+                    <a:blip r:embed="rId209"/>
                     <a:stretch>
                       <a:fillRect/>
                     </a:stretch>
@@ -4259,6 +4208,64 @@
         </w:drawing>
       </w:r>
     </w:p>
+    <w:bookmarkEnd w:id="212"/>
+    <w:bookmarkStart w:id="222" w:name="efficiency-ratios-over-time"/>
+    <w:p>
+      <w:pPr>
+        <w:pStyle w:val="Heading3"/>
+      </w:pPr>
+      <w:r>
+        <w:t xml:space="preserve">8.3.3 Efficiency Ratios Over Time</w:t>
+      </w:r>
+    </w:p>
+    <w:p>
+      <w:pPr>
+        <w:pStyle w:val="FirstParagraph"/>
+      </w:pPr>
+      <w:r>
+        <w:t xml:space="preserve">The efficiency ratios analyzed include Asset Turnover, Inventory Turnover, and Receivables Turnover. Asset Turnover measures how effectively a company utilizes its assets to generate revenue.</w:t>
+      </w:r>
+    </w:p>
+    <w:p>
+      <w:pPr>
+        <w:pStyle w:val="BodyText"/>
+      </w:pPr>
+      <w:r>
+        <w:t xml:space="preserve">Inventory Turnover assesses how efficiently inventory is managed and sold, while Receivables Turnover evaluates the effectiveness of credit and collection policies. These ratios provide insights into operational efficiency and resource management.</w:t>
+      </w:r>
+    </w:p>
+    <w:p>
+      <w:pPr>
+        <w:pStyle w:val="BodyText"/>
+      </w:pPr>
+      <w:r>
+        <w:t xml:space="preserve">In the charts below, we analyze these efficiency ratios for United Airlines (UAL), JetBlue (JBLU), and SkyWest (SKW) from the fourth quarter of 2019 to the second quarter of 2025. We observe how these airlines have optimized their operations in response to industry challenges, particularly in the context of the COVID-19 pandemic and its aftermath.</w:t>
+      </w:r>
+    </w:p>
+    <w:p>
+      <w:pPr>
+        <w:pStyle w:val="BodyText"/>
+      </w:pPr>
+      <w:r>
+        <w:t xml:space="preserve">SkyWest (SKW) consistently demonstrates higher efficiency ratios compared to UAL and JBLU, indicating more effective asset and resource management.</w:t>
+      </w:r>
+    </w:p>
+    <w:p>
+      <w:pPr>
+        <w:pStyle w:val="BodyText"/>
+      </w:pPr>
+      <w:r>
+        <w:t xml:space="preserve">JetBlue (JBLU) shows improvements in efficiency ratios, reflecting its recovery and growth strategies post-pandemic.</w:t>
+      </w:r>
+    </w:p>
+    <w:p>
+      <w:pPr>
+        <w:pStyle w:val="BodyText"/>
+      </w:pPr>
+      <w:r>
+        <w:t xml:space="preserve">United Airlines (UAL) exhibits fluctuations in efficiency ratios, highlighting efforts to enhance operational performance during recovery phases.</w:t>
+      </w:r>
+    </w:p>
     <w:p>
       <w:pPr>
         <w:pStyle w:val="BodyText"/>
@@ -4273,7 +4280,7 @@
               <a:graphicData uri="http://schemas.openxmlformats.org/drawingml/2006/picture">
                 <pic:pic>
                   <pic:nvPicPr>
-                    <pic:cNvPr descr="comparative_financial_analysis_files/figure-docx/plot-efficiency-ratios-2.png" id="215" name="Picture"/>
+                    <pic:cNvPr descr="comparative_financial_analysis_files/figure-docx/plot-efficiency-ratios-1.png" id="215" name="Picture"/>
                     <pic:cNvPicPr>
                       <a:picLocks noChangeArrowheads="1" noChangeAspect="1"/>
                     </pic:cNvPicPr>
@@ -4320,7 +4327,7 @@
               <a:graphicData uri="http://schemas.openxmlformats.org/drawingml/2006/picture">
                 <pic:pic>
                   <pic:nvPicPr>
-                    <pic:cNvPr descr="comparative_financial_analysis_files/figure-docx/plot-efficiency-ratios-3.png" id="218" name="Picture"/>
+                    <pic:cNvPr descr="comparative_financial_analysis_files/figure-docx/plot-efficiency-ratios-2.png" id="218" name="Picture"/>
                     <pic:cNvPicPr>
                       <a:picLocks noChangeArrowheads="1" noChangeAspect="1"/>
                     </pic:cNvPicPr>
@@ -4353,80 +4360,6 @@
         </w:drawing>
       </w:r>
     </w:p>
-    <w:bookmarkEnd w:id="219"/>
-    <w:bookmarkStart w:id="229" w:name="profitability-ratios-over-time"/>
-    <w:p>
-      <w:pPr>
-        <w:pStyle w:val="Heading3"/>
-      </w:pPr>
-      <w:r>
-        <w:t xml:space="preserve">8.3.4 Profitability Ratios Over Time</w:t>
-      </w:r>
-    </w:p>
-    <w:p>
-      <w:pPr>
-        <w:pStyle w:val="FirstParagraph"/>
-      </w:pPr>
-      <w:r>
-        <w:t xml:space="preserve">The profitability ratios analyzed include Gross Margin, Profit Margin, and After-Tax Return on Equity (ROE).</w:t>
-      </w:r>
-    </w:p>
-    <w:p>
-      <w:pPr>
-        <w:pStyle w:val="BodyText"/>
-      </w:pPr>
-      <w:r>
-        <w:t xml:space="preserve">Gross Margin indicates the percentage of revenue that exceeds the cost of goods sold, reflecting the efficiency of production and pricing strategies.</w:t>
-      </w:r>
-    </w:p>
-    <w:p>
-      <w:pPr>
-        <w:pStyle w:val="BodyText"/>
-      </w:pPr>
-      <w:r>
-        <w:t xml:space="preserve">Profit Margin measures the overall profitability by showing the percentage of revenue that remains as profit after all expenses, taxes, and costs have been deducted.</w:t>
-      </w:r>
-    </w:p>
-    <w:p>
-      <w:pPr>
-        <w:pStyle w:val="BodyText"/>
-      </w:pPr>
-      <w:r>
-        <w:t xml:space="preserve">After-Tax ROE assesses how effectively a company generates profit from its shareholders’ equity after accounting for taxes, providing insight into financial performance and shareholder value creation.</w:t>
-      </w:r>
-    </w:p>
-    <w:p>
-      <w:pPr>
-        <w:pStyle w:val="BodyText"/>
-      </w:pPr>
-      <w:r>
-        <w:t xml:space="preserve">These ratios are crucial for evaluating the financial health and operational efficiency of companies. In the charts below, we analyze these profitability ratios for United Airlines (UAL), JetBlue (JBLU), and SkyWest (SKW) from the fourth quarter of 2019 to the second quarter of 2025. We observe how these airlines have managed their profitability in response to industry challenges, particularly in the context of the COVID-19 pandemic and its aftermath.</w:t>
-      </w:r>
-    </w:p>
-    <w:p>
-      <w:pPr>
-        <w:pStyle w:val="BodyText"/>
-      </w:pPr>
-      <w:r>
-        <w:t xml:space="preserve">SkyWest (SKW) consistently demonstrates higher profitability ratios compared to UAL and JBLU, indicating more effective cost management and revenue generation.</w:t>
-      </w:r>
-    </w:p>
-    <w:p>
-      <w:pPr>
-        <w:pStyle w:val="BodyText"/>
-      </w:pPr>
-      <w:r>
-        <w:t xml:space="preserve">JetBlue (JBLU) shows improvements in profitability ratios, reflecting its recovery and growth strategies post-pandemic.</w:t>
-      </w:r>
-    </w:p>
-    <w:p>
-      <w:pPr>
-        <w:pStyle w:val="BodyText"/>
-      </w:pPr>
-      <w:r>
-        <w:t xml:space="preserve">United Airlines (UAL) exhibits fluctuations in profitability ratios, highlighting efforts to enhance financial performance during recovery phases.</w:t>
-      </w:r>
-    </w:p>
     <w:p>
       <w:pPr>
         <w:pStyle w:val="BodyText"/>
@@ -4436,18 +4369,18 @@
           <wp:inline>
             <wp:extent cx="5334000" cy="4267200"/>
             <wp:effectExtent b="0" l="0" r="0" t="0"/>
-            <wp:docPr descr="" title="" id="221" name="Picture"/>
+            <wp:docPr descr="" title="" id="220" name="Picture"/>
             <a:graphic>
               <a:graphicData uri="http://schemas.openxmlformats.org/drawingml/2006/picture">
                 <pic:pic>
                   <pic:nvPicPr>
-                    <pic:cNvPr descr="comparative_financial_analysis_files/figure-docx/plot-profitability-ratios-1.png" id="222" name="Picture"/>
+                    <pic:cNvPr descr="comparative_financial_analysis_files/figure-docx/plot-efficiency-ratios-3.png" id="221" name="Picture"/>
                     <pic:cNvPicPr>
                       <a:picLocks noChangeArrowheads="1" noChangeAspect="1"/>
                     </pic:cNvPicPr>
                   </pic:nvPicPr>
                   <pic:blipFill>
-                    <a:blip r:embed="rId220"/>
+                    <a:blip r:embed="rId219"/>
                     <a:stretch>
                       <a:fillRect/>
                     </a:stretch>
@@ -4474,6 +4407,80 @@
         </w:drawing>
       </w:r>
     </w:p>
+    <w:bookmarkEnd w:id="222"/>
+    <w:bookmarkStart w:id="232" w:name="profitability-ratios-over-time"/>
+    <w:p>
+      <w:pPr>
+        <w:pStyle w:val="Heading3"/>
+      </w:pPr>
+      <w:r>
+        <w:t xml:space="preserve">8.3.4 Profitability Ratios Over Time</w:t>
+      </w:r>
+    </w:p>
+    <w:p>
+      <w:pPr>
+        <w:pStyle w:val="FirstParagraph"/>
+      </w:pPr>
+      <w:r>
+        <w:t xml:space="preserve">The profitability ratios analyzed include Gross Margin, Profit Margin, and After-Tax Return on Equity (ROE).</w:t>
+      </w:r>
+    </w:p>
+    <w:p>
+      <w:pPr>
+        <w:pStyle w:val="BodyText"/>
+      </w:pPr>
+      <w:r>
+        <w:t xml:space="preserve">Gross Margin indicates the percentage of revenue that exceeds the cost of goods sold, reflecting the efficiency of production and pricing strategies.</w:t>
+      </w:r>
+    </w:p>
+    <w:p>
+      <w:pPr>
+        <w:pStyle w:val="BodyText"/>
+      </w:pPr>
+      <w:r>
+        <w:t xml:space="preserve">Profit Margin measures the overall profitability by showing the percentage of revenue that remains as profit after all expenses, taxes, and costs have been deducted.</w:t>
+      </w:r>
+    </w:p>
+    <w:p>
+      <w:pPr>
+        <w:pStyle w:val="BodyText"/>
+      </w:pPr>
+      <w:r>
+        <w:t xml:space="preserve">After-Tax ROE assesses how effectively a company generates profit from its shareholders’ equity after accounting for taxes, providing insight into financial performance and shareholder value creation.</w:t>
+      </w:r>
+    </w:p>
+    <w:p>
+      <w:pPr>
+        <w:pStyle w:val="BodyText"/>
+      </w:pPr>
+      <w:r>
+        <w:t xml:space="preserve">These ratios are crucial for evaluating the financial health and operational efficiency of companies. In the charts below, we analyze these profitability ratios for United Airlines (UAL), JetBlue (JBLU), and SkyWest (SKW) from the fourth quarter of 2019 to the second quarter of 2025. We observe how these airlines have managed their profitability in response to industry challenges, particularly in the context of the COVID-19 pandemic and its aftermath.</w:t>
+      </w:r>
+    </w:p>
+    <w:p>
+      <w:pPr>
+        <w:pStyle w:val="BodyText"/>
+      </w:pPr>
+      <w:r>
+        <w:t xml:space="preserve">SkyWest (SKW) consistently demonstrates higher profitability ratios compared to UAL and JBLU, indicating more effective cost management and revenue generation.</w:t>
+      </w:r>
+    </w:p>
+    <w:p>
+      <w:pPr>
+        <w:pStyle w:val="BodyText"/>
+      </w:pPr>
+      <w:r>
+        <w:t xml:space="preserve">JetBlue (JBLU) shows improvements in profitability ratios, reflecting its recovery and growth strategies post-pandemic.</w:t>
+      </w:r>
+    </w:p>
+    <w:p>
+      <w:pPr>
+        <w:pStyle w:val="BodyText"/>
+      </w:pPr>
+      <w:r>
+        <w:t xml:space="preserve">United Airlines (UAL) exhibits fluctuations in profitability ratios, highlighting efforts to enhance financial performance during recovery phases.</w:t>
+      </w:r>
+    </w:p>
     <w:p>
       <w:pPr>
         <w:pStyle w:val="BodyText"/>
@@ -4488,7 +4495,7 @@
               <a:graphicData uri="http://schemas.openxmlformats.org/drawingml/2006/picture">
                 <pic:pic>
                   <pic:nvPicPr>
-                    <pic:cNvPr descr="comparative_financial_analysis_files/figure-docx/plot-profitability-ratios-2.png" id="225" name="Picture"/>
+                    <pic:cNvPr descr="comparative_financial_analysis_files/figure-docx/plot-profitability-ratios-1.png" id="225" name="Picture"/>
                     <pic:cNvPicPr>
                       <a:picLocks noChangeArrowheads="1" noChangeAspect="1"/>
                     </pic:cNvPicPr>
@@ -4535,7 +4542,7 @@
               <a:graphicData uri="http://schemas.openxmlformats.org/drawingml/2006/picture">
                 <pic:pic>
                   <pic:nvPicPr>
-                    <pic:cNvPr descr="comparative_financial_analysis_files/figure-docx/plot-profitability-ratios-3.png" id="228" name="Picture"/>
+                    <pic:cNvPr descr="comparative_financial_analysis_files/figure-docx/plot-profitability-ratios-2.png" id="228" name="Picture"/>
                     <pic:cNvPicPr>
                       <a:picLocks noChangeArrowheads="1" noChangeAspect="1"/>
                     </pic:cNvPicPr>
@@ -4568,94 +4575,27 @@
         </w:drawing>
       </w:r>
     </w:p>
-    <w:bookmarkEnd w:id="229"/>
-    <w:bookmarkEnd w:id="230"/>
-    <w:bookmarkStart w:id="240" w:name="common-size-analysis---income-statement"/>
-    <w:p>
-      <w:pPr>
-        <w:pStyle w:val="Heading2"/>
-      </w:pPr>
-      <w:r>
-        <w:t xml:space="preserve">8.4 Common Size Analysis - Income Statement</w:t>
-      </w:r>
-    </w:p>
-    <w:p>
-      <w:pPr>
-        <w:pStyle w:val="FirstParagraph"/>
-      </w:pPr>
-      <w:r>
-        <w:t xml:space="preserve">The common-size analysis standardizes financial statements by expressing each line item as a percentage of a base figure, allowing for easier comparison across companies and time periods.</w:t>
-      </w:r>
-    </w:p>
     <w:p>
       <w:pPr>
         <w:pStyle w:val="BodyText"/>
-      </w:pPr>
-      <w:r>
-        <w:t xml:space="preserve">In the income statement, each item is expressed as a percentage of total revenue. The net income ratio, gross profit ratio, and operating income ratio are key metrics derived from this analysis.</w:t>
-      </w:r>
-    </w:p>
-    <w:p>
-      <w:pPr>
-        <w:pStyle w:val="BodyText"/>
-      </w:pPr>
-      <w:r>
-        <w:t xml:space="preserve">The net income ratio indicates the percentage of revenue that remains as profit after all expenses, taxes, and costs have been deducted. A higher net income ratio suggests better profitability and efficiency in managing expenses relative to revenue.</w:t>
-      </w:r>
-    </w:p>
-    <w:p>
-      <w:pPr>
-        <w:pStyle w:val="BodyText"/>
-      </w:pPr>
-      <w:r>
-        <w:t xml:space="preserve">The gross profit ratio reflects the percentage of revenue remaining after accounting for the cost of goods sold, indicating how efficiently a company produces and sells its products.</w:t>
-      </w:r>
-    </w:p>
-    <w:p>
-      <w:pPr>
-        <w:pStyle w:val="BodyText"/>
-      </w:pPr>
-      <w:r>
-        <w:t xml:space="preserve">The operating income ratio shows the percentage of revenue left after covering operating expenses, providing insight into the company’s operational efficiency.</w:t>
-      </w:r>
-    </w:p>
-    <w:p>
-      <w:pPr>
-        <w:pStyle w:val="BodyText"/>
-      </w:pPr>
-      <w:r>
-        <w:t xml:space="preserve">By analyzing these ratios over time and across different airlines, stakeholders can assess financial health, operational performance, and profitability trends within the airline industry.</w:t>
-      </w:r>
-    </w:p>
-    <w:p>
-      <w:pPr>
-        <w:pStyle w:val="Heading3"/>
-      </w:pPr>
-      <w:r>
-        <w:t xml:space="preserve">Net Income Ratio Over Time</w:t>
-      </w:r>
-    </w:p>
-    <w:p>
-      <w:pPr>
-        <w:pStyle w:val="CaptionedFigure"/>
       </w:pPr>
       <w:r>
         <w:drawing>
           <wp:inline>
             <wp:extent cx="5334000" cy="4267200"/>
             <wp:effectExtent b="0" l="0" r="0" t="0"/>
-            <wp:docPr descr="Net Income Ratio for UAL, JBLU and SKYW (2019 Q4 - 2025 Q2)" title="" id="232" name="Picture"/>
+            <wp:docPr descr="" title="" id="230" name="Picture"/>
             <a:graphic>
               <a:graphicData uri="http://schemas.openxmlformats.org/drawingml/2006/picture">
                 <pic:pic>
                   <pic:nvPicPr>
-                    <pic:cNvPr descr="comparative_financial_analysis_files/figure-docx/plot-net-income-ratio-1.png" id="233" name="Picture"/>
+                    <pic:cNvPr descr="comparative_financial_analysis_files/figure-docx/plot-profitability-ratios-3.png" id="231" name="Picture"/>
                     <pic:cNvPicPr>
                       <a:picLocks noChangeArrowheads="1" noChangeAspect="1"/>
                     </pic:cNvPicPr>
                   </pic:nvPicPr>
                   <pic:blipFill>
-                    <a:blip r:embed="rId231"/>
+                    <a:blip r:embed="rId229"/>
                     <a:stretch>
                       <a:fillRect/>
                     </a:stretch>
@@ -4682,12 +4622,63 @@
         </w:drawing>
       </w:r>
     </w:p>
-    <w:p>
-      <w:pPr>
-        <w:pStyle w:val="ImageCaption"/>
-      </w:pPr>
-      <w:r>
-        <w:t xml:space="preserve">Net Income Ratio for UAL, JBLU and SKYW (2019 Q4 - 2025 Q2)</w:t>
+    <w:bookmarkEnd w:id="232"/>
+    <w:bookmarkEnd w:id="233"/>
+    <w:bookmarkStart w:id="243" w:name="common-size-analysis---income-statement"/>
+    <w:p>
+      <w:pPr>
+        <w:pStyle w:val="Heading2"/>
+      </w:pPr>
+      <w:r>
+        <w:t xml:space="preserve">8.4 Common Size Analysis - Income Statement</w:t>
+      </w:r>
+    </w:p>
+    <w:p>
+      <w:pPr>
+        <w:pStyle w:val="FirstParagraph"/>
+      </w:pPr>
+      <w:r>
+        <w:t xml:space="preserve">The common-size analysis standardizes financial statements by expressing each line item as a percentage of a base figure, allowing for easier comparison across companies and time periods.</w:t>
+      </w:r>
+    </w:p>
+    <w:p>
+      <w:pPr>
+        <w:pStyle w:val="BodyText"/>
+      </w:pPr>
+      <w:r>
+        <w:t xml:space="preserve">In the income statement, each item is expressed as a percentage of total revenue. The net income ratio, gross profit ratio, and operating income ratio are key metrics derived from this analysis.</w:t>
+      </w:r>
+    </w:p>
+    <w:p>
+      <w:pPr>
+        <w:pStyle w:val="BodyText"/>
+      </w:pPr>
+      <w:r>
+        <w:t xml:space="preserve">The net income ratio indicates the percentage of revenue that remains as profit after all expenses, taxes, and costs have been deducted. A higher net income ratio suggests better profitability and efficiency in managing expenses relative to revenue.</w:t>
+      </w:r>
+    </w:p>
+    <w:p>
+      <w:pPr>
+        <w:pStyle w:val="BodyText"/>
+      </w:pPr>
+      <w:r>
+        <w:t xml:space="preserve">The gross profit ratio reflects the percentage of revenue remaining after accounting for the cost of goods sold, indicating how efficiently a company produces and sells its products.</w:t>
+      </w:r>
+    </w:p>
+    <w:p>
+      <w:pPr>
+        <w:pStyle w:val="BodyText"/>
+      </w:pPr>
+      <w:r>
+        <w:t xml:space="preserve">The operating income ratio shows the percentage of revenue left after covering operating expenses, providing insight into the company’s operational efficiency.</w:t>
+      </w:r>
+    </w:p>
+    <w:p>
+      <w:pPr>
+        <w:pStyle w:val="BodyText"/>
+      </w:pPr>
+      <w:r>
+        <w:t xml:space="preserve">By analyzing these ratios over time and across different airlines, stakeholders can assess financial health, operational performance, and profitability trends within the airline industry.</w:t>
       </w:r>
     </w:p>
     <w:p>
@@ -4695,7 +4686,7 @@
         <w:pStyle w:val="Heading3"/>
       </w:pPr>
       <w:r>
-        <w:t xml:space="preserve">Expense Composition (% of Revenue)</w:t>
+        <w:t xml:space="preserve">Net Income Ratio Over Time</w:t>
       </w:r>
     </w:p>
     <w:p>
@@ -4707,12 +4698,12 @@
           <wp:inline>
             <wp:extent cx="5334000" cy="4267200"/>
             <wp:effectExtent b="0" l="0" r="0" t="0"/>
-            <wp:docPr descr="Expense Composition for UAL, JBLU and SKYW (2023 Q4)" title="" id="235" name="Picture"/>
+            <wp:docPr descr="Net Income Ratio for UAL, JBLU and SKYW (2019 Q4 - 2025 Q2)" title="" id="235" name="Picture"/>
             <a:graphic>
               <a:graphicData uri="http://schemas.openxmlformats.org/drawingml/2006/picture">
                 <pic:pic>
                   <pic:nvPicPr>
-                    <pic:cNvPr descr="comparative_financial_analysis_files/figure-docx/plot-expense-composition-1.png" id="236" name="Picture"/>
+                    <pic:cNvPr descr="comparative_financial_analysis_files/figure-docx/plot-net-income-ratio-1.png" id="236" name="Picture"/>
                     <pic:cNvPicPr>
                       <a:picLocks noChangeArrowheads="1" noChangeAspect="1"/>
                     </pic:cNvPicPr>
@@ -4750,7 +4741,7 @@
         <w:pStyle w:val="ImageCaption"/>
       </w:pPr>
       <w:r>
-        <w:t xml:space="preserve">Expense Composition for UAL, JBLU and SKYW (2023 Q4)</w:t>
+        <w:t xml:space="preserve">Net Income Ratio for UAL, JBLU and SKYW (2019 Q4 - 2025 Q2)</w:t>
       </w:r>
     </w:p>
     <w:p>
@@ -4758,7 +4749,7 @@
         <w:pStyle w:val="Heading3"/>
       </w:pPr>
       <w:r>
-        <w:t xml:space="preserve">Margin Comparison (Gross vs Operating vs Net)</w:t>
+        <w:t xml:space="preserve">Expense Composition (% of Revenue)</w:t>
       </w:r>
     </w:p>
     <w:p>
@@ -4770,12 +4761,12 @@
           <wp:inline>
             <wp:extent cx="5334000" cy="4267200"/>
             <wp:effectExtent b="0" l="0" r="0" t="0"/>
-            <wp:docPr descr="Margin Comparison for UAL, JBLU and SKYW (2019 Q4 - 2025 Q2)" title="" id="238" name="Picture"/>
+            <wp:docPr descr="Expense Composition for UAL, JBLU and SKYW (2023 Q4)" title="" id="238" name="Picture"/>
             <a:graphic>
               <a:graphicData uri="http://schemas.openxmlformats.org/drawingml/2006/picture">
                 <pic:pic>
                   <pic:nvPicPr>
-                    <pic:cNvPr descr="comparative_financial_analysis_files/figure-docx/plot-margin-comparison_gross-operating-net-1.png" id="239" name="Picture"/>
+                    <pic:cNvPr descr="comparative_financial_analysis_files/figure-docx/plot-expense-composition-1.png" id="239" name="Picture"/>
                     <pic:cNvPicPr>
                       <a:picLocks noChangeArrowheads="1" noChangeAspect="1"/>
                     </pic:cNvPicPr>
@@ -4813,49 +4804,7 @@
         <w:pStyle w:val="ImageCaption"/>
       </w:pPr>
       <w:r>
-        <w:t xml:space="preserve">Margin Comparison for UAL, JBLU and SKYW (2019 Q4 - 2025 Q2)</w:t>
-      </w:r>
-    </w:p>
-    <w:bookmarkEnd w:id="240"/>
-    <w:bookmarkStart w:id="247" w:name="common-size-analysis---balance-sheet"/>
-    <w:p>
-      <w:pPr>
-        <w:pStyle w:val="Heading2"/>
-      </w:pPr>
-      <w:r>
-        <w:t xml:space="preserve">8.5 Common Size Analysis - Balance Sheet</w:t>
-      </w:r>
-    </w:p>
-    <w:p>
-      <w:pPr>
-        <w:pStyle w:val="FirstParagraph"/>
-      </w:pPr>
-      <w:r>
-        <w:t xml:space="preserve">The common-size analysis of the balance sheet provides insights into a company’s financial structure by expressing each line item as a percentage of total assets. This standardization allows for easier comparison across companies and time periods.</w:t>
-      </w:r>
-    </w:p>
-    <w:p>
-      <w:pPr>
-        <w:pStyle w:val="BodyText"/>
-      </w:pPr>
-      <w:r>
-        <w:t xml:space="preserve">The capital structure, asset composition, and liquidity ratios are key components of this analysis. The capital structure illustrates the proportion of liabilities, equity, and cash in relation to total assets, highlighting how a company finances its operations.</w:t>
-      </w:r>
-    </w:p>
-    <w:p>
-      <w:pPr>
-        <w:pStyle w:val="BodyText"/>
-      </w:pPr>
-      <w:r>
-        <w:t xml:space="preserve">The asset composition reveals the distribution of different asset types, such as cash, property, and intangible assets, providing insights into resource allocation.</w:t>
-      </w:r>
-    </w:p>
-    <w:p>
-      <w:pPr>
-        <w:pStyle w:val="BodyText"/>
-      </w:pPr>
-      <w:r>
-        <w:t xml:space="preserve">By analyzing these ratios over time and across different airlines, stakeholders can assess financial health, operational efficiency, and strategic positioning within the airline industry.</w:t>
+        <w:t xml:space="preserve">Expense Composition for UAL, JBLU and SKYW (2023 Q4)</w:t>
       </w:r>
     </w:p>
     <w:p>
@@ -4863,7 +4812,7 @@
         <w:pStyle w:val="Heading3"/>
       </w:pPr>
       <w:r>
-        <w:t xml:space="preserve">Capital Structure: Liabilities, Equity and Cash</w:t>
+        <w:t xml:space="preserve">Margin Comparison (Gross vs Operating vs Net)</w:t>
       </w:r>
     </w:p>
     <w:p>
@@ -4875,18 +4824,18 @@
           <wp:inline>
             <wp:extent cx="5334000" cy="4267200"/>
             <wp:effectExtent b="0" l="0" r="0" t="0"/>
-            <wp:docPr descr="Capital Structure for UAL, JBLU and SKYW (2019 Q4 - 2025 Q2)" title="" id="242" name="Picture"/>
+            <wp:docPr descr="Margin Comparison for UAL, JBLU and SKYW (2019 Q4 - 2025 Q2)" title="" id="241" name="Picture"/>
             <a:graphic>
               <a:graphicData uri="http://schemas.openxmlformats.org/drawingml/2006/picture">
                 <pic:pic>
                   <pic:nvPicPr>
-                    <pic:cNvPr descr="comparative_financial_analysis_files/figure-docx/plot-capital-structure-liabilities-equity-cash-1.png" id="243" name="Picture"/>
+                    <pic:cNvPr descr="comparative_financial_analysis_files/figure-docx/plot-margin-comparison_gross-operating-net-1.png" id="242" name="Picture"/>
                     <pic:cNvPicPr>
                       <a:picLocks noChangeArrowheads="1" noChangeAspect="1"/>
                     </pic:cNvPicPr>
                   </pic:nvPicPr>
                   <pic:blipFill>
-                    <a:blip r:embed="rId241"/>
+                    <a:blip r:embed="rId240"/>
                     <a:stretch>
                       <a:fillRect/>
                     </a:stretch>
@@ -4918,7 +4867,49 @@
         <w:pStyle w:val="ImageCaption"/>
       </w:pPr>
       <w:r>
-        <w:t xml:space="preserve">Capital Structure for UAL, JBLU and SKYW (2019 Q4 - 2025 Q2)</w:t>
+        <w:t xml:space="preserve">Margin Comparison for UAL, JBLU and SKYW (2019 Q4 - 2025 Q2)</w:t>
+      </w:r>
+    </w:p>
+    <w:bookmarkEnd w:id="243"/>
+    <w:bookmarkStart w:id="250" w:name="common-size-analysis---balance-sheet"/>
+    <w:p>
+      <w:pPr>
+        <w:pStyle w:val="Heading2"/>
+      </w:pPr>
+      <w:r>
+        <w:t xml:space="preserve">8.5 Common Size Analysis - Balance Sheet</w:t>
+      </w:r>
+    </w:p>
+    <w:p>
+      <w:pPr>
+        <w:pStyle w:val="FirstParagraph"/>
+      </w:pPr>
+      <w:r>
+        <w:t xml:space="preserve">The common-size analysis of the balance sheet provides insights into a company’s financial structure by expressing each line item as a percentage of total assets. This standardization allows for easier comparison across companies and time periods.</w:t>
+      </w:r>
+    </w:p>
+    <w:p>
+      <w:pPr>
+        <w:pStyle w:val="BodyText"/>
+      </w:pPr>
+      <w:r>
+        <w:t xml:space="preserve">The capital structure, asset composition, and liquidity ratios are key components of this analysis. The capital structure illustrates the proportion of liabilities, equity, and cash in relation to total assets, highlighting how a company finances its operations.</w:t>
+      </w:r>
+    </w:p>
+    <w:p>
+      <w:pPr>
+        <w:pStyle w:val="BodyText"/>
+      </w:pPr>
+      <w:r>
+        <w:t xml:space="preserve">The asset composition reveals the distribution of different asset types, such as cash, property, and intangible assets, providing insights into resource allocation.</w:t>
+      </w:r>
+    </w:p>
+    <w:p>
+      <w:pPr>
+        <w:pStyle w:val="BodyText"/>
+      </w:pPr>
+      <w:r>
+        <w:t xml:space="preserve">By analyzing these ratios over time and across different airlines, stakeholders can assess financial health, operational efficiency, and strategic positioning within the airline industry.</w:t>
       </w:r>
     </w:p>
     <w:p>
@@ -4926,7 +4917,7 @@
         <w:pStyle w:val="Heading3"/>
       </w:pPr>
       <w:r>
-        <w:t xml:space="preserve">Asset Composition (% of Total Assets)</w:t>
+        <w:t xml:space="preserve">Capital Structure: Liabilities, Equity and Cash</w:t>
       </w:r>
     </w:p>
     <w:p>
@@ -4938,12 +4929,12 @@
           <wp:inline>
             <wp:extent cx="5334000" cy="4267200"/>
             <wp:effectExtent b="0" l="0" r="0" t="0"/>
-            <wp:docPr descr="Asset Composition for UAL, JBLU and SKYW (2019 Q4 - 2025 Q2)" title="" id="245" name="Picture"/>
+            <wp:docPr descr="Capital Structure for UAL, JBLU and SKYW (2019 Q4 - 2025 Q2)" title="" id="245" name="Picture"/>
             <a:graphic>
               <a:graphicData uri="http://schemas.openxmlformats.org/drawingml/2006/picture">
                 <pic:pic>
                   <pic:nvPicPr>
-                    <pic:cNvPr descr="comparative_financial_analysis_files/figure-docx/plot-asset-composition-1.png" id="246" name="Picture"/>
+                    <pic:cNvPr descr="comparative_financial_analysis_files/figure-docx/plot-capital-structure-liabilities-equity-cash-1.png" id="246" name="Picture"/>
                     <pic:cNvPicPr>
                       <a:picLocks noChangeArrowheads="1" noChangeAspect="1"/>
                     </pic:cNvPicPr>
@@ -4981,57 +4972,7 @@
         <w:pStyle w:val="ImageCaption"/>
       </w:pPr>
       <w:r>
-        <w:t xml:space="preserve">Asset Composition for UAL, JBLU and SKYW (2019 Q4 - 2025 Q2)</w:t>
-      </w:r>
-    </w:p>
-    <w:bookmarkEnd w:id="247"/>
-    <w:bookmarkStart w:id="257" w:name="X41caad5e855f50f19dc48bc3ecf3bbf5b5bf153"/>
-    <w:p>
-      <w:pPr>
-        <w:pStyle w:val="Heading2"/>
-      </w:pPr>
-      <w:r>
-        <w:t xml:space="preserve">8.6 Common Size Analysis - Cash Flow Statement</w:t>
-      </w:r>
-    </w:p>
-    <w:p>
-      <w:pPr>
-        <w:pStyle w:val="FirstParagraph"/>
-      </w:pPr>
-      <w:r>
-        <w:t xml:space="preserve">The cash flow statement common size analysis provides insights into how effectively a company generates cash from its operations, invests in assets, and finances its activities.</w:t>
-      </w:r>
-    </w:p>
-    <w:p>
-      <w:pPr>
-        <w:pStyle w:val="BodyText"/>
-      </w:pPr>
-      <w:r>
-        <w:t xml:space="preserve">The Cash Flow Quality, Cash Flow Composition, and Free Cash Flow ratios are key indicators of financial health and operational efficiency.</w:t>
-      </w:r>
-    </w:p>
-    <w:p>
-      <w:pPr>
-        <w:pStyle w:val="BodyText"/>
-      </w:pPr>
-      <w:r>
-        <w:t xml:space="preserve">The Cash Flow Quality ratio measures the proportion of net income that is supported by cash flow from operations.</w:t>
-      </w:r>
-    </w:p>
-    <w:p>
-      <w:pPr>
-        <w:pStyle w:val="BodyText"/>
-      </w:pPr>
-      <w:r>
-        <w:t xml:space="preserve">The Cash Flow Composition chart illustrates the proportion of cash flows from operating, investing, and financing activities as a percentage of total cash inflows.</w:t>
-      </w:r>
-    </w:p>
-    <w:p>
-      <w:pPr>
-        <w:pStyle w:val="BodyText"/>
-      </w:pPr>
-      <w:r>
-        <w:t xml:space="preserve">Free Cash Flow indicates the cash available after capital expenditures, which is crucial for growth and shareholder returns.</w:t>
+        <w:t xml:space="preserve">Capital Structure for UAL, JBLU and SKYW (2019 Q4 - 2025 Q2)</w:t>
       </w:r>
     </w:p>
     <w:p>
@@ -5039,7 +4980,7 @@
         <w:pStyle w:val="Heading3"/>
       </w:pPr>
       <w:r>
-        <w:t xml:space="preserve">Cash Flow Quality (CFO/Net Income)</w:t>
+        <w:t xml:space="preserve">Asset Composition (% of Total Assets)</w:t>
       </w:r>
     </w:p>
     <w:p>
@@ -5051,18 +4992,18 @@
           <wp:inline>
             <wp:extent cx="5334000" cy="4267200"/>
             <wp:effectExtent b="0" l="0" r="0" t="0"/>
-            <wp:docPr descr="Cash Flow Quality for UAL, JBLU and SKYW (2019 Q4 - 2025 Q2)" title="" id="249" name="Picture"/>
+            <wp:docPr descr="Asset Composition for UAL, JBLU and SKYW (2019 Q4 - 2025 Q2)" title="" id="248" name="Picture"/>
             <a:graphic>
               <a:graphicData uri="http://schemas.openxmlformats.org/drawingml/2006/picture">
                 <pic:pic>
                   <pic:nvPicPr>
-                    <pic:cNvPr descr="comparative_financial_analysis_files/figure-docx/plot-cash-flow-quality-1.png" id="250" name="Picture"/>
+                    <pic:cNvPr descr="comparative_financial_analysis_files/figure-docx/plot-asset-composition-1.png" id="249" name="Picture"/>
                     <pic:cNvPicPr>
                       <a:picLocks noChangeArrowheads="1" noChangeAspect="1"/>
                     </pic:cNvPicPr>
                   </pic:nvPicPr>
                   <pic:blipFill>
-                    <a:blip r:embed="rId248"/>
+                    <a:blip r:embed="rId247"/>
                     <a:stretch>
                       <a:fillRect/>
                     </a:stretch>
@@ -5094,7 +5035,57 @@
         <w:pStyle w:val="ImageCaption"/>
       </w:pPr>
       <w:r>
-        <w:t xml:space="preserve">Cash Flow Quality for UAL, JBLU and SKYW (2019 Q4 - 2025 Q2)</w:t>
+        <w:t xml:space="preserve">Asset Composition for UAL, JBLU and SKYW (2019 Q4 - 2025 Q2)</w:t>
+      </w:r>
+    </w:p>
+    <w:bookmarkEnd w:id="250"/>
+    <w:bookmarkStart w:id="260" w:name="X41caad5e855f50f19dc48bc3ecf3bbf5b5bf153"/>
+    <w:p>
+      <w:pPr>
+        <w:pStyle w:val="Heading2"/>
+      </w:pPr>
+      <w:r>
+        <w:t xml:space="preserve">8.6 Common Size Analysis - Cash Flow Statement</w:t>
+      </w:r>
+    </w:p>
+    <w:p>
+      <w:pPr>
+        <w:pStyle w:val="FirstParagraph"/>
+      </w:pPr>
+      <w:r>
+        <w:t xml:space="preserve">The cash flow statement common size analysis provides insights into how effectively a company generates cash from its operations, invests in assets, and finances its activities.</w:t>
+      </w:r>
+    </w:p>
+    <w:p>
+      <w:pPr>
+        <w:pStyle w:val="BodyText"/>
+      </w:pPr>
+      <w:r>
+        <w:t xml:space="preserve">The Cash Flow Quality, Cash Flow Composition, and Free Cash Flow ratios are key indicators of financial health and operational efficiency.</w:t>
+      </w:r>
+    </w:p>
+    <w:p>
+      <w:pPr>
+        <w:pStyle w:val="BodyText"/>
+      </w:pPr>
+      <w:r>
+        <w:t xml:space="preserve">The Cash Flow Quality ratio measures the proportion of net income that is supported by cash flow from operations.</w:t>
+      </w:r>
+    </w:p>
+    <w:p>
+      <w:pPr>
+        <w:pStyle w:val="BodyText"/>
+      </w:pPr>
+      <w:r>
+        <w:t xml:space="preserve">The Cash Flow Composition chart illustrates the proportion of cash flows from operating, investing, and financing activities as a percentage of total cash inflows.</w:t>
+      </w:r>
+    </w:p>
+    <w:p>
+      <w:pPr>
+        <w:pStyle w:val="BodyText"/>
+      </w:pPr>
+      <w:r>
+        <w:t xml:space="preserve">Free Cash Flow indicates the cash available after capital expenditures, which is crucial for growth and shareholder returns.</w:t>
       </w:r>
     </w:p>
     <w:p>
@@ -5102,7 +5093,7 @@
         <w:pStyle w:val="Heading3"/>
       </w:pPr>
       <w:r>
-        <w:t xml:space="preserve">Cash Flow Composition (Operating, Investing, Financing)</w:t>
+        <w:t xml:space="preserve">Cash Flow Quality (CFO/Net Income)</w:t>
       </w:r>
     </w:p>
     <w:p>
@@ -5114,12 +5105,12 @@
           <wp:inline>
             <wp:extent cx="5334000" cy="4267200"/>
             <wp:effectExtent b="0" l="0" r="0" t="0"/>
-            <wp:docPr descr="Cash Flow Composition for UAL, JBLU and SKYW (2019 Q4 - 2025 Q2)" title="" id="252" name="Picture"/>
+            <wp:docPr descr="Cash Flow Quality for UAL, JBLU and SKYW (2019 Q4 - 2025 Q2)" title="" id="252" name="Picture"/>
             <a:graphic>
               <a:graphicData uri="http://schemas.openxmlformats.org/drawingml/2006/picture">
                 <pic:pic>
                   <pic:nvPicPr>
-                    <pic:cNvPr descr="comparative_financial_analysis_files/figure-docx/plot-cash-flow-composition-1.png" id="253" name="Picture"/>
+                    <pic:cNvPr descr="comparative_financial_analysis_files/figure-docx/plot-cash-flow-quality-1.png" id="253" name="Picture"/>
                     <pic:cNvPicPr>
                       <a:picLocks noChangeArrowheads="1" noChangeAspect="1"/>
                     </pic:cNvPicPr>
@@ -5157,7 +5148,7 @@
         <w:pStyle w:val="ImageCaption"/>
       </w:pPr>
       <w:r>
-        <w:t xml:space="preserve">Cash Flow Composition for UAL, JBLU and SKYW (2019 Q4 - 2025 Q2)</w:t>
+        <w:t xml:space="preserve">Cash Flow Quality for UAL, JBLU and SKYW (2019 Q4 - 2025 Q2)</w:t>
       </w:r>
     </w:p>
     <w:p>
@@ -5165,7 +5156,7 @@
         <w:pStyle w:val="Heading3"/>
       </w:pPr>
       <w:r>
-        <w:t xml:space="preserve">Free Cash Flow (% of Net Income)</w:t>
+        <w:t xml:space="preserve">Cash Flow Composition (Operating, Investing, Financing)</w:t>
       </w:r>
     </w:p>
     <w:p>
@@ -5177,12 +5168,12 @@
           <wp:inline>
             <wp:extent cx="5334000" cy="4267200"/>
             <wp:effectExtent b="0" l="0" r="0" t="0"/>
-            <wp:docPr descr="Free Cash Flow for UAL, JBLU and SKYW (2019 Q4 - 2025 Q2)" title="" id="255" name="Picture"/>
+            <wp:docPr descr="Cash Flow Composition for UAL, JBLU and SKYW (2019 Q4 - 2025 Q2)" title="" id="255" name="Picture"/>
             <a:graphic>
               <a:graphicData uri="http://schemas.openxmlformats.org/drawingml/2006/picture">
                 <pic:pic>
                   <pic:nvPicPr>
-                    <pic:cNvPr descr="comparative_financial_analysis_files/figure-docx/plot-free-cash-flow-1.png" id="256" name="Picture"/>
+                    <pic:cNvPr descr="comparative_financial_analysis_files/figure-docx/plot-cash-flow-composition-1.png" id="256" name="Picture"/>
                     <pic:cNvPicPr>
                       <a:picLocks noChangeArrowheads="1" noChangeAspect="1"/>
                     </pic:cNvPicPr>
@@ -5220,25 +5211,15 @@
         <w:pStyle w:val="ImageCaption"/>
       </w:pPr>
       <w:r>
-        <w:t xml:space="preserve">Free Cash Flow for UAL, JBLU and SKYW (2019 Q4 - 2025 Q2)</w:t>
-      </w:r>
-    </w:p>
-    <w:bookmarkEnd w:id="257"/>
-    <w:bookmarkStart w:id="261" w:name="net-income-ratio-by-year-and-airline"/>
-    <w:p>
-      <w:pPr>
-        <w:pStyle w:val="Heading2"/>
-      </w:pPr>
-      <w:r>
-        <w:t xml:space="preserve">8.7 Net Income Ratio by year and airline</w:t>
-      </w:r>
-    </w:p>
-    <w:p>
-      <w:pPr>
-        <w:pStyle w:val="FirstParagraph"/>
-      </w:pPr>
-      <w:r>
-        <w:t xml:space="preserve">The heatmap below visualizes the average Net Income Ratio for each airline across different years, providing insights into their profitability trends over time.</w:t>
+        <w:t xml:space="preserve">Cash Flow Composition for UAL, JBLU and SKYW (2019 Q4 - 2025 Q2)</w:t>
+      </w:r>
+    </w:p>
+    <w:p>
+      <w:pPr>
+        <w:pStyle w:val="Heading3"/>
+      </w:pPr>
+      <w:r>
+        <w:t xml:space="preserve">Free Cash Flow (% of Net Income)</w:t>
       </w:r>
     </w:p>
     <w:p>
@@ -5250,18 +5231,18 @@
           <wp:inline>
             <wp:extent cx="5334000" cy="4267200"/>
             <wp:effectExtent b="0" l="0" r="0" t="0"/>
-            <wp:docPr descr="Net Income Ratio by Year and Airline (2019 - 2024)" title="" id="259" name="Picture"/>
+            <wp:docPr descr="Free Cash Flow for UAL, JBLU and SKYW (2019 Q4 - 2025 Q2)" title="" id="258" name="Picture"/>
             <a:graphic>
               <a:graphicData uri="http://schemas.openxmlformats.org/drawingml/2006/picture">
                 <pic:pic>
                   <pic:nvPicPr>
-                    <pic:cNvPr descr="comparative_financial_analysis_files/figure-docx/net-income-ratio-by-year-and-airline-1.png" id="260" name="Picture"/>
+                    <pic:cNvPr descr="comparative_financial_analysis_files/figure-docx/plot-free-cash-flow-1.png" id="259" name="Picture"/>
                     <pic:cNvPicPr>
                       <a:picLocks noChangeArrowheads="1" noChangeAspect="1"/>
                     </pic:cNvPicPr>
                   </pic:nvPicPr>
                   <pic:blipFill>
-                    <a:blip r:embed="rId258"/>
+                    <a:blip r:embed="rId257"/>
                     <a:stretch>
                       <a:fillRect/>
                     </a:stretch>
@@ -5293,26 +5274,17 @@
         <w:pStyle w:val="ImageCaption"/>
       </w:pPr>
       <w:r>
-        <w:t xml:space="preserve">Net Income Ratio by Year and Airline (2019 - 2024)</w:t>
-      </w:r>
-    </w:p>
-    <w:bookmarkEnd w:id="261"/>
-    <w:bookmarkStart w:id="266" w:name="bankruptcy-prediction-model"/>
+        <w:t xml:space="preserve">Free Cash Flow for UAL, JBLU and SKYW (2019 Q4 - 2025 Q2)</w:t>
+      </w:r>
+    </w:p>
+    <w:bookmarkEnd w:id="260"/>
+    <w:bookmarkStart w:id="264" w:name="net-income-ratio-by-year-and-airline"/>
     <w:p>
       <w:pPr>
         <w:pStyle w:val="Heading2"/>
       </w:pPr>
       <w:r>
-        <w:t xml:space="preserve">8.8 Bankruptcy Prediction Model</w:t>
-      </w:r>
-    </w:p>
-    <w:bookmarkStart w:id="265" w:name="X4ee13189475bf72ad8c30fcc9620f8b72362f3e"/>
-    <w:p>
-      <w:pPr>
-        <w:pStyle w:val="Heading3"/>
-      </w:pPr>
-      <w:r>
-        <w:t xml:space="preserve">8.8.1 Altman Z-Score for Service Industry Over Time</w:t>
+        <w:t xml:space="preserve">8.7 Net Income Ratio by year and airline</w:t>
       </w:r>
     </w:p>
     <w:p>
@@ -5320,15 +5292,7 @@
         <w:pStyle w:val="FirstParagraph"/>
       </w:pPr>
       <w:r>
-        <w:t xml:space="preserve">The Altman Z-Score is a widely used metric for predicting the likelihood of bankruptcy. A score above 2.6 indicates a low risk of bankruptcy, while a score below 1.1 suggests a high risk. Between these values lies a gray area where the risk is moderate.</w:t>
-      </w:r>
-    </w:p>
-    <w:p>
-      <w:pPr>
-        <w:pStyle w:val="BodyText"/>
-      </w:pPr>
-      <w:r>
-        <w:t xml:space="preserve">Below is the Altman Z-Score for the service industry, specifically for United Airlines (UAL), JetBlue (JBLU), and SkyWest (SKW) from the fourth quarter of 2019 to the second quarter of 2025. We observe that UAL and JBLU have scores fluctuating in the high risk zone, while SKW consistently maintains a score above 1.1, indicating a moderate risk of bankruptcy.</w:t>
+        <w:t xml:space="preserve">The heatmap below visualizes the average Net Income Ratio for each airline across different years, providing insights into their profitability trends over time.</w:t>
       </w:r>
     </w:p>
     <w:p>
@@ -5340,18 +5304,18 @@
           <wp:inline>
             <wp:extent cx="5334000" cy="4267200"/>
             <wp:effectExtent b="0" l="0" r="0" t="0"/>
-            <wp:docPr descr="Altman Z-Score - Service Industry for for UAL, JBLU and SKYW (2019 Q4 - 2025 Q2)" title="" id="263" name="Picture"/>
+            <wp:docPr descr="Net Income Ratio by Year and Airline (2019 - 2024)" title="" id="262" name="Picture"/>
             <a:graphic>
               <a:graphicData uri="http://schemas.openxmlformats.org/drawingml/2006/picture">
                 <pic:pic>
                   <pic:nvPicPr>
-                    <pic:cNvPr descr="comparative_financial_analysis_files/figure-docx/plot-altman-z-score-1.png" id="264" name="Picture"/>
+                    <pic:cNvPr descr="comparative_financial_analysis_files/figure-docx/net-income-ratio-by-year-and-airline-1.png" id="263" name="Picture"/>
                     <pic:cNvPicPr>
                       <a:picLocks noChangeArrowheads="1" noChangeAspect="1"/>
                     </pic:cNvPicPr>
                   </pic:nvPicPr>
                   <pic:blipFill>
-                    <a:blip r:embed="rId262"/>
+                    <a:blip r:embed="rId261"/>
                     <a:stretch>
                       <a:fillRect/>
                     </a:stretch>
@@ -5383,27 +5347,26 @@
         <w:pStyle w:val="ImageCaption"/>
       </w:pPr>
       <w:r>
-        <w:t xml:space="preserve">Altman Z-Score - Service Industry for for UAL, JBLU and SKYW (2019 Q4 - 2025 Q2)</w:t>
-      </w:r>
-    </w:p>
-    <w:bookmarkEnd w:id="265"/>
-    <w:bookmarkEnd w:id="266"/>
-    <w:bookmarkStart w:id="277" w:name="operating-leverage-ratios"/>
+        <w:t xml:space="preserve">Net Income Ratio by Year and Airline (2019 - 2024)</w:t>
+      </w:r>
+    </w:p>
+    <w:bookmarkEnd w:id="264"/>
+    <w:bookmarkStart w:id="269" w:name="bankruptcy-prediction-model"/>
     <w:p>
       <w:pPr>
         <w:pStyle w:val="Heading2"/>
       </w:pPr>
       <w:r>
-        <w:t xml:space="preserve">8.9 Operating Leverage Ratios</w:t>
-      </w:r>
-    </w:p>
-    <w:bookmarkStart w:id="276" w:name="operating-leverage-over-time"/>
+        <w:t xml:space="preserve">8.8 Bankruptcy Prediction Model</w:t>
+      </w:r>
+    </w:p>
+    <w:bookmarkStart w:id="268" w:name="X4ee13189475bf72ad8c30fcc9620f8b72362f3e"/>
     <w:p>
       <w:pPr>
         <w:pStyle w:val="Heading3"/>
       </w:pPr>
       <w:r>
-        <w:t xml:space="preserve">8.9.1 Operating Leverage Over Time</w:t>
+        <w:t xml:space="preserve">8.8.1 Altman Z-Score for Service Industry Over Time</w:t>
       </w:r>
     </w:p>
     <w:p>
@@ -5411,7 +5374,7 @@
         <w:pStyle w:val="FirstParagraph"/>
       </w:pPr>
       <w:r>
-        <w:t xml:space="preserve">These ratios help assess how efficiently a company utilizes its fixed assets and working capital to generate revenue.</w:t>
+        <w:t xml:space="preserve">The Altman Z-Score is a widely used metric for predicting the likelihood of bankruptcy. A score above 2.6 indicates a low risk of bankruptcy, while a score below 1.1 suggests a high risk. Between these values lies a gray area where the risk is moderate.</w:t>
       </w:r>
     </w:p>
     <w:p>
@@ -5419,62 +5382,30 @@
         <w:pStyle w:val="BodyText"/>
       </w:pPr>
       <w:r>
-        <w:t xml:space="preserve">The operating leverage ratio indicates the sensitivity of operating income to changes in sales revenue.</w:t>
-      </w:r>
-    </w:p>
-    <w:p>
-      <w:pPr>
-        <w:pStyle w:val="BodyText"/>
-      </w:pPr>
-      <w:r>
-        <w:t xml:space="preserve">Fixed asset turnover measures how effectively a company uses its fixed assets to generate sales, while working capital turnover evaluates how efficiently a company utilizes its working capital to support sales.</w:t>
-      </w:r>
-    </w:p>
-    <w:p>
-      <w:pPr>
-        <w:pStyle w:val="BodyText"/>
-      </w:pPr>
-      <w:r>
-        <w:t xml:space="preserve">Working capital is calculated as current assets minus current liabilities.</w:t>
-      </w:r>
-    </w:p>
-    <w:p>
-      <w:pPr>
-        <w:pStyle w:val="BodyText"/>
-      </w:pPr>
-      <w:r>
-        <w:t xml:space="preserve">Below charts illustrate these ratios for United Airlines (UAL), JetBlue (JBLU), and SkyWest (SKW) from the fourth quarter of 2019 to the second quarter of 2025.</w:t>
-      </w:r>
-    </w:p>
-    <w:p>
-      <w:pPr>
-        <w:pStyle w:val="BodyText"/>
-      </w:pPr>
-      <w:r>
-        <w:t xml:space="preserve">We observe that SkyWest (SKW) consistently demonstrates higher efficiency in utilizing its fixed assets and working capital compared to UAL and JBLU, indicating more effective resource management.</w:t>
-      </w:r>
-    </w:p>
-    <w:p>
-      <w:pPr>
-        <w:pStyle w:val="BodyText"/>
+        <w:t xml:space="preserve">Below is the Altman Z-Score for the service industry, specifically for United Airlines (UAL), JetBlue (JBLU), and SkyWest (SKW) from the fourth quarter of 2019 to the second quarter of 2025. We observe that UAL and JBLU have scores fluctuating in the high risk zone, while SKW consistently maintains a score above 1.1, indicating a moderate risk of bankruptcy.</w:t>
+      </w:r>
+    </w:p>
+    <w:p>
+      <w:pPr>
+        <w:pStyle w:val="CaptionedFigure"/>
       </w:pPr>
       <w:r>
         <w:drawing>
           <wp:inline>
             <wp:extent cx="5334000" cy="4267200"/>
             <wp:effectExtent b="0" l="0" r="0" t="0"/>
-            <wp:docPr descr="" title="" id="268" name="Picture"/>
+            <wp:docPr descr="Altman Z-Score - Service Industry for for UAL, JBLU and SKYW (2019 Q4 - 2025 Q2)" title="" id="266" name="Picture"/>
             <a:graphic>
               <a:graphicData uri="http://schemas.openxmlformats.org/drawingml/2006/picture">
                 <pic:pic>
                   <pic:nvPicPr>
-                    <pic:cNvPr descr="comparative_financial_analysis_files/figure-docx/plot-operating-leverage-ratios-1.png" id="269" name="Picture"/>
+                    <pic:cNvPr descr="comparative_financial_analysis_files/figure-docx/plot-altman-z-score-1.png" id="267" name="Picture"/>
                     <pic:cNvPicPr>
                       <a:picLocks noChangeArrowheads="1" noChangeAspect="1"/>
                     </pic:cNvPicPr>
                   </pic:nvPicPr>
                   <pic:blipFill>
-                    <a:blip r:embed="rId267"/>
+                    <a:blip r:embed="rId265"/>
                     <a:stretch>
                       <a:fillRect/>
                     </a:stretch>
@@ -5503,6 +5434,82 @@
     </w:p>
     <w:p>
       <w:pPr>
+        <w:pStyle w:val="ImageCaption"/>
+      </w:pPr>
+      <w:r>
+        <w:t xml:space="preserve">Altman Z-Score - Service Industry for for UAL, JBLU and SKYW (2019 Q4 - 2025 Q2)</w:t>
+      </w:r>
+    </w:p>
+    <w:bookmarkEnd w:id="268"/>
+    <w:bookmarkEnd w:id="269"/>
+    <w:bookmarkStart w:id="280" w:name="operating-leverage-ratios"/>
+    <w:p>
+      <w:pPr>
+        <w:pStyle w:val="Heading2"/>
+      </w:pPr>
+      <w:r>
+        <w:t xml:space="preserve">8.9 Operating Leverage Ratios</w:t>
+      </w:r>
+    </w:p>
+    <w:bookmarkStart w:id="279" w:name="operating-leverage-over-time"/>
+    <w:p>
+      <w:pPr>
+        <w:pStyle w:val="Heading3"/>
+      </w:pPr>
+      <w:r>
+        <w:t xml:space="preserve">8.9.1 Operating Leverage Over Time</w:t>
+      </w:r>
+    </w:p>
+    <w:p>
+      <w:pPr>
+        <w:pStyle w:val="FirstParagraph"/>
+      </w:pPr>
+      <w:r>
+        <w:t xml:space="preserve">These ratios help assess how efficiently a company utilizes its fixed assets and working capital to generate revenue.</w:t>
+      </w:r>
+    </w:p>
+    <w:p>
+      <w:pPr>
+        <w:pStyle w:val="BodyText"/>
+      </w:pPr>
+      <w:r>
+        <w:t xml:space="preserve">The operating leverage ratio indicates the sensitivity of operating income to changes in sales revenue.</w:t>
+      </w:r>
+    </w:p>
+    <w:p>
+      <w:pPr>
+        <w:pStyle w:val="BodyText"/>
+      </w:pPr>
+      <w:r>
+        <w:t xml:space="preserve">Fixed asset turnover measures how effectively a company uses its fixed assets to generate sales, while working capital turnover evaluates how efficiently a company utilizes its working capital to support sales.</w:t>
+      </w:r>
+    </w:p>
+    <w:p>
+      <w:pPr>
+        <w:pStyle w:val="BodyText"/>
+      </w:pPr>
+      <w:r>
+        <w:t xml:space="preserve">Working capital is calculated as current assets minus current liabilities.</w:t>
+      </w:r>
+    </w:p>
+    <w:p>
+      <w:pPr>
+        <w:pStyle w:val="BodyText"/>
+      </w:pPr>
+      <w:r>
+        <w:t xml:space="preserve">Below charts illustrate these ratios for United Airlines (UAL), JetBlue (JBLU), and SkyWest (SKW) from the fourth quarter of 2019 to the second quarter of 2025.</w:t>
+      </w:r>
+    </w:p>
+    <w:p>
+      <w:pPr>
+        <w:pStyle w:val="BodyText"/>
+      </w:pPr>
+      <w:r>
+        <w:t xml:space="preserve">We observe that SkyWest (SKW) consistently demonstrates higher efficiency in utilizing its fixed assets and working capital compared to UAL and JBLU, indicating more effective resource management.</w:t>
+      </w:r>
+    </w:p>
+    <w:p>
+      <w:pPr>
         <w:pStyle w:val="BodyText"/>
       </w:pPr>
       <w:r>
@@ -5515,7 +5522,7 @@
               <a:graphicData uri="http://schemas.openxmlformats.org/drawingml/2006/picture">
                 <pic:pic>
                   <pic:nvPicPr>
-                    <pic:cNvPr descr="comparative_financial_analysis_files/figure-docx/plot-operating-leverage-ratios-2.png" id="272" name="Picture"/>
+                    <pic:cNvPr descr="comparative_financial_analysis_files/figure-docx/plot-operating-leverage-ratios-1.png" id="272" name="Picture"/>
                     <pic:cNvPicPr>
                       <a:picLocks noChangeArrowheads="1" noChangeAspect="1"/>
                     </pic:cNvPicPr>
@@ -5562,7 +5569,7 @@
               <a:graphicData uri="http://schemas.openxmlformats.org/drawingml/2006/picture">
                 <pic:pic>
                   <pic:nvPicPr>
-                    <pic:cNvPr descr="comparative_financial_analysis_files/figure-docx/plot-operating-leverage-ratios-3.png" id="275" name="Picture"/>
+                    <pic:cNvPr descr="comparative_financial_analysis_files/figure-docx/plot-operating-leverage-ratios-2.png" id="275" name="Picture"/>
                     <pic:cNvPicPr>
                       <a:picLocks noChangeArrowheads="1" noChangeAspect="1"/>
                     </pic:cNvPicPr>
@@ -5595,9 +5602,56 @@
         </w:drawing>
       </w:r>
     </w:p>
-    <w:bookmarkEnd w:id="276"/>
-    <w:bookmarkEnd w:id="277"/>
-    <w:bookmarkEnd w:id="278"/>
+    <w:p>
+      <w:pPr>
+        <w:pStyle w:val="BodyText"/>
+      </w:pPr>
+      <w:r>
+        <w:drawing>
+          <wp:inline>
+            <wp:extent cx="5334000" cy="4267200"/>
+            <wp:effectExtent b="0" l="0" r="0" t="0"/>
+            <wp:docPr descr="" title="" id="277" name="Picture"/>
+            <a:graphic>
+              <a:graphicData uri="http://schemas.openxmlformats.org/drawingml/2006/picture">
+                <pic:pic>
+                  <pic:nvPicPr>
+                    <pic:cNvPr descr="comparative_financial_analysis_files/figure-docx/plot-operating-leverage-ratios-3.png" id="278" name="Picture"/>
+                    <pic:cNvPicPr>
+                      <a:picLocks noChangeArrowheads="1" noChangeAspect="1"/>
+                    </pic:cNvPicPr>
+                  </pic:nvPicPr>
+                  <pic:blipFill>
+                    <a:blip r:embed="rId276"/>
+                    <a:stretch>
+                      <a:fillRect/>
+                    </a:stretch>
+                  </pic:blipFill>
+                  <pic:spPr bwMode="auto">
+                    <a:xfrm>
+                      <a:off x="0" y="0"/>
+                      <a:ext cx="5334000" cy="4267200"/>
+                    </a:xfrm>
+                    <a:prstGeom prst="rect">
+                      <a:avLst/>
+                    </a:prstGeom>
+                    <a:noFill/>
+                    <a:ln w="9525">
+                      <a:noFill/>
+                      <a:headEnd/>
+                      <a:tailEnd/>
+                    </a:ln>
+                  </pic:spPr>
+                </pic:pic>
+              </a:graphicData>
+            </a:graphic>
+          </wp:inline>
+        </w:drawing>
+      </w:r>
+    </w:p>
+    <w:bookmarkEnd w:id="279"/>
+    <w:bookmarkEnd w:id="280"/>
+    <w:bookmarkEnd w:id="281"/>
     <w:sectPr>
       <w:footnotePr>
         <w:numRestart w:val="eachSect"/>
